--- a/reporte/Tarea02_RamosJerónimo_G01.docx
+++ b/reporte/Tarea02_RamosJerónimo_G01.docx
@@ -180,9 +180,24 @@
           <w:rFonts w:ascii="Times New Roman" w:hAnsi="Times New Roman" w:cs="Times New Roman"/>
           <w:sz w:val="24"/>
           <w:szCs w:val="24"/>
-          <w:highlight w:val="yellow"/>
-        </w:rPr>
-        <w:t>JAVIER ERNESTO RODRIGUEZ</w:t>
+        </w:rPr>
+        <w:t>SIXYEL JEYSON CASTA</w:t>
+      </w:r>
+      <w:r>
+        <w:rPr>
+          <w:rFonts w:ascii="Times New Roman" w:hAnsi="Times New Roman" w:cs="Times New Roman"/>
+          <w:sz w:val="24"/>
+          <w:szCs w:val="24"/>
+        </w:rPr>
+        <w:t>Ñ</w:t>
+      </w:r>
+      <w:r>
+        <w:rPr>
+          <w:rFonts w:ascii="Times New Roman" w:hAnsi="Times New Roman" w:cs="Times New Roman"/>
+          <w:sz w:val="24"/>
+          <w:szCs w:val="24"/>
+        </w:rPr>
+        <w:t>EDA CORONADO</w:t>
       </w:r>
       <w:r>
         <w:rPr>
@@ -391,7 +406,6 @@
               <w:szCs w:val="24"/>
             </w:rPr>
           </w:pPr>
-          <w:proofErr w:type="spellStart"/>
           <w:r>
             <w:rPr>
               <w:rFonts w:ascii="Times New Roman" w:hAnsi="Times New Roman" w:cs="Times New Roman"/>
@@ -399,9 +413,8 @@
               <w:sz w:val="24"/>
               <w:szCs w:val="24"/>
             </w:rPr>
-            <w:t>Contents</w:t>
+            <w:t>Tabla de contenidos</w:t>
           </w:r>
-          <w:proofErr w:type="spellEnd"/>
         </w:p>
         <w:p>
           <w:pPr>
@@ -441,7 +454,7 @@
             </w:rPr>
             <w:fldChar w:fldCharType="separate"/>
           </w:r>
-          <w:hyperlink w:anchor="_Toc239576397" w:history="1">
+          <w:hyperlink w:anchor="_Toc240125200" w:history="1">
             <w:r>
               <w:rPr>
                 <w:rStyle w:val="Hipervnculo"/>
@@ -450,7 +463,7 @@
                 <w:bCs/>
                 <w:noProof/>
               </w:rPr>
-              <w:t>Introduction</w:t>
+              <w:t>Introducción</w:t>
             </w:r>
             <w:r>
               <w:rPr>
@@ -471,7 +484,7 @@
                 <w:noProof/>
                 <w:webHidden/>
               </w:rPr>
-              <w:instrText xml:space="preserve"> PAGEREF _Toc239576397 \h </w:instrText>
+              <w:instrText xml:space="preserve"> PAGEREF _Toc240125200 \h </w:instrText>
             </w:r>
             <w:r>
               <w:rPr>
@@ -491,7 +504,7 @@
                 <w:noProof/>
                 <w:webHidden/>
               </w:rPr>
-              <w:t>5</w:t>
+              <w:t>4</w:t>
             </w:r>
             <w:r>
               <w:rPr>
@@ -516,7 +529,7 @@
               <w:lang w:eastAsia="es-CO"/>
             </w:rPr>
           </w:pPr>
-          <w:hyperlink w:anchor="_Toc239576398" w:history="1">
+          <w:hyperlink w:anchor="_Toc240125201" w:history="1">
             <w:r>
               <w:rPr>
                 <w:rStyle w:val="Hipervnculo"/>
@@ -525,7 +538,7 @@
                 <w:bCs/>
                 <w:noProof/>
               </w:rPr>
-              <w:t>Objectives</w:t>
+              <w:t>Objetivos</w:t>
             </w:r>
             <w:r>
               <w:rPr>
@@ -546,7 +559,7 @@
                 <w:noProof/>
                 <w:webHidden/>
               </w:rPr>
-              <w:instrText xml:space="preserve"> PAGEREF _Toc239576398 \h </w:instrText>
+              <w:instrText xml:space="preserve"> PAGEREF _Toc240125201 \h </w:instrText>
             </w:r>
             <w:r>
               <w:rPr>
@@ -566,7 +579,7 @@
                 <w:noProof/>
                 <w:webHidden/>
               </w:rPr>
-              <w:t>6</w:t>
+              <w:t>5</w:t>
             </w:r>
             <w:r>
               <w:rPr>
@@ -591,7 +604,7 @@
               <w:lang w:eastAsia="es-CO"/>
             </w:rPr>
           </w:pPr>
-          <w:hyperlink w:anchor="_Toc239576399" w:history="1">
+          <w:hyperlink w:anchor="_Toc240125202" w:history="1">
             <w:r>
               <w:rPr>
                 <w:rStyle w:val="Hipervnculo"/>
@@ -600,7 +613,7 @@
                 <w:bCs/>
                 <w:noProof/>
               </w:rPr>
-              <w:t>General objective</w:t>
+              <w:t>Objetivo general</w:t>
             </w:r>
             <w:r>
               <w:rPr>
@@ -621,7 +634,7 @@
                 <w:noProof/>
                 <w:webHidden/>
               </w:rPr>
-              <w:instrText xml:space="preserve"> PAGEREF _Toc239576399 \h </w:instrText>
+              <w:instrText xml:space="preserve"> PAGEREF _Toc240125202 \h </w:instrText>
             </w:r>
             <w:r>
               <w:rPr>
@@ -641,7 +654,7 @@
                 <w:noProof/>
                 <w:webHidden/>
               </w:rPr>
-              <w:t>6</w:t>
+              <w:t>5</w:t>
             </w:r>
             <w:r>
               <w:rPr>
@@ -666,7 +679,7 @@
               <w:lang w:eastAsia="es-CO"/>
             </w:rPr>
           </w:pPr>
-          <w:hyperlink w:anchor="_Toc239576400" w:history="1">
+          <w:hyperlink w:anchor="_Toc240125203" w:history="1">
             <w:r>
               <w:rPr>
                 <w:rStyle w:val="Hipervnculo"/>
@@ -675,7 +688,7 @@
                 <w:bCs/>
                 <w:noProof/>
               </w:rPr>
-              <w:t>Specific Objectives</w:t>
+              <w:t>Objetivos específicos</w:t>
             </w:r>
             <w:r>
               <w:rPr>
@@ -696,7 +709,7 @@
                 <w:noProof/>
                 <w:webHidden/>
               </w:rPr>
-              <w:instrText xml:space="preserve"> PAGEREF _Toc239576400 \h </w:instrText>
+              <w:instrText xml:space="preserve"> PAGEREF _Toc240125203 \h </w:instrText>
             </w:r>
             <w:r>
               <w:rPr>
@@ -716,7 +729,7 @@
                 <w:noProof/>
                 <w:webHidden/>
               </w:rPr>
-              <w:t>6</w:t>
+              <w:t>5</w:t>
             </w:r>
             <w:r>
               <w:rPr>
@@ -741,7 +754,7 @@
               <w:lang w:eastAsia="es-CO"/>
             </w:rPr>
           </w:pPr>
-          <w:hyperlink w:anchor="_Toc239576401" w:history="1">
+          <w:hyperlink w:anchor="_Toc240125204" w:history="1">
             <w:r>
               <w:rPr>
                 <w:rStyle w:val="Hipervnculo"/>
@@ -750,7 +763,7 @@
                 <w:bCs/>
                 <w:noProof/>
               </w:rPr>
-              <w:t>Exercise 1:  ETL process using Power Query</w:t>
+              <w:t>Metodología</w:t>
             </w:r>
             <w:r>
               <w:rPr>
@@ -771,7 +784,7 @@
                 <w:noProof/>
                 <w:webHidden/>
               </w:rPr>
-              <w:instrText xml:space="preserve"> PAGEREF _Toc239576401 \h </w:instrText>
+              <w:instrText xml:space="preserve"> PAGEREF _Toc240125204 \h </w:instrText>
             </w:r>
             <w:r>
               <w:rPr>
@@ -791,7 +804,7 @@
                 <w:noProof/>
                 <w:webHidden/>
               </w:rPr>
-              <w:t>7</w:t>
+              <w:t>6</w:t>
             </w:r>
             <w:r>
               <w:rPr>
@@ -816,7 +829,7 @@
               <w:lang w:eastAsia="es-CO"/>
             </w:rPr>
           </w:pPr>
-          <w:hyperlink w:anchor="_Toc239576402" w:history="1">
+          <w:hyperlink w:anchor="_Toc240125205" w:history="1">
             <w:r>
               <w:rPr>
                 <w:rStyle w:val="Hipervnculo"/>
@@ -825,7 +838,7 @@
                 <w:bCs/>
                 <w:noProof/>
               </w:rPr>
-              <w:t>Exercise 2: Data overview</w:t>
+              <w:t>Resultados y conclusiones</w:t>
             </w:r>
             <w:r>
               <w:rPr>
@@ -846,7 +859,7 @@
                 <w:noProof/>
                 <w:webHidden/>
               </w:rPr>
-              <w:instrText xml:space="preserve"> PAGEREF _Toc239576402 \h </w:instrText>
+              <w:instrText xml:space="preserve"> PAGEREF _Toc240125205 \h </w:instrText>
             </w:r>
             <w:r>
               <w:rPr>
@@ -866,157 +879,7 @@
                 <w:noProof/>
                 <w:webHidden/>
               </w:rPr>
-              <w:t>8</w:t>
-            </w:r>
-            <w:r>
-              <w:rPr>
-                <w:noProof/>
-                <w:webHidden/>
-              </w:rPr>
-              <w:fldChar w:fldCharType="end"/>
-            </w:r>
-          </w:hyperlink>
-        </w:p>
-        <w:p>
-          <w:pPr>
-            <w:pStyle w:val="TDC1"/>
-            <w:tabs>
-              <w:tab w:val="right" w:leader="dot" w:pos="9350"/>
-            </w:tabs>
-            <w:rPr>
-              <w:rFonts w:eastAsiaTheme="minorEastAsia"/>
-              <w:noProof/>
-              <w:sz w:val="24"/>
-              <w:szCs w:val="24"/>
-              <w:lang w:eastAsia="es-CO"/>
-            </w:rPr>
-          </w:pPr>
-          <w:hyperlink w:anchor="_Toc239576403" w:history="1">
-            <w:r>
-              <w:rPr>
-                <w:rStyle w:val="Hipervnculo"/>
-                <w:rFonts w:ascii="Times New Roman" w:hAnsi="Times New Roman" w:cs="Times New Roman"/>
-                <w:b/>
-                <w:bCs/>
-                <w:noProof/>
-              </w:rPr>
-              <w:t>Exercise 3: Dashboard using Power BI</w:t>
-            </w:r>
-            <w:r>
-              <w:rPr>
-                <w:noProof/>
-                <w:webHidden/>
-              </w:rPr>
-              <w:tab/>
-            </w:r>
-            <w:r>
-              <w:rPr>
-                <w:noProof/>
-                <w:webHidden/>
-              </w:rPr>
-              <w:fldChar w:fldCharType="begin"/>
-            </w:r>
-            <w:r>
-              <w:rPr>
-                <w:noProof/>
-                <w:webHidden/>
-              </w:rPr>
-              <w:instrText xml:space="preserve"> PAGEREF _Toc239576403 \h </w:instrText>
-            </w:r>
-            <w:r>
-              <w:rPr>
-                <w:noProof/>
-                <w:webHidden/>
-              </w:rPr>
-            </w:r>
-            <w:r>
-              <w:rPr>
-                <w:noProof/>
-                <w:webHidden/>
-              </w:rPr>
-              <w:fldChar w:fldCharType="separate"/>
-            </w:r>
-            <w:r>
-              <w:rPr>
-                <w:noProof/>
-                <w:webHidden/>
-              </w:rPr>
               <w:t>9</w:t>
-            </w:r>
-            <w:r>
-              <w:rPr>
-                <w:noProof/>
-                <w:webHidden/>
-              </w:rPr>
-              <w:fldChar w:fldCharType="end"/>
-            </w:r>
-          </w:hyperlink>
-        </w:p>
-        <w:p>
-          <w:pPr>
-            <w:pStyle w:val="TDC1"/>
-            <w:tabs>
-              <w:tab w:val="right" w:leader="dot" w:pos="9350"/>
-            </w:tabs>
-            <w:rPr>
-              <w:rFonts w:eastAsiaTheme="minorEastAsia"/>
-              <w:noProof/>
-              <w:sz w:val="24"/>
-              <w:szCs w:val="24"/>
-              <w:lang w:eastAsia="es-CO"/>
-            </w:rPr>
-          </w:pPr>
-          <w:hyperlink w:anchor="_Toc239576404" w:history="1">
-            <w:r>
-              <w:rPr>
-                <w:rStyle w:val="Hipervnculo"/>
-                <w:rFonts w:ascii="Times New Roman" w:hAnsi="Times New Roman" w:cs="Times New Roman"/>
-                <w:b/>
-                <w:bCs/>
-                <w:noProof/>
-              </w:rPr>
-              <w:t>Conclusions</w:t>
-            </w:r>
-            <w:r>
-              <w:rPr>
-                <w:noProof/>
-                <w:webHidden/>
-              </w:rPr>
-              <w:tab/>
-            </w:r>
-            <w:r>
-              <w:rPr>
-                <w:noProof/>
-                <w:webHidden/>
-              </w:rPr>
-              <w:fldChar w:fldCharType="begin"/>
-            </w:r>
-            <w:r>
-              <w:rPr>
-                <w:noProof/>
-                <w:webHidden/>
-              </w:rPr>
-              <w:instrText xml:space="preserve"> PAGEREF _Toc239576404 \h </w:instrText>
-            </w:r>
-            <w:r>
-              <w:rPr>
-                <w:noProof/>
-                <w:webHidden/>
-              </w:rPr>
-            </w:r>
-            <w:r>
-              <w:rPr>
-                <w:noProof/>
-                <w:webHidden/>
-              </w:rPr>
-              <w:fldChar w:fldCharType="separate"/>
-            </w:r>
-            <w:r>
-              <w:rPr>
-                <w:noProof/>
-                <w:webHidden/>
-              </w:rPr>
-              <w:t>10</w:t>
             </w:r>
             <w:r>
               <w:rPr>
@@ -1142,6 +1005,7 @@
           <w:noProof/>
           <w:sz w:val="24"/>
           <w:szCs w:val="24"/>
+          <w:lang w:val="es-ES"/>
         </w:rPr>
         <w:t>No se encuentran elementos de tabla de ilustraciones.</w:t>
       </w:r>
@@ -1190,6 +1054,7 @@
           <w:szCs w:val="24"/>
         </w:rPr>
       </w:pPr>
+      <w:bookmarkStart w:id="0" w:name="_Toc240125200"/>
       <w:r>
         <w:rPr>
           <w:rFonts w:ascii="Times New Roman" w:hAnsi="Times New Roman" w:cs="Times New Roman"/>
@@ -1202,6 +1067,7 @@
         <w:lastRenderedPageBreak/>
         <w:t>Introducción</w:t>
       </w:r>
+      <w:bookmarkEnd w:id="0"/>
     </w:p>
     <w:p>
       <w:pPr>
@@ -1400,6 +1266,7 @@
           <w:szCs w:val="24"/>
         </w:rPr>
       </w:pPr>
+      <w:bookmarkStart w:id="1" w:name="_Toc240125201"/>
       <w:r>
         <w:rPr>
           <w:rFonts w:ascii="Times New Roman" w:hAnsi="Times New Roman" w:cs="Times New Roman"/>
@@ -1412,6 +1279,7 @@
         <w:lastRenderedPageBreak/>
         <w:t>Objetivos</w:t>
       </w:r>
+      <w:bookmarkEnd w:id="1"/>
     </w:p>
     <w:p>
       <w:pPr>
@@ -1425,6 +1293,7 @@
           <w:szCs w:val="24"/>
         </w:rPr>
       </w:pPr>
+      <w:bookmarkStart w:id="2" w:name="_Toc240125202"/>
       <w:r>
         <w:rPr>
           <w:rFonts w:ascii="Times New Roman" w:hAnsi="Times New Roman" w:cs="Times New Roman"/>
@@ -1436,6 +1305,7 @@
         </w:rPr>
         <w:t>Objetivo general</w:t>
       </w:r>
+      <w:bookmarkEnd w:id="2"/>
     </w:p>
     <w:p>
       <w:pPr>
@@ -1515,6 +1385,7 @@
           <w:szCs w:val="24"/>
         </w:rPr>
       </w:pPr>
+      <w:bookmarkStart w:id="3" w:name="_Toc240125203"/>
       <w:r>
         <w:rPr>
           <w:rFonts w:ascii="Times New Roman" w:hAnsi="Times New Roman" w:cs="Times New Roman"/>
@@ -1526,6 +1397,7 @@
         </w:rPr>
         <w:t>Objetivos específicos</w:t>
       </w:r>
+      <w:bookmarkEnd w:id="3"/>
     </w:p>
     <w:p>
       <w:pPr>
@@ -1735,6 +1607,7 @@
           <w:szCs w:val="24"/>
         </w:rPr>
       </w:pPr>
+      <w:bookmarkStart w:id="4" w:name="_Toc240125204"/>
       <w:r>
         <w:rPr>
           <w:rFonts w:ascii="Times New Roman" w:hAnsi="Times New Roman" w:cs="Times New Roman"/>
@@ -1747,6 +1620,7 @@
         <w:lastRenderedPageBreak/>
         <w:t>Metodología</w:t>
       </w:r>
+      <w:bookmarkEnd w:id="4"/>
     </w:p>
     <w:p>
       <w:pPr>
@@ -2312,7 +2186,25 @@
                 <w:sz w:val="24"/>
                 <w:szCs w:val="24"/>
               </w:rPr>
-              <w:t xml:space="preserve">Genera el mapa interactivo en formato HTML para visualizar de forma dinámica los restaurantes sobre el mapa de Colombia con funciones de zoom y </w:t>
+              <w:t xml:space="preserve">Genera el mapa interactivo en formato HTML para visualizar de forma dinámica los restaurantes sobre el mapa de Colombia con funciones de </w:t>
+            </w:r>
+            <w:proofErr w:type="gramStart"/>
+            <w:r>
+              <w:rPr>
+                <w:rFonts w:ascii="Times New Roman" w:hAnsi="Times New Roman" w:cs="Times New Roman"/>
+                <w:sz w:val="24"/>
+                <w:szCs w:val="24"/>
+              </w:rPr>
+              <w:t>zoom</w:t>
+            </w:r>
+            <w:proofErr w:type="gramEnd"/>
+            <w:r>
+              <w:rPr>
+                <w:rFonts w:ascii="Times New Roman" w:hAnsi="Times New Roman" w:cs="Times New Roman"/>
+                <w:sz w:val="24"/>
+                <w:szCs w:val="24"/>
+              </w:rPr>
+              <w:t xml:space="preserve"> y </w:t>
             </w:r>
             <w:proofErr w:type="spellStart"/>
             <w:r>
@@ -3028,15 +2920,7 @@
           <w:sz w:val="24"/>
           <w:szCs w:val="24"/>
         </w:rPr>
-        <w:t xml:space="preserve"> proporcionado, se contó con un archivo comprimido que contiene los polígonos de Colombia y sus respectivos departamentos</w:t>
-      </w:r>
-      <w:r>
-        <w:rPr>
-          <w:rFonts w:ascii="Times New Roman" w:hAnsi="Times New Roman" w:cs="Times New Roman"/>
-          <w:sz w:val="24"/>
-          <w:szCs w:val="24"/>
-        </w:rPr>
-        <w:t xml:space="preserve">. Esto, junto con la información geoespacial de cada uno de los restaurantes, permitió identificar el departamento en el cual se encuentran ubicados. Para lograr este resultado, inicialmente se eliminaron los posibles errores que tuviera la información geoespacial proporcionada, como texto almacenado como número o espacios que alteraran los registros. Luego, con la ayuda de la biblioteca de </w:t>
+        <w:t xml:space="preserve"> proporcionado, se contó con un archivo comprimido que contiene los polígonos de Colombia y sus respectivos departamentos. Esto, junto con la información geoespacial de cada uno de los restaurantes, permitió identificar el departamento en el cual se encuentran ubicados. Para lograr este resultado, inicialmente se eliminaron los posibles errores que tuviera la información geoespacial proporcionada, como texto almacenado como número o espacios que alteraran los registros. Luego, con la ayuda de la biblioteca de </w:t>
       </w:r>
       <w:proofErr w:type="spellStart"/>
       <w:r>
@@ -3116,6 +3000,198 @@
           <w:szCs w:val="24"/>
         </w:rPr>
         <w:t xml:space="preserve"> que se tienen registros con precios negativos, por lo que se procedió a eliminarlos antes de continuar con el análisis, dejando 993 registros para el análisis.</w:t>
+      </w:r>
+    </w:p>
+    <w:p>
+      <w:pPr>
+        <w:rPr>
+          <w:rFonts w:ascii="Times New Roman" w:hAnsi="Times New Roman" w:cs="Times New Roman"/>
+          <w:sz w:val="24"/>
+          <w:szCs w:val="24"/>
+        </w:rPr>
+      </w:pPr>
+      <w:r>
+        <w:rPr>
+          <w:rFonts w:ascii="Times New Roman" w:hAnsi="Times New Roman" w:cs="Times New Roman"/>
+          <w:sz w:val="24"/>
+          <w:szCs w:val="24"/>
+        </w:rPr>
+        <w:t xml:space="preserve">Una vez terminado el proceso de limpieza, se realizó un análisis descriptivo de las variables de interés, así como la generación de visualizaciones que permitan evidenciar el comportamiento de cada una con la ayuda de la librería de </w:t>
+      </w:r>
+      <w:proofErr w:type="spellStart"/>
+      <w:r>
+        <w:rPr>
+          <w:rFonts w:ascii="Times New Roman" w:hAnsi="Times New Roman" w:cs="Times New Roman"/>
+          <w:sz w:val="24"/>
+          <w:szCs w:val="24"/>
+        </w:rPr>
+        <w:t>Seaborn</w:t>
+      </w:r>
+      <w:proofErr w:type="spellEnd"/>
+      <w:r>
+        <w:rPr>
+          <w:rFonts w:ascii="Times New Roman" w:hAnsi="Times New Roman" w:cs="Times New Roman"/>
+          <w:sz w:val="24"/>
+          <w:szCs w:val="24"/>
+        </w:rPr>
+        <w:t>. También, se identificaron las categorías más populares como los departamentos con mayor concentración de restaurantes. Con esta información, se generaron las siguientes interrogantes que permitirán profundizar el análisis:</w:t>
+      </w:r>
+    </w:p>
+    <w:p>
+      <w:pPr>
+        <w:rPr>
+          <w:rFonts w:ascii="Times New Roman" w:hAnsi="Times New Roman" w:cs="Times New Roman"/>
+          <w:sz w:val="24"/>
+          <w:szCs w:val="24"/>
+        </w:rPr>
+      </w:pPr>
+      <w:r>
+        <w:rPr>
+          <w:rFonts w:ascii="Times New Roman" w:hAnsi="Times New Roman" w:cs="Times New Roman"/>
+          <w:sz w:val="24"/>
+          <w:szCs w:val="24"/>
+        </w:rPr>
+        <w:t>¿Cuáles son las categorías de comida más costosas? ¿Qué tan confiables son las calificaciones dadas según la cantidad de reseñas? ¿Cuáles son las categorías más famosas por cada departamento?</w:t>
+      </w:r>
+    </w:p>
+    <w:p>
+      <w:pPr>
+        <w:rPr>
+          <w:rFonts w:ascii="Times New Roman" w:hAnsi="Times New Roman" w:cs="Times New Roman"/>
+          <w:sz w:val="24"/>
+          <w:szCs w:val="24"/>
+        </w:rPr>
+      </w:pPr>
+      <w:r>
+        <w:rPr>
+          <w:rFonts w:ascii="Times New Roman" w:hAnsi="Times New Roman" w:cs="Times New Roman"/>
+          <w:sz w:val="24"/>
+          <w:szCs w:val="24"/>
+        </w:rPr>
+        <w:t xml:space="preserve">Así mismo, se hizo uso de la librería </w:t>
+      </w:r>
+      <w:proofErr w:type="spellStart"/>
+      <w:r>
+        <w:rPr>
+          <w:rFonts w:ascii="Times New Roman" w:hAnsi="Times New Roman" w:cs="Times New Roman"/>
+          <w:sz w:val="24"/>
+          <w:szCs w:val="24"/>
+        </w:rPr>
+        <w:t>Folium</w:t>
+      </w:r>
+      <w:proofErr w:type="spellEnd"/>
+      <w:r>
+        <w:rPr>
+          <w:rFonts w:ascii="Times New Roman" w:hAnsi="Times New Roman" w:cs="Times New Roman"/>
+          <w:sz w:val="24"/>
+          <w:szCs w:val="24"/>
+        </w:rPr>
+        <w:t xml:space="preserve"> para crear un mapa interactivo donde se puede ver la ubicación de los restaurantes con marcadores interactivos que permiten acceder a la información específica de estos. También, se creó un mapa de </w:t>
+      </w:r>
+      <w:proofErr w:type="spellStart"/>
+      <w:r>
+        <w:rPr>
+          <w:rFonts w:ascii="Times New Roman" w:hAnsi="Times New Roman" w:cs="Times New Roman"/>
+          <w:sz w:val="24"/>
+          <w:szCs w:val="24"/>
+        </w:rPr>
+        <w:t>coropletas</w:t>
+      </w:r>
+      <w:proofErr w:type="spellEnd"/>
+      <w:r>
+        <w:rPr>
+          <w:rFonts w:ascii="Times New Roman" w:hAnsi="Times New Roman" w:cs="Times New Roman"/>
+          <w:sz w:val="24"/>
+          <w:szCs w:val="24"/>
+        </w:rPr>
+        <w:t xml:space="preserve">, el cual </w:t>
+      </w:r>
+      <w:r>
+        <w:rPr>
+          <w:rFonts w:ascii="Times New Roman" w:hAnsi="Times New Roman" w:cs="Times New Roman"/>
+          <w:sz w:val="24"/>
+          <w:szCs w:val="24"/>
+        </w:rPr>
+        <w:t>es un tipo de mapa temático donde las regiones o áreas geográficas se sombrean o se llenan con distintos colores para mostrar cómo varía un valor estadístico</w:t>
+      </w:r>
+      <w:r>
+        <w:rPr>
+          <w:rFonts w:ascii="Times New Roman" w:hAnsi="Times New Roman" w:cs="Times New Roman"/>
+          <w:sz w:val="24"/>
+          <w:szCs w:val="24"/>
+        </w:rPr>
+        <w:t>, en este caso, el precio promedio por departamento y calificación.</w:t>
+      </w:r>
+    </w:p>
+    <w:p>
+      <w:pPr>
+        <w:rPr>
+          <w:rFonts w:ascii="Times New Roman" w:hAnsi="Times New Roman" w:cs="Times New Roman"/>
+          <w:sz w:val="24"/>
+          <w:szCs w:val="24"/>
+        </w:rPr>
+      </w:pPr>
+      <w:r>
+        <w:rPr>
+          <w:rFonts w:ascii="Times New Roman" w:hAnsi="Times New Roman" w:cs="Times New Roman"/>
+          <w:sz w:val="24"/>
+          <w:szCs w:val="24"/>
+        </w:rPr>
+        <w:t xml:space="preserve">Finalmente, se generó un </w:t>
+      </w:r>
+      <w:proofErr w:type="spellStart"/>
+      <w:r>
+        <w:rPr>
+          <w:rFonts w:ascii="Times New Roman" w:hAnsi="Times New Roman" w:cs="Times New Roman"/>
+          <w:sz w:val="24"/>
+          <w:szCs w:val="24"/>
+        </w:rPr>
+        <w:t>dashboard</w:t>
+      </w:r>
+      <w:proofErr w:type="spellEnd"/>
+      <w:r>
+        <w:rPr>
+          <w:rFonts w:ascii="Times New Roman" w:hAnsi="Times New Roman" w:cs="Times New Roman"/>
+          <w:sz w:val="24"/>
+          <w:szCs w:val="24"/>
+        </w:rPr>
+        <w:t xml:space="preserve"> con </w:t>
+      </w:r>
+      <w:proofErr w:type="spellStart"/>
+      <w:r>
+        <w:rPr>
+          <w:rFonts w:ascii="Times New Roman" w:hAnsi="Times New Roman" w:cs="Times New Roman"/>
+          <w:sz w:val="24"/>
+          <w:szCs w:val="24"/>
+        </w:rPr>
+        <w:t>Plotly</w:t>
+      </w:r>
+      <w:proofErr w:type="spellEnd"/>
+      <w:r>
+        <w:rPr>
+          <w:rFonts w:ascii="Times New Roman" w:hAnsi="Times New Roman" w:cs="Times New Roman"/>
+          <w:sz w:val="24"/>
+          <w:szCs w:val="24"/>
+        </w:rPr>
+        <w:t xml:space="preserve"> y </w:t>
+      </w:r>
+      <w:proofErr w:type="spellStart"/>
+      <w:r>
+        <w:rPr>
+          <w:rFonts w:ascii="Times New Roman" w:hAnsi="Times New Roman" w:cs="Times New Roman"/>
+          <w:sz w:val="24"/>
+          <w:szCs w:val="24"/>
+        </w:rPr>
+        <w:t>Dash</w:t>
+      </w:r>
+      <w:proofErr w:type="spellEnd"/>
+      <w:r>
+        <w:rPr>
+          <w:rFonts w:ascii="Times New Roman" w:hAnsi="Times New Roman" w:cs="Times New Roman"/>
+          <w:sz w:val="24"/>
+          <w:szCs w:val="24"/>
+        </w:rPr>
+        <w:t xml:space="preserve"> con el fin de contar con un informe interactivo que facilitara la visualización del comportamiento de las variables de interés y dieran respuesta a las preguntas planteadas sobre los datos proporcionados y ejemplificar la usabilidad e importancia de estas técnicas de visualización para la toma de decisiones basadas en datos.</w:t>
       </w:r>
     </w:p>
     <w:p>
@@ -3175,6 +3251,7 @@
           <w:szCs w:val="24"/>
         </w:rPr>
       </w:pPr>
+      <w:bookmarkStart w:id="5" w:name="_Toc240125205"/>
       <w:r>
         <w:rPr>
           <w:rFonts w:ascii="Times New Roman" w:hAnsi="Times New Roman" w:cs="Times New Roman"/>
@@ -3198,6 +3275,7 @@
         </w:rPr>
         <w:t>onclusiones</w:t>
       </w:r>
+      <w:bookmarkEnd w:id="5"/>
     </w:p>
     <w:p>
       <w:pPr>
@@ -4092,23 +4170,20 @@
     </w:p>
     <w:p>
       <w:pPr>
+        <w:keepNext/>
         <w:jc w:val="center"/>
-        <w:rPr>
-          <w:rFonts w:ascii="Times New Roman" w:hAnsi="Times New Roman" w:cs="Times New Roman"/>
-          <w:sz w:val="24"/>
-          <w:szCs w:val="24"/>
-        </w:rPr>
-      </w:pPr>
-      <w:r>
-        <w:rPr>
-          <w:rFonts w:ascii="Times New Roman" w:hAnsi="Times New Roman" w:cs="Times New Roman"/>
+      </w:pPr>
+      <w:r>
+        <w:rPr>
+          <w:rFonts w:ascii="Times New Roman" w:hAnsi="Times New Roman" w:cs="Times New Roman"/>
+          <w:noProof/>
           <w:sz w:val="24"/>
           <w:szCs w:val="24"/>
         </w:rPr>
         <w:lastRenderedPageBreak/>
         <w:drawing>
-          <wp:inline distT="0" distB="0" distL="0" distR="0" wp14:anchorId="0BDA1021" wp14:editId="3D831550">
-            <wp:extent cx="4800600" cy="3181936"/>
+          <wp:inline distT="0" distB="0" distL="0" distR="0" wp14:anchorId="0BDA1021" wp14:editId="09C0DE31">
+            <wp:extent cx="4611304" cy="3056467"/>
             <wp:effectExtent l="0" t="0" r="0" b="0"/>
             <wp:docPr id="1582887922" name="Imagen 1" descr="Texto&#10;&#10;Descripción generada automáticamente"/>
             <wp:cNvGraphicFramePr>
@@ -4130,7 +4205,7 @@
                   <pic:spPr>
                     <a:xfrm>
                       <a:off x="0" y="0"/>
-                      <a:ext cx="4810093" cy="3188228"/>
+                      <a:ext cx="4622659" cy="3063994"/>
                     </a:xfrm>
                     <a:prstGeom prst="rect">
                       <a:avLst/>
@@ -4145,6 +4220,7 @@
     </w:p>
     <w:p>
       <w:pPr>
+        <w:pStyle w:val="Descripcin"/>
         <w:jc w:val="center"/>
         <w:rPr>
           <w:rFonts w:ascii="Times New Roman" w:hAnsi="Times New Roman" w:cs="Times New Roman"/>
@@ -4153,14 +4229,57 @@
         </w:rPr>
       </w:pPr>
       <w:r>
-        <w:rPr>
-          <w:rFonts w:ascii="Times New Roman" w:hAnsi="Times New Roman" w:cs="Times New Roman"/>
+        <w:t xml:space="preserve">Ilustración </w:t>
+      </w:r>
+      <w:r>
+        <w:fldChar w:fldCharType="begin"/>
+      </w:r>
+      <w:r>
+        <w:instrText xml:space="preserve"> SEQ Ilustración \* ARABIC </w:instrText>
+      </w:r>
+      <w:r>
+        <w:fldChar w:fldCharType="separate"/>
+      </w:r>
+      <w:r>
+        <w:rPr>
+          <w:noProof/>
+        </w:rPr>
+        <w:t>1</w:t>
+      </w:r>
+      <w:r>
+        <w:fldChar w:fldCharType="end"/>
+      </w:r>
+      <w:r>
+        <w:t xml:space="preserve">. Código de Python utilizado para la generación de los gráficos de distribución de las variables: </w:t>
+      </w:r>
+      <w:r>
+        <w:rPr>
+          <w:noProof/>
+        </w:rPr>
+        <w:t xml:space="preserve"> </w:t>
+      </w:r>
+      <w:r>
+        <w:rPr>
+          <w:noProof/>
+        </w:rPr>
+        <w:t>calificaciones, precios y reseñas</w:t>
+      </w:r>
+    </w:p>
+    <w:p>
+      <w:pPr>
+        <w:keepNext/>
+        <w:jc w:val="center"/>
+      </w:pPr>
+      <w:r>
+        <w:rPr>
+          <w:rFonts w:ascii="Times New Roman" w:hAnsi="Times New Roman" w:cs="Times New Roman"/>
+          <w:noProof/>
           <w:sz w:val="24"/>
           <w:szCs w:val="24"/>
         </w:rPr>
         <w:drawing>
-          <wp:inline distT="0" distB="0" distL="0" distR="0" wp14:anchorId="24F6E36E" wp14:editId="48B5B4FD">
-            <wp:extent cx="4724400" cy="4724400"/>
+          <wp:inline distT="0" distB="0" distL="0" distR="0" wp14:anchorId="24F6E36E" wp14:editId="33DA7D23">
+            <wp:extent cx="4199467" cy="4199467"/>
             <wp:effectExtent l="0" t="0" r="0" b="0"/>
             <wp:docPr id="851596344" name="Imagen 1"/>
             <wp:cNvGraphicFramePr>
@@ -4182,7 +4301,7 @@
                   <pic:spPr>
                     <a:xfrm>
                       <a:off x="0" y="0"/>
-                      <a:ext cx="4725978" cy="4725978"/>
+                      <a:ext cx="4204328" cy="4204328"/>
                     </a:xfrm>
                     <a:prstGeom prst="rect">
                       <a:avLst/>
@@ -4193,6 +4312,44 @@
             </a:graphic>
           </wp:inline>
         </w:drawing>
+      </w:r>
+    </w:p>
+    <w:p>
+      <w:pPr>
+        <w:pStyle w:val="Descripcin"/>
+        <w:jc w:val="center"/>
+        <w:rPr>
+          <w:rFonts w:ascii="Times New Roman" w:hAnsi="Times New Roman" w:cs="Times New Roman"/>
+          <w:sz w:val="24"/>
+          <w:szCs w:val="24"/>
+        </w:rPr>
+      </w:pPr>
+      <w:r>
+        <w:t xml:space="preserve">Ilustración </w:t>
+      </w:r>
+      <w:r>
+        <w:fldChar w:fldCharType="begin"/>
+      </w:r>
+      <w:r>
+        <w:instrText xml:space="preserve"> SEQ Ilustración \* ARABIC </w:instrText>
+      </w:r>
+      <w:r>
+        <w:fldChar w:fldCharType="separate"/>
+      </w:r>
+      <w:r>
+        <w:rPr>
+          <w:noProof/>
+        </w:rPr>
+        <w:t>2</w:t>
+      </w:r>
+      <w:r>
+        <w:fldChar w:fldCharType="end"/>
+      </w:r>
+      <w:r>
+        <w:t xml:space="preserve">. Gráficas de dispersión de las variables: </w:t>
+      </w:r>
+      <w:r>
+        <w:t>calificaciones, precios y reseñas</w:t>
       </w:r>
     </w:p>
     <w:p>
@@ -6827,6 +6984,7 @@
   <w:style w:type="character" w:default="1" w:styleId="Fuentedeprrafopredeter">
     <w:name w:val="Default Paragraph Font"/>
     <w:uiPriority w:val="1"/>
+    <w:semiHidden/>
     <w:unhideWhenUsed/>
   </w:style>
   <w:style w:type="table" w:default="1" w:styleId="Tablanormal">

--- a/reporte/Tarea02_RamosJerónimo_G01.docx
+++ b/reporte/Tarea02_RamosJerónimo_G01.docx
@@ -1656,6 +1656,98 @@
         </w:rPr>
       </w:pPr>
     </w:p>
+    <w:p>
+      <w:pPr>
+        <w:pStyle w:val="Descripcin"/>
+        <w:keepNext/>
+        <w:rPr>
+          <w:rFonts w:ascii="Times New Roman" w:hAnsi="Times New Roman" w:cs="Times New Roman"/>
+          <w:i w:val="0"/>
+          <w:iCs w:val="0"/>
+          <w:color w:val="auto"/>
+          <w:sz w:val="24"/>
+          <w:szCs w:val="24"/>
+        </w:rPr>
+      </w:pPr>
+      <w:r>
+        <w:rPr>
+          <w:rFonts w:ascii="Times New Roman" w:hAnsi="Times New Roman" w:cs="Times New Roman"/>
+          <w:i w:val="0"/>
+          <w:iCs w:val="0"/>
+          <w:color w:val="auto"/>
+          <w:sz w:val="24"/>
+          <w:szCs w:val="24"/>
+        </w:rPr>
+        <w:t xml:space="preserve">Tabla </w:t>
+      </w:r>
+      <w:r>
+        <w:rPr>
+          <w:rFonts w:ascii="Times New Roman" w:hAnsi="Times New Roman" w:cs="Times New Roman"/>
+          <w:i w:val="0"/>
+          <w:iCs w:val="0"/>
+          <w:color w:val="auto"/>
+          <w:sz w:val="24"/>
+          <w:szCs w:val="24"/>
+        </w:rPr>
+        <w:fldChar w:fldCharType="begin"/>
+      </w:r>
+      <w:r>
+        <w:rPr>
+          <w:rFonts w:ascii="Times New Roman" w:hAnsi="Times New Roman" w:cs="Times New Roman"/>
+          <w:i w:val="0"/>
+          <w:iCs w:val="0"/>
+          <w:color w:val="auto"/>
+          <w:sz w:val="24"/>
+          <w:szCs w:val="24"/>
+        </w:rPr>
+        <w:instrText xml:space="preserve"> SEQ Tabla \* ARABIC </w:instrText>
+      </w:r>
+      <w:r>
+        <w:rPr>
+          <w:rFonts w:ascii="Times New Roman" w:hAnsi="Times New Roman" w:cs="Times New Roman"/>
+          <w:i w:val="0"/>
+          <w:iCs w:val="0"/>
+          <w:color w:val="auto"/>
+          <w:sz w:val="24"/>
+          <w:szCs w:val="24"/>
+        </w:rPr>
+        <w:fldChar w:fldCharType="separate"/>
+      </w:r>
+      <w:r>
+        <w:rPr>
+          <w:rFonts w:ascii="Times New Roman" w:hAnsi="Times New Roman" w:cs="Times New Roman"/>
+          <w:i w:val="0"/>
+          <w:iCs w:val="0"/>
+          <w:noProof/>
+          <w:color w:val="auto"/>
+          <w:sz w:val="24"/>
+          <w:szCs w:val="24"/>
+        </w:rPr>
+        <w:t>1</w:t>
+      </w:r>
+      <w:r>
+        <w:rPr>
+          <w:rFonts w:ascii="Times New Roman" w:hAnsi="Times New Roman" w:cs="Times New Roman"/>
+          <w:i w:val="0"/>
+          <w:iCs w:val="0"/>
+          <w:color w:val="auto"/>
+          <w:sz w:val="24"/>
+          <w:szCs w:val="24"/>
+        </w:rPr>
+        <w:fldChar w:fldCharType="end"/>
+      </w:r>
+      <w:r>
+        <w:rPr>
+          <w:rFonts w:ascii="Times New Roman" w:hAnsi="Times New Roman" w:cs="Times New Roman"/>
+          <w:i w:val="0"/>
+          <w:iCs w:val="0"/>
+          <w:color w:val="auto"/>
+          <w:sz w:val="24"/>
+          <w:szCs w:val="24"/>
+        </w:rPr>
+        <w:t>. Descripción de las librerías usadas en el proyecto</w:t>
+      </w:r>
+    </w:p>
     <w:tbl>
       <w:tblPr>
         <w:tblStyle w:val="Tablaconcuadrcula"/>
@@ -2405,6 +2497,96 @@
           </w:p>
         </w:tc>
       </w:tr>
+      <w:tr>
+        <w:tc>
+          <w:tcPr>
+            <w:tcW w:w="1413" w:type="dxa"/>
+          </w:tcPr>
+          <w:p>
+            <w:pPr>
+              <w:rPr>
+                <w:rFonts w:ascii="Times New Roman" w:hAnsi="Times New Roman" w:cs="Times New Roman"/>
+                <w:sz w:val="24"/>
+                <w:szCs w:val="24"/>
+              </w:rPr>
+            </w:pPr>
+          </w:p>
+        </w:tc>
+        <w:tc>
+          <w:tcPr>
+            <w:tcW w:w="1417" w:type="dxa"/>
+          </w:tcPr>
+          <w:p>
+            <w:pPr>
+              <w:jc w:val="center"/>
+              <w:rPr>
+                <w:rFonts w:ascii="Times New Roman" w:hAnsi="Times New Roman" w:cs="Times New Roman"/>
+                <w:sz w:val="24"/>
+                <w:szCs w:val="24"/>
+              </w:rPr>
+            </w:pPr>
+          </w:p>
+        </w:tc>
+        <w:tc>
+          <w:tcPr>
+            <w:tcW w:w="6520" w:type="dxa"/>
+          </w:tcPr>
+          <w:p>
+            <w:pPr>
+              <w:rPr>
+                <w:rFonts w:ascii="Times New Roman" w:hAnsi="Times New Roman" w:cs="Times New Roman"/>
+                <w:sz w:val="24"/>
+                <w:szCs w:val="24"/>
+              </w:rPr>
+            </w:pPr>
+          </w:p>
+        </w:tc>
+      </w:tr>
+      <w:tr>
+        <w:tc>
+          <w:tcPr>
+            <w:tcW w:w="1413" w:type="dxa"/>
+          </w:tcPr>
+          <w:p>
+            <w:pPr>
+              <w:rPr>
+                <w:rFonts w:ascii="Times New Roman" w:hAnsi="Times New Roman" w:cs="Times New Roman"/>
+                <w:sz w:val="24"/>
+                <w:szCs w:val="24"/>
+              </w:rPr>
+            </w:pPr>
+          </w:p>
+        </w:tc>
+        <w:tc>
+          <w:tcPr>
+            <w:tcW w:w="1417" w:type="dxa"/>
+          </w:tcPr>
+          <w:p>
+            <w:pPr>
+              <w:jc w:val="center"/>
+              <w:rPr>
+                <w:rFonts w:ascii="Times New Roman" w:hAnsi="Times New Roman" w:cs="Times New Roman"/>
+                <w:sz w:val="24"/>
+                <w:szCs w:val="24"/>
+              </w:rPr>
+            </w:pPr>
+          </w:p>
+        </w:tc>
+        <w:tc>
+          <w:tcPr>
+            <w:tcW w:w="6520" w:type="dxa"/>
+          </w:tcPr>
+          <w:p>
+            <w:pPr>
+              <w:rPr>
+                <w:rFonts w:ascii="Times New Roman" w:hAnsi="Times New Roman" w:cs="Times New Roman"/>
+                <w:sz w:val="24"/>
+                <w:szCs w:val="24"/>
+              </w:rPr>
+            </w:pPr>
+          </w:p>
+        </w:tc>
+      </w:tr>
     </w:tbl>
     <w:p>
       <w:pPr>
@@ -2430,6 +2612,123 @@
           <w:szCs w:val="24"/>
         </w:rPr>
         <w:t>Previo a cargar los datos en los mapas y generar las visualizaciones respectivas, se realizó un análisis exploratorio de los registros proporcionados. De este proceso, se identificó que se cuenta con 1000 registros, sin valores nulos en los campos registrados, los cuales se presentan a continuación:</w:t>
+      </w:r>
+    </w:p>
+    <w:p>
+      <w:pPr>
+        <w:pStyle w:val="Descripcin"/>
+        <w:keepNext/>
+        <w:jc w:val="center"/>
+        <w:rPr>
+          <w:rFonts w:ascii="Times New Roman" w:hAnsi="Times New Roman" w:cs="Times New Roman"/>
+          <w:i w:val="0"/>
+          <w:iCs w:val="0"/>
+          <w:color w:val="auto"/>
+          <w:sz w:val="24"/>
+          <w:szCs w:val="24"/>
+        </w:rPr>
+      </w:pPr>
+      <w:r>
+        <w:rPr>
+          <w:rFonts w:ascii="Times New Roman" w:hAnsi="Times New Roman" w:cs="Times New Roman"/>
+          <w:i w:val="0"/>
+          <w:iCs w:val="0"/>
+          <w:color w:val="auto"/>
+          <w:sz w:val="24"/>
+          <w:szCs w:val="24"/>
+        </w:rPr>
+        <w:t xml:space="preserve">Tabla </w:t>
+      </w:r>
+      <w:r>
+        <w:rPr>
+          <w:rFonts w:ascii="Times New Roman" w:hAnsi="Times New Roman" w:cs="Times New Roman"/>
+          <w:i w:val="0"/>
+          <w:iCs w:val="0"/>
+          <w:color w:val="auto"/>
+          <w:sz w:val="24"/>
+          <w:szCs w:val="24"/>
+        </w:rPr>
+        <w:fldChar w:fldCharType="begin"/>
+      </w:r>
+      <w:r>
+        <w:rPr>
+          <w:rFonts w:ascii="Times New Roman" w:hAnsi="Times New Roman" w:cs="Times New Roman"/>
+          <w:i w:val="0"/>
+          <w:iCs w:val="0"/>
+          <w:color w:val="auto"/>
+          <w:sz w:val="24"/>
+          <w:szCs w:val="24"/>
+        </w:rPr>
+        <w:instrText xml:space="preserve"> SEQ Tabla \* ARABIC </w:instrText>
+      </w:r>
+      <w:r>
+        <w:rPr>
+          <w:rFonts w:ascii="Times New Roman" w:hAnsi="Times New Roman" w:cs="Times New Roman"/>
+          <w:i w:val="0"/>
+          <w:iCs w:val="0"/>
+          <w:color w:val="auto"/>
+          <w:sz w:val="24"/>
+          <w:szCs w:val="24"/>
+        </w:rPr>
+        <w:fldChar w:fldCharType="separate"/>
+      </w:r>
+      <w:r>
+        <w:rPr>
+          <w:rFonts w:ascii="Times New Roman" w:hAnsi="Times New Roman" w:cs="Times New Roman"/>
+          <w:i w:val="0"/>
+          <w:iCs w:val="0"/>
+          <w:noProof/>
+          <w:color w:val="auto"/>
+          <w:sz w:val="24"/>
+          <w:szCs w:val="24"/>
+        </w:rPr>
+        <w:t>2</w:t>
+      </w:r>
+      <w:r>
+        <w:rPr>
+          <w:rFonts w:ascii="Times New Roman" w:hAnsi="Times New Roman" w:cs="Times New Roman"/>
+          <w:i w:val="0"/>
+          <w:iCs w:val="0"/>
+          <w:color w:val="auto"/>
+          <w:sz w:val="24"/>
+          <w:szCs w:val="24"/>
+        </w:rPr>
+        <w:fldChar w:fldCharType="end"/>
+      </w:r>
+      <w:r>
+        <w:rPr>
+          <w:rFonts w:ascii="Times New Roman" w:hAnsi="Times New Roman" w:cs="Times New Roman"/>
+          <w:i w:val="0"/>
+          <w:iCs w:val="0"/>
+          <w:color w:val="auto"/>
+          <w:sz w:val="24"/>
+          <w:szCs w:val="24"/>
+        </w:rPr>
+        <w:t xml:space="preserve">. Variables del </w:t>
+      </w:r>
+      <w:proofErr w:type="spellStart"/>
+      <w:r>
+        <w:rPr>
+          <w:rFonts w:ascii="Times New Roman" w:hAnsi="Times New Roman" w:cs="Times New Roman"/>
+          <w:i w:val="0"/>
+          <w:iCs w:val="0"/>
+          <w:color w:val="auto"/>
+          <w:sz w:val="24"/>
+          <w:szCs w:val="24"/>
+        </w:rPr>
+        <w:t>dataset</w:t>
+      </w:r>
+      <w:proofErr w:type="spellEnd"/>
+      <w:r>
+        <w:rPr>
+          <w:rFonts w:ascii="Times New Roman" w:hAnsi="Times New Roman" w:cs="Times New Roman"/>
+          <w:i w:val="0"/>
+          <w:iCs w:val="0"/>
+          <w:color w:val="auto"/>
+          <w:sz w:val="24"/>
+          <w:szCs w:val="24"/>
+        </w:rPr>
+        <w:t xml:space="preserve"> de estudio</w:t>
       </w:r>
     </w:p>
     <w:tbl>
@@ -2651,6 +2950,7 @@
                 <w:sz w:val="24"/>
                 <w:szCs w:val="24"/>
               </w:rPr>
+              <w:lastRenderedPageBreak/>
               <w:t>Precio promedio (USD)</w:t>
             </w:r>
           </w:p>
@@ -2844,7 +3144,6 @@
           <w:sz w:val="24"/>
           <w:szCs w:val="24"/>
         </w:rPr>
-        <w:lastRenderedPageBreak/>
         <w:t>Para iniciar el proceso de limpieza, una vez identificando los valores faltantes, se</w:t>
       </w:r>
       <w:r>
@@ -2991,15 +3290,43 @@
           <w:sz w:val="24"/>
           <w:szCs w:val="24"/>
         </w:rPr>
-        <w:t>Posterior a esto, se realizó un análisis inicial de los datos de interés, para este caso, la calificación, el precio promedio (USD) y el número de reseñas. De este análisis se obtuvo</w:t>
-      </w:r>
-      <w:r>
-        <w:rPr>
-          <w:rFonts w:ascii="Times New Roman" w:hAnsi="Times New Roman" w:cs="Times New Roman"/>
-          <w:sz w:val="24"/>
-          <w:szCs w:val="24"/>
-        </w:rPr>
-        <w:t xml:space="preserve"> que se tienen registros con precios negativos, por lo que se procedió a eliminarlos antes de continuar con el análisis, dejando 993 registros para el análisis.</w:t>
+        <w:t>Para el campo de “Categoría” se ajustaron los espacios vacíos por “Desconocido” y se estandarizaron las categorías para evitar que se generaran errores en el análisis; por ejemplo: se cambió la categoría “</w:t>
+      </w:r>
+      <w:proofErr w:type="spellStart"/>
+      <w:r>
+        <w:rPr>
+          <w:rFonts w:ascii="Times New Roman" w:hAnsi="Times New Roman" w:cs="Times New Roman"/>
+          <w:sz w:val="24"/>
+          <w:szCs w:val="24"/>
+        </w:rPr>
+        <w:t>Colombian</w:t>
+      </w:r>
+      <w:proofErr w:type="spellEnd"/>
+      <w:r>
+        <w:rPr>
+          <w:rFonts w:ascii="Times New Roman" w:hAnsi="Times New Roman" w:cs="Times New Roman"/>
+          <w:sz w:val="24"/>
+          <w:szCs w:val="24"/>
+        </w:rPr>
+        <w:t>” por “</w:t>
+      </w:r>
+      <w:proofErr w:type="gramStart"/>
+      <w:r>
+        <w:rPr>
+          <w:rFonts w:ascii="Times New Roman" w:hAnsi="Times New Roman" w:cs="Times New Roman"/>
+          <w:sz w:val="24"/>
+          <w:szCs w:val="24"/>
+        </w:rPr>
+        <w:t>Colombiana</w:t>
+      </w:r>
+      <w:proofErr w:type="gramEnd"/>
+      <w:r>
+        <w:rPr>
+          <w:rFonts w:ascii="Times New Roman" w:hAnsi="Times New Roman" w:cs="Times New Roman"/>
+          <w:sz w:val="24"/>
+          <w:szCs w:val="24"/>
+        </w:rPr>
+        <w:t>”.</w:t>
       </w:r>
     </w:p>
     <w:p>
@@ -3016,25 +3343,15 @@
           <w:sz w:val="24"/>
           <w:szCs w:val="24"/>
         </w:rPr>
-        <w:t xml:space="preserve">Una vez terminado el proceso de limpieza, se realizó un análisis descriptivo de las variables de interés, así como la generación de visualizaciones que permitan evidenciar el comportamiento de cada una con la ayuda de la librería de </w:t>
-      </w:r>
-      <w:proofErr w:type="spellStart"/>
-      <w:r>
-        <w:rPr>
-          <w:rFonts w:ascii="Times New Roman" w:hAnsi="Times New Roman" w:cs="Times New Roman"/>
-          <w:sz w:val="24"/>
-          <w:szCs w:val="24"/>
-        </w:rPr>
-        <w:t>Seaborn</w:t>
-      </w:r>
-      <w:proofErr w:type="spellEnd"/>
-      <w:r>
-        <w:rPr>
-          <w:rFonts w:ascii="Times New Roman" w:hAnsi="Times New Roman" w:cs="Times New Roman"/>
-          <w:sz w:val="24"/>
-          <w:szCs w:val="24"/>
-        </w:rPr>
-        <w:t>. También, se identificaron las categorías más populares como los departamentos con mayor concentración de restaurantes. Con esta información, se generaron las siguientes interrogantes que permitirán profundizar el análisis:</w:t>
+        <w:t>Posterior a esto, se realizó un análisis inicial de los datos de interés, para este caso, la calificación, el precio promedio (USD) y el número de reseñas. De este análisis se obtuvo</w:t>
+      </w:r>
+      <w:r>
+        <w:rPr>
+          <w:rFonts w:ascii="Times New Roman" w:hAnsi="Times New Roman" w:cs="Times New Roman"/>
+          <w:sz w:val="24"/>
+          <w:szCs w:val="24"/>
+        </w:rPr>
+        <w:t xml:space="preserve"> que se tienen registros con precios negativos, por lo que se procedió a eliminarlos antes de continuar con el análisis, dejando 993 registros para el análisis.</w:t>
       </w:r>
     </w:p>
     <w:p>
@@ -3051,7 +3368,25 @@
           <w:sz w:val="24"/>
           <w:szCs w:val="24"/>
         </w:rPr>
-        <w:t>¿Cuáles son las categorías de comida más costosas? ¿Qué tan confiables son las calificaciones dadas según la cantidad de reseñas? ¿Cuáles son las categorías más famosas por cada departamento?</w:t>
+        <w:t xml:space="preserve">Una vez terminado el proceso de limpieza, se realizó un análisis descriptivo de las variables de interés, así como la generación de visualizaciones que permitan evidenciar el comportamiento de cada una con la ayuda de la librería de </w:t>
+      </w:r>
+      <w:proofErr w:type="spellStart"/>
+      <w:r>
+        <w:rPr>
+          <w:rFonts w:ascii="Times New Roman" w:hAnsi="Times New Roman" w:cs="Times New Roman"/>
+          <w:sz w:val="24"/>
+          <w:szCs w:val="24"/>
+        </w:rPr>
+        <w:t>Seaborn</w:t>
+      </w:r>
+      <w:proofErr w:type="spellEnd"/>
+      <w:r>
+        <w:rPr>
+          <w:rFonts w:ascii="Times New Roman" w:hAnsi="Times New Roman" w:cs="Times New Roman"/>
+          <w:sz w:val="24"/>
+          <w:szCs w:val="24"/>
+        </w:rPr>
+        <w:t>. También, se identificaron las categorías más populares como los departamentos con mayor concentración de restaurantes. Con esta información, se generaron las siguientes interrogantes que permitirán profundizar el análisis:</w:t>
       </w:r>
     </w:p>
     <w:p>
@@ -3068,59 +3403,15 @@
           <w:sz w:val="24"/>
           <w:szCs w:val="24"/>
         </w:rPr>
-        <w:t xml:space="preserve">Así mismo, se hizo uso de la librería </w:t>
-      </w:r>
-      <w:proofErr w:type="spellStart"/>
-      <w:r>
-        <w:rPr>
-          <w:rFonts w:ascii="Times New Roman" w:hAnsi="Times New Roman" w:cs="Times New Roman"/>
-          <w:sz w:val="24"/>
-          <w:szCs w:val="24"/>
-        </w:rPr>
-        <w:t>Folium</w:t>
-      </w:r>
-      <w:proofErr w:type="spellEnd"/>
-      <w:r>
-        <w:rPr>
-          <w:rFonts w:ascii="Times New Roman" w:hAnsi="Times New Roman" w:cs="Times New Roman"/>
-          <w:sz w:val="24"/>
-          <w:szCs w:val="24"/>
-        </w:rPr>
-        <w:t xml:space="preserve"> para crear un mapa interactivo donde se puede ver la ubicación de los restaurantes con marcadores interactivos que permiten acceder a la información específica de estos. También, se creó un mapa de </w:t>
-      </w:r>
-      <w:proofErr w:type="spellStart"/>
-      <w:r>
-        <w:rPr>
-          <w:rFonts w:ascii="Times New Roman" w:hAnsi="Times New Roman" w:cs="Times New Roman"/>
-          <w:sz w:val="24"/>
-          <w:szCs w:val="24"/>
-        </w:rPr>
-        <w:t>coropletas</w:t>
-      </w:r>
-      <w:proofErr w:type="spellEnd"/>
-      <w:r>
-        <w:rPr>
-          <w:rFonts w:ascii="Times New Roman" w:hAnsi="Times New Roman" w:cs="Times New Roman"/>
-          <w:sz w:val="24"/>
-          <w:szCs w:val="24"/>
-        </w:rPr>
-        <w:t xml:space="preserve">, el cual </w:t>
-      </w:r>
-      <w:r>
-        <w:rPr>
-          <w:rFonts w:ascii="Times New Roman" w:hAnsi="Times New Roman" w:cs="Times New Roman"/>
-          <w:sz w:val="24"/>
-          <w:szCs w:val="24"/>
-        </w:rPr>
-        <w:t>es un tipo de mapa temático donde las regiones o áreas geográficas se sombrean o se llenan con distintos colores para mostrar cómo varía un valor estadístico</w:t>
-      </w:r>
-      <w:r>
-        <w:rPr>
-          <w:rFonts w:ascii="Times New Roman" w:hAnsi="Times New Roman" w:cs="Times New Roman"/>
-          <w:sz w:val="24"/>
-          <w:szCs w:val="24"/>
-        </w:rPr>
-        <w:t>, en este caso, el precio promedio por departamento y calificación.</w:t>
+        <w:t xml:space="preserve">¿Cuáles son las categorías de comida más costosas? </w:t>
+      </w:r>
+      <w:r>
+        <w:rPr>
+          <w:rFonts w:ascii="Times New Roman" w:hAnsi="Times New Roman" w:cs="Times New Roman"/>
+          <w:sz w:val="24"/>
+          <w:szCs w:val="24"/>
+        </w:rPr>
+        <w:t>¿Qué categorías de comida obtienen las mejores calificaciones? ¿En qué departamento se encuentran los restaurantes más caros?</w:t>
       </w:r>
     </w:p>
     <w:p>
@@ -3137,6 +3428,92 @@
           <w:sz w:val="24"/>
           <w:szCs w:val="24"/>
         </w:rPr>
+        <w:t xml:space="preserve">Así mismo, se hizo uso de la librería </w:t>
+      </w:r>
+      <w:proofErr w:type="spellStart"/>
+      <w:r>
+        <w:rPr>
+          <w:rFonts w:ascii="Times New Roman" w:hAnsi="Times New Roman" w:cs="Times New Roman"/>
+          <w:sz w:val="24"/>
+          <w:szCs w:val="24"/>
+        </w:rPr>
+        <w:t>Folium</w:t>
+      </w:r>
+      <w:proofErr w:type="spellEnd"/>
+      <w:r>
+        <w:rPr>
+          <w:rFonts w:ascii="Times New Roman" w:hAnsi="Times New Roman" w:cs="Times New Roman"/>
+          <w:sz w:val="24"/>
+          <w:szCs w:val="24"/>
+        </w:rPr>
+        <w:t xml:space="preserve"> para crear un mapa interactivo donde se puede ver la ubicación de los restaurantes</w:t>
+      </w:r>
+      <w:r>
+        <w:rPr>
+          <w:rFonts w:ascii="Times New Roman" w:hAnsi="Times New Roman" w:cs="Times New Roman"/>
+          <w:sz w:val="24"/>
+          <w:szCs w:val="24"/>
+        </w:rPr>
+        <w:t xml:space="preserve"> del departamento de Antioquia</w:t>
+      </w:r>
+      <w:r>
+        <w:rPr>
+          <w:rFonts w:ascii="Times New Roman" w:hAnsi="Times New Roman" w:cs="Times New Roman"/>
+          <w:sz w:val="24"/>
+          <w:szCs w:val="24"/>
+        </w:rPr>
+        <w:t xml:space="preserve"> con marcadores interactivos que permiten acceder a la información específica de estos. También, se creó un mapa de </w:t>
+      </w:r>
+      <w:proofErr w:type="spellStart"/>
+      <w:r>
+        <w:rPr>
+          <w:rFonts w:ascii="Times New Roman" w:hAnsi="Times New Roman" w:cs="Times New Roman"/>
+          <w:sz w:val="24"/>
+          <w:szCs w:val="24"/>
+        </w:rPr>
+        <w:t>coropletas</w:t>
+      </w:r>
+      <w:proofErr w:type="spellEnd"/>
+      <w:r>
+        <w:rPr>
+          <w:rFonts w:ascii="Times New Roman" w:hAnsi="Times New Roman" w:cs="Times New Roman"/>
+          <w:sz w:val="24"/>
+          <w:szCs w:val="24"/>
+        </w:rPr>
+        <w:t xml:space="preserve">, el cual </w:t>
+      </w:r>
+      <w:r>
+        <w:rPr>
+          <w:rFonts w:ascii="Times New Roman" w:hAnsi="Times New Roman" w:cs="Times New Roman"/>
+          <w:sz w:val="24"/>
+          <w:szCs w:val="24"/>
+        </w:rPr>
+        <w:t>es un tipo de mapa temático donde las regiones o áreas geográficas se sombrean o se llenan con distintos colores para mostrar cómo varía un valor estadístico</w:t>
+      </w:r>
+      <w:r>
+        <w:rPr>
+          <w:rFonts w:ascii="Times New Roman" w:hAnsi="Times New Roman" w:cs="Times New Roman"/>
+          <w:sz w:val="24"/>
+          <w:szCs w:val="24"/>
+        </w:rPr>
+        <w:t>, en este caso, el precio promedio por departamento y calificación.</w:t>
+      </w:r>
+    </w:p>
+    <w:p>
+      <w:pPr>
+        <w:rPr>
+          <w:rFonts w:ascii="Times New Roman" w:hAnsi="Times New Roman" w:cs="Times New Roman"/>
+          <w:sz w:val="24"/>
+          <w:szCs w:val="24"/>
+        </w:rPr>
+      </w:pPr>
+      <w:r>
+        <w:rPr>
+          <w:rFonts w:ascii="Times New Roman" w:hAnsi="Times New Roman" w:cs="Times New Roman"/>
+          <w:sz w:val="24"/>
+          <w:szCs w:val="24"/>
+        </w:rPr>
+        <w:lastRenderedPageBreak/>
         <w:t xml:space="preserve">Finalmente, se generó un </w:t>
       </w:r>
       <w:proofErr w:type="spellStart"/>
@@ -3310,28 +3687,121 @@
           <w:szCs w:val="24"/>
         </w:rPr>
         <w:t xml:space="preserve"> proporcionado y la asignación del departamento, se obtuvo la siguiente información:</w:t>
+      </w:r>
+    </w:p>
+    <w:p>
+      <w:pPr>
+        <w:pStyle w:val="Descripcin"/>
+        <w:keepNext/>
+        <w:rPr>
+          <w:rFonts w:ascii="Times New Roman" w:hAnsi="Times New Roman" w:cs="Times New Roman"/>
+          <w:i w:val="0"/>
+          <w:iCs w:val="0"/>
+          <w:color w:val="auto"/>
+          <w:sz w:val="24"/>
+          <w:szCs w:val="24"/>
+        </w:rPr>
+      </w:pPr>
+      <w:r>
+        <w:rPr>
+          <w:rFonts w:ascii="Times New Roman" w:hAnsi="Times New Roman" w:cs="Times New Roman"/>
+          <w:i w:val="0"/>
+          <w:iCs w:val="0"/>
+          <w:color w:val="auto"/>
+          <w:sz w:val="24"/>
+          <w:szCs w:val="24"/>
+        </w:rPr>
+        <w:t xml:space="preserve">Tabla </w:t>
+      </w:r>
+      <w:r>
+        <w:rPr>
+          <w:rFonts w:ascii="Times New Roman" w:hAnsi="Times New Roman" w:cs="Times New Roman"/>
+          <w:i w:val="0"/>
+          <w:iCs w:val="0"/>
+          <w:color w:val="auto"/>
+          <w:sz w:val="24"/>
+          <w:szCs w:val="24"/>
+        </w:rPr>
+        <w:fldChar w:fldCharType="begin"/>
+      </w:r>
+      <w:r>
+        <w:rPr>
+          <w:rFonts w:ascii="Times New Roman" w:hAnsi="Times New Roman" w:cs="Times New Roman"/>
+          <w:i w:val="0"/>
+          <w:iCs w:val="0"/>
+          <w:color w:val="auto"/>
+          <w:sz w:val="24"/>
+          <w:szCs w:val="24"/>
+        </w:rPr>
+        <w:instrText xml:space="preserve"> SEQ Tabla \* ARABIC </w:instrText>
+      </w:r>
+      <w:r>
+        <w:rPr>
+          <w:rFonts w:ascii="Times New Roman" w:hAnsi="Times New Roman" w:cs="Times New Roman"/>
+          <w:i w:val="0"/>
+          <w:iCs w:val="0"/>
+          <w:color w:val="auto"/>
+          <w:sz w:val="24"/>
+          <w:szCs w:val="24"/>
+        </w:rPr>
+        <w:fldChar w:fldCharType="separate"/>
+      </w:r>
+      <w:r>
+        <w:rPr>
+          <w:rFonts w:ascii="Times New Roman" w:hAnsi="Times New Roman" w:cs="Times New Roman"/>
+          <w:i w:val="0"/>
+          <w:iCs w:val="0"/>
+          <w:noProof/>
+          <w:color w:val="auto"/>
+          <w:sz w:val="24"/>
+          <w:szCs w:val="24"/>
+        </w:rPr>
+        <w:t>3</w:t>
+      </w:r>
+      <w:r>
+        <w:rPr>
+          <w:rFonts w:ascii="Times New Roman" w:hAnsi="Times New Roman" w:cs="Times New Roman"/>
+          <w:i w:val="0"/>
+          <w:iCs w:val="0"/>
+          <w:color w:val="auto"/>
+          <w:sz w:val="24"/>
+          <w:szCs w:val="24"/>
+        </w:rPr>
+        <w:fldChar w:fldCharType="end"/>
+      </w:r>
+      <w:r>
+        <w:rPr>
+          <w:rFonts w:ascii="Times New Roman" w:hAnsi="Times New Roman" w:cs="Times New Roman"/>
+          <w:i w:val="0"/>
+          <w:iCs w:val="0"/>
+          <w:color w:val="auto"/>
+          <w:sz w:val="24"/>
+          <w:szCs w:val="24"/>
+        </w:rPr>
+        <w:t>. Análisis descriptivo de las variables de estudio</w:t>
       </w:r>
     </w:p>
     <w:tbl>
       <w:tblPr>
         <w:tblStyle w:val="Tablaconcuadrcula"/>
         <w:tblW w:w="0" w:type="auto"/>
+        <w:tblInd w:w="-147" w:type="dxa"/>
         <w:tblLook w:val="04A0" w:firstRow="1" w:lastRow="0" w:firstColumn="1" w:lastColumn="0" w:noHBand="0" w:noVBand="1"/>
       </w:tblPr>
       <w:tblGrid>
-        <w:gridCol w:w="1461"/>
-        <w:gridCol w:w="1323"/>
-        <w:gridCol w:w="1407"/>
-        <w:gridCol w:w="1231"/>
-        <w:gridCol w:w="1007"/>
-        <w:gridCol w:w="1007"/>
-        <w:gridCol w:w="884"/>
+        <w:gridCol w:w="1927"/>
+        <w:gridCol w:w="1151"/>
+        <w:gridCol w:w="1296"/>
+        <w:gridCol w:w="1214"/>
+        <w:gridCol w:w="998"/>
+        <w:gridCol w:w="998"/>
+        <w:gridCol w:w="883"/>
         <w:gridCol w:w="1030"/>
       </w:tblGrid>
       <w:tr>
         <w:tc>
           <w:tcPr>
-            <w:tcW w:w="1461" w:type="dxa"/>
+            <w:tcW w:w="1927" w:type="dxa"/>
             <w:vAlign w:val="center"/>
           </w:tcPr>
           <w:p>
@@ -3355,7 +3825,7 @@
         </w:tc>
         <w:tc>
           <w:tcPr>
-            <w:tcW w:w="1323" w:type="dxa"/>
+            <w:tcW w:w="1151" w:type="dxa"/>
             <w:vAlign w:val="center"/>
           </w:tcPr>
           <w:p>
@@ -3379,7 +3849,7 @@
         </w:tc>
         <w:tc>
           <w:tcPr>
-            <w:tcW w:w="1407" w:type="dxa"/>
+            <w:tcW w:w="1296" w:type="dxa"/>
             <w:vAlign w:val="center"/>
           </w:tcPr>
           <w:p>
@@ -3403,7 +3873,7 @@
         </w:tc>
         <w:tc>
           <w:tcPr>
-            <w:tcW w:w="1231" w:type="dxa"/>
+            <w:tcW w:w="1214" w:type="dxa"/>
             <w:vAlign w:val="center"/>
           </w:tcPr>
           <w:p>
@@ -3427,7 +3897,7 @@
         </w:tc>
         <w:tc>
           <w:tcPr>
-            <w:tcW w:w="1007" w:type="dxa"/>
+            <w:tcW w:w="998" w:type="dxa"/>
             <w:vAlign w:val="center"/>
           </w:tcPr>
           <w:p>
@@ -3451,7 +3921,7 @@
         </w:tc>
         <w:tc>
           <w:tcPr>
-            <w:tcW w:w="1007" w:type="dxa"/>
+            <w:tcW w:w="998" w:type="dxa"/>
             <w:vAlign w:val="center"/>
           </w:tcPr>
           <w:p>
@@ -3475,7 +3945,7 @@
         </w:tc>
         <w:tc>
           <w:tcPr>
-            <w:tcW w:w="884" w:type="dxa"/>
+            <w:tcW w:w="883" w:type="dxa"/>
             <w:vAlign w:val="center"/>
           </w:tcPr>
           <w:p>
@@ -3525,7 +3995,7 @@
       <w:tr>
         <w:tc>
           <w:tcPr>
-            <w:tcW w:w="1461" w:type="dxa"/>
+            <w:tcW w:w="1927" w:type="dxa"/>
           </w:tcPr>
           <w:p>
             <w:pPr>
@@ -3547,7 +4017,7 @@
         </w:tc>
         <w:tc>
           <w:tcPr>
-            <w:tcW w:w="1323" w:type="dxa"/>
+            <w:tcW w:w="1151" w:type="dxa"/>
             <w:vAlign w:val="center"/>
           </w:tcPr>
           <w:p>
@@ -3571,7 +4041,7 @@
         </w:tc>
         <w:tc>
           <w:tcPr>
-            <w:tcW w:w="1407" w:type="dxa"/>
+            <w:tcW w:w="1296" w:type="dxa"/>
             <w:vAlign w:val="center"/>
           </w:tcPr>
           <w:p>
@@ -3595,7 +4065,7 @@
         </w:tc>
         <w:tc>
           <w:tcPr>
-            <w:tcW w:w="1231" w:type="dxa"/>
+            <w:tcW w:w="1214" w:type="dxa"/>
             <w:vAlign w:val="center"/>
           </w:tcPr>
           <w:p>
@@ -3619,7 +4089,7 @@
         </w:tc>
         <w:tc>
           <w:tcPr>
-            <w:tcW w:w="1007" w:type="dxa"/>
+            <w:tcW w:w="998" w:type="dxa"/>
             <w:vAlign w:val="center"/>
           </w:tcPr>
           <w:p>
@@ -3643,7 +4113,7 @@
         </w:tc>
         <w:tc>
           <w:tcPr>
-            <w:tcW w:w="1007" w:type="dxa"/>
+            <w:tcW w:w="998" w:type="dxa"/>
             <w:vAlign w:val="center"/>
           </w:tcPr>
           <w:p>
@@ -3667,7 +4137,7 @@
         </w:tc>
         <w:tc>
           <w:tcPr>
-            <w:tcW w:w="884" w:type="dxa"/>
+            <w:tcW w:w="883" w:type="dxa"/>
             <w:vAlign w:val="center"/>
           </w:tcPr>
           <w:p>
@@ -3717,7 +4187,7 @@
       <w:tr>
         <w:tc>
           <w:tcPr>
-            <w:tcW w:w="1461" w:type="dxa"/>
+            <w:tcW w:w="1927" w:type="dxa"/>
           </w:tcPr>
           <w:p>
             <w:pPr>
@@ -3739,7 +4209,7 @@
         </w:tc>
         <w:tc>
           <w:tcPr>
-            <w:tcW w:w="1323" w:type="dxa"/>
+            <w:tcW w:w="1151" w:type="dxa"/>
             <w:vAlign w:val="center"/>
           </w:tcPr>
           <w:p>
@@ -3763,7 +4233,7 @@
         </w:tc>
         <w:tc>
           <w:tcPr>
-            <w:tcW w:w="1407" w:type="dxa"/>
+            <w:tcW w:w="1296" w:type="dxa"/>
             <w:vAlign w:val="center"/>
           </w:tcPr>
           <w:p>
@@ -3787,7 +4257,7 @@
         </w:tc>
         <w:tc>
           <w:tcPr>
-            <w:tcW w:w="1231" w:type="dxa"/>
+            <w:tcW w:w="1214" w:type="dxa"/>
             <w:vAlign w:val="center"/>
           </w:tcPr>
           <w:p>
@@ -3811,7 +4281,7 @@
         </w:tc>
         <w:tc>
           <w:tcPr>
-            <w:tcW w:w="1007" w:type="dxa"/>
+            <w:tcW w:w="998" w:type="dxa"/>
             <w:vAlign w:val="center"/>
           </w:tcPr>
           <w:p>
@@ -3835,7 +4305,7 @@
         </w:tc>
         <w:tc>
           <w:tcPr>
-            <w:tcW w:w="1007" w:type="dxa"/>
+            <w:tcW w:w="998" w:type="dxa"/>
             <w:vAlign w:val="center"/>
           </w:tcPr>
           <w:p>
@@ -3859,7 +4329,7 @@
         </w:tc>
         <w:tc>
           <w:tcPr>
-            <w:tcW w:w="884" w:type="dxa"/>
+            <w:tcW w:w="883" w:type="dxa"/>
             <w:vAlign w:val="center"/>
           </w:tcPr>
           <w:p>
@@ -3909,7 +4379,7 @@
       <w:tr>
         <w:tc>
           <w:tcPr>
-            <w:tcW w:w="1461" w:type="dxa"/>
+            <w:tcW w:w="1927" w:type="dxa"/>
           </w:tcPr>
           <w:p>
             <w:pPr>
@@ -3931,7 +4401,7 @@
         </w:tc>
         <w:tc>
           <w:tcPr>
-            <w:tcW w:w="1323" w:type="dxa"/>
+            <w:tcW w:w="1151" w:type="dxa"/>
             <w:vAlign w:val="center"/>
           </w:tcPr>
           <w:p>
@@ -3955,7 +4425,7 @@
         </w:tc>
         <w:tc>
           <w:tcPr>
-            <w:tcW w:w="1407" w:type="dxa"/>
+            <w:tcW w:w="1296" w:type="dxa"/>
             <w:vAlign w:val="center"/>
           </w:tcPr>
           <w:p>
@@ -3979,7 +4449,7 @@
         </w:tc>
         <w:tc>
           <w:tcPr>
-            <w:tcW w:w="1231" w:type="dxa"/>
+            <w:tcW w:w="1214" w:type="dxa"/>
             <w:vAlign w:val="center"/>
           </w:tcPr>
           <w:p>
@@ -4003,7 +4473,7 @@
         </w:tc>
         <w:tc>
           <w:tcPr>
-            <w:tcW w:w="1007" w:type="dxa"/>
+            <w:tcW w:w="998" w:type="dxa"/>
             <w:vAlign w:val="center"/>
           </w:tcPr>
           <w:p>
@@ -4027,7 +4497,7 @@
         </w:tc>
         <w:tc>
           <w:tcPr>
-            <w:tcW w:w="1007" w:type="dxa"/>
+            <w:tcW w:w="998" w:type="dxa"/>
             <w:vAlign w:val="center"/>
           </w:tcPr>
           <w:p>
@@ -4051,7 +4521,7 @@
         </w:tc>
         <w:tc>
           <w:tcPr>
-            <w:tcW w:w="884" w:type="dxa"/>
+            <w:tcW w:w="883" w:type="dxa"/>
             <w:vAlign w:val="center"/>
           </w:tcPr>
           <w:p>
@@ -4161,15 +4631,6 @@
     </w:p>
     <w:p>
       <w:pPr>
-        <w:rPr>
-          <w:rFonts w:ascii="Times New Roman" w:hAnsi="Times New Roman" w:cs="Times New Roman"/>
-          <w:sz w:val="24"/>
-          <w:szCs w:val="24"/>
-        </w:rPr>
-      </w:pPr>
-    </w:p>
-    <w:p>
-      <w:pPr>
         <w:keepNext/>
         <w:jc w:val="center"/>
       </w:pPr>
@@ -4182,104 +4643,8 @@
         </w:rPr>
         <w:lastRenderedPageBreak/>
         <w:drawing>
-          <wp:inline distT="0" distB="0" distL="0" distR="0" wp14:anchorId="0BDA1021" wp14:editId="09C0DE31">
-            <wp:extent cx="4611304" cy="3056467"/>
-            <wp:effectExtent l="0" t="0" r="0" b="0"/>
-            <wp:docPr id="1582887922" name="Imagen 1" descr="Texto&#10;&#10;Descripción generada automáticamente"/>
-            <wp:cNvGraphicFramePr>
-              <a:graphicFrameLocks xmlns:a="http://schemas.openxmlformats.org/drawingml/2006/main" noChangeAspect="1"/>
-            </wp:cNvGraphicFramePr>
-            <a:graphic xmlns:a="http://schemas.openxmlformats.org/drawingml/2006/main">
-              <a:graphicData uri="http://schemas.openxmlformats.org/drawingml/2006/picture">
-                <pic:pic xmlns:pic="http://schemas.openxmlformats.org/drawingml/2006/picture">
-                  <pic:nvPicPr>
-                    <pic:cNvPr id="1582887922" name="Imagen 1" descr="Texto&#10;&#10;Descripción generada automáticamente"/>
-                    <pic:cNvPicPr/>
-                  </pic:nvPicPr>
-                  <pic:blipFill>
-                    <a:blip r:embed="rId6"/>
-                    <a:stretch>
-                      <a:fillRect/>
-                    </a:stretch>
-                  </pic:blipFill>
-                  <pic:spPr>
-                    <a:xfrm>
-                      <a:off x="0" y="0"/>
-                      <a:ext cx="4622659" cy="3063994"/>
-                    </a:xfrm>
-                    <a:prstGeom prst="rect">
-                      <a:avLst/>
-                    </a:prstGeom>
-                  </pic:spPr>
-                </pic:pic>
-              </a:graphicData>
-            </a:graphic>
-          </wp:inline>
-        </w:drawing>
-      </w:r>
-    </w:p>
-    <w:p>
-      <w:pPr>
-        <w:pStyle w:val="Descripcin"/>
-        <w:jc w:val="center"/>
-        <w:rPr>
-          <w:rFonts w:ascii="Times New Roman" w:hAnsi="Times New Roman" w:cs="Times New Roman"/>
-          <w:sz w:val="24"/>
-          <w:szCs w:val="24"/>
-        </w:rPr>
-      </w:pPr>
-      <w:r>
-        <w:t xml:space="preserve">Ilustración </w:t>
-      </w:r>
-      <w:r>
-        <w:fldChar w:fldCharType="begin"/>
-      </w:r>
-      <w:r>
-        <w:instrText xml:space="preserve"> SEQ Ilustración \* ARABIC </w:instrText>
-      </w:r>
-      <w:r>
-        <w:fldChar w:fldCharType="separate"/>
-      </w:r>
-      <w:r>
-        <w:rPr>
-          <w:noProof/>
-        </w:rPr>
-        <w:t>1</w:t>
-      </w:r>
-      <w:r>
-        <w:fldChar w:fldCharType="end"/>
-      </w:r>
-      <w:r>
-        <w:t xml:space="preserve">. Código de Python utilizado para la generación de los gráficos de distribución de las variables: </w:t>
-      </w:r>
-      <w:r>
-        <w:rPr>
-          <w:noProof/>
-        </w:rPr>
-        <w:t xml:space="preserve"> </w:t>
-      </w:r>
-      <w:r>
-        <w:rPr>
-          <w:noProof/>
-        </w:rPr>
-        <w:t>calificaciones, precios y reseñas</w:t>
-      </w:r>
-    </w:p>
-    <w:p>
-      <w:pPr>
-        <w:keepNext/>
-        <w:jc w:val="center"/>
-      </w:pPr>
-      <w:r>
-        <w:rPr>
-          <w:rFonts w:ascii="Times New Roman" w:hAnsi="Times New Roman" w:cs="Times New Roman"/>
-          <w:noProof/>
-          <w:sz w:val="24"/>
-          <w:szCs w:val="24"/>
-        </w:rPr>
-        <w:drawing>
-          <wp:inline distT="0" distB="0" distL="0" distR="0" wp14:anchorId="24F6E36E" wp14:editId="33DA7D23">
-            <wp:extent cx="4199467" cy="4199467"/>
+          <wp:inline distT="0" distB="0" distL="0" distR="0" wp14:anchorId="24F6E36E" wp14:editId="37E9CFA5">
+            <wp:extent cx="3625850" cy="3625850"/>
             <wp:effectExtent l="0" t="0" r="0" b="0"/>
             <wp:docPr id="851596344" name="Imagen 1"/>
             <wp:cNvGraphicFramePr>
@@ -4293,7 +4658,7 @@
                     <pic:cNvPicPr/>
                   </pic:nvPicPr>
                   <pic:blipFill>
-                    <a:blip r:embed="rId7"/>
+                    <a:blip r:embed="rId6"/>
                     <a:stretch>
                       <a:fillRect/>
                     </a:stretch>
@@ -4301,7 +4666,7 @@
                   <pic:spPr>
                     <a:xfrm>
                       <a:off x="0" y="0"/>
-                      <a:ext cx="4204328" cy="4204328"/>
+                      <a:ext cx="3630228" cy="3630228"/>
                     </a:xfrm>
                     <a:prstGeom prst="rect">
                       <a:avLst/>
@@ -4320,36 +4685,90 @@
         <w:jc w:val="center"/>
         <w:rPr>
           <w:rFonts w:ascii="Times New Roman" w:hAnsi="Times New Roman" w:cs="Times New Roman"/>
-          <w:sz w:val="24"/>
-          <w:szCs w:val="24"/>
-        </w:rPr>
-      </w:pPr>
-      <w:r>
+          <w:i w:val="0"/>
+          <w:iCs w:val="0"/>
+          <w:color w:val="auto"/>
+          <w:sz w:val="20"/>
+          <w:szCs w:val="20"/>
+        </w:rPr>
+      </w:pPr>
+      <w:r>
+        <w:rPr>
+          <w:rFonts w:ascii="Times New Roman" w:hAnsi="Times New Roman" w:cs="Times New Roman"/>
+          <w:i w:val="0"/>
+          <w:iCs w:val="0"/>
+          <w:color w:val="auto"/>
+          <w:sz w:val="20"/>
+          <w:szCs w:val="20"/>
+        </w:rPr>
         <w:t xml:space="preserve">Ilustración </w:t>
       </w:r>
       <w:r>
+        <w:rPr>
+          <w:rFonts w:ascii="Times New Roman" w:hAnsi="Times New Roman" w:cs="Times New Roman"/>
+          <w:i w:val="0"/>
+          <w:iCs w:val="0"/>
+          <w:color w:val="auto"/>
+          <w:sz w:val="20"/>
+          <w:szCs w:val="20"/>
+        </w:rPr>
         <w:fldChar w:fldCharType="begin"/>
       </w:r>
       <w:r>
+        <w:rPr>
+          <w:rFonts w:ascii="Times New Roman" w:hAnsi="Times New Roman" w:cs="Times New Roman"/>
+          <w:i w:val="0"/>
+          <w:iCs w:val="0"/>
+          <w:color w:val="auto"/>
+          <w:sz w:val="20"/>
+          <w:szCs w:val="20"/>
+        </w:rPr>
         <w:instrText xml:space="preserve"> SEQ Ilustración \* ARABIC </w:instrText>
       </w:r>
       <w:r>
+        <w:rPr>
+          <w:rFonts w:ascii="Times New Roman" w:hAnsi="Times New Roman" w:cs="Times New Roman"/>
+          <w:i w:val="0"/>
+          <w:iCs w:val="0"/>
+          <w:color w:val="auto"/>
+          <w:sz w:val="20"/>
+          <w:szCs w:val="20"/>
+        </w:rPr>
         <w:fldChar w:fldCharType="separate"/>
       </w:r>
       <w:r>
         <w:rPr>
+          <w:rFonts w:ascii="Times New Roman" w:hAnsi="Times New Roman" w:cs="Times New Roman"/>
+          <w:i w:val="0"/>
+          <w:iCs w:val="0"/>
           <w:noProof/>
-        </w:rPr>
-        <w:t>2</w:t>
-      </w:r>
-      <w:r>
+          <w:color w:val="auto"/>
+          <w:sz w:val="20"/>
+          <w:szCs w:val="20"/>
+        </w:rPr>
+        <w:t>1</w:t>
+      </w:r>
+      <w:r>
+        <w:rPr>
+          <w:rFonts w:ascii="Times New Roman" w:hAnsi="Times New Roman" w:cs="Times New Roman"/>
+          <w:i w:val="0"/>
+          <w:iCs w:val="0"/>
+          <w:color w:val="auto"/>
+          <w:sz w:val="20"/>
+          <w:szCs w:val="20"/>
+        </w:rPr>
         <w:fldChar w:fldCharType="end"/>
       </w:r>
       <w:r>
-        <w:t xml:space="preserve">. Gráficas de dispersión de las variables: </w:t>
-      </w:r>
-      <w:r>
-        <w:t>calificaciones, precios y reseñas</w:t>
+        <w:rPr>
+          <w:rFonts w:ascii="Times New Roman" w:hAnsi="Times New Roman" w:cs="Times New Roman"/>
+          <w:i w:val="0"/>
+          <w:iCs w:val="0"/>
+          <w:color w:val="auto"/>
+          <w:sz w:val="20"/>
+          <w:szCs w:val="20"/>
+        </w:rPr>
+        <w:t>. Gráficas de dispersión de las variables: calificaciones, precios y reseñas</w:t>
       </w:r>
     </w:p>
     <w:p>
@@ -4360,7 +4779,4365 @@
           <w:szCs w:val="24"/>
         </w:rPr>
       </w:pPr>
+      <w:r>
+        <w:rPr>
+          <w:rFonts w:ascii="Times New Roman" w:hAnsi="Times New Roman" w:cs="Times New Roman"/>
+          <w:sz w:val="24"/>
+          <w:szCs w:val="24"/>
+        </w:rPr>
+        <w:t xml:space="preserve"> Así mismo, se realizaron gráficos enfocados en identificar el comportamiento de las variables cualitativas disponibles en el </w:t>
+      </w:r>
+      <w:proofErr w:type="spellStart"/>
+      <w:r>
+        <w:rPr>
+          <w:rFonts w:ascii="Times New Roman" w:hAnsi="Times New Roman" w:cs="Times New Roman"/>
+          <w:sz w:val="24"/>
+          <w:szCs w:val="24"/>
+        </w:rPr>
+        <w:t>dataset</w:t>
+      </w:r>
+      <w:proofErr w:type="spellEnd"/>
+      <w:r>
+        <w:rPr>
+          <w:rFonts w:ascii="Times New Roman" w:hAnsi="Times New Roman" w:cs="Times New Roman"/>
+          <w:sz w:val="24"/>
+          <w:szCs w:val="24"/>
+        </w:rPr>
+        <w:t>. De este análisis, se encontró lo siguiente:</w:t>
+      </w:r>
     </w:p>
+    <w:p>
+      <w:pPr>
+        <w:rPr>
+          <w:rFonts w:ascii="Times New Roman" w:hAnsi="Times New Roman" w:cs="Times New Roman"/>
+          <w:sz w:val="24"/>
+          <w:szCs w:val="24"/>
+        </w:rPr>
+      </w:pPr>
+      <w:r>
+        <w:rPr>
+          <w:rFonts w:ascii="Times New Roman" w:hAnsi="Times New Roman" w:cs="Times New Roman"/>
+          <w:sz w:val="24"/>
+          <w:szCs w:val="24"/>
+        </w:rPr>
+        <w:t>La</w:t>
+      </w:r>
+      <w:r>
+        <w:rPr>
+          <w:rFonts w:ascii="Times New Roman" w:hAnsi="Times New Roman" w:cs="Times New Roman"/>
+          <w:sz w:val="24"/>
+          <w:szCs w:val="24"/>
+        </w:rPr>
+        <w:t>s 5</w:t>
+      </w:r>
+      <w:r>
+        <w:rPr>
+          <w:rFonts w:ascii="Times New Roman" w:hAnsi="Times New Roman" w:cs="Times New Roman"/>
+          <w:sz w:val="24"/>
+          <w:szCs w:val="24"/>
+        </w:rPr>
+        <w:t xml:space="preserve"> categoría</w:t>
+      </w:r>
+      <w:r>
+        <w:rPr>
+          <w:rFonts w:ascii="Times New Roman" w:hAnsi="Times New Roman" w:cs="Times New Roman"/>
+          <w:sz w:val="24"/>
+          <w:szCs w:val="24"/>
+        </w:rPr>
+        <w:t>s</w:t>
+      </w:r>
+      <w:r>
+        <w:rPr>
+          <w:rFonts w:ascii="Times New Roman" w:hAnsi="Times New Roman" w:cs="Times New Roman"/>
+          <w:sz w:val="24"/>
+          <w:szCs w:val="24"/>
+        </w:rPr>
+        <w:t xml:space="preserve"> de comida más com</w:t>
+      </w:r>
+      <w:r>
+        <w:rPr>
+          <w:rFonts w:ascii="Times New Roman" w:hAnsi="Times New Roman" w:cs="Times New Roman"/>
+          <w:sz w:val="24"/>
+          <w:szCs w:val="24"/>
+        </w:rPr>
+        <w:t>unes en el conjunto de datos son:</w:t>
+      </w:r>
+      <w:r>
+        <w:rPr>
+          <w:rFonts w:ascii="Times New Roman" w:hAnsi="Times New Roman" w:cs="Times New Roman"/>
+          <w:sz w:val="24"/>
+          <w:szCs w:val="24"/>
+        </w:rPr>
+        <w:t xml:space="preserve"> peruana (16,6 %),</w:t>
+      </w:r>
+      <w:r>
+        <w:rPr>
+          <w:rFonts w:ascii="Times New Roman" w:hAnsi="Times New Roman" w:cs="Times New Roman"/>
+          <w:sz w:val="24"/>
+          <w:szCs w:val="24"/>
+        </w:rPr>
+        <w:t xml:space="preserve"> mexicana (14.8%), francesa (14.7%), china (14.7%) e italiana (13.6%)</w:t>
+      </w:r>
+      <w:r>
+        <w:rPr>
+          <w:rFonts w:ascii="Times New Roman" w:hAnsi="Times New Roman" w:cs="Times New Roman"/>
+          <w:sz w:val="24"/>
+          <w:szCs w:val="24"/>
+        </w:rPr>
+        <w:t>.</w:t>
+      </w:r>
+      <w:r>
+        <w:rPr>
+          <w:rFonts w:ascii="Times New Roman" w:hAnsi="Times New Roman" w:cs="Times New Roman"/>
+          <w:sz w:val="24"/>
+          <w:szCs w:val="24"/>
+        </w:rPr>
+        <w:t xml:space="preserve"> De las cuales la que cuenta con una mejor calificación promedio es la italiana (3.07) con 279 reseñas promedio.</w:t>
+      </w:r>
+    </w:p>
+    <w:p>
+      <w:pPr>
+        <w:pStyle w:val="Descripcin"/>
+        <w:keepNext/>
+        <w:jc w:val="center"/>
+        <w:rPr>
+          <w:rFonts w:ascii="Times New Roman" w:hAnsi="Times New Roman" w:cs="Times New Roman"/>
+          <w:i w:val="0"/>
+          <w:iCs w:val="0"/>
+          <w:color w:val="auto"/>
+          <w:sz w:val="20"/>
+          <w:szCs w:val="20"/>
+        </w:rPr>
+      </w:pPr>
+      <w:r>
+        <w:rPr>
+          <w:rFonts w:ascii="Times New Roman" w:hAnsi="Times New Roman" w:cs="Times New Roman"/>
+          <w:i w:val="0"/>
+          <w:iCs w:val="0"/>
+          <w:color w:val="auto"/>
+          <w:sz w:val="20"/>
+          <w:szCs w:val="20"/>
+        </w:rPr>
+        <w:t xml:space="preserve">Tabla </w:t>
+      </w:r>
+      <w:r>
+        <w:rPr>
+          <w:rFonts w:ascii="Times New Roman" w:hAnsi="Times New Roman" w:cs="Times New Roman"/>
+          <w:i w:val="0"/>
+          <w:iCs w:val="0"/>
+          <w:color w:val="auto"/>
+          <w:sz w:val="20"/>
+          <w:szCs w:val="20"/>
+        </w:rPr>
+        <w:fldChar w:fldCharType="begin"/>
+      </w:r>
+      <w:r>
+        <w:rPr>
+          <w:rFonts w:ascii="Times New Roman" w:hAnsi="Times New Roman" w:cs="Times New Roman"/>
+          <w:i w:val="0"/>
+          <w:iCs w:val="0"/>
+          <w:color w:val="auto"/>
+          <w:sz w:val="20"/>
+          <w:szCs w:val="20"/>
+        </w:rPr>
+        <w:instrText xml:space="preserve"> SEQ Tabla \* ARABIC </w:instrText>
+      </w:r>
+      <w:r>
+        <w:rPr>
+          <w:rFonts w:ascii="Times New Roman" w:hAnsi="Times New Roman" w:cs="Times New Roman"/>
+          <w:i w:val="0"/>
+          <w:iCs w:val="0"/>
+          <w:color w:val="auto"/>
+          <w:sz w:val="20"/>
+          <w:szCs w:val="20"/>
+        </w:rPr>
+        <w:fldChar w:fldCharType="separate"/>
+      </w:r>
+      <w:r>
+        <w:rPr>
+          <w:rFonts w:ascii="Times New Roman" w:hAnsi="Times New Roman" w:cs="Times New Roman"/>
+          <w:i w:val="0"/>
+          <w:iCs w:val="0"/>
+          <w:noProof/>
+          <w:color w:val="auto"/>
+          <w:sz w:val="20"/>
+          <w:szCs w:val="20"/>
+        </w:rPr>
+        <w:t>4</w:t>
+      </w:r>
+      <w:r>
+        <w:rPr>
+          <w:rFonts w:ascii="Times New Roman" w:hAnsi="Times New Roman" w:cs="Times New Roman"/>
+          <w:i w:val="0"/>
+          <w:iCs w:val="0"/>
+          <w:color w:val="auto"/>
+          <w:sz w:val="20"/>
+          <w:szCs w:val="20"/>
+        </w:rPr>
+        <w:fldChar w:fldCharType="end"/>
+      </w:r>
+      <w:r>
+        <w:rPr>
+          <w:rFonts w:ascii="Times New Roman" w:hAnsi="Times New Roman" w:cs="Times New Roman"/>
+          <w:i w:val="0"/>
+          <w:iCs w:val="0"/>
+          <w:color w:val="auto"/>
+          <w:sz w:val="20"/>
+          <w:szCs w:val="20"/>
+        </w:rPr>
+        <w:t>. Análisis de las categorías de comidas</w:t>
+      </w:r>
+    </w:p>
+    <w:tbl>
+      <w:tblPr>
+        <w:tblStyle w:val="Tablaconcuadrcula"/>
+        <w:tblW w:w="0" w:type="auto"/>
+        <w:tblBorders>
+          <w:top w:val="none" w:sz="0" w:space="0" w:color="auto"/>
+          <w:left w:val="none" w:sz="0" w:space="0" w:color="auto"/>
+          <w:bottom w:val="none" w:sz="0" w:space="0" w:color="auto"/>
+          <w:right w:val="none" w:sz="0" w:space="0" w:color="auto"/>
+          <w:insideH w:val="none" w:sz="0" w:space="0" w:color="auto"/>
+          <w:insideV w:val="none" w:sz="0" w:space="0" w:color="auto"/>
+        </w:tblBorders>
+        <w:tblLook w:val="04A0" w:firstRow="1" w:lastRow="0" w:firstColumn="1" w:lastColumn="0" w:noHBand="0" w:noVBand="1"/>
+      </w:tblPr>
+      <w:tblGrid>
+        <w:gridCol w:w="1560"/>
+        <w:gridCol w:w="1417"/>
+        <w:gridCol w:w="1418"/>
+        <w:gridCol w:w="1559"/>
+        <w:gridCol w:w="1276"/>
+        <w:gridCol w:w="1984"/>
+      </w:tblGrid>
+      <w:tr>
+        <w:trPr>
+          <w:trHeight w:val="929"/>
+        </w:trPr>
+        <w:tc>
+          <w:tcPr>
+            <w:tcW w:w="1560" w:type="dxa"/>
+            <w:tcBorders>
+              <w:bottom w:val="single" w:sz="4" w:space="0" w:color="auto"/>
+            </w:tcBorders>
+            <w:vAlign w:val="center"/>
+          </w:tcPr>
+          <w:p>
+            <w:pPr>
+              <w:jc w:val="center"/>
+              <w:rPr>
+                <w:rFonts w:ascii="Times New Roman" w:hAnsi="Times New Roman" w:cs="Times New Roman"/>
+                <w:sz w:val="24"/>
+                <w:szCs w:val="24"/>
+              </w:rPr>
+            </w:pPr>
+            <w:r>
+              <w:rPr>
+                <w:rFonts w:ascii="Times New Roman" w:hAnsi="Times New Roman" w:cs="Times New Roman"/>
+                <w:sz w:val="24"/>
+                <w:szCs w:val="24"/>
+              </w:rPr>
+              <w:t>Categoría</w:t>
+            </w:r>
+          </w:p>
+        </w:tc>
+        <w:tc>
+          <w:tcPr>
+            <w:tcW w:w="1417" w:type="dxa"/>
+            <w:tcBorders>
+              <w:bottom w:val="single" w:sz="4" w:space="0" w:color="auto"/>
+            </w:tcBorders>
+            <w:vAlign w:val="center"/>
+          </w:tcPr>
+          <w:p>
+            <w:pPr>
+              <w:jc w:val="center"/>
+              <w:rPr>
+                <w:rFonts w:ascii="Times New Roman" w:hAnsi="Times New Roman" w:cs="Times New Roman"/>
+                <w:sz w:val="24"/>
+                <w:szCs w:val="24"/>
+              </w:rPr>
+            </w:pPr>
+            <w:r>
+              <w:rPr>
+                <w:rFonts w:ascii="Times New Roman" w:hAnsi="Times New Roman" w:cs="Times New Roman"/>
+                <w:sz w:val="24"/>
+                <w:szCs w:val="24"/>
+              </w:rPr>
+              <w:t>Cantidad de restaurantes</w:t>
+            </w:r>
+          </w:p>
+        </w:tc>
+        <w:tc>
+          <w:tcPr>
+            <w:tcW w:w="1418" w:type="dxa"/>
+            <w:tcBorders>
+              <w:bottom w:val="single" w:sz="4" w:space="0" w:color="auto"/>
+            </w:tcBorders>
+            <w:vAlign w:val="center"/>
+          </w:tcPr>
+          <w:p>
+            <w:pPr>
+              <w:jc w:val="center"/>
+              <w:rPr>
+                <w:rFonts w:ascii="Times New Roman" w:hAnsi="Times New Roman" w:cs="Times New Roman"/>
+                <w:sz w:val="24"/>
+                <w:szCs w:val="24"/>
+              </w:rPr>
+            </w:pPr>
+            <w:r>
+              <w:rPr>
+                <w:rFonts w:ascii="Times New Roman" w:hAnsi="Times New Roman" w:cs="Times New Roman"/>
+                <w:sz w:val="24"/>
+                <w:szCs w:val="24"/>
+              </w:rPr>
+              <w:t>Peso (%)</w:t>
+            </w:r>
+          </w:p>
+        </w:tc>
+        <w:tc>
+          <w:tcPr>
+            <w:tcW w:w="1559" w:type="dxa"/>
+            <w:tcBorders>
+              <w:bottom w:val="single" w:sz="4" w:space="0" w:color="auto"/>
+            </w:tcBorders>
+            <w:vAlign w:val="center"/>
+          </w:tcPr>
+          <w:p>
+            <w:pPr>
+              <w:jc w:val="center"/>
+              <w:rPr>
+                <w:rFonts w:ascii="Times New Roman" w:hAnsi="Times New Roman" w:cs="Times New Roman"/>
+                <w:sz w:val="24"/>
+                <w:szCs w:val="24"/>
+              </w:rPr>
+            </w:pPr>
+            <w:r>
+              <w:rPr>
+                <w:rFonts w:ascii="Times New Roman" w:hAnsi="Times New Roman" w:cs="Times New Roman"/>
+                <w:sz w:val="24"/>
+                <w:szCs w:val="24"/>
+              </w:rPr>
+              <w:t>Calificación promedio</w:t>
+            </w:r>
+          </w:p>
+        </w:tc>
+        <w:tc>
+          <w:tcPr>
+            <w:tcW w:w="1276" w:type="dxa"/>
+            <w:tcBorders>
+              <w:bottom w:val="single" w:sz="4" w:space="0" w:color="auto"/>
+            </w:tcBorders>
+            <w:vAlign w:val="center"/>
+          </w:tcPr>
+          <w:p>
+            <w:pPr>
+              <w:jc w:val="center"/>
+              <w:rPr>
+                <w:rFonts w:ascii="Times New Roman" w:hAnsi="Times New Roman" w:cs="Times New Roman"/>
+                <w:sz w:val="24"/>
+                <w:szCs w:val="24"/>
+              </w:rPr>
+            </w:pPr>
+            <w:r>
+              <w:rPr>
+                <w:rFonts w:ascii="Times New Roman" w:hAnsi="Times New Roman" w:cs="Times New Roman"/>
+                <w:sz w:val="24"/>
+                <w:szCs w:val="24"/>
+              </w:rPr>
+              <w:t>Número promedio de reseñas</w:t>
+            </w:r>
+          </w:p>
+        </w:tc>
+        <w:tc>
+          <w:tcPr>
+            <w:tcW w:w="1984" w:type="dxa"/>
+            <w:tcBorders>
+              <w:bottom w:val="single" w:sz="4" w:space="0" w:color="auto"/>
+            </w:tcBorders>
+            <w:vAlign w:val="center"/>
+          </w:tcPr>
+          <w:p>
+            <w:pPr>
+              <w:jc w:val="center"/>
+              <w:rPr>
+                <w:rFonts w:ascii="Times New Roman" w:hAnsi="Times New Roman" w:cs="Times New Roman"/>
+                <w:sz w:val="24"/>
+                <w:szCs w:val="24"/>
+              </w:rPr>
+            </w:pPr>
+            <w:r>
+              <w:rPr>
+                <w:rFonts w:ascii="Times New Roman" w:hAnsi="Times New Roman" w:cs="Times New Roman"/>
+                <w:sz w:val="24"/>
+                <w:szCs w:val="24"/>
+              </w:rPr>
+              <w:t>Precio promedio (USD)</w:t>
+            </w:r>
+          </w:p>
+        </w:tc>
+      </w:tr>
+      <w:tr>
+        <w:trPr>
+          <w:trHeight w:val="288"/>
+        </w:trPr>
+        <w:tc>
+          <w:tcPr>
+            <w:tcW w:w="1560" w:type="dxa"/>
+            <w:tcBorders>
+              <w:top w:val="single" w:sz="4" w:space="0" w:color="auto"/>
+            </w:tcBorders>
+            <w:noWrap/>
+            <w:hideMark/>
+          </w:tcPr>
+          <w:p>
+            <w:pPr>
+              <w:rPr>
+                <w:rFonts w:ascii="Times New Roman" w:eastAsia="Times New Roman" w:hAnsi="Times New Roman" w:cs="Times New Roman"/>
+                <w:color w:val="000000"/>
+                <w:kern w:val="0"/>
+                <w:sz w:val="24"/>
+                <w:szCs w:val="24"/>
+                <w:lang w:eastAsia="es-CO"/>
+                <w14:ligatures w14:val="none"/>
+              </w:rPr>
+            </w:pPr>
+            <w:r>
+              <w:rPr>
+                <w:rFonts w:ascii="Times New Roman" w:eastAsia="Times New Roman" w:hAnsi="Times New Roman" w:cs="Times New Roman"/>
+                <w:color w:val="000000"/>
+                <w:kern w:val="0"/>
+                <w:sz w:val="24"/>
+                <w:szCs w:val="24"/>
+                <w:lang w:eastAsia="es-CO"/>
+                <w14:ligatures w14:val="none"/>
+              </w:rPr>
+              <w:t>Peruana</w:t>
+            </w:r>
+          </w:p>
+        </w:tc>
+        <w:tc>
+          <w:tcPr>
+            <w:tcW w:w="1417" w:type="dxa"/>
+            <w:tcBorders>
+              <w:top w:val="single" w:sz="4" w:space="0" w:color="auto"/>
+            </w:tcBorders>
+            <w:noWrap/>
+            <w:hideMark/>
+          </w:tcPr>
+          <w:p>
+            <w:pPr>
+              <w:jc w:val="center"/>
+              <w:rPr>
+                <w:rFonts w:ascii="Times New Roman" w:eastAsia="Times New Roman" w:hAnsi="Times New Roman" w:cs="Times New Roman"/>
+                <w:color w:val="000000"/>
+                <w:kern w:val="0"/>
+                <w:sz w:val="24"/>
+                <w:szCs w:val="24"/>
+                <w:lang w:eastAsia="es-CO"/>
+                <w14:ligatures w14:val="none"/>
+              </w:rPr>
+            </w:pPr>
+            <w:r>
+              <w:rPr>
+                <w:rFonts w:ascii="Times New Roman" w:eastAsia="Times New Roman" w:hAnsi="Times New Roman" w:cs="Times New Roman"/>
+                <w:color w:val="000000"/>
+                <w:kern w:val="0"/>
+                <w:sz w:val="24"/>
+                <w:szCs w:val="24"/>
+                <w:lang w:eastAsia="es-CO"/>
+                <w14:ligatures w14:val="none"/>
+              </w:rPr>
+              <w:t>165</w:t>
+            </w:r>
+          </w:p>
+        </w:tc>
+        <w:tc>
+          <w:tcPr>
+            <w:tcW w:w="1418" w:type="dxa"/>
+            <w:tcBorders>
+              <w:top w:val="single" w:sz="4" w:space="0" w:color="auto"/>
+            </w:tcBorders>
+            <w:noWrap/>
+            <w:hideMark/>
+          </w:tcPr>
+          <w:p>
+            <w:pPr>
+              <w:jc w:val="center"/>
+              <w:rPr>
+                <w:rFonts w:ascii="Times New Roman" w:eastAsia="Times New Roman" w:hAnsi="Times New Roman" w:cs="Times New Roman"/>
+                <w:color w:val="000000"/>
+                <w:kern w:val="0"/>
+                <w:sz w:val="24"/>
+                <w:szCs w:val="24"/>
+                <w:lang w:eastAsia="es-CO"/>
+                <w14:ligatures w14:val="none"/>
+              </w:rPr>
+            </w:pPr>
+            <w:r>
+              <w:rPr>
+                <w:rFonts w:ascii="Times New Roman" w:eastAsia="Times New Roman" w:hAnsi="Times New Roman" w:cs="Times New Roman"/>
+                <w:color w:val="000000"/>
+                <w:kern w:val="0"/>
+                <w:sz w:val="24"/>
+                <w:szCs w:val="24"/>
+                <w:lang w:eastAsia="es-CO"/>
+                <w14:ligatures w14:val="none"/>
+              </w:rPr>
+              <w:t>16.6%</w:t>
+            </w:r>
+          </w:p>
+        </w:tc>
+        <w:tc>
+          <w:tcPr>
+            <w:tcW w:w="1559" w:type="dxa"/>
+            <w:tcBorders>
+              <w:top w:val="single" w:sz="4" w:space="0" w:color="auto"/>
+            </w:tcBorders>
+            <w:noWrap/>
+            <w:hideMark/>
+          </w:tcPr>
+          <w:p>
+            <w:pPr>
+              <w:jc w:val="center"/>
+              <w:rPr>
+                <w:rFonts w:ascii="Times New Roman" w:eastAsia="Times New Roman" w:hAnsi="Times New Roman" w:cs="Times New Roman"/>
+                <w:color w:val="000000"/>
+                <w:kern w:val="0"/>
+                <w:sz w:val="24"/>
+                <w:szCs w:val="24"/>
+                <w:lang w:eastAsia="es-CO"/>
+                <w14:ligatures w14:val="none"/>
+              </w:rPr>
+            </w:pPr>
+            <w:r>
+              <w:rPr>
+                <w:rFonts w:ascii="Times New Roman" w:eastAsia="Times New Roman" w:hAnsi="Times New Roman" w:cs="Times New Roman"/>
+                <w:color w:val="000000"/>
+                <w:kern w:val="0"/>
+                <w:sz w:val="24"/>
+                <w:szCs w:val="24"/>
+                <w:lang w:eastAsia="es-CO"/>
+                <w14:ligatures w14:val="none"/>
+              </w:rPr>
+              <w:t>2.84</w:t>
+            </w:r>
+          </w:p>
+        </w:tc>
+        <w:tc>
+          <w:tcPr>
+            <w:tcW w:w="1276" w:type="dxa"/>
+            <w:tcBorders>
+              <w:top w:val="single" w:sz="4" w:space="0" w:color="auto"/>
+            </w:tcBorders>
+            <w:noWrap/>
+            <w:hideMark/>
+          </w:tcPr>
+          <w:p>
+            <w:pPr>
+              <w:jc w:val="center"/>
+              <w:rPr>
+                <w:rFonts w:ascii="Times New Roman" w:eastAsia="Times New Roman" w:hAnsi="Times New Roman" w:cs="Times New Roman"/>
+                <w:color w:val="000000"/>
+                <w:kern w:val="0"/>
+                <w:sz w:val="24"/>
+                <w:szCs w:val="24"/>
+                <w:lang w:eastAsia="es-CO"/>
+                <w14:ligatures w14:val="none"/>
+              </w:rPr>
+            </w:pPr>
+            <w:r>
+              <w:rPr>
+                <w:rFonts w:ascii="Times New Roman" w:eastAsia="Times New Roman" w:hAnsi="Times New Roman" w:cs="Times New Roman"/>
+                <w:color w:val="000000"/>
+                <w:kern w:val="0"/>
+                <w:sz w:val="24"/>
+                <w:szCs w:val="24"/>
+                <w:lang w:eastAsia="es-CO"/>
+                <w14:ligatures w14:val="none"/>
+              </w:rPr>
+              <w:t>271</w:t>
+            </w:r>
+          </w:p>
+        </w:tc>
+        <w:tc>
+          <w:tcPr>
+            <w:tcW w:w="1984" w:type="dxa"/>
+            <w:tcBorders>
+              <w:top w:val="single" w:sz="4" w:space="0" w:color="auto"/>
+            </w:tcBorders>
+          </w:tcPr>
+          <w:p>
+            <w:pPr>
+              <w:jc w:val="center"/>
+              <w:rPr>
+                <w:rFonts w:ascii="Times New Roman" w:eastAsia="Times New Roman" w:hAnsi="Times New Roman" w:cs="Times New Roman"/>
+                <w:color w:val="000000"/>
+                <w:kern w:val="0"/>
+                <w:sz w:val="24"/>
+                <w:szCs w:val="24"/>
+                <w:lang w:eastAsia="es-CO"/>
+                <w14:ligatures w14:val="none"/>
+              </w:rPr>
+            </w:pPr>
+            <w:r>
+              <w:rPr>
+                <w:rFonts w:ascii="Times New Roman" w:eastAsia="Times New Roman" w:hAnsi="Times New Roman" w:cs="Times New Roman"/>
+                <w:color w:val="000000"/>
+                <w:kern w:val="0"/>
+                <w:sz w:val="24"/>
+                <w:szCs w:val="24"/>
+                <w:lang w:eastAsia="es-CO"/>
+                <w14:ligatures w14:val="none"/>
+              </w:rPr>
+              <w:t>30.41</w:t>
+            </w:r>
+          </w:p>
+        </w:tc>
+      </w:tr>
+      <w:tr>
+        <w:trPr>
+          <w:trHeight w:val="288"/>
+        </w:trPr>
+        <w:tc>
+          <w:tcPr>
+            <w:tcW w:w="1560" w:type="dxa"/>
+            <w:noWrap/>
+            <w:hideMark/>
+          </w:tcPr>
+          <w:p>
+            <w:pPr>
+              <w:rPr>
+                <w:rFonts w:ascii="Times New Roman" w:eastAsia="Times New Roman" w:hAnsi="Times New Roman" w:cs="Times New Roman"/>
+                <w:color w:val="000000"/>
+                <w:kern w:val="0"/>
+                <w:sz w:val="24"/>
+                <w:szCs w:val="24"/>
+                <w:lang w:eastAsia="es-CO"/>
+                <w14:ligatures w14:val="none"/>
+              </w:rPr>
+            </w:pPr>
+            <w:r>
+              <w:rPr>
+                <w:rFonts w:ascii="Times New Roman" w:eastAsia="Times New Roman" w:hAnsi="Times New Roman" w:cs="Times New Roman"/>
+                <w:color w:val="000000"/>
+                <w:kern w:val="0"/>
+                <w:sz w:val="24"/>
+                <w:szCs w:val="24"/>
+                <w:lang w:eastAsia="es-CO"/>
+                <w14:ligatures w14:val="none"/>
+              </w:rPr>
+              <w:t>Mexicana</w:t>
+            </w:r>
+          </w:p>
+        </w:tc>
+        <w:tc>
+          <w:tcPr>
+            <w:tcW w:w="1417" w:type="dxa"/>
+            <w:noWrap/>
+            <w:hideMark/>
+          </w:tcPr>
+          <w:p>
+            <w:pPr>
+              <w:jc w:val="center"/>
+              <w:rPr>
+                <w:rFonts w:ascii="Times New Roman" w:eastAsia="Times New Roman" w:hAnsi="Times New Roman" w:cs="Times New Roman"/>
+                <w:color w:val="000000"/>
+                <w:kern w:val="0"/>
+                <w:sz w:val="24"/>
+                <w:szCs w:val="24"/>
+                <w:lang w:eastAsia="es-CO"/>
+                <w14:ligatures w14:val="none"/>
+              </w:rPr>
+            </w:pPr>
+            <w:r>
+              <w:rPr>
+                <w:rFonts w:ascii="Times New Roman" w:eastAsia="Times New Roman" w:hAnsi="Times New Roman" w:cs="Times New Roman"/>
+                <w:color w:val="000000"/>
+                <w:kern w:val="0"/>
+                <w:sz w:val="24"/>
+                <w:szCs w:val="24"/>
+                <w:lang w:eastAsia="es-CO"/>
+                <w14:ligatures w14:val="none"/>
+              </w:rPr>
+              <w:t>147</w:t>
+            </w:r>
+          </w:p>
+        </w:tc>
+        <w:tc>
+          <w:tcPr>
+            <w:tcW w:w="1418" w:type="dxa"/>
+            <w:noWrap/>
+            <w:hideMark/>
+          </w:tcPr>
+          <w:p>
+            <w:pPr>
+              <w:jc w:val="center"/>
+              <w:rPr>
+                <w:rFonts w:ascii="Times New Roman" w:eastAsia="Times New Roman" w:hAnsi="Times New Roman" w:cs="Times New Roman"/>
+                <w:color w:val="000000"/>
+                <w:kern w:val="0"/>
+                <w:sz w:val="24"/>
+                <w:szCs w:val="24"/>
+                <w:lang w:eastAsia="es-CO"/>
+                <w14:ligatures w14:val="none"/>
+              </w:rPr>
+            </w:pPr>
+            <w:r>
+              <w:rPr>
+                <w:rFonts w:ascii="Times New Roman" w:eastAsia="Times New Roman" w:hAnsi="Times New Roman" w:cs="Times New Roman"/>
+                <w:color w:val="000000"/>
+                <w:kern w:val="0"/>
+                <w:sz w:val="24"/>
+                <w:szCs w:val="24"/>
+                <w:lang w:eastAsia="es-CO"/>
+                <w14:ligatures w14:val="none"/>
+              </w:rPr>
+              <w:t>14.8%</w:t>
+            </w:r>
+          </w:p>
+        </w:tc>
+        <w:tc>
+          <w:tcPr>
+            <w:tcW w:w="1559" w:type="dxa"/>
+            <w:noWrap/>
+            <w:hideMark/>
+          </w:tcPr>
+          <w:p>
+            <w:pPr>
+              <w:jc w:val="center"/>
+              <w:rPr>
+                <w:rFonts w:ascii="Times New Roman" w:eastAsia="Times New Roman" w:hAnsi="Times New Roman" w:cs="Times New Roman"/>
+                <w:color w:val="000000"/>
+                <w:kern w:val="0"/>
+                <w:sz w:val="24"/>
+                <w:szCs w:val="24"/>
+                <w:lang w:eastAsia="es-CO"/>
+                <w14:ligatures w14:val="none"/>
+              </w:rPr>
+            </w:pPr>
+            <w:r>
+              <w:rPr>
+                <w:rFonts w:ascii="Times New Roman" w:eastAsia="Times New Roman" w:hAnsi="Times New Roman" w:cs="Times New Roman"/>
+                <w:color w:val="000000"/>
+                <w:kern w:val="0"/>
+                <w:sz w:val="24"/>
+                <w:szCs w:val="24"/>
+                <w:lang w:eastAsia="es-CO"/>
+                <w14:ligatures w14:val="none"/>
+              </w:rPr>
+              <w:t>2.98</w:t>
+            </w:r>
+          </w:p>
+        </w:tc>
+        <w:tc>
+          <w:tcPr>
+            <w:tcW w:w="1276" w:type="dxa"/>
+            <w:noWrap/>
+            <w:hideMark/>
+          </w:tcPr>
+          <w:p>
+            <w:pPr>
+              <w:jc w:val="center"/>
+              <w:rPr>
+                <w:rFonts w:ascii="Times New Roman" w:eastAsia="Times New Roman" w:hAnsi="Times New Roman" w:cs="Times New Roman"/>
+                <w:color w:val="000000"/>
+                <w:kern w:val="0"/>
+                <w:sz w:val="24"/>
+                <w:szCs w:val="24"/>
+                <w:lang w:eastAsia="es-CO"/>
+                <w14:ligatures w14:val="none"/>
+              </w:rPr>
+            </w:pPr>
+            <w:r>
+              <w:rPr>
+                <w:rFonts w:ascii="Times New Roman" w:eastAsia="Times New Roman" w:hAnsi="Times New Roman" w:cs="Times New Roman"/>
+                <w:color w:val="000000"/>
+                <w:kern w:val="0"/>
+                <w:sz w:val="24"/>
+                <w:szCs w:val="24"/>
+                <w:lang w:eastAsia="es-CO"/>
+                <w14:ligatures w14:val="none"/>
+              </w:rPr>
+              <w:t>26</w:t>
+            </w:r>
+            <w:r>
+              <w:rPr>
+                <w:rFonts w:ascii="Times New Roman" w:eastAsia="Times New Roman" w:hAnsi="Times New Roman" w:cs="Times New Roman"/>
+                <w:color w:val="000000"/>
+                <w:kern w:val="0"/>
+                <w:sz w:val="24"/>
+                <w:szCs w:val="24"/>
+                <w:lang w:eastAsia="es-CO"/>
+                <w14:ligatures w14:val="none"/>
+              </w:rPr>
+              <w:t>4</w:t>
+            </w:r>
+          </w:p>
+        </w:tc>
+        <w:tc>
+          <w:tcPr>
+            <w:tcW w:w="1984" w:type="dxa"/>
+          </w:tcPr>
+          <w:p>
+            <w:pPr>
+              <w:jc w:val="center"/>
+              <w:rPr>
+                <w:rFonts w:ascii="Times New Roman" w:eastAsia="Times New Roman" w:hAnsi="Times New Roman" w:cs="Times New Roman"/>
+                <w:color w:val="000000"/>
+                <w:kern w:val="0"/>
+                <w:sz w:val="24"/>
+                <w:szCs w:val="24"/>
+                <w:lang w:eastAsia="es-CO"/>
+                <w14:ligatures w14:val="none"/>
+              </w:rPr>
+            </w:pPr>
+            <w:r>
+              <w:rPr>
+                <w:rFonts w:ascii="Times New Roman" w:eastAsia="Times New Roman" w:hAnsi="Times New Roman" w:cs="Times New Roman"/>
+                <w:color w:val="000000"/>
+                <w:kern w:val="0"/>
+                <w:sz w:val="24"/>
+                <w:szCs w:val="24"/>
+                <w:lang w:eastAsia="es-CO"/>
+                <w14:ligatures w14:val="none"/>
+              </w:rPr>
+              <w:t>29.33</w:t>
+            </w:r>
+          </w:p>
+        </w:tc>
+      </w:tr>
+      <w:tr>
+        <w:trPr>
+          <w:trHeight w:val="288"/>
+        </w:trPr>
+        <w:tc>
+          <w:tcPr>
+            <w:tcW w:w="1560" w:type="dxa"/>
+            <w:noWrap/>
+            <w:hideMark/>
+          </w:tcPr>
+          <w:p>
+            <w:pPr>
+              <w:rPr>
+                <w:rFonts w:ascii="Times New Roman" w:eastAsia="Times New Roman" w:hAnsi="Times New Roman" w:cs="Times New Roman"/>
+                <w:color w:val="000000"/>
+                <w:kern w:val="0"/>
+                <w:sz w:val="24"/>
+                <w:szCs w:val="24"/>
+                <w:lang w:eastAsia="es-CO"/>
+                <w14:ligatures w14:val="none"/>
+              </w:rPr>
+            </w:pPr>
+            <w:r>
+              <w:rPr>
+                <w:rFonts w:ascii="Times New Roman" w:eastAsia="Times New Roman" w:hAnsi="Times New Roman" w:cs="Times New Roman"/>
+                <w:color w:val="000000"/>
+                <w:kern w:val="0"/>
+                <w:sz w:val="24"/>
+                <w:szCs w:val="24"/>
+                <w:lang w:eastAsia="es-CO"/>
+                <w14:ligatures w14:val="none"/>
+              </w:rPr>
+              <w:t>Francesa</w:t>
+            </w:r>
+          </w:p>
+        </w:tc>
+        <w:tc>
+          <w:tcPr>
+            <w:tcW w:w="1417" w:type="dxa"/>
+            <w:noWrap/>
+            <w:hideMark/>
+          </w:tcPr>
+          <w:p>
+            <w:pPr>
+              <w:jc w:val="center"/>
+              <w:rPr>
+                <w:rFonts w:ascii="Times New Roman" w:eastAsia="Times New Roman" w:hAnsi="Times New Roman" w:cs="Times New Roman"/>
+                <w:color w:val="000000"/>
+                <w:kern w:val="0"/>
+                <w:sz w:val="24"/>
+                <w:szCs w:val="24"/>
+                <w:lang w:eastAsia="es-CO"/>
+                <w14:ligatures w14:val="none"/>
+              </w:rPr>
+            </w:pPr>
+            <w:r>
+              <w:rPr>
+                <w:rFonts w:ascii="Times New Roman" w:eastAsia="Times New Roman" w:hAnsi="Times New Roman" w:cs="Times New Roman"/>
+                <w:color w:val="000000"/>
+                <w:kern w:val="0"/>
+                <w:sz w:val="24"/>
+                <w:szCs w:val="24"/>
+                <w:lang w:eastAsia="es-CO"/>
+                <w14:ligatures w14:val="none"/>
+              </w:rPr>
+              <w:t>146</w:t>
+            </w:r>
+          </w:p>
+        </w:tc>
+        <w:tc>
+          <w:tcPr>
+            <w:tcW w:w="1418" w:type="dxa"/>
+            <w:noWrap/>
+            <w:hideMark/>
+          </w:tcPr>
+          <w:p>
+            <w:pPr>
+              <w:jc w:val="center"/>
+              <w:rPr>
+                <w:rFonts w:ascii="Times New Roman" w:eastAsia="Times New Roman" w:hAnsi="Times New Roman" w:cs="Times New Roman"/>
+                <w:color w:val="000000"/>
+                <w:kern w:val="0"/>
+                <w:sz w:val="24"/>
+                <w:szCs w:val="24"/>
+                <w:lang w:eastAsia="es-CO"/>
+                <w14:ligatures w14:val="none"/>
+              </w:rPr>
+            </w:pPr>
+            <w:r>
+              <w:rPr>
+                <w:rFonts w:ascii="Times New Roman" w:eastAsia="Times New Roman" w:hAnsi="Times New Roman" w:cs="Times New Roman"/>
+                <w:color w:val="000000"/>
+                <w:kern w:val="0"/>
+                <w:sz w:val="24"/>
+                <w:szCs w:val="24"/>
+                <w:lang w:eastAsia="es-CO"/>
+                <w14:ligatures w14:val="none"/>
+              </w:rPr>
+              <w:t>14.7%</w:t>
+            </w:r>
+          </w:p>
+        </w:tc>
+        <w:tc>
+          <w:tcPr>
+            <w:tcW w:w="1559" w:type="dxa"/>
+            <w:noWrap/>
+            <w:hideMark/>
+          </w:tcPr>
+          <w:p>
+            <w:pPr>
+              <w:jc w:val="center"/>
+              <w:rPr>
+                <w:rFonts w:ascii="Times New Roman" w:eastAsia="Times New Roman" w:hAnsi="Times New Roman" w:cs="Times New Roman"/>
+                <w:color w:val="000000"/>
+                <w:kern w:val="0"/>
+                <w:sz w:val="24"/>
+                <w:szCs w:val="24"/>
+                <w:lang w:eastAsia="es-CO"/>
+                <w14:ligatures w14:val="none"/>
+              </w:rPr>
+            </w:pPr>
+            <w:r>
+              <w:rPr>
+                <w:rFonts w:ascii="Times New Roman" w:eastAsia="Times New Roman" w:hAnsi="Times New Roman" w:cs="Times New Roman"/>
+                <w:color w:val="000000"/>
+                <w:kern w:val="0"/>
+                <w:sz w:val="24"/>
+                <w:szCs w:val="24"/>
+                <w:lang w:eastAsia="es-CO"/>
+                <w14:ligatures w14:val="none"/>
+              </w:rPr>
+              <w:t>2.91</w:t>
+            </w:r>
+          </w:p>
+        </w:tc>
+        <w:tc>
+          <w:tcPr>
+            <w:tcW w:w="1276" w:type="dxa"/>
+            <w:noWrap/>
+            <w:hideMark/>
+          </w:tcPr>
+          <w:p>
+            <w:pPr>
+              <w:jc w:val="center"/>
+              <w:rPr>
+                <w:rFonts w:ascii="Times New Roman" w:eastAsia="Times New Roman" w:hAnsi="Times New Roman" w:cs="Times New Roman"/>
+                <w:color w:val="000000"/>
+                <w:kern w:val="0"/>
+                <w:sz w:val="24"/>
+                <w:szCs w:val="24"/>
+                <w:lang w:eastAsia="es-CO"/>
+                <w14:ligatures w14:val="none"/>
+              </w:rPr>
+            </w:pPr>
+            <w:r>
+              <w:rPr>
+                <w:rFonts w:ascii="Times New Roman" w:eastAsia="Times New Roman" w:hAnsi="Times New Roman" w:cs="Times New Roman"/>
+                <w:color w:val="000000"/>
+                <w:kern w:val="0"/>
+                <w:sz w:val="24"/>
+                <w:szCs w:val="24"/>
+                <w:lang w:eastAsia="es-CO"/>
+                <w14:ligatures w14:val="none"/>
+              </w:rPr>
+              <w:t>263</w:t>
+            </w:r>
+          </w:p>
+        </w:tc>
+        <w:tc>
+          <w:tcPr>
+            <w:tcW w:w="1984" w:type="dxa"/>
+          </w:tcPr>
+          <w:p>
+            <w:pPr>
+              <w:jc w:val="center"/>
+              <w:rPr>
+                <w:rFonts w:ascii="Times New Roman" w:eastAsia="Times New Roman" w:hAnsi="Times New Roman" w:cs="Times New Roman"/>
+                <w:color w:val="000000"/>
+                <w:kern w:val="0"/>
+                <w:sz w:val="24"/>
+                <w:szCs w:val="24"/>
+                <w:lang w:eastAsia="es-CO"/>
+                <w14:ligatures w14:val="none"/>
+              </w:rPr>
+            </w:pPr>
+            <w:r>
+              <w:rPr>
+                <w:rFonts w:ascii="Times New Roman" w:eastAsia="Times New Roman" w:hAnsi="Times New Roman" w:cs="Times New Roman"/>
+                <w:color w:val="000000"/>
+                <w:kern w:val="0"/>
+                <w:sz w:val="24"/>
+                <w:szCs w:val="24"/>
+                <w:lang w:eastAsia="es-CO"/>
+                <w14:ligatures w14:val="none"/>
+              </w:rPr>
+              <w:t>34.82</w:t>
+            </w:r>
+          </w:p>
+        </w:tc>
+      </w:tr>
+      <w:tr>
+        <w:trPr>
+          <w:trHeight w:val="288"/>
+        </w:trPr>
+        <w:tc>
+          <w:tcPr>
+            <w:tcW w:w="1560" w:type="dxa"/>
+            <w:noWrap/>
+            <w:hideMark/>
+          </w:tcPr>
+          <w:p>
+            <w:pPr>
+              <w:rPr>
+                <w:rFonts w:ascii="Times New Roman" w:eastAsia="Times New Roman" w:hAnsi="Times New Roman" w:cs="Times New Roman"/>
+                <w:color w:val="000000"/>
+                <w:kern w:val="0"/>
+                <w:sz w:val="24"/>
+                <w:szCs w:val="24"/>
+                <w:lang w:eastAsia="es-CO"/>
+                <w14:ligatures w14:val="none"/>
+              </w:rPr>
+            </w:pPr>
+            <w:r>
+              <w:rPr>
+                <w:rFonts w:ascii="Times New Roman" w:eastAsia="Times New Roman" w:hAnsi="Times New Roman" w:cs="Times New Roman"/>
+                <w:color w:val="000000"/>
+                <w:kern w:val="0"/>
+                <w:sz w:val="24"/>
+                <w:szCs w:val="24"/>
+                <w:lang w:eastAsia="es-CO"/>
+                <w14:ligatures w14:val="none"/>
+              </w:rPr>
+              <w:t>China</w:t>
+            </w:r>
+          </w:p>
+        </w:tc>
+        <w:tc>
+          <w:tcPr>
+            <w:tcW w:w="1417" w:type="dxa"/>
+            <w:noWrap/>
+            <w:hideMark/>
+          </w:tcPr>
+          <w:p>
+            <w:pPr>
+              <w:jc w:val="center"/>
+              <w:rPr>
+                <w:rFonts w:ascii="Times New Roman" w:eastAsia="Times New Roman" w:hAnsi="Times New Roman" w:cs="Times New Roman"/>
+                <w:color w:val="000000"/>
+                <w:kern w:val="0"/>
+                <w:sz w:val="24"/>
+                <w:szCs w:val="24"/>
+                <w:lang w:eastAsia="es-CO"/>
+                <w14:ligatures w14:val="none"/>
+              </w:rPr>
+            </w:pPr>
+            <w:r>
+              <w:rPr>
+                <w:rFonts w:ascii="Times New Roman" w:eastAsia="Times New Roman" w:hAnsi="Times New Roman" w:cs="Times New Roman"/>
+                <w:color w:val="000000"/>
+                <w:kern w:val="0"/>
+                <w:sz w:val="24"/>
+                <w:szCs w:val="24"/>
+                <w:lang w:eastAsia="es-CO"/>
+                <w14:ligatures w14:val="none"/>
+              </w:rPr>
+              <w:t>14</w:t>
+            </w:r>
+            <w:r>
+              <w:rPr>
+                <w:rFonts w:ascii="Times New Roman" w:eastAsia="Times New Roman" w:hAnsi="Times New Roman" w:cs="Times New Roman"/>
+                <w:color w:val="000000"/>
+                <w:kern w:val="0"/>
+                <w:sz w:val="24"/>
+                <w:szCs w:val="24"/>
+                <w:lang w:eastAsia="es-CO"/>
+                <w14:ligatures w14:val="none"/>
+              </w:rPr>
+              <w:t>6</w:t>
+            </w:r>
+          </w:p>
+        </w:tc>
+        <w:tc>
+          <w:tcPr>
+            <w:tcW w:w="1418" w:type="dxa"/>
+            <w:noWrap/>
+            <w:hideMark/>
+          </w:tcPr>
+          <w:p>
+            <w:pPr>
+              <w:jc w:val="center"/>
+              <w:rPr>
+                <w:rFonts w:ascii="Times New Roman" w:eastAsia="Times New Roman" w:hAnsi="Times New Roman" w:cs="Times New Roman"/>
+                <w:color w:val="000000"/>
+                <w:kern w:val="0"/>
+                <w:sz w:val="24"/>
+                <w:szCs w:val="24"/>
+                <w:lang w:eastAsia="es-CO"/>
+                <w14:ligatures w14:val="none"/>
+              </w:rPr>
+            </w:pPr>
+            <w:r>
+              <w:rPr>
+                <w:rFonts w:ascii="Times New Roman" w:eastAsia="Times New Roman" w:hAnsi="Times New Roman" w:cs="Times New Roman"/>
+                <w:color w:val="000000"/>
+                <w:kern w:val="0"/>
+                <w:sz w:val="24"/>
+                <w:szCs w:val="24"/>
+                <w:lang w:eastAsia="es-CO"/>
+                <w14:ligatures w14:val="none"/>
+              </w:rPr>
+              <w:t>14.</w:t>
+            </w:r>
+            <w:r>
+              <w:rPr>
+                <w:rFonts w:ascii="Times New Roman" w:eastAsia="Times New Roman" w:hAnsi="Times New Roman" w:cs="Times New Roman"/>
+                <w:color w:val="000000"/>
+                <w:kern w:val="0"/>
+                <w:sz w:val="24"/>
+                <w:szCs w:val="24"/>
+                <w:lang w:eastAsia="es-CO"/>
+                <w14:ligatures w14:val="none"/>
+              </w:rPr>
+              <w:t>7</w:t>
+            </w:r>
+            <w:r>
+              <w:rPr>
+                <w:rFonts w:ascii="Times New Roman" w:eastAsia="Times New Roman" w:hAnsi="Times New Roman" w:cs="Times New Roman"/>
+                <w:color w:val="000000"/>
+                <w:kern w:val="0"/>
+                <w:sz w:val="24"/>
+                <w:szCs w:val="24"/>
+                <w:lang w:eastAsia="es-CO"/>
+                <w14:ligatures w14:val="none"/>
+              </w:rPr>
+              <w:t>%</w:t>
+            </w:r>
+          </w:p>
+        </w:tc>
+        <w:tc>
+          <w:tcPr>
+            <w:tcW w:w="1559" w:type="dxa"/>
+            <w:noWrap/>
+            <w:hideMark/>
+          </w:tcPr>
+          <w:p>
+            <w:pPr>
+              <w:jc w:val="center"/>
+              <w:rPr>
+                <w:rFonts w:ascii="Times New Roman" w:eastAsia="Times New Roman" w:hAnsi="Times New Roman" w:cs="Times New Roman"/>
+                <w:color w:val="000000"/>
+                <w:kern w:val="0"/>
+                <w:sz w:val="24"/>
+                <w:szCs w:val="24"/>
+                <w:lang w:eastAsia="es-CO"/>
+                <w14:ligatures w14:val="none"/>
+              </w:rPr>
+            </w:pPr>
+            <w:r>
+              <w:rPr>
+                <w:rFonts w:ascii="Times New Roman" w:eastAsia="Times New Roman" w:hAnsi="Times New Roman" w:cs="Times New Roman"/>
+                <w:color w:val="000000"/>
+                <w:kern w:val="0"/>
+                <w:sz w:val="24"/>
+                <w:szCs w:val="24"/>
+                <w:lang w:eastAsia="es-CO"/>
+                <w14:ligatures w14:val="none"/>
+              </w:rPr>
+              <w:t>3.02</w:t>
+            </w:r>
+          </w:p>
+        </w:tc>
+        <w:tc>
+          <w:tcPr>
+            <w:tcW w:w="1276" w:type="dxa"/>
+            <w:noWrap/>
+            <w:hideMark/>
+          </w:tcPr>
+          <w:p>
+            <w:pPr>
+              <w:jc w:val="center"/>
+              <w:rPr>
+                <w:rFonts w:ascii="Times New Roman" w:eastAsia="Times New Roman" w:hAnsi="Times New Roman" w:cs="Times New Roman"/>
+                <w:color w:val="000000"/>
+                <w:kern w:val="0"/>
+                <w:sz w:val="24"/>
+                <w:szCs w:val="24"/>
+                <w:lang w:eastAsia="es-CO"/>
+                <w14:ligatures w14:val="none"/>
+              </w:rPr>
+            </w:pPr>
+            <w:r>
+              <w:rPr>
+                <w:rFonts w:ascii="Times New Roman" w:eastAsia="Times New Roman" w:hAnsi="Times New Roman" w:cs="Times New Roman"/>
+                <w:color w:val="000000"/>
+                <w:kern w:val="0"/>
+                <w:sz w:val="24"/>
+                <w:szCs w:val="24"/>
+                <w:lang w:eastAsia="es-CO"/>
+                <w14:ligatures w14:val="none"/>
+              </w:rPr>
+              <w:t>2</w:t>
+            </w:r>
+            <w:r>
+              <w:rPr>
+                <w:rFonts w:ascii="Times New Roman" w:eastAsia="Times New Roman" w:hAnsi="Times New Roman" w:cs="Times New Roman"/>
+                <w:color w:val="000000"/>
+                <w:kern w:val="0"/>
+                <w:sz w:val="24"/>
+                <w:szCs w:val="24"/>
+                <w:lang w:eastAsia="es-CO"/>
+                <w14:ligatures w14:val="none"/>
+              </w:rPr>
+              <w:t>86</w:t>
+            </w:r>
+          </w:p>
+        </w:tc>
+        <w:tc>
+          <w:tcPr>
+            <w:tcW w:w="1984" w:type="dxa"/>
+          </w:tcPr>
+          <w:p>
+            <w:pPr>
+              <w:jc w:val="center"/>
+              <w:rPr>
+                <w:rFonts w:ascii="Times New Roman" w:eastAsia="Times New Roman" w:hAnsi="Times New Roman" w:cs="Times New Roman"/>
+                <w:color w:val="000000"/>
+                <w:kern w:val="0"/>
+                <w:sz w:val="24"/>
+                <w:szCs w:val="24"/>
+                <w:lang w:eastAsia="es-CO"/>
+                <w14:ligatures w14:val="none"/>
+              </w:rPr>
+            </w:pPr>
+            <w:r>
+              <w:rPr>
+                <w:rFonts w:ascii="Times New Roman" w:eastAsia="Times New Roman" w:hAnsi="Times New Roman" w:cs="Times New Roman"/>
+                <w:color w:val="000000"/>
+                <w:kern w:val="0"/>
+                <w:sz w:val="24"/>
+                <w:szCs w:val="24"/>
+                <w:lang w:eastAsia="es-CO"/>
+                <w14:ligatures w14:val="none"/>
+              </w:rPr>
+              <w:t>32.57</w:t>
+            </w:r>
+          </w:p>
+        </w:tc>
+      </w:tr>
+      <w:tr>
+        <w:trPr>
+          <w:trHeight w:val="288"/>
+        </w:trPr>
+        <w:tc>
+          <w:tcPr>
+            <w:tcW w:w="1560" w:type="dxa"/>
+            <w:noWrap/>
+            <w:hideMark/>
+          </w:tcPr>
+          <w:p>
+            <w:pPr>
+              <w:rPr>
+                <w:rFonts w:ascii="Times New Roman" w:eastAsia="Times New Roman" w:hAnsi="Times New Roman" w:cs="Times New Roman"/>
+                <w:color w:val="000000"/>
+                <w:kern w:val="0"/>
+                <w:sz w:val="24"/>
+                <w:szCs w:val="24"/>
+                <w:lang w:eastAsia="es-CO"/>
+                <w14:ligatures w14:val="none"/>
+              </w:rPr>
+            </w:pPr>
+            <w:r>
+              <w:rPr>
+                <w:rFonts w:ascii="Times New Roman" w:eastAsia="Times New Roman" w:hAnsi="Times New Roman" w:cs="Times New Roman"/>
+                <w:color w:val="000000"/>
+                <w:kern w:val="0"/>
+                <w:sz w:val="24"/>
+                <w:szCs w:val="24"/>
+                <w:lang w:eastAsia="es-CO"/>
+                <w14:ligatures w14:val="none"/>
+              </w:rPr>
+              <w:t>Italiana</w:t>
+            </w:r>
+          </w:p>
+        </w:tc>
+        <w:tc>
+          <w:tcPr>
+            <w:tcW w:w="1417" w:type="dxa"/>
+            <w:noWrap/>
+            <w:hideMark/>
+          </w:tcPr>
+          <w:p>
+            <w:pPr>
+              <w:jc w:val="center"/>
+              <w:rPr>
+                <w:rFonts w:ascii="Times New Roman" w:eastAsia="Times New Roman" w:hAnsi="Times New Roman" w:cs="Times New Roman"/>
+                <w:color w:val="000000"/>
+                <w:kern w:val="0"/>
+                <w:sz w:val="24"/>
+                <w:szCs w:val="24"/>
+                <w:lang w:eastAsia="es-CO"/>
+                <w14:ligatures w14:val="none"/>
+              </w:rPr>
+            </w:pPr>
+            <w:r>
+              <w:rPr>
+                <w:rFonts w:ascii="Times New Roman" w:eastAsia="Times New Roman" w:hAnsi="Times New Roman" w:cs="Times New Roman"/>
+                <w:color w:val="000000"/>
+                <w:kern w:val="0"/>
+                <w:sz w:val="24"/>
+                <w:szCs w:val="24"/>
+                <w:lang w:eastAsia="es-CO"/>
+                <w14:ligatures w14:val="none"/>
+              </w:rPr>
+              <w:t>135</w:t>
+            </w:r>
+          </w:p>
+        </w:tc>
+        <w:tc>
+          <w:tcPr>
+            <w:tcW w:w="1418" w:type="dxa"/>
+            <w:noWrap/>
+            <w:hideMark/>
+          </w:tcPr>
+          <w:p>
+            <w:pPr>
+              <w:jc w:val="center"/>
+              <w:rPr>
+                <w:rFonts w:ascii="Times New Roman" w:eastAsia="Times New Roman" w:hAnsi="Times New Roman" w:cs="Times New Roman"/>
+                <w:color w:val="000000"/>
+                <w:kern w:val="0"/>
+                <w:sz w:val="24"/>
+                <w:szCs w:val="24"/>
+                <w:lang w:eastAsia="es-CO"/>
+                <w14:ligatures w14:val="none"/>
+              </w:rPr>
+            </w:pPr>
+            <w:r>
+              <w:rPr>
+                <w:rFonts w:ascii="Times New Roman" w:eastAsia="Times New Roman" w:hAnsi="Times New Roman" w:cs="Times New Roman"/>
+                <w:color w:val="000000"/>
+                <w:kern w:val="0"/>
+                <w:sz w:val="24"/>
+                <w:szCs w:val="24"/>
+                <w:lang w:eastAsia="es-CO"/>
+                <w14:ligatures w14:val="none"/>
+              </w:rPr>
+              <w:t>13.6%</w:t>
+            </w:r>
+          </w:p>
+        </w:tc>
+        <w:tc>
+          <w:tcPr>
+            <w:tcW w:w="1559" w:type="dxa"/>
+            <w:noWrap/>
+            <w:hideMark/>
+          </w:tcPr>
+          <w:p>
+            <w:pPr>
+              <w:jc w:val="center"/>
+              <w:rPr>
+                <w:rFonts w:ascii="Times New Roman" w:eastAsia="Times New Roman" w:hAnsi="Times New Roman" w:cs="Times New Roman"/>
+                <w:color w:val="000000"/>
+                <w:kern w:val="0"/>
+                <w:sz w:val="24"/>
+                <w:szCs w:val="24"/>
+                <w:lang w:eastAsia="es-CO"/>
+                <w14:ligatures w14:val="none"/>
+              </w:rPr>
+            </w:pPr>
+            <w:r>
+              <w:rPr>
+                <w:rFonts w:ascii="Times New Roman" w:eastAsia="Times New Roman" w:hAnsi="Times New Roman" w:cs="Times New Roman"/>
+                <w:color w:val="000000"/>
+                <w:kern w:val="0"/>
+                <w:sz w:val="24"/>
+                <w:szCs w:val="24"/>
+                <w:lang w:eastAsia="es-CO"/>
+                <w14:ligatures w14:val="none"/>
+              </w:rPr>
+              <w:t>3.07</w:t>
+            </w:r>
+          </w:p>
+        </w:tc>
+        <w:tc>
+          <w:tcPr>
+            <w:tcW w:w="1276" w:type="dxa"/>
+            <w:noWrap/>
+            <w:hideMark/>
+          </w:tcPr>
+          <w:p>
+            <w:pPr>
+              <w:jc w:val="center"/>
+              <w:rPr>
+                <w:rFonts w:ascii="Times New Roman" w:eastAsia="Times New Roman" w:hAnsi="Times New Roman" w:cs="Times New Roman"/>
+                <w:color w:val="000000"/>
+                <w:kern w:val="0"/>
+                <w:sz w:val="24"/>
+                <w:szCs w:val="24"/>
+                <w:lang w:eastAsia="es-CO"/>
+                <w14:ligatures w14:val="none"/>
+              </w:rPr>
+            </w:pPr>
+            <w:r>
+              <w:rPr>
+                <w:rFonts w:ascii="Times New Roman" w:eastAsia="Times New Roman" w:hAnsi="Times New Roman" w:cs="Times New Roman"/>
+                <w:color w:val="000000"/>
+                <w:kern w:val="0"/>
+                <w:sz w:val="24"/>
+                <w:szCs w:val="24"/>
+                <w:lang w:eastAsia="es-CO"/>
+                <w14:ligatures w14:val="none"/>
+              </w:rPr>
+              <w:t>27</w:t>
+            </w:r>
+            <w:r>
+              <w:rPr>
+                <w:rFonts w:ascii="Times New Roman" w:eastAsia="Times New Roman" w:hAnsi="Times New Roman" w:cs="Times New Roman"/>
+                <w:color w:val="000000"/>
+                <w:kern w:val="0"/>
+                <w:sz w:val="24"/>
+                <w:szCs w:val="24"/>
+                <w:lang w:eastAsia="es-CO"/>
+                <w14:ligatures w14:val="none"/>
+              </w:rPr>
+              <w:t>1</w:t>
+            </w:r>
+          </w:p>
+        </w:tc>
+        <w:tc>
+          <w:tcPr>
+            <w:tcW w:w="1984" w:type="dxa"/>
+          </w:tcPr>
+          <w:p>
+            <w:pPr>
+              <w:jc w:val="center"/>
+              <w:rPr>
+                <w:rFonts w:ascii="Times New Roman" w:eastAsia="Times New Roman" w:hAnsi="Times New Roman" w:cs="Times New Roman"/>
+                <w:color w:val="000000"/>
+                <w:kern w:val="0"/>
+                <w:sz w:val="24"/>
+                <w:szCs w:val="24"/>
+                <w:lang w:eastAsia="es-CO"/>
+                <w14:ligatures w14:val="none"/>
+              </w:rPr>
+            </w:pPr>
+            <w:r>
+              <w:rPr>
+                <w:rFonts w:ascii="Times New Roman" w:eastAsia="Times New Roman" w:hAnsi="Times New Roman" w:cs="Times New Roman"/>
+                <w:color w:val="000000"/>
+                <w:kern w:val="0"/>
+                <w:sz w:val="24"/>
+                <w:szCs w:val="24"/>
+                <w:lang w:eastAsia="es-CO"/>
+                <w14:ligatures w14:val="none"/>
+              </w:rPr>
+              <w:t>30.57</w:t>
+            </w:r>
+          </w:p>
+        </w:tc>
+      </w:tr>
+      <w:tr>
+        <w:trPr>
+          <w:trHeight w:val="288"/>
+        </w:trPr>
+        <w:tc>
+          <w:tcPr>
+            <w:tcW w:w="1560" w:type="dxa"/>
+            <w:noWrap/>
+            <w:hideMark/>
+          </w:tcPr>
+          <w:p>
+            <w:pPr>
+              <w:rPr>
+                <w:rFonts w:ascii="Times New Roman" w:eastAsia="Times New Roman" w:hAnsi="Times New Roman" w:cs="Times New Roman"/>
+                <w:color w:val="000000"/>
+                <w:kern w:val="0"/>
+                <w:sz w:val="24"/>
+                <w:szCs w:val="24"/>
+                <w:lang w:eastAsia="es-CO"/>
+                <w14:ligatures w14:val="none"/>
+              </w:rPr>
+            </w:pPr>
+            <w:r>
+              <w:rPr>
+                <w:rFonts w:ascii="Times New Roman" w:eastAsia="Times New Roman" w:hAnsi="Times New Roman" w:cs="Times New Roman"/>
+                <w:color w:val="000000"/>
+                <w:kern w:val="0"/>
+                <w:sz w:val="24"/>
+                <w:szCs w:val="24"/>
+                <w:lang w:eastAsia="es-CO"/>
+                <w14:ligatures w14:val="none"/>
+              </w:rPr>
+              <w:t>Japonesa</w:t>
+            </w:r>
+          </w:p>
+        </w:tc>
+        <w:tc>
+          <w:tcPr>
+            <w:tcW w:w="1417" w:type="dxa"/>
+            <w:noWrap/>
+            <w:hideMark/>
+          </w:tcPr>
+          <w:p>
+            <w:pPr>
+              <w:jc w:val="center"/>
+              <w:rPr>
+                <w:rFonts w:ascii="Times New Roman" w:eastAsia="Times New Roman" w:hAnsi="Times New Roman" w:cs="Times New Roman"/>
+                <w:color w:val="000000"/>
+                <w:kern w:val="0"/>
+                <w:sz w:val="24"/>
+                <w:szCs w:val="24"/>
+                <w:lang w:eastAsia="es-CO"/>
+                <w14:ligatures w14:val="none"/>
+              </w:rPr>
+            </w:pPr>
+            <w:r>
+              <w:rPr>
+                <w:rFonts w:ascii="Times New Roman" w:eastAsia="Times New Roman" w:hAnsi="Times New Roman" w:cs="Times New Roman"/>
+                <w:color w:val="000000"/>
+                <w:kern w:val="0"/>
+                <w:sz w:val="24"/>
+                <w:szCs w:val="24"/>
+                <w:lang w:eastAsia="es-CO"/>
+                <w14:ligatures w14:val="none"/>
+              </w:rPr>
+              <w:t>129</w:t>
+            </w:r>
+          </w:p>
+        </w:tc>
+        <w:tc>
+          <w:tcPr>
+            <w:tcW w:w="1418" w:type="dxa"/>
+            <w:noWrap/>
+            <w:hideMark/>
+          </w:tcPr>
+          <w:p>
+            <w:pPr>
+              <w:jc w:val="center"/>
+              <w:rPr>
+                <w:rFonts w:ascii="Times New Roman" w:eastAsia="Times New Roman" w:hAnsi="Times New Roman" w:cs="Times New Roman"/>
+                <w:color w:val="000000"/>
+                <w:kern w:val="0"/>
+                <w:sz w:val="24"/>
+                <w:szCs w:val="24"/>
+                <w:lang w:eastAsia="es-CO"/>
+                <w14:ligatures w14:val="none"/>
+              </w:rPr>
+            </w:pPr>
+            <w:r>
+              <w:rPr>
+                <w:rFonts w:ascii="Times New Roman" w:eastAsia="Times New Roman" w:hAnsi="Times New Roman" w:cs="Times New Roman"/>
+                <w:color w:val="000000"/>
+                <w:kern w:val="0"/>
+                <w:sz w:val="24"/>
+                <w:szCs w:val="24"/>
+                <w:lang w:eastAsia="es-CO"/>
+                <w14:ligatures w14:val="none"/>
+              </w:rPr>
+              <w:t>13.0%</w:t>
+            </w:r>
+          </w:p>
+        </w:tc>
+        <w:tc>
+          <w:tcPr>
+            <w:tcW w:w="1559" w:type="dxa"/>
+            <w:noWrap/>
+            <w:hideMark/>
+          </w:tcPr>
+          <w:p>
+            <w:pPr>
+              <w:jc w:val="center"/>
+              <w:rPr>
+                <w:rFonts w:ascii="Times New Roman" w:eastAsia="Times New Roman" w:hAnsi="Times New Roman" w:cs="Times New Roman"/>
+                <w:color w:val="000000"/>
+                <w:kern w:val="0"/>
+                <w:sz w:val="24"/>
+                <w:szCs w:val="24"/>
+                <w:lang w:eastAsia="es-CO"/>
+                <w14:ligatures w14:val="none"/>
+              </w:rPr>
+            </w:pPr>
+            <w:r>
+              <w:rPr>
+                <w:rFonts w:ascii="Times New Roman" w:eastAsia="Times New Roman" w:hAnsi="Times New Roman" w:cs="Times New Roman"/>
+                <w:color w:val="000000"/>
+                <w:kern w:val="0"/>
+                <w:sz w:val="24"/>
+                <w:szCs w:val="24"/>
+                <w:lang w:eastAsia="es-CO"/>
+                <w14:ligatures w14:val="none"/>
+              </w:rPr>
+              <w:t>2.98</w:t>
+            </w:r>
+          </w:p>
+        </w:tc>
+        <w:tc>
+          <w:tcPr>
+            <w:tcW w:w="1276" w:type="dxa"/>
+            <w:noWrap/>
+            <w:hideMark/>
+          </w:tcPr>
+          <w:p>
+            <w:pPr>
+              <w:jc w:val="center"/>
+              <w:rPr>
+                <w:rFonts w:ascii="Times New Roman" w:eastAsia="Times New Roman" w:hAnsi="Times New Roman" w:cs="Times New Roman"/>
+                <w:color w:val="000000"/>
+                <w:kern w:val="0"/>
+                <w:sz w:val="24"/>
+                <w:szCs w:val="24"/>
+                <w:lang w:eastAsia="es-CO"/>
+                <w14:ligatures w14:val="none"/>
+              </w:rPr>
+            </w:pPr>
+            <w:r>
+              <w:rPr>
+                <w:rFonts w:ascii="Times New Roman" w:eastAsia="Times New Roman" w:hAnsi="Times New Roman" w:cs="Times New Roman"/>
+                <w:color w:val="000000"/>
+                <w:kern w:val="0"/>
+                <w:sz w:val="24"/>
+                <w:szCs w:val="24"/>
+                <w:lang w:eastAsia="es-CO"/>
+                <w14:ligatures w14:val="none"/>
+              </w:rPr>
+              <w:t>27</w:t>
+            </w:r>
+            <w:r>
+              <w:rPr>
+                <w:rFonts w:ascii="Times New Roman" w:eastAsia="Times New Roman" w:hAnsi="Times New Roman" w:cs="Times New Roman"/>
+                <w:color w:val="000000"/>
+                <w:kern w:val="0"/>
+                <w:sz w:val="24"/>
+                <w:szCs w:val="24"/>
+                <w:lang w:eastAsia="es-CO"/>
+                <w14:ligatures w14:val="none"/>
+              </w:rPr>
+              <w:t>9</w:t>
+            </w:r>
+          </w:p>
+        </w:tc>
+        <w:tc>
+          <w:tcPr>
+            <w:tcW w:w="1984" w:type="dxa"/>
+          </w:tcPr>
+          <w:p>
+            <w:pPr>
+              <w:jc w:val="center"/>
+              <w:rPr>
+                <w:rFonts w:ascii="Times New Roman" w:eastAsia="Times New Roman" w:hAnsi="Times New Roman" w:cs="Times New Roman"/>
+                <w:color w:val="000000"/>
+                <w:kern w:val="0"/>
+                <w:sz w:val="24"/>
+                <w:szCs w:val="24"/>
+                <w:lang w:eastAsia="es-CO"/>
+                <w14:ligatures w14:val="none"/>
+              </w:rPr>
+            </w:pPr>
+            <w:r>
+              <w:rPr>
+                <w:rFonts w:ascii="Times New Roman" w:eastAsia="Times New Roman" w:hAnsi="Times New Roman" w:cs="Times New Roman"/>
+                <w:color w:val="000000"/>
+                <w:kern w:val="0"/>
+                <w:sz w:val="24"/>
+                <w:szCs w:val="24"/>
+                <w:lang w:eastAsia="es-CO"/>
+                <w14:ligatures w14:val="none"/>
+              </w:rPr>
+              <w:t>36.57</w:t>
+            </w:r>
+          </w:p>
+        </w:tc>
+      </w:tr>
+      <w:tr>
+        <w:trPr>
+          <w:trHeight w:val="288"/>
+        </w:trPr>
+        <w:tc>
+          <w:tcPr>
+            <w:tcW w:w="1560" w:type="dxa"/>
+            <w:noWrap/>
+            <w:hideMark/>
+          </w:tcPr>
+          <w:p>
+            <w:pPr>
+              <w:rPr>
+                <w:rFonts w:ascii="Times New Roman" w:eastAsia="Times New Roman" w:hAnsi="Times New Roman" w:cs="Times New Roman"/>
+                <w:color w:val="000000"/>
+                <w:kern w:val="0"/>
+                <w:sz w:val="24"/>
+                <w:szCs w:val="24"/>
+                <w:lang w:eastAsia="es-CO"/>
+                <w14:ligatures w14:val="none"/>
+              </w:rPr>
+            </w:pPr>
+            <w:r>
+              <w:rPr>
+                <w:rFonts w:ascii="Times New Roman" w:eastAsia="Times New Roman" w:hAnsi="Times New Roman" w:cs="Times New Roman"/>
+                <w:color w:val="000000"/>
+                <w:kern w:val="0"/>
+                <w:sz w:val="24"/>
+                <w:szCs w:val="24"/>
+                <w:lang w:eastAsia="es-CO"/>
+                <w14:ligatures w14:val="none"/>
+              </w:rPr>
+              <w:t>Colombiana</w:t>
+            </w:r>
+          </w:p>
+        </w:tc>
+        <w:tc>
+          <w:tcPr>
+            <w:tcW w:w="1417" w:type="dxa"/>
+            <w:noWrap/>
+            <w:hideMark/>
+          </w:tcPr>
+          <w:p>
+            <w:pPr>
+              <w:jc w:val="center"/>
+              <w:rPr>
+                <w:rFonts w:ascii="Times New Roman" w:eastAsia="Times New Roman" w:hAnsi="Times New Roman" w:cs="Times New Roman"/>
+                <w:color w:val="000000"/>
+                <w:kern w:val="0"/>
+                <w:sz w:val="24"/>
+                <w:szCs w:val="24"/>
+                <w:lang w:eastAsia="es-CO"/>
+                <w14:ligatures w14:val="none"/>
+              </w:rPr>
+            </w:pPr>
+            <w:r>
+              <w:rPr>
+                <w:rFonts w:ascii="Times New Roman" w:eastAsia="Times New Roman" w:hAnsi="Times New Roman" w:cs="Times New Roman"/>
+                <w:color w:val="000000"/>
+                <w:kern w:val="0"/>
+                <w:sz w:val="24"/>
+                <w:szCs w:val="24"/>
+                <w:lang w:eastAsia="es-CO"/>
+                <w14:ligatures w14:val="none"/>
+              </w:rPr>
+              <w:t>124</w:t>
+            </w:r>
+          </w:p>
+        </w:tc>
+        <w:tc>
+          <w:tcPr>
+            <w:tcW w:w="1418" w:type="dxa"/>
+            <w:noWrap/>
+            <w:hideMark/>
+          </w:tcPr>
+          <w:p>
+            <w:pPr>
+              <w:jc w:val="center"/>
+              <w:rPr>
+                <w:rFonts w:ascii="Times New Roman" w:eastAsia="Times New Roman" w:hAnsi="Times New Roman" w:cs="Times New Roman"/>
+                <w:color w:val="000000"/>
+                <w:kern w:val="0"/>
+                <w:sz w:val="24"/>
+                <w:szCs w:val="24"/>
+                <w:lang w:eastAsia="es-CO"/>
+                <w14:ligatures w14:val="none"/>
+              </w:rPr>
+            </w:pPr>
+            <w:r>
+              <w:rPr>
+                <w:rFonts w:ascii="Times New Roman" w:eastAsia="Times New Roman" w:hAnsi="Times New Roman" w:cs="Times New Roman"/>
+                <w:color w:val="000000"/>
+                <w:kern w:val="0"/>
+                <w:sz w:val="24"/>
+                <w:szCs w:val="24"/>
+                <w:lang w:eastAsia="es-CO"/>
+                <w14:ligatures w14:val="none"/>
+              </w:rPr>
+              <w:t>12.5%</w:t>
+            </w:r>
+          </w:p>
+        </w:tc>
+        <w:tc>
+          <w:tcPr>
+            <w:tcW w:w="1559" w:type="dxa"/>
+            <w:noWrap/>
+            <w:hideMark/>
+          </w:tcPr>
+          <w:p>
+            <w:pPr>
+              <w:jc w:val="center"/>
+              <w:rPr>
+                <w:rFonts w:ascii="Times New Roman" w:eastAsia="Times New Roman" w:hAnsi="Times New Roman" w:cs="Times New Roman"/>
+                <w:color w:val="000000"/>
+                <w:kern w:val="0"/>
+                <w:sz w:val="24"/>
+                <w:szCs w:val="24"/>
+                <w:lang w:eastAsia="es-CO"/>
+                <w14:ligatures w14:val="none"/>
+              </w:rPr>
+            </w:pPr>
+            <w:r>
+              <w:rPr>
+                <w:rFonts w:ascii="Times New Roman" w:eastAsia="Times New Roman" w:hAnsi="Times New Roman" w:cs="Times New Roman"/>
+                <w:color w:val="000000"/>
+                <w:kern w:val="0"/>
+                <w:sz w:val="24"/>
+                <w:szCs w:val="24"/>
+                <w:lang w:eastAsia="es-CO"/>
+                <w14:ligatures w14:val="none"/>
+              </w:rPr>
+              <w:t>3.12</w:t>
+            </w:r>
+          </w:p>
+        </w:tc>
+        <w:tc>
+          <w:tcPr>
+            <w:tcW w:w="1276" w:type="dxa"/>
+            <w:noWrap/>
+            <w:hideMark/>
+          </w:tcPr>
+          <w:p>
+            <w:pPr>
+              <w:jc w:val="center"/>
+              <w:rPr>
+                <w:rFonts w:ascii="Times New Roman" w:eastAsia="Times New Roman" w:hAnsi="Times New Roman" w:cs="Times New Roman"/>
+                <w:color w:val="000000"/>
+                <w:kern w:val="0"/>
+                <w:sz w:val="24"/>
+                <w:szCs w:val="24"/>
+                <w:lang w:eastAsia="es-CO"/>
+                <w14:ligatures w14:val="none"/>
+              </w:rPr>
+            </w:pPr>
+            <w:r>
+              <w:rPr>
+                <w:rFonts w:ascii="Times New Roman" w:eastAsia="Times New Roman" w:hAnsi="Times New Roman" w:cs="Times New Roman"/>
+                <w:color w:val="000000"/>
+                <w:kern w:val="0"/>
+                <w:sz w:val="24"/>
+                <w:szCs w:val="24"/>
+                <w:lang w:eastAsia="es-CO"/>
+                <w14:ligatures w14:val="none"/>
+              </w:rPr>
+              <w:t>269</w:t>
+            </w:r>
+          </w:p>
+        </w:tc>
+        <w:tc>
+          <w:tcPr>
+            <w:tcW w:w="1984" w:type="dxa"/>
+          </w:tcPr>
+          <w:p>
+            <w:pPr>
+              <w:jc w:val="center"/>
+              <w:rPr>
+                <w:rFonts w:ascii="Times New Roman" w:eastAsia="Times New Roman" w:hAnsi="Times New Roman" w:cs="Times New Roman"/>
+                <w:color w:val="000000"/>
+                <w:kern w:val="0"/>
+                <w:sz w:val="24"/>
+                <w:szCs w:val="24"/>
+                <w:lang w:eastAsia="es-CO"/>
+                <w14:ligatures w14:val="none"/>
+              </w:rPr>
+            </w:pPr>
+            <w:r>
+              <w:rPr>
+                <w:rFonts w:ascii="Times New Roman" w:eastAsia="Times New Roman" w:hAnsi="Times New Roman" w:cs="Times New Roman"/>
+                <w:color w:val="000000"/>
+                <w:kern w:val="0"/>
+                <w:sz w:val="24"/>
+                <w:szCs w:val="24"/>
+                <w:lang w:eastAsia="es-CO"/>
+                <w14:ligatures w14:val="none"/>
+              </w:rPr>
+              <w:t>29.07</w:t>
+            </w:r>
+          </w:p>
+        </w:tc>
+      </w:tr>
+      <w:tr>
+        <w:trPr>
+          <w:trHeight w:val="288"/>
+        </w:trPr>
+        <w:tc>
+          <w:tcPr>
+            <w:tcW w:w="1560" w:type="dxa"/>
+            <w:noWrap/>
+            <w:hideMark/>
+          </w:tcPr>
+          <w:p>
+            <w:pPr>
+              <w:rPr>
+                <w:rFonts w:ascii="Times New Roman" w:eastAsia="Times New Roman" w:hAnsi="Times New Roman" w:cs="Times New Roman"/>
+                <w:color w:val="000000"/>
+                <w:kern w:val="0"/>
+                <w:sz w:val="24"/>
+                <w:szCs w:val="24"/>
+                <w:lang w:eastAsia="es-CO"/>
+                <w14:ligatures w14:val="none"/>
+              </w:rPr>
+            </w:pPr>
+            <w:r>
+              <w:rPr>
+                <w:rFonts w:ascii="Times New Roman" w:eastAsia="Times New Roman" w:hAnsi="Times New Roman" w:cs="Times New Roman"/>
+                <w:color w:val="000000"/>
+                <w:kern w:val="0"/>
+                <w:sz w:val="24"/>
+                <w:szCs w:val="24"/>
+                <w:lang w:eastAsia="es-CO"/>
+                <w14:ligatures w14:val="none"/>
+              </w:rPr>
+              <w:t>Desconocida</w:t>
+            </w:r>
+          </w:p>
+        </w:tc>
+        <w:tc>
+          <w:tcPr>
+            <w:tcW w:w="1417" w:type="dxa"/>
+            <w:noWrap/>
+            <w:hideMark/>
+          </w:tcPr>
+          <w:p>
+            <w:pPr>
+              <w:jc w:val="center"/>
+              <w:rPr>
+                <w:rFonts w:ascii="Times New Roman" w:eastAsia="Times New Roman" w:hAnsi="Times New Roman" w:cs="Times New Roman"/>
+                <w:color w:val="000000"/>
+                <w:kern w:val="0"/>
+                <w:sz w:val="24"/>
+                <w:szCs w:val="24"/>
+                <w:lang w:eastAsia="es-CO"/>
+                <w14:ligatures w14:val="none"/>
+              </w:rPr>
+            </w:pPr>
+            <w:r>
+              <w:rPr>
+                <w:rFonts w:ascii="Times New Roman" w:eastAsia="Times New Roman" w:hAnsi="Times New Roman" w:cs="Times New Roman"/>
+                <w:color w:val="000000"/>
+                <w:kern w:val="0"/>
+                <w:sz w:val="24"/>
+                <w:szCs w:val="24"/>
+                <w:lang w:eastAsia="es-CO"/>
+                <w14:ligatures w14:val="none"/>
+              </w:rPr>
+              <w:t>2</w:t>
+            </w:r>
+          </w:p>
+        </w:tc>
+        <w:tc>
+          <w:tcPr>
+            <w:tcW w:w="1418" w:type="dxa"/>
+            <w:noWrap/>
+            <w:hideMark/>
+          </w:tcPr>
+          <w:p>
+            <w:pPr>
+              <w:jc w:val="center"/>
+              <w:rPr>
+                <w:rFonts w:ascii="Times New Roman" w:eastAsia="Times New Roman" w:hAnsi="Times New Roman" w:cs="Times New Roman"/>
+                <w:color w:val="000000"/>
+                <w:kern w:val="0"/>
+                <w:sz w:val="24"/>
+                <w:szCs w:val="24"/>
+                <w:lang w:eastAsia="es-CO"/>
+                <w14:ligatures w14:val="none"/>
+              </w:rPr>
+            </w:pPr>
+            <w:r>
+              <w:rPr>
+                <w:rFonts w:ascii="Times New Roman" w:eastAsia="Times New Roman" w:hAnsi="Times New Roman" w:cs="Times New Roman"/>
+                <w:color w:val="000000"/>
+                <w:kern w:val="0"/>
+                <w:sz w:val="24"/>
+                <w:szCs w:val="24"/>
+                <w:lang w:eastAsia="es-CO"/>
+                <w14:ligatures w14:val="none"/>
+              </w:rPr>
+              <w:t>0.2%</w:t>
+            </w:r>
+          </w:p>
+        </w:tc>
+        <w:tc>
+          <w:tcPr>
+            <w:tcW w:w="1559" w:type="dxa"/>
+            <w:noWrap/>
+            <w:hideMark/>
+          </w:tcPr>
+          <w:p>
+            <w:pPr>
+              <w:jc w:val="center"/>
+              <w:rPr>
+                <w:rFonts w:ascii="Times New Roman" w:eastAsia="Times New Roman" w:hAnsi="Times New Roman" w:cs="Times New Roman"/>
+                <w:color w:val="000000"/>
+                <w:kern w:val="0"/>
+                <w:sz w:val="24"/>
+                <w:szCs w:val="24"/>
+                <w:lang w:eastAsia="es-CO"/>
+                <w14:ligatures w14:val="none"/>
+              </w:rPr>
+            </w:pPr>
+            <w:r>
+              <w:rPr>
+                <w:rFonts w:ascii="Times New Roman" w:eastAsia="Times New Roman" w:hAnsi="Times New Roman" w:cs="Times New Roman"/>
+                <w:color w:val="000000"/>
+                <w:kern w:val="0"/>
+                <w:sz w:val="24"/>
+                <w:szCs w:val="24"/>
+                <w:lang w:eastAsia="es-CO"/>
+                <w14:ligatures w14:val="none"/>
+              </w:rPr>
+              <w:t>3.15</w:t>
+            </w:r>
+          </w:p>
+        </w:tc>
+        <w:tc>
+          <w:tcPr>
+            <w:tcW w:w="1276" w:type="dxa"/>
+            <w:noWrap/>
+            <w:hideMark/>
+          </w:tcPr>
+          <w:p>
+            <w:pPr>
+              <w:jc w:val="center"/>
+              <w:rPr>
+                <w:rFonts w:ascii="Times New Roman" w:eastAsia="Times New Roman" w:hAnsi="Times New Roman" w:cs="Times New Roman"/>
+                <w:color w:val="000000"/>
+                <w:kern w:val="0"/>
+                <w:sz w:val="24"/>
+                <w:szCs w:val="24"/>
+                <w:lang w:eastAsia="es-CO"/>
+                <w14:ligatures w14:val="none"/>
+              </w:rPr>
+            </w:pPr>
+            <w:r>
+              <w:rPr>
+                <w:rFonts w:ascii="Times New Roman" w:eastAsia="Times New Roman" w:hAnsi="Times New Roman" w:cs="Times New Roman"/>
+                <w:color w:val="000000"/>
+                <w:kern w:val="0"/>
+                <w:sz w:val="24"/>
+                <w:szCs w:val="24"/>
+                <w:lang w:eastAsia="es-CO"/>
+                <w14:ligatures w14:val="none"/>
+              </w:rPr>
+              <w:t>170</w:t>
+            </w:r>
+          </w:p>
+        </w:tc>
+        <w:tc>
+          <w:tcPr>
+            <w:tcW w:w="1984" w:type="dxa"/>
+          </w:tcPr>
+          <w:p>
+            <w:pPr>
+              <w:jc w:val="center"/>
+              <w:rPr>
+                <w:rFonts w:ascii="Times New Roman" w:eastAsia="Times New Roman" w:hAnsi="Times New Roman" w:cs="Times New Roman"/>
+                <w:color w:val="000000"/>
+                <w:kern w:val="0"/>
+                <w:sz w:val="24"/>
+                <w:szCs w:val="24"/>
+                <w:lang w:eastAsia="es-CO"/>
+                <w14:ligatures w14:val="none"/>
+              </w:rPr>
+            </w:pPr>
+            <w:r>
+              <w:rPr>
+                <w:rFonts w:ascii="Times New Roman" w:eastAsia="Times New Roman" w:hAnsi="Times New Roman" w:cs="Times New Roman"/>
+                <w:color w:val="000000"/>
+                <w:kern w:val="0"/>
+                <w:sz w:val="24"/>
+                <w:szCs w:val="24"/>
+                <w:lang w:eastAsia="es-CO"/>
+                <w14:ligatures w14:val="none"/>
+              </w:rPr>
+              <w:t>38.00</w:t>
+            </w:r>
+          </w:p>
+        </w:tc>
+      </w:tr>
+      <w:tr>
+        <w:trPr>
+          <w:trHeight w:val="288"/>
+        </w:trPr>
+        <w:tc>
+          <w:tcPr>
+            <w:tcW w:w="1560" w:type="dxa"/>
+            <w:noWrap/>
+            <w:hideMark/>
+          </w:tcPr>
+          <w:p>
+            <w:pPr>
+              <w:rPr>
+                <w:rFonts w:ascii="Times New Roman" w:eastAsia="Times New Roman" w:hAnsi="Times New Roman" w:cs="Times New Roman"/>
+                <w:color w:val="000000"/>
+                <w:kern w:val="0"/>
+                <w:sz w:val="24"/>
+                <w:szCs w:val="24"/>
+                <w:lang w:eastAsia="es-CO"/>
+                <w14:ligatures w14:val="none"/>
+              </w:rPr>
+            </w:pPr>
+            <w:proofErr w:type="gramStart"/>
+            <w:r>
+              <w:rPr>
+                <w:rFonts w:ascii="Times New Roman" w:eastAsia="Times New Roman" w:hAnsi="Times New Roman" w:cs="Times New Roman"/>
+                <w:color w:val="000000"/>
+                <w:kern w:val="0"/>
+                <w:sz w:val="24"/>
+                <w:szCs w:val="24"/>
+                <w:lang w:eastAsia="es-CO"/>
+                <w14:ligatures w14:val="none"/>
+              </w:rPr>
+              <w:t>Fusión?</w:t>
+            </w:r>
+            <w:proofErr w:type="gramEnd"/>
+          </w:p>
+        </w:tc>
+        <w:tc>
+          <w:tcPr>
+            <w:tcW w:w="1417" w:type="dxa"/>
+            <w:noWrap/>
+            <w:hideMark/>
+          </w:tcPr>
+          <w:p>
+            <w:pPr>
+              <w:jc w:val="center"/>
+              <w:rPr>
+                <w:rFonts w:ascii="Times New Roman" w:eastAsia="Times New Roman" w:hAnsi="Times New Roman" w:cs="Times New Roman"/>
+                <w:color w:val="000000"/>
+                <w:kern w:val="0"/>
+                <w:sz w:val="24"/>
+                <w:szCs w:val="24"/>
+                <w:lang w:eastAsia="es-CO"/>
+                <w14:ligatures w14:val="none"/>
+              </w:rPr>
+            </w:pPr>
+            <w:r>
+              <w:rPr>
+                <w:rFonts w:ascii="Times New Roman" w:eastAsia="Times New Roman" w:hAnsi="Times New Roman" w:cs="Times New Roman"/>
+                <w:color w:val="000000"/>
+                <w:kern w:val="0"/>
+                <w:sz w:val="24"/>
+                <w:szCs w:val="24"/>
+                <w:lang w:eastAsia="es-CO"/>
+                <w14:ligatures w14:val="none"/>
+              </w:rPr>
+              <w:t>1</w:t>
+            </w:r>
+          </w:p>
+        </w:tc>
+        <w:tc>
+          <w:tcPr>
+            <w:tcW w:w="1418" w:type="dxa"/>
+            <w:noWrap/>
+            <w:hideMark/>
+          </w:tcPr>
+          <w:p>
+            <w:pPr>
+              <w:jc w:val="center"/>
+              <w:rPr>
+                <w:rFonts w:ascii="Times New Roman" w:eastAsia="Times New Roman" w:hAnsi="Times New Roman" w:cs="Times New Roman"/>
+                <w:color w:val="000000"/>
+                <w:kern w:val="0"/>
+                <w:sz w:val="24"/>
+                <w:szCs w:val="24"/>
+                <w:lang w:eastAsia="es-CO"/>
+                <w14:ligatures w14:val="none"/>
+              </w:rPr>
+            </w:pPr>
+            <w:r>
+              <w:rPr>
+                <w:rFonts w:ascii="Times New Roman" w:eastAsia="Times New Roman" w:hAnsi="Times New Roman" w:cs="Times New Roman"/>
+                <w:color w:val="000000"/>
+                <w:kern w:val="0"/>
+                <w:sz w:val="24"/>
+                <w:szCs w:val="24"/>
+                <w:lang w:eastAsia="es-CO"/>
+                <w14:ligatures w14:val="none"/>
+              </w:rPr>
+              <w:t>0.1%</w:t>
+            </w:r>
+          </w:p>
+        </w:tc>
+        <w:tc>
+          <w:tcPr>
+            <w:tcW w:w="1559" w:type="dxa"/>
+            <w:noWrap/>
+            <w:hideMark/>
+          </w:tcPr>
+          <w:p>
+            <w:pPr>
+              <w:jc w:val="center"/>
+              <w:rPr>
+                <w:rFonts w:ascii="Times New Roman" w:eastAsia="Times New Roman" w:hAnsi="Times New Roman" w:cs="Times New Roman"/>
+                <w:color w:val="000000"/>
+                <w:kern w:val="0"/>
+                <w:sz w:val="24"/>
+                <w:szCs w:val="24"/>
+                <w:lang w:eastAsia="es-CO"/>
+                <w14:ligatures w14:val="none"/>
+              </w:rPr>
+            </w:pPr>
+            <w:r>
+              <w:rPr>
+                <w:rFonts w:ascii="Times New Roman" w:eastAsia="Times New Roman" w:hAnsi="Times New Roman" w:cs="Times New Roman"/>
+                <w:color w:val="000000"/>
+                <w:kern w:val="0"/>
+                <w:sz w:val="24"/>
+                <w:szCs w:val="24"/>
+                <w:lang w:eastAsia="es-CO"/>
+                <w14:ligatures w14:val="none"/>
+              </w:rPr>
+              <w:t>3.00</w:t>
+            </w:r>
+          </w:p>
+        </w:tc>
+        <w:tc>
+          <w:tcPr>
+            <w:tcW w:w="1276" w:type="dxa"/>
+            <w:noWrap/>
+            <w:hideMark/>
+          </w:tcPr>
+          <w:p>
+            <w:pPr>
+              <w:jc w:val="center"/>
+              <w:rPr>
+                <w:rFonts w:ascii="Times New Roman" w:eastAsia="Times New Roman" w:hAnsi="Times New Roman" w:cs="Times New Roman"/>
+                <w:color w:val="000000"/>
+                <w:kern w:val="0"/>
+                <w:sz w:val="24"/>
+                <w:szCs w:val="24"/>
+                <w:lang w:eastAsia="es-CO"/>
+                <w14:ligatures w14:val="none"/>
+              </w:rPr>
+            </w:pPr>
+            <w:r>
+              <w:rPr>
+                <w:rFonts w:ascii="Times New Roman" w:eastAsia="Times New Roman" w:hAnsi="Times New Roman" w:cs="Times New Roman"/>
+                <w:color w:val="000000"/>
+                <w:kern w:val="0"/>
+                <w:sz w:val="24"/>
+                <w:szCs w:val="24"/>
+                <w:lang w:eastAsia="es-CO"/>
+                <w14:ligatures w14:val="none"/>
+              </w:rPr>
+              <w:t>49</w:t>
+            </w:r>
+            <w:r>
+              <w:rPr>
+                <w:rFonts w:ascii="Times New Roman" w:eastAsia="Times New Roman" w:hAnsi="Times New Roman" w:cs="Times New Roman"/>
+                <w:color w:val="000000"/>
+                <w:kern w:val="0"/>
+                <w:sz w:val="24"/>
+                <w:szCs w:val="24"/>
+                <w:lang w:eastAsia="es-CO"/>
+                <w14:ligatures w14:val="none"/>
+              </w:rPr>
+              <w:t>9</w:t>
+            </w:r>
+          </w:p>
+        </w:tc>
+        <w:tc>
+          <w:tcPr>
+            <w:tcW w:w="1984" w:type="dxa"/>
+          </w:tcPr>
+          <w:p>
+            <w:pPr>
+              <w:jc w:val="center"/>
+              <w:rPr>
+                <w:rFonts w:ascii="Times New Roman" w:eastAsia="Times New Roman" w:hAnsi="Times New Roman" w:cs="Times New Roman"/>
+                <w:color w:val="000000"/>
+                <w:kern w:val="0"/>
+                <w:sz w:val="24"/>
+                <w:szCs w:val="24"/>
+                <w:lang w:eastAsia="es-CO"/>
+                <w14:ligatures w14:val="none"/>
+              </w:rPr>
+            </w:pPr>
+            <w:r>
+              <w:rPr>
+                <w:rFonts w:ascii="Times New Roman" w:eastAsia="Times New Roman" w:hAnsi="Times New Roman" w:cs="Times New Roman"/>
+                <w:color w:val="000000"/>
+                <w:kern w:val="0"/>
+                <w:sz w:val="24"/>
+                <w:szCs w:val="24"/>
+                <w:lang w:eastAsia="es-CO"/>
+                <w14:ligatures w14:val="none"/>
+              </w:rPr>
+              <w:t>46.00</w:t>
+            </w:r>
+          </w:p>
+        </w:tc>
+      </w:tr>
+    </w:tbl>
+    <w:p>
+      <w:pPr>
+        <w:rPr>
+          <w:rFonts w:ascii="Times New Roman" w:hAnsi="Times New Roman" w:cs="Times New Roman"/>
+          <w:sz w:val="24"/>
+          <w:szCs w:val="24"/>
+        </w:rPr>
+      </w:pPr>
+    </w:p>
+    <w:p>
+      <w:pPr>
+        <w:rPr>
+          <w:rFonts w:ascii="Times New Roman" w:hAnsi="Times New Roman" w:cs="Times New Roman"/>
+          <w:sz w:val="24"/>
+          <w:szCs w:val="24"/>
+        </w:rPr>
+      </w:pPr>
+    </w:p>
+    <w:p>
+      <w:pPr>
+        <w:keepNext/>
+        <w:jc w:val="center"/>
+      </w:pPr>
+      <w:r>
+        <w:rPr>
+          <w:rFonts w:ascii="Times New Roman" w:hAnsi="Times New Roman" w:cs="Times New Roman"/>
+          <w:sz w:val="24"/>
+          <w:szCs w:val="24"/>
+        </w:rPr>
+        <w:lastRenderedPageBreak/>
+        <w:drawing>
+          <wp:inline distT="0" distB="0" distL="0" distR="0" wp14:anchorId="67C83904" wp14:editId="71A1CD26">
+            <wp:extent cx="4273550" cy="2536279"/>
+            <wp:effectExtent l="0" t="0" r="0" b="0"/>
+            <wp:docPr id="1898910075" name="Imagen 1"/>
+            <wp:cNvGraphicFramePr>
+              <a:graphicFrameLocks xmlns:a="http://schemas.openxmlformats.org/drawingml/2006/main" noChangeAspect="1"/>
+            </wp:cNvGraphicFramePr>
+            <a:graphic xmlns:a="http://schemas.openxmlformats.org/drawingml/2006/main">
+              <a:graphicData uri="http://schemas.openxmlformats.org/drawingml/2006/picture">
+                <pic:pic xmlns:pic="http://schemas.openxmlformats.org/drawingml/2006/picture">
+                  <pic:nvPicPr>
+                    <pic:cNvPr id="1898910075" name=""/>
+                    <pic:cNvPicPr/>
+                  </pic:nvPicPr>
+                  <pic:blipFill>
+                    <a:blip r:embed="rId7"/>
+                    <a:stretch>
+                      <a:fillRect/>
+                    </a:stretch>
+                  </pic:blipFill>
+                  <pic:spPr>
+                    <a:xfrm>
+                      <a:off x="0" y="0"/>
+                      <a:ext cx="4282005" cy="2541297"/>
+                    </a:xfrm>
+                    <a:prstGeom prst="rect">
+                      <a:avLst/>
+                    </a:prstGeom>
+                  </pic:spPr>
+                </pic:pic>
+              </a:graphicData>
+            </a:graphic>
+          </wp:inline>
+        </w:drawing>
+      </w:r>
+    </w:p>
+    <w:p>
+      <w:pPr>
+        <w:pStyle w:val="Descripcin"/>
+        <w:jc w:val="center"/>
+        <w:rPr>
+          <w:rFonts w:ascii="Times New Roman" w:hAnsi="Times New Roman" w:cs="Times New Roman"/>
+          <w:i w:val="0"/>
+          <w:iCs w:val="0"/>
+          <w:color w:val="auto"/>
+          <w:sz w:val="20"/>
+          <w:szCs w:val="20"/>
+        </w:rPr>
+      </w:pPr>
+      <w:r>
+        <w:rPr>
+          <w:rFonts w:ascii="Times New Roman" w:hAnsi="Times New Roman" w:cs="Times New Roman"/>
+          <w:i w:val="0"/>
+          <w:iCs w:val="0"/>
+          <w:color w:val="auto"/>
+          <w:sz w:val="20"/>
+          <w:szCs w:val="20"/>
+        </w:rPr>
+        <w:t xml:space="preserve">Ilustración </w:t>
+      </w:r>
+      <w:r>
+        <w:rPr>
+          <w:rFonts w:ascii="Times New Roman" w:hAnsi="Times New Roman" w:cs="Times New Roman"/>
+          <w:i w:val="0"/>
+          <w:iCs w:val="0"/>
+          <w:color w:val="auto"/>
+          <w:sz w:val="20"/>
+          <w:szCs w:val="20"/>
+        </w:rPr>
+        <w:fldChar w:fldCharType="begin"/>
+      </w:r>
+      <w:r>
+        <w:rPr>
+          <w:rFonts w:ascii="Times New Roman" w:hAnsi="Times New Roman" w:cs="Times New Roman"/>
+          <w:i w:val="0"/>
+          <w:iCs w:val="0"/>
+          <w:color w:val="auto"/>
+          <w:sz w:val="20"/>
+          <w:szCs w:val="20"/>
+        </w:rPr>
+        <w:instrText xml:space="preserve"> SEQ Ilustración \* ARABIC </w:instrText>
+      </w:r>
+      <w:r>
+        <w:rPr>
+          <w:rFonts w:ascii="Times New Roman" w:hAnsi="Times New Roman" w:cs="Times New Roman"/>
+          <w:i w:val="0"/>
+          <w:iCs w:val="0"/>
+          <w:color w:val="auto"/>
+          <w:sz w:val="20"/>
+          <w:szCs w:val="20"/>
+        </w:rPr>
+        <w:fldChar w:fldCharType="separate"/>
+      </w:r>
+      <w:r>
+        <w:rPr>
+          <w:rFonts w:ascii="Times New Roman" w:hAnsi="Times New Roman" w:cs="Times New Roman"/>
+          <w:i w:val="0"/>
+          <w:iCs w:val="0"/>
+          <w:noProof/>
+          <w:color w:val="auto"/>
+          <w:sz w:val="20"/>
+          <w:szCs w:val="20"/>
+        </w:rPr>
+        <w:t>2</w:t>
+      </w:r>
+      <w:r>
+        <w:rPr>
+          <w:rFonts w:ascii="Times New Roman" w:hAnsi="Times New Roman" w:cs="Times New Roman"/>
+          <w:i w:val="0"/>
+          <w:iCs w:val="0"/>
+          <w:color w:val="auto"/>
+          <w:sz w:val="20"/>
+          <w:szCs w:val="20"/>
+        </w:rPr>
+        <w:fldChar w:fldCharType="end"/>
+      </w:r>
+      <w:r>
+        <w:rPr>
+          <w:rFonts w:ascii="Times New Roman" w:hAnsi="Times New Roman" w:cs="Times New Roman"/>
+          <w:i w:val="0"/>
+          <w:iCs w:val="0"/>
+          <w:color w:val="auto"/>
+          <w:sz w:val="20"/>
+          <w:szCs w:val="20"/>
+        </w:rPr>
+        <w:t>. Cantidad de restaurantes y calificación promedio por categoría</w:t>
+      </w:r>
+    </w:p>
+    <w:p>
+      <w:pPr>
+        <w:rPr>
+          <w:rFonts w:ascii="Times New Roman" w:hAnsi="Times New Roman" w:cs="Times New Roman"/>
+          <w:sz w:val="24"/>
+          <w:szCs w:val="24"/>
+        </w:rPr>
+      </w:pPr>
+      <w:r>
+        <w:rPr>
+          <w:rFonts w:ascii="Times New Roman" w:hAnsi="Times New Roman" w:cs="Times New Roman"/>
+          <w:sz w:val="24"/>
+          <w:szCs w:val="24"/>
+        </w:rPr>
+        <w:t xml:space="preserve">Por otra parte, se identificó que </w:t>
+      </w:r>
+      <w:r>
+        <w:rPr>
+          <w:rFonts w:ascii="Times New Roman" w:hAnsi="Times New Roman" w:cs="Times New Roman"/>
+          <w:sz w:val="24"/>
+          <w:szCs w:val="24"/>
+        </w:rPr>
+        <w:t>aproximadamente el 75%</w:t>
+      </w:r>
+      <w:r>
+        <w:rPr>
+          <w:rFonts w:ascii="Times New Roman" w:hAnsi="Times New Roman" w:cs="Times New Roman"/>
+          <w:sz w:val="24"/>
+          <w:szCs w:val="24"/>
+        </w:rPr>
+        <w:t xml:space="preserve"> de los restaurantes identificados se encuentran en los departamentos de Tolima (24.7%), Antioquia (17.2%)</w:t>
+      </w:r>
+      <w:r>
+        <w:rPr>
+          <w:rFonts w:ascii="Times New Roman" w:hAnsi="Times New Roman" w:cs="Times New Roman"/>
+          <w:sz w:val="24"/>
+          <w:szCs w:val="24"/>
+        </w:rPr>
+        <w:t>,</w:t>
+      </w:r>
+      <w:r>
+        <w:rPr>
+          <w:rFonts w:ascii="Times New Roman" w:hAnsi="Times New Roman" w:cs="Times New Roman"/>
+          <w:sz w:val="24"/>
+          <w:szCs w:val="24"/>
+        </w:rPr>
+        <w:t xml:space="preserve"> Cundinamarca (13.5%)</w:t>
+      </w:r>
+      <w:r>
+        <w:rPr>
+          <w:rFonts w:ascii="Times New Roman" w:hAnsi="Times New Roman" w:cs="Times New Roman"/>
+          <w:sz w:val="24"/>
+          <w:szCs w:val="24"/>
+        </w:rPr>
+        <w:t xml:space="preserve"> Valle del Cauca (10.6%) y Caldas (8.6%)</w:t>
+      </w:r>
+      <w:r>
+        <w:rPr>
+          <w:rFonts w:ascii="Times New Roman" w:hAnsi="Times New Roman" w:cs="Times New Roman"/>
+          <w:sz w:val="24"/>
+          <w:szCs w:val="24"/>
+        </w:rPr>
+        <w:t>, es decir, la región Andina de Colombia.</w:t>
+      </w:r>
+    </w:p>
+    <w:p>
+      <w:pPr>
+        <w:keepNext/>
+        <w:jc w:val="center"/>
+      </w:pPr>
+      <w:r>
+        <w:rPr>
+          <w:rFonts w:ascii="Times New Roman" w:hAnsi="Times New Roman" w:cs="Times New Roman"/>
+          <w:sz w:val="24"/>
+          <w:szCs w:val="24"/>
+        </w:rPr>
+        <w:drawing>
+          <wp:inline distT="0" distB="0" distL="0" distR="0" wp14:anchorId="5C2B7541" wp14:editId="473B3C34">
+            <wp:extent cx="4559300" cy="2705867"/>
+            <wp:effectExtent l="0" t="0" r="0" b="0"/>
+            <wp:docPr id="926097234" name="Imagen 1"/>
+            <wp:cNvGraphicFramePr>
+              <a:graphicFrameLocks xmlns:a="http://schemas.openxmlformats.org/drawingml/2006/main" noChangeAspect="1"/>
+            </wp:cNvGraphicFramePr>
+            <a:graphic xmlns:a="http://schemas.openxmlformats.org/drawingml/2006/main">
+              <a:graphicData uri="http://schemas.openxmlformats.org/drawingml/2006/picture">
+                <pic:pic xmlns:pic="http://schemas.openxmlformats.org/drawingml/2006/picture">
+                  <pic:nvPicPr>
+                    <pic:cNvPr id="926097234" name=""/>
+                    <pic:cNvPicPr/>
+                  </pic:nvPicPr>
+                  <pic:blipFill>
+                    <a:blip r:embed="rId8"/>
+                    <a:stretch>
+                      <a:fillRect/>
+                    </a:stretch>
+                  </pic:blipFill>
+                  <pic:spPr>
+                    <a:xfrm>
+                      <a:off x="0" y="0"/>
+                      <a:ext cx="4568227" cy="2711165"/>
+                    </a:xfrm>
+                    <a:prstGeom prst="rect">
+                      <a:avLst/>
+                    </a:prstGeom>
+                  </pic:spPr>
+                </pic:pic>
+              </a:graphicData>
+            </a:graphic>
+          </wp:inline>
+        </w:drawing>
+      </w:r>
+    </w:p>
+    <w:p>
+      <w:pPr>
+        <w:pStyle w:val="Descripcin"/>
+        <w:jc w:val="center"/>
+        <w:rPr>
+          <w:rFonts w:ascii="Times New Roman" w:hAnsi="Times New Roman" w:cs="Times New Roman"/>
+          <w:i w:val="0"/>
+          <w:iCs w:val="0"/>
+          <w:color w:val="auto"/>
+          <w:sz w:val="20"/>
+          <w:szCs w:val="20"/>
+        </w:rPr>
+      </w:pPr>
+      <w:r>
+        <w:rPr>
+          <w:rFonts w:ascii="Times New Roman" w:hAnsi="Times New Roman" w:cs="Times New Roman"/>
+          <w:i w:val="0"/>
+          <w:iCs w:val="0"/>
+          <w:color w:val="auto"/>
+          <w:sz w:val="20"/>
+          <w:szCs w:val="20"/>
+        </w:rPr>
+        <w:t xml:space="preserve">Ilustración </w:t>
+      </w:r>
+      <w:r>
+        <w:rPr>
+          <w:rFonts w:ascii="Times New Roman" w:hAnsi="Times New Roman" w:cs="Times New Roman"/>
+          <w:i w:val="0"/>
+          <w:iCs w:val="0"/>
+          <w:color w:val="auto"/>
+          <w:sz w:val="20"/>
+          <w:szCs w:val="20"/>
+        </w:rPr>
+        <w:fldChar w:fldCharType="begin"/>
+      </w:r>
+      <w:r>
+        <w:rPr>
+          <w:rFonts w:ascii="Times New Roman" w:hAnsi="Times New Roman" w:cs="Times New Roman"/>
+          <w:i w:val="0"/>
+          <w:iCs w:val="0"/>
+          <w:color w:val="auto"/>
+          <w:sz w:val="20"/>
+          <w:szCs w:val="20"/>
+        </w:rPr>
+        <w:instrText xml:space="preserve"> SEQ Ilustración \* ARABIC </w:instrText>
+      </w:r>
+      <w:r>
+        <w:rPr>
+          <w:rFonts w:ascii="Times New Roman" w:hAnsi="Times New Roman" w:cs="Times New Roman"/>
+          <w:i w:val="0"/>
+          <w:iCs w:val="0"/>
+          <w:color w:val="auto"/>
+          <w:sz w:val="20"/>
+          <w:szCs w:val="20"/>
+        </w:rPr>
+        <w:fldChar w:fldCharType="separate"/>
+      </w:r>
+      <w:r>
+        <w:rPr>
+          <w:rFonts w:ascii="Times New Roman" w:hAnsi="Times New Roman" w:cs="Times New Roman"/>
+          <w:i w:val="0"/>
+          <w:iCs w:val="0"/>
+          <w:noProof/>
+          <w:color w:val="auto"/>
+          <w:sz w:val="20"/>
+          <w:szCs w:val="20"/>
+        </w:rPr>
+        <w:t>3</w:t>
+      </w:r>
+      <w:r>
+        <w:rPr>
+          <w:rFonts w:ascii="Times New Roman" w:hAnsi="Times New Roman" w:cs="Times New Roman"/>
+          <w:i w:val="0"/>
+          <w:iCs w:val="0"/>
+          <w:color w:val="auto"/>
+          <w:sz w:val="20"/>
+          <w:szCs w:val="20"/>
+        </w:rPr>
+        <w:fldChar w:fldCharType="end"/>
+      </w:r>
+      <w:r>
+        <w:rPr>
+          <w:rFonts w:ascii="Times New Roman" w:hAnsi="Times New Roman" w:cs="Times New Roman"/>
+          <w:i w:val="0"/>
+          <w:iCs w:val="0"/>
+          <w:color w:val="auto"/>
+          <w:sz w:val="20"/>
+          <w:szCs w:val="20"/>
+        </w:rPr>
+        <w:t>. Concentración de restaurantes por departamento</w:t>
+      </w:r>
+    </w:p>
+    <w:p>
+      <w:pPr>
+        <w:rPr>
+          <w:rFonts w:ascii="Times New Roman" w:hAnsi="Times New Roman" w:cs="Times New Roman"/>
+          <w:sz w:val="24"/>
+          <w:szCs w:val="24"/>
+        </w:rPr>
+      </w:pPr>
+      <w:r>
+        <w:rPr>
+          <w:rFonts w:ascii="Times New Roman" w:hAnsi="Times New Roman" w:cs="Times New Roman"/>
+          <w:sz w:val="24"/>
+          <w:szCs w:val="24"/>
+        </w:rPr>
+        <w:t>Por otro lado, teniendo en cuenta las preguntas planteadas al inicio del proyecto, se generaron los siguientes gráficos con el fin de darles respuesta:</w:t>
+      </w:r>
+    </w:p>
+    <w:p>
+      <w:pPr>
+        <w:rPr>
+          <w:rFonts w:ascii="Times New Roman" w:hAnsi="Times New Roman" w:cs="Times New Roman"/>
+          <w:sz w:val="24"/>
+          <w:szCs w:val="24"/>
+        </w:rPr>
+      </w:pPr>
+    </w:p>
+    <w:p>
+      <w:pPr>
+        <w:rPr>
+          <w:rFonts w:ascii="Times New Roman" w:hAnsi="Times New Roman" w:cs="Times New Roman"/>
+          <w:sz w:val="24"/>
+          <w:szCs w:val="24"/>
+        </w:rPr>
+      </w:pPr>
+      <w:r>
+        <w:rPr>
+          <w:rFonts w:ascii="Times New Roman" w:hAnsi="Times New Roman" w:cs="Times New Roman"/>
+          <w:sz w:val="24"/>
+          <w:szCs w:val="24"/>
+        </w:rPr>
+        <w:br w:type="page"/>
+      </w:r>
+    </w:p>
+    <w:p>
+      <w:pPr>
+        <w:pStyle w:val="Ttulo2"/>
+        <w:rPr>
+          <w:rFonts w:ascii="Times New Roman" w:hAnsi="Times New Roman" w:cs="Times New Roman"/>
+          <w:b/>
+          <w:bCs/>
+          <w:color w:val="auto"/>
+          <w:sz w:val="24"/>
+          <w:szCs w:val="24"/>
+        </w:rPr>
+      </w:pPr>
+      <w:r>
+        <w:rPr>
+          <w:rFonts w:ascii="Times New Roman" w:hAnsi="Times New Roman" w:cs="Times New Roman"/>
+          <w:b/>
+          <w:bCs/>
+          <w:color w:val="auto"/>
+          <w:sz w:val="24"/>
+          <w:szCs w:val="24"/>
+        </w:rPr>
+        <w:lastRenderedPageBreak/>
+        <w:t>Visualización</w:t>
+      </w:r>
+      <w:r>
+        <w:rPr>
+          <w:rFonts w:ascii="Verdana" w:eastAsiaTheme="minorHAnsi" w:hAnsi="Verdana" w:cs="Verdana"/>
+          <w:color w:val="auto"/>
+          <w:kern w:val="0"/>
+          <w:sz w:val="23"/>
+          <w:szCs w:val="23"/>
+        </w:rPr>
+        <w:t xml:space="preserve"> </w:t>
+      </w:r>
+      <w:r>
+        <w:rPr>
+          <w:rFonts w:ascii="Times New Roman" w:hAnsi="Times New Roman" w:cs="Times New Roman"/>
+          <w:b/>
+          <w:bCs/>
+          <w:color w:val="auto"/>
+          <w:sz w:val="24"/>
+          <w:szCs w:val="24"/>
+        </w:rPr>
+        <w:t xml:space="preserve">Geoespacial con </w:t>
+      </w:r>
+      <w:proofErr w:type="spellStart"/>
+      <w:r>
+        <w:rPr>
+          <w:rFonts w:ascii="Times New Roman" w:hAnsi="Times New Roman" w:cs="Times New Roman"/>
+          <w:b/>
+          <w:bCs/>
+          <w:color w:val="auto"/>
+          <w:sz w:val="24"/>
+          <w:szCs w:val="24"/>
+        </w:rPr>
+        <w:t>Folium</w:t>
+      </w:r>
+      <w:proofErr w:type="spellEnd"/>
+    </w:p>
+    <w:p>
+      <w:pPr>
+        <w:rPr>
+          <w:rFonts w:ascii="Times New Roman" w:hAnsi="Times New Roman" w:cs="Times New Roman"/>
+          <w:sz w:val="24"/>
+          <w:szCs w:val="24"/>
+        </w:rPr>
+      </w:pPr>
+      <w:r>
+        <w:rPr>
+          <w:rFonts w:ascii="Times New Roman" w:hAnsi="Times New Roman" w:cs="Times New Roman"/>
+          <w:sz w:val="24"/>
+          <w:szCs w:val="24"/>
+        </w:rPr>
+        <w:t xml:space="preserve">Con el fin de explorar otras formas de visualizar la información, se utilizó la librería de </w:t>
+      </w:r>
+      <w:proofErr w:type="spellStart"/>
+      <w:r>
+        <w:rPr>
+          <w:rFonts w:ascii="Times New Roman" w:hAnsi="Times New Roman" w:cs="Times New Roman"/>
+          <w:sz w:val="24"/>
+          <w:szCs w:val="24"/>
+        </w:rPr>
+        <w:t>Folium</w:t>
+      </w:r>
+      <w:proofErr w:type="spellEnd"/>
+      <w:r>
+        <w:rPr>
+          <w:rFonts w:ascii="Times New Roman" w:hAnsi="Times New Roman" w:cs="Times New Roman"/>
+          <w:sz w:val="24"/>
+          <w:szCs w:val="24"/>
+        </w:rPr>
+        <w:t xml:space="preserve"> para ubicar los restaurantes estudiados en el mapa y hacer uso de los marcadores interactivos que permiten almacenar información relevante de cada restaurante para expandir el conocimiento que se puede adquirir a través de las visualizaciones.</w:t>
+      </w:r>
+    </w:p>
+    <w:p>
+      <w:pPr>
+        <w:rPr>
+          <w:rFonts w:ascii="Times New Roman" w:hAnsi="Times New Roman" w:cs="Times New Roman"/>
+          <w:sz w:val="24"/>
+          <w:szCs w:val="24"/>
+        </w:rPr>
+      </w:pPr>
+      <w:r>
+        <w:rPr>
+          <w:rFonts w:ascii="Times New Roman" w:hAnsi="Times New Roman" w:cs="Times New Roman"/>
+          <w:sz w:val="24"/>
+          <w:szCs w:val="24"/>
+        </w:rPr>
+        <w:t>Para el caso de estudio, se seleccionó el departamento de Antioquia y se obtuvo el siguiente resultado:</w:t>
+      </w:r>
+    </w:p>
+    <w:p>
+      <w:pPr>
+        <w:pStyle w:val="Descripcin"/>
+        <w:jc w:val="center"/>
+        <w:rPr>
+          <w:rFonts w:ascii="Times New Roman" w:hAnsi="Times New Roman" w:cs="Times New Roman"/>
+          <w:i w:val="0"/>
+          <w:iCs w:val="0"/>
+          <w:color w:val="auto"/>
+          <w:sz w:val="24"/>
+          <w:szCs w:val="24"/>
+        </w:rPr>
+      </w:pPr>
+      <w:r>
+        <w:rPr>
+          <w:rFonts w:ascii="Times New Roman" w:hAnsi="Times New Roman" w:cs="Times New Roman"/>
+          <w:i w:val="0"/>
+          <w:iCs w:val="0"/>
+          <w:color w:val="auto"/>
+          <w:sz w:val="24"/>
+          <w:szCs w:val="24"/>
+        </w:rPr>
+        <w:drawing>
+          <wp:inline distT="0" distB="0" distL="0" distR="0" wp14:anchorId="210D696A" wp14:editId="17AC04E0">
+            <wp:extent cx="3930650" cy="2384425"/>
+            <wp:effectExtent l="0" t="0" r="0" b="0"/>
+            <wp:docPr id="551840479" name="Imagen 1"/>
+            <wp:cNvGraphicFramePr>
+              <a:graphicFrameLocks xmlns:a="http://schemas.openxmlformats.org/drawingml/2006/main" noChangeAspect="1"/>
+            </wp:cNvGraphicFramePr>
+            <a:graphic xmlns:a="http://schemas.openxmlformats.org/drawingml/2006/main">
+              <a:graphicData uri="http://schemas.openxmlformats.org/drawingml/2006/picture">
+                <pic:pic xmlns:pic="http://schemas.openxmlformats.org/drawingml/2006/picture">
+                  <pic:nvPicPr>
+                    <pic:cNvPr id="551840479" name=""/>
+                    <pic:cNvPicPr/>
+                  </pic:nvPicPr>
+                  <pic:blipFill>
+                    <a:blip r:embed="rId9"/>
+                    <a:stretch>
+                      <a:fillRect/>
+                    </a:stretch>
+                  </pic:blipFill>
+                  <pic:spPr>
+                    <a:xfrm>
+                      <a:off x="0" y="0"/>
+                      <a:ext cx="3957640" cy="2400798"/>
+                    </a:xfrm>
+                    <a:prstGeom prst="rect">
+                      <a:avLst/>
+                    </a:prstGeom>
+                  </pic:spPr>
+                </pic:pic>
+              </a:graphicData>
+            </a:graphic>
+          </wp:inline>
+        </w:drawing>
+      </w:r>
+    </w:p>
+    <w:p>
+      <w:pPr>
+        <w:pStyle w:val="Descripcin"/>
+        <w:jc w:val="center"/>
+        <w:rPr>
+          <w:rFonts w:ascii="Times New Roman" w:hAnsi="Times New Roman" w:cs="Times New Roman"/>
+          <w:i w:val="0"/>
+          <w:iCs w:val="0"/>
+          <w:color w:val="auto"/>
+          <w:sz w:val="20"/>
+          <w:szCs w:val="20"/>
+        </w:rPr>
+      </w:pPr>
+      <w:r>
+        <w:rPr>
+          <w:rFonts w:ascii="Times New Roman" w:hAnsi="Times New Roman" w:cs="Times New Roman"/>
+          <w:i w:val="0"/>
+          <w:iCs w:val="0"/>
+          <w:color w:val="auto"/>
+          <w:sz w:val="20"/>
+          <w:szCs w:val="20"/>
+        </w:rPr>
+        <w:t xml:space="preserve">Ilustración </w:t>
+      </w:r>
+      <w:r>
+        <w:rPr>
+          <w:rFonts w:ascii="Times New Roman" w:hAnsi="Times New Roman" w:cs="Times New Roman"/>
+          <w:i w:val="0"/>
+          <w:iCs w:val="0"/>
+          <w:color w:val="auto"/>
+          <w:sz w:val="20"/>
+          <w:szCs w:val="20"/>
+        </w:rPr>
+        <w:fldChar w:fldCharType="begin"/>
+      </w:r>
+      <w:r>
+        <w:rPr>
+          <w:rFonts w:ascii="Times New Roman" w:hAnsi="Times New Roman" w:cs="Times New Roman"/>
+          <w:i w:val="0"/>
+          <w:iCs w:val="0"/>
+          <w:color w:val="auto"/>
+          <w:sz w:val="20"/>
+          <w:szCs w:val="20"/>
+        </w:rPr>
+        <w:instrText xml:space="preserve"> SEQ Ilustración \* ARABIC </w:instrText>
+      </w:r>
+      <w:r>
+        <w:rPr>
+          <w:rFonts w:ascii="Times New Roman" w:hAnsi="Times New Roman" w:cs="Times New Roman"/>
+          <w:i w:val="0"/>
+          <w:iCs w:val="0"/>
+          <w:color w:val="auto"/>
+          <w:sz w:val="20"/>
+          <w:szCs w:val="20"/>
+        </w:rPr>
+        <w:fldChar w:fldCharType="separate"/>
+      </w:r>
+      <w:r>
+        <w:rPr>
+          <w:rFonts w:ascii="Times New Roman" w:hAnsi="Times New Roman" w:cs="Times New Roman"/>
+          <w:i w:val="0"/>
+          <w:iCs w:val="0"/>
+          <w:noProof/>
+          <w:color w:val="auto"/>
+          <w:sz w:val="20"/>
+          <w:szCs w:val="20"/>
+        </w:rPr>
+        <w:t>4</w:t>
+      </w:r>
+      <w:r>
+        <w:rPr>
+          <w:rFonts w:ascii="Times New Roman" w:hAnsi="Times New Roman" w:cs="Times New Roman"/>
+          <w:i w:val="0"/>
+          <w:iCs w:val="0"/>
+          <w:color w:val="auto"/>
+          <w:sz w:val="20"/>
+          <w:szCs w:val="20"/>
+        </w:rPr>
+        <w:fldChar w:fldCharType="end"/>
+      </w:r>
+      <w:r>
+        <w:rPr>
+          <w:rFonts w:ascii="Times New Roman" w:hAnsi="Times New Roman" w:cs="Times New Roman"/>
+          <w:i w:val="0"/>
+          <w:iCs w:val="0"/>
+          <w:color w:val="auto"/>
+          <w:sz w:val="20"/>
+          <w:szCs w:val="20"/>
+        </w:rPr>
+        <w:t>. Mapa con marcadores de los restaurantes ubicados en el departamento de Antioquia</w:t>
+      </w:r>
+    </w:p>
+    <w:p>
+      <w:pPr>
+        <w:rPr>
+          <w:rFonts w:ascii="Times New Roman" w:hAnsi="Times New Roman" w:cs="Times New Roman"/>
+          <w:sz w:val="24"/>
+          <w:szCs w:val="24"/>
+        </w:rPr>
+      </w:pPr>
+      <w:r>
+        <w:rPr>
+          <w:rFonts w:ascii="Times New Roman" w:hAnsi="Times New Roman" w:cs="Times New Roman"/>
+          <w:sz w:val="24"/>
+          <w:szCs w:val="24"/>
+        </w:rPr>
+        <w:t xml:space="preserve">El mapa permite hacer </w:t>
+      </w:r>
+      <w:proofErr w:type="gramStart"/>
+      <w:r>
+        <w:rPr>
+          <w:rFonts w:ascii="Times New Roman" w:hAnsi="Times New Roman" w:cs="Times New Roman"/>
+          <w:sz w:val="24"/>
+          <w:szCs w:val="24"/>
+        </w:rPr>
+        <w:t>zoom</w:t>
+      </w:r>
+      <w:proofErr w:type="gramEnd"/>
+      <w:r>
+        <w:rPr>
+          <w:rFonts w:ascii="Times New Roman" w:hAnsi="Times New Roman" w:cs="Times New Roman"/>
+          <w:sz w:val="24"/>
+          <w:szCs w:val="24"/>
+        </w:rPr>
+        <w:t xml:space="preserve"> en una zona específica con ayuda de la rueda del ratón con el fin de visualizar mejor los marcadores. Esto también permite que no se resuman la cantidad de restaurantes por la cercanía entre ellos y la disponibilidad de la ventana. Así mismo, se puede pasar el cursor sobre cada marcador para identificar los nombres de los </w:t>
+      </w:r>
+      <w:r>
+        <w:rPr>
+          <w:rFonts w:ascii="Times New Roman" w:hAnsi="Times New Roman" w:cs="Times New Roman"/>
+          <w:sz w:val="24"/>
+          <w:szCs w:val="24"/>
+        </w:rPr>
+        <w:t>restaurantes y, al dar clic sobre estos, permite desplegar más información del restaurante.</w:t>
+      </w:r>
+    </w:p>
+    <w:p>
+      <w:pPr>
+        <w:keepNext/>
+        <w:jc w:val="center"/>
+      </w:pPr>
+      <w:r>
+        <w:rPr>
+          <w:rFonts w:ascii="Times New Roman" w:hAnsi="Times New Roman" w:cs="Times New Roman"/>
+          <w:sz w:val="24"/>
+          <w:szCs w:val="24"/>
+        </w:rPr>
+        <w:drawing>
+          <wp:inline distT="0" distB="0" distL="0" distR="0" wp14:anchorId="019DAD09" wp14:editId="5C1CEA46">
+            <wp:extent cx="4165600" cy="2517161"/>
+            <wp:effectExtent l="0" t="0" r="6350" b="0"/>
+            <wp:docPr id="1483320702" name="Imagen 1"/>
+            <wp:cNvGraphicFramePr>
+              <a:graphicFrameLocks xmlns:a="http://schemas.openxmlformats.org/drawingml/2006/main" noChangeAspect="1"/>
+            </wp:cNvGraphicFramePr>
+            <a:graphic xmlns:a="http://schemas.openxmlformats.org/drawingml/2006/main">
+              <a:graphicData uri="http://schemas.openxmlformats.org/drawingml/2006/picture">
+                <pic:pic xmlns:pic="http://schemas.openxmlformats.org/drawingml/2006/picture">
+                  <pic:nvPicPr>
+                    <pic:cNvPr id="1483320702" name=""/>
+                    <pic:cNvPicPr/>
+                  </pic:nvPicPr>
+                  <pic:blipFill>
+                    <a:blip r:embed="rId10"/>
+                    <a:stretch>
+                      <a:fillRect/>
+                    </a:stretch>
+                  </pic:blipFill>
+                  <pic:spPr>
+                    <a:xfrm>
+                      <a:off x="0" y="0"/>
+                      <a:ext cx="4178430" cy="2524914"/>
+                    </a:xfrm>
+                    <a:prstGeom prst="rect">
+                      <a:avLst/>
+                    </a:prstGeom>
+                  </pic:spPr>
+                </pic:pic>
+              </a:graphicData>
+            </a:graphic>
+          </wp:inline>
+        </w:drawing>
+      </w:r>
+    </w:p>
+    <w:p>
+      <w:pPr>
+        <w:pStyle w:val="Descripcin"/>
+        <w:jc w:val="center"/>
+        <w:rPr>
+          <w:rFonts w:ascii="Times New Roman" w:hAnsi="Times New Roman" w:cs="Times New Roman"/>
+          <w:i w:val="0"/>
+          <w:iCs w:val="0"/>
+          <w:color w:val="auto"/>
+          <w:sz w:val="20"/>
+          <w:szCs w:val="20"/>
+        </w:rPr>
+      </w:pPr>
+      <w:r>
+        <w:rPr>
+          <w:rFonts w:ascii="Times New Roman" w:hAnsi="Times New Roman" w:cs="Times New Roman"/>
+          <w:i w:val="0"/>
+          <w:iCs w:val="0"/>
+          <w:color w:val="auto"/>
+          <w:sz w:val="20"/>
+          <w:szCs w:val="20"/>
+        </w:rPr>
+        <w:t xml:space="preserve">Ilustración </w:t>
+      </w:r>
+      <w:r>
+        <w:rPr>
+          <w:rFonts w:ascii="Times New Roman" w:hAnsi="Times New Roman" w:cs="Times New Roman"/>
+          <w:i w:val="0"/>
+          <w:iCs w:val="0"/>
+          <w:color w:val="auto"/>
+          <w:sz w:val="20"/>
+          <w:szCs w:val="20"/>
+        </w:rPr>
+        <w:fldChar w:fldCharType="begin"/>
+      </w:r>
+      <w:r>
+        <w:rPr>
+          <w:rFonts w:ascii="Times New Roman" w:hAnsi="Times New Roman" w:cs="Times New Roman"/>
+          <w:i w:val="0"/>
+          <w:iCs w:val="0"/>
+          <w:color w:val="auto"/>
+          <w:sz w:val="20"/>
+          <w:szCs w:val="20"/>
+        </w:rPr>
+        <w:instrText xml:space="preserve"> SEQ Ilustración \* ARABIC </w:instrText>
+      </w:r>
+      <w:r>
+        <w:rPr>
+          <w:rFonts w:ascii="Times New Roman" w:hAnsi="Times New Roman" w:cs="Times New Roman"/>
+          <w:i w:val="0"/>
+          <w:iCs w:val="0"/>
+          <w:color w:val="auto"/>
+          <w:sz w:val="20"/>
+          <w:szCs w:val="20"/>
+        </w:rPr>
+        <w:fldChar w:fldCharType="separate"/>
+      </w:r>
+      <w:r>
+        <w:rPr>
+          <w:rFonts w:ascii="Times New Roman" w:hAnsi="Times New Roman" w:cs="Times New Roman"/>
+          <w:i w:val="0"/>
+          <w:iCs w:val="0"/>
+          <w:noProof/>
+          <w:color w:val="auto"/>
+          <w:sz w:val="20"/>
+          <w:szCs w:val="20"/>
+        </w:rPr>
+        <w:t>5</w:t>
+      </w:r>
+      <w:r>
+        <w:rPr>
+          <w:rFonts w:ascii="Times New Roman" w:hAnsi="Times New Roman" w:cs="Times New Roman"/>
+          <w:i w:val="0"/>
+          <w:iCs w:val="0"/>
+          <w:color w:val="auto"/>
+          <w:sz w:val="20"/>
+          <w:szCs w:val="20"/>
+        </w:rPr>
+        <w:fldChar w:fldCharType="end"/>
+      </w:r>
+      <w:r>
+        <w:rPr>
+          <w:rFonts w:ascii="Times New Roman" w:hAnsi="Times New Roman" w:cs="Times New Roman"/>
+          <w:i w:val="0"/>
+          <w:iCs w:val="0"/>
+          <w:color w:val="auto"/>
+          <w:sz w:val="20"/>
+          <w:szCs w:val="20"/>
+        </w:rPr>
+        <w:t>. Mapa con la representación de los marcadores de los restaurantes del departamento de Antioquia</w:t>
+      </w:r>
+    </w:p>
+    <w:p>
+      <w:pPr>
+        <w:rPr>
+          <w:rFonts w:ascii="Times New Roman" w:hAnsi="Times New Roman" w:cs="Times New Roman"/>
+          <w:sz w:val="24"/>
+          <w:szCs w:val="24"/>
+        </w:rPr>
+      </w:pPr>
+      <w:r>
+        <w:rPr>
+          <w:rFonts w:ascii="Times New Roman" w:hAnsi="Times New Roman" w:cs="Times New Roman"/>
+          <w:sz w:val="24"/>
+          <w:szCs w:val="24"/>
+        </w:rPr>
+        <w:lastRenderedPageBreak/>
+        <w:t xml:space="preserve">Por otro lado, se creó un mapa de </w:t>
+      </w:r>
+      <w:proofErr w:type="spellStart"/>
+      <w:r>
+        <w:rPr>
+          <w:rFonts w:ascii="Times New Roman" w:hAnsi="Times New Roman" w:cs="Times New Roman"/>
+          <w:sz w:val="24"/>
+          <w:szCs w:val="24"/>
+        </w:rPr>
+        <w:t>coropletas</w:t>
+      </w:r>
+      <w:proofErr w:type="spellEnd"/>
+      <w:r>
+        <w:rPr>
+          <w:rFonts w:ascii="Times New Roman" w:hAnsi="Times New Roman" w:cs="Times New Roman"/>
+          <w:sz w:val="24"/>
+          <w:szCs w:val="24"/>
+        </w:rPr>
+        <w:t xml:space="preserve"> con el fin de identificar el comportamiento del precio promedio de l</w:t>
+      </w:r>
+      <w:r>
+        <w:rPr>
+          <w:rFonts w:ascii="Times New Roman" w:hAnsi="Times New Roman" w:cs="Times New Roman"/>
+          <w:sz w:val="24"/>
+          <w:szCs w:val="24"/>
+        </w:rPr>
+        <w:t xml:space="preserve">os restaurantes en cada departamento representado en una escala de colores que va de rojo (más caro) a amarillo (más económico). De este análisis se identificó que los departamentos con restaurantes más costosos son el Chocó (44 USD) y Caldas (42 USD). Po otro lado, los departamentos de </w:t>
+      </w:r>
+      <w:r>
+        <w:rPr>
+          <w:rFonts w:ascii="Times New Roman" w:hAnsi="Times New Roman" w:cs="Times New Roman"/>
+          <w:sz w:val="24"/>
+          <w:szCs w:val="24"/>
+        </w:rPr>
+        <w:t>Santander</w:t>
+      </w:r>
+      <w:r>
+        <w:rPr>
+          <w:rFonts w:ascii="Times New Roman" w:hAnsi="Times New Roman" w:cs="Times New Roman"/>
+          <w:sz w:val="24"/>
+          <w:szCs w:val="24"/>
+        </w:rPr>
+        <w:t xml:space="preserve">, </w:t>
+      </w:r>
+      <w:r>
+        <w:rPr>
+          <w:rFonts w:ascii="Times New Roman" w:hAnsi="Times New Roman" w:cs="Times New Roman"/>
+          <w:sz w:val="24"/>
+          <w:szCs w:val="24"/>
+        </w:rPr>
+        <w:t>Antioquia, Cundinamarca</w:t>
+      </w:r>
+      <w:r>
+        <w:rPr>
+          <w:rFonts w:ascii="Times New Roman" w:hAnsi="Times New Roman" w:cs="Times New Roman"/>
+          <w:sz w:val="24"/>
+          <w:szCs w:val="24"/>
+        </w:rPr>
+        <w:t>, Tolima, Huila y Valle del Cauca son los departamentos con menores precios promedio en los restaurantes, con valores oscilando entre los 28 y 30 USD.</w:t>
+      </w:r>
+    </w:p>
+    <w:p>
+      <w:pPr>
+        <w:keepNext/>
+        <w:jc w:val="center"/>
+      </w:pPr>
+      <w:r>
+        <w:rPr>
+          <w:rFonts w:ascii="Times New Roman" w:hAnsi="Times New Roman" w:cs="Times New Roman"/>
+          <w:sz w:val="24"/>
+          <w:szCs w:val="24"/>
+        </w:rPr>
+        <w:drawing>
+          <wp:inline distT="0" distB="0" distL="0" distR="0" wp14:anchorId="0A277CF8" wp14:editId="7A940827">
+            <wp:extent cx="2535625" cy="3079750"/>
+            <wp:effectExtent l="0" t="0" r="0" b="6350"/>
+            <wp:docPr id="918698511" name="Imagen 1" descr="Mapa&#10;&#10;Descripción generada automáticamente"/>
+            <wp:cNvGraphicFramePr>
+              <a:graphicFrameLocks xmlns:a="http://schemas.openxmlformats.org/drawingml/2006/main" noChangeAspect="1"/>
+            </wp:cNvGraphicFramePr>
+            <a:graphic xmlns:a="http://schemas.openxmlformats.org/drawingml/2006/main">
+              <a:graphicData uri="http://schemas.openxmlformats.org/drawingml/2006/picture">
+                <pic:pic xmlns:pic="http://schemas.openxmlformats.org/drawingml/2006/picture">
+                  <pic:nvPicPr>
+                    <pic:cNvPr id="918698511" name="Imagen 1" descr="Mapa&#10;&#10;Descripción generada automáticamente"/>
+                    <pic:cNvPicPr/>
+                  </pic:nvPicPr>
+                  <pic:blipFill>
+                    <a:blip r:embed="rId11"/>
+                    <a:stretch>
+                      <a:fillRect/>
+                    </a:stretch>
+                  </pic:blipFill>
+                  <pic:spPr>
+                    <a:xfrm>
+                      <a:off x="0" y="0"/>
+                      <a:ext cx="2538992" cy="3083840"/>
+                    </a:xfrm>
+                    <a:prstGeom prst="rect">
+                      <a:avLst/>
+                    </a:prstGeom>
+                  </pic:spPr>
+                </pic:pic>
+              </a:graphicData>
+            </a:graphic>
+          </wp:inline>
+        </w:drawing>
+      </w:r>
+    </w:p>
+    <w:p>
+      <w:pPr>
+        <w:pStyle w:val="Descripcin"/>
+        <w:jc w:val="center"/>
+        <w:rPr>
+          <w:rFonts w:ascii="Times New Roman" w:hAnsi="Times New Roman" w:cs="Times New Roman"/>
+          <w:i w:val="0"/>
+          <w:iCs w:val="0"/>
+          <w:color w:val="auto"/>
+          <w:sz w:val="20"/>
+          <w:szCs w:val="20"/>
+        </w:rPr>
+      </w:pPr>
+      <w:r>
+        <w:rPr>
+          <w:rFonts w:ascii="Times New Roman" w:hAnsi="Times New Roman" w:cs="Times New Roman"/>
+          <w:i w:val="0"/>
+          <w:iCs w:val="0"/>
+          <w:color w:val="auto"/>
+          <w:sz w:val="20"/>
+          <w:szCs w:val="20"/>
+        </w:rPr>
+        <w:t xml:space="preserve">Ilustración </w:t>
+      </w:r>
+      <w:r>
+        <w:rPr>
+          <w:rFonts w:ascii="Times New Roman" w:hAnsi="Times New Roman" w:cs="Times New Roman"/>
+          <w:i w:val="0"/>
+          <w:iCs w:val="0"/>
+          <w:color w:val="auto"/>
+          <w:sz w:val="20"/>
+          <w:szCs w:val="20"/>
+        </w:rPr>
+        <w:fldChar w:fldCharType="begin"/>
+      </w:r>
+      <w:r>
+        <w:rPr>
+          <w:rFonts w:ascii="Times New Roman" w:hAnsi="Times New Roman" w:cs="Times New Roman"/>
+          <w:i w:val="0"/>
+          <w:iCs w:val="0"/>
+          <w:color w:val="auto"/>
+          <w:sz w:val="20"/>
+          <w:szCs w:val="20"/>
+        </w:rPr>
+        <w:instrText xml:space="preserve"> SEQ Ilustración \* ARABIC </w:instrText>
+      </w:r>
+      <w:r>
+        <w:rPr>
+          <w:rFonts w:ascii="Times New Roman" w:hAnsi="Times New Roman" w:cs="Times New Roman"/>
+          <w:i w:val="0"/>
+          <w:iCs w:val="0"/>
+          <w:color w:val="auto"/>
+          <w:sz w:val="20"/>
+          <w:szCs w:val="20"/>
+        </w:rPr>
+        <w:fldChar w:fldCharType="separate"/>
+      </w:r>
+      <w:r>
+        <w:rPr>
+          <w:rFonts w:ascii="Times New Roman" w:hAnsi="Times New Roman" w:cs="Times New Roman"/>
+          <w:i w:val="0"/>
+          <w:iCs w:val="0"/>
+          <w:noProof/>
+          <w:color w:val="auto"/>
+          <w:sz w:val="20"/>
+          <w:szCs w:val="20"/>
+        </w:rPr>
+        <w:t>6</w:t>
+      </w:r>
+      <w:r>
+        <w:rPr>
+          <w:rFonts w:ascii="Times New Roman" w:hAnsi="Times New Roman" w:cs="Times New Roman"/>
+          <w:i w:val="0"/>
+          <w:iCs w:val="0"/>
+          <w:color w:val="auto"/>
+          <w:sz w:val="20"/>
+          <w:szCs w:val="20"/>
+        </w:rPr>
+        <w:fldChar w:fldCharType="end"/>
+      </w:r>
+      <w:r>
+        <w:rPr>
+          <w:rFonts w:ascii="Times New Roman" w:hAnsi="Times New Roman" w:cs="Times New Roman"/>
+          <w:i w:val="0"/>
+          <w:iCs w:val="0"/>
+          <w:color w:val="auto"/>
+          <w:sz w:val="20"/>
+          <w:szCs w:val="20"/>
+        </w:rPr>
+        <w:t xml:space="preserve">. Mapa de </w:t>
+      </w:r>
+      <w:proofErr w:type="spellStart"/>
+      <w:r>
+        <w:rPr>
+          <w:rFonts w:ascii="Times New Roman" w:hAnsi="Times New Roman" w:cs="Times New Roman"/>
+          <w:i w:val="0"/>
+          <w:iCs w:val="0"/>
+          <w:color w:val="auto"/>
+          <w:sz w:val="20"/>
+          <w:szCs w:val="20"/>
+        </w:rPr>
+        <w:t>coropletas</w:t>
+      </w:r>
+      <w:proofErr w:type="spellEnd"/>
+      <w:r>
+        <w:rPr>
+          <w:rFonts w:ascii="Times New Roman" w:hAnsi="Times New Roman" w:cs="Times New Roman"/>
+          <w:i w:val="0"/>
+          <w:iCs w:val="0"/>
+          <w:color w:val="auto"/>
+          <w:sz w:val="20"/>
+          <w:szCs w:val="20"/>
+        </w:rPr>
+        <w:t xml:space="preserve"> por precio promedio para cada departamento de Colombia</w:t>
+      </w:r>
+    </w:p>
+    <w:p>
+      <w:pPr>
+        <w:rPr>
+          <w:rFonts w:ascii="Times New Roman" w:hAnsi="Times New Roman" w:cs="Times New Roman"/>
+          <w:sz w:val="24"/>
+          <w:szCs w:val="24"/>
+        </w:rPr>
+      </w:pPr>
+    </w:p>
+    <w:p>
+      <w:pPr>
+        <w:keepNext/>
+        <w:jc w:val="center"/>
+      </w:pPr>
+      <w:r>
+        <w:rPr>
+          <w:rFonts w:ascii="Times New Roman" w:hAnsi="Times New Roman" w:cs="Times New Roman"/>
+          <w:noProof/>
+          <w:sz w:val="24"/>
+          <w:szCs w:val="24"/>
+        </w:rPr>
+        <mc:AlternateContent>
+          <mc:Choice Requires="wpg">
+            <w:drawing>
+              <wp:inline distT="0" distB="0" distL="0" distR="0" wp14:anchorId="22B0FD5A" wp14:editId="712B7BC0">
+                <wp:extent cx="5238750" cy="2563580"/>
+                <wp:effectExtent l="0" t="0" r="0" b="8255"/>
+                <wp:docPr id="1047830451" name="Grupo 1"/>
+                <wp:cNvGraphicFramePr/>
+                <a:graphic xmlns:a="http://schemas.openxmlformats.org/drawingml/2006/main">
+                  <a:graphicData uri="http://schemas.microsoft.com/office/word/2010/wordprocessingGroup">
+                    <wpg:wgp>
+                      <wpg:cNvGrpSpPr/>
+                      <wpg:grpSpPr>
+                        <a:xfrm>
+                          <a:off x="0" y="0"/>
+                          <a:ext cx="5238750" cy="2563580"/>
+                          <a:chOff x="0" y="0"/>
+                          <a:chExt cx="5574665" cy="2727960"/>
+                        </a:xfrm>
+                      </wpg:grpSpPr>
+                      <pic:pic xmlns:pic="http://schemas.openxmlformats.org/drawingml/2006/picture">
+                        <pic:nvPicPr>
+                          <pic:cNvPr id="188697399" name="Imagen 1"/>
+                          <pic:cNvPicPr>
+                            <a:picLocks noChangeAspect="1"/>
+                          </pic:cNvPicPr>
+                        </pic:nvPicPr>
+                        <pic:blipFill>
+                          <a:blip r:embed="rId12">
+                            <a:extLst>
+                              <a:ext uri="{28A0092B-C50C-407E-A947-70E740481C1C}">
+                                <a14:useLocalDpi xmlns:a14="http://schemas.microsoft.com/office/drawing/2010/main" val="0"/>
+                              </a:ext>
+                            </a:extLst>
+                          </a:blip>
+                          <a:stretch>
+                            <a:fillRect/>
+                          </a:stretch>
+                        </pic:blipFill>
+                        <pic:spPr>
+                          <a:xfrm>
+                            <a:off x="0" y="6350"/>
+                            <a:ext cx="2766695" cy="2717800"/>
+                          </a:xfrm>
+                          <a:prstGeom prst="rect">
+                            <a:avLst/>
+                          </a:prstGeom>
+                        </pic:spPr>
+                      </pic:pic>
+                      <pic:pic xmlns:pic="http://schemas.openxmlformats.org/drawingml/2006/picture">
+                        <pic:nvPicPr>
+                          <pic:cNvPr id="1891997665" name="Imagen 1" descr="Mapa&#10;&#10;Descripción generada automáticamente"/>
+                          <pic:cNvPicPr>
+                            <a:picLocks noChangeAspect="1"/>
+                          </pic:cNvPicPr>
+                        </pic:nvPicPr>
+                        <pic:blipFill>
+                          <a:blip r:embed="rId13">
+                            <a:extLst>
+                              <a:ext uri="{28A0092B-C50C-407E-A947-70E740481C1C}">
+                                <a14:useLocalDpi xmlns:a14="http://schemas.microsoft.com/office/drawing/2010/main" val="0"/>
+                              </a:ext>
+                            </a:extLst>
+                          </a:blip>
+                          <a:stretch>
+                            <a:fillRect/>
+                          </a:stretch>
+                        </pic:blipFill>
+                        <pic:spPr>
+                          <a:xfrm>
+                            <a:off x="2832100" y="0"/>
+                            <a:ext cx="2742565" cy="2727960"/>
+                          </a:xfrm>
+                          <a:prstGeom prst="rect">
+                            <a:avLst/>
+                          </a:prstGeom>
+                        </pic:spPr>
+                      </pic:pic>
+                    </wpg:wgp>
+                  </a:graphicData>
+                </a:graphic>
+              </wp:inline>
+            </w:drawing>
+          </mc:Choice>
+          <mc:Fallback>
+            <w:pict>
+              <v:group w14:anchorId="7BED8039" id="Grupo 1" o:spid="_x0000_s1026" style="width:412.5pt;height:201.85pt;mso-position-horizontal-relative:char;mso-position-vertical-relative:line" coordsize="55746,27279" o:gfxdata="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">
+                <v:shapetype id="_x0000_t75" coordsize="21600,21600" o:spt="75" o:preferrelative="t" path="m@4@5l@4@11@9@11@9@5xe" filled="f" stroked="f">
+                  <v:stroke joinstyle="miter"/>
+                  <v:formulas>
+                    <v:f eqn="if lineDrawn pixelLineWidth 0"/>
+                    <v:f eqn="sum @0 1 0"/>
+                    <v:f eqn="sum 0 0 @1"/>
+                    <v:f eqn="prod @2 1 2"/>
+                    <v:f eqn="prod @3 21600 pixelWidth"/>
+                    <v:f eqn="prod @3 21600 pixelHeight"/>
+                    <v:f eqn="sum @0 0 1"/>
+                    <v:f eqn="prod @6 1 2"/>
+                    <v:f eqn="prod @7 21600 pixelWidth"/>
+                    <v:f eqn="sum @8 21600 0"/>
+                    <v:f eqn="prod @7 21600 pixelHeight"/>
+                    <v:f eqn="sum @10 21600 0"/>
+                  </v:formulas>
+                  <v:path o:extrusionok="f" gradientshapeok="t" o:connecttype="rect"/>
+                  <o:lock v:ext="edit" aspectratio="t"/>
+                </v:shapetype>
+                <v:shape id="Imagen 1" o:spid="_x0000_s1027" type="#_x0000_t75" style="position:absolute;top:63;width:27666;height:27178;visibility:visible;mso-wrap-style:square" o:gfxdata="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">
+                  <v:imagedata r:id="rId14" o:title=""/>
+                </v:shape>
+                <v:shape id="Imagen 1" o:spid="_x0000_s1028" type="#_x0000_t75" alt="Mapa&#10;&#10;Descripción generada automáticamente" style="position:absolute;left:28321;width:27425;height:27279;visibility:visible;mso-wrap-style:square" o:gfxdata="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">
+                  <v:imagedata r:id="rId15" o:title="Mapa&#10;&#10;Descripción generada automáticamente"/>
+                </v:shape>
+                <w10:anchorlock/>
+              </v:group>
+            </w:pict>
+          </mc:Fallback>
+        </mc:AlternateContent>
+      </w:r>
+    </w:p>
+    <w:p>
+      <w:pPr>
+        <w:pStyle w:val="Descripcin"/>
+        <w:jc w:val="center"/>
+        <w:rPr>
+          <w:rFonts w:ascii="Times New Roman" w:hAnsi="Times New Roman" w:cs="Times New Roman"/>
+          <w:sz w:val="24"/>
+          <w:szCs w:val="24"/>
+        </w:rPr>
+      </w:pPr>
+      <w:r>
+        <w:rPr>
+          <w:rFonts w:ascii="Times New Roman" w:hAnsi="Times New Roman" w:cs="Times New Roman"/>
+          <w:i w:val="0"/>
+          <w:iCs w:val="0"/>
+          <w:color w:val="auto"/>
+          <w:sz w:val="20"/>
+          <w:szCs w:val="20"/>
+        </w:rPr>
+        <w:t xml:space="preserve">Ilustración </w:t>
+      </w:r>
+      <w:r>
+        <w:rPr>
+          <w:rFonts w:ascii="Times New Roman" w:hAnsi="Times New Roman" w:cs="Times New Roman"/>
+          <w:i w:val="0"/>
+          <w:iCs w:val="0"/>
+          <w:color w:val="auto"/>
+          <w:sz w:val="20"/>
+          <w:szCs w:val="20"/>
+        </w:rPr>
+        <w:fldChar w:fldCharType="begin"/>
+      </w:r>
+      <w:r>
+        <w:rPr>
+          <w:rFonts w:ascii="Times New Roman" w:hAnsi="Times New Roman" w:cs="Times New Roman"/>
+          <w:i w:val="0"/>
+          <w:iCs w:val="0"/>
+          <w:color w:val="auto"/>
+          <w:sz w:val="20"/>
+          <w:szCs w:val="20"/>
+        </w:rPr>
+        <w:instrText xml:space="preserve"> SEQ Ilustración \* ARABIC </w:instrText>
+      </w:r>
+      <w:r>
+        <w:rPr>
+          <w:rFonts w:ascii="Times New Roman" w:hAnsi="Times New Roman" w:cs="Times New Roman"/>
+          <w:i w:val="0"/>
+          <w:iCs w:val="0"/>
+          <w:color w:val="auto"/>
+          <w:sz w:val="20"/>
+          <w:szCs w:val="20"/>
+        </w:rPr>
+        <w:fldChar w:fldCharType="separate"/>
+      </w:r>
+      <w:r>
+        <w:rPr>
+          <w:rFonts w:ascii="Times New Roman" w:hAnsi="Times New Roman" w:cs="Times New Roman"/>
+          <w:i w:val="0"/>
+          <w:iCs w:val="0"/>
+          <w:noProof/>
+          <w:color w:val="auto"/>
+          <w:sz w:val="20"/>
+          <w:szCs w:val="20"/>
+        </w:rPr>
+        <w:t>7</w:t>
+      </w:r>
+      <w:r>
+        <w:rPr>
+          <w:rFonts w:ascii="Times New Roman" w:hAnsi="Times New Roman" w:cs="Times New Roman"/>
+          <w:i w:val="0"/>
+          <w:iCs w:val="0"/>
+          <w:color w:val="auto"/>
+          <w:sz w:val="20"/>
+          <w:szCs w:val="20"/>
+        </w:rPr>
+        <w:fldChar w:fldCharType="end"/>
+      </w:r>
+      <w:r>
+        <w:rPr>
+          <w:rFonts w:ascii="Times New Roman" w:hAnsi="Times New Roman" w:cs="Times New Roman"/>
+          <w:i w:val="0"/>
+          <w:iCs w:val="0"/>
+          <w:color w:val="auto"/>
+          <w:sz w:val="20"/>
+          <w:szCs w:val="20"/>
+        </w:rPr>
+        <w:t xml:space="preserve">. </w:t>
+      </w:r>
+      <w:proofErr w:type="spellStart"/>
+      <w:r>
+        <w:rPr>
+          <w:rFonts w:ascii="Times New Roman" w:hAnsi="Times New Roman" w:cs="Times New Roman"/>
+          <w:i w:val="0"/>
+          <w:iCs w:val="0"/>
+          <w:color w:val="auto"/>
+          <w:sz w:val="20"/>
+          <w:szCs w:val="20"/>
+        </w:rPr>
+        <w:t>Coropletas</w:t>
+      </w:r>
+      <w:proofErr w:type="spellEnd"/>
+      <w:r>
+        <w:rPr>
+          <w:rFonts w:ascii="Times New Roman" w:hAnsi="Times New Roman" w:cs="Times New Roman"/>
+          <w:i w:val="0"/>
+          <w:iCs w:val="0"/>
+          <w:color w:val="auto"/>
+          <w:sz w:val="20"/>
+          <w:szCs w:val="20"/>
+        </w:rPr>
+        <w:t xml:space="preserve"> con los departamentos de mayor y menor precio promedio (USD)</w:t>
+      </w:r>
+    </w:p>
+    <w:p>
+      <w:pPr>
+        <w:rPr>
+          <w:rFonts w:ascii="Times New Roman" w:hAnsi="Times New Roman" w:cs="Times New Roman"/>
+          <w:sz w:val="24"/>
+          <w:szCs w:val="24"/>
+        </w:rPr>
+      </w:pPr>
+      <w:r>
+        <w:rPr>
+          <w:rFonts w:ascii="Times New Roman" w:hAnsi="Times New Roman" w:cs="Times New Roman"/>
+          <w:sz w:val="24"/>
+          <w:szCs w:val="24"/>
+        </w:rPr>
+        <w:lastRenderedPageBreak/>
+        <w:t xml:space="preserve">De otro lado, se generó otro mapa de </w:t>
+      </w:r>
+      <w:proofErr w:type="spellStart"/>
+      <w:r>
+        <w:rPr>
+          <w:rFonts w:ascii="Times New Roman" w:hAnsi="Times New Roman" w:cs="Times New Roman"/>
+          <w:sz w:val="24"/>
+          <w:szCs w:val="24"/>
+        </w:rPr>
+        <w:t>coropletas</w:t>
+      </w:r>
+      <w:proofErr w:type="spellEnd"/>
+      <w:r>
+        <w:rPr>
+          <w:rFonts w:ascii="Times New Roman" w:hAnsi="Times New Roman" w:cs="Times New Roman"/>
+          <w:sz w:val="24"/>
+          <w:szCs w:val="24"/>
+        </w:rPr>
+        <w:t xml:space="preserve"> con el fin de identificar los departamentos con las mejore calificaciones promedio de los restaurantes, obteniendo que el departamento con menor calificación promedio es el Meta (2.61) de los 24 locales con 273 reseñas. Por otro lado, el departamento con los restaurantes mejor calificados es Valle del Cauca (3.03) con 105 locales y 271 reseñas.</w:t>
+      </w:r>
+    </w:p>
+    <w:p>
+      <w:pPr>
+        <w:rPr>
+          <w:rFonts w:ascii="Times New Roman" w:hAnsi="Times New Roman" w:cs="Times New Roman"/>
+          <w:sz w:val="24"/>
+          <w:szCs w:val="24"/>
+        </w:rPr>
+      </w:pPr>
+    </w:p>
+    <w:p>
+      <w:pPr>
+        <w:keepNext/>
+        <w:jc w:val="center"/>
+      </w:pPr>
+      <w:r>
+        <w:rPr>
+          <w:rFonts w:ascii="Times New Roman" w:hAnsi="Times New Roman" w:cs="Times New Roman"/>
+          <w:sz w:val="24"/>
+          <w:szCs w:val="24"/>
+        </w:rPr>
+        <w:drawing>
+          <wp:inline distT="0" distB="0" distL="0" distR="0" wp14:anchorId="3CF06644" wp14:editId="49A086DB">
+            <wp:extent cx="2311400" cy="2871740"/>
+            <wp:effectExtent l="0" t="0" r="0" b="5080"/>
+            <wp:docPr id="214188707" name="Imagen 1"/>
+            <wp:cNvGraphicFramePr>
+              <a:graphicFrameLocks xmlns:a="http://schemas.openxmlformats.org/drawingml/2006/main" noChangeAspect="1"/>
+            </wp:cNvGraphicFramePr>
+            <a:graphic xmlns:a="http://schemas.openxmlformats.org/drawingml/2006/main">
+              <a:graphicData uri="http://schemas.openxmlformats.org/drawingml/2006/picture">
+                <pic:pic xmlns:pic="http://schemas.openxmlformats.org/drawingml/2006/picture">
+                  <pic:nvPicPr>
+                    <pic:cNvPr id="214188707" name=""/>
+                    <pic:cNvPicPr/>
+                  </pic:nvPicPr>
+                  <pic:blipFill>
+                    <a:blip r:embed="rId16"/>
+                    <a:stretch>
+                      <a:fillRect/>
+                    </a:stretch>
+                  </pic:blipFill>
+                  <pic:spPr>
+                    <a:xfrm>
+                      <a:off x="0" y="0"/>
+                      <a:ext cx="2318877" cy="2881030"/>
+                    </a:xfrm>
+                    <a:prstGeom prst="rect">
+                      <a:avLst/>
+                    </a:prstGeom>
+                  </pic:spPr>
+                </pic:pic>
+              </a:graphicData>
+            </a:graphic>
+          </wp:inline>
+        </w:drawing>
+      </w:r>
+    </w:p>
+    <w:p>
+      <w:pPr>
+        <w:pStyle w:val="Descripcin"/>
+        <w:jc w:val="center"/>
+        <w:rPr>
+          <w:rFonts w:ascii="Times New Roman" w:hAnsi="Times New Roman" w:cs="Times New Roman"/>
+          <w:i w:val="0"/>
+          <w:iCs w:val="0"/>
+          <w:color w:val="auto"/>
+          <w:sz w:val="20"/>
+          <w:szCs w:val="20"/>
+        </w:rPr>
+      </w:pPr>
+      <w:r>
+        <w:rPr>
+          <w:rFonts w:ascii="Times New Roman" w:hAnsi="Times New Roman" w:cs="Times New Roman"/>
+          <w:i w:val="0"/>
+          <w:iCs w:val="0"/>
+          <w:color w:val="auto"/>
+          <w:sz w:val="20"/>
+          <w:szCs w:val="20"/>
+        </w:rPr>
+        <w:t xml:space="preserve">Ilustración </w:t>
+      </w:r>
+      <w:r>
+        <w:rPr>
+          <w:rFonts w:ascii="Times New Roman" w:hAnsi="Times New Roman" w:cs="Times New Roman"/>
+          <w:i w:val="0"/>
+          <w:iCs w:val="0"/>
+          <w:color w:val="auto"/>
+          <w:sz w:val="20"/>
+          <w:szCs w:val="20"/>
+        </w:rPr>
+        <w:fldChar w:fldCharType="begin"/>
+      </w:r>
+      <w:r>
+        <w:rPr>
+          <w:rFonts w:ascii="Times New Roman" w:hAnsi="Times New Roman" w:cs="Times New Roman"/>
+          <w:i w:val="0"/>
+          <w:iCs w:val="0"/>
+          <w:color w:val="auto"/>
+          <w:sz w:val="20"/>
+          <w:szCs w:val="20"/>
+        </w:rPr>
+        <w:instrText xml:space="preserve"> SEQ Ilustración \* ARABIC </w:instrText>
+      </w:r>
+      <w:r>
+        <w:rPr>
+          <w:rFonts w:ascii="Times New Roman" w:hAnsi="Times New Roman" w:cs="Times New Roman"/>
+          <w:i w:val="0"/>
+          <w:iCs w:val="0"/>
+          <w:color w:val="auto"/>
+          <w:sz w:val="20"/>
+          <w:szCs w:val="20"/>
+        </w:rPr>
+        <w:fldChar w:fldCharType="separate"/>
+      </w:r>
+      <w:r>
+        <w:rPr>
+          <w:rFonts w:ascii="Times New Roman" w:hAnsi="Times New Roman" w:cs="Times New Roman"/>
+          <w:i w:val="0"/>
+          <w:iCs w:val="0"/>
+          <w:color w:val="auto"/>
+          <w:sz w:val="20"/>
+          <w:szCs w:val="20"/>
+        </w:rPr>
+        <w:t>8</w:t>
+      </w:r>
+      <w:r>
+        <w:rPr>
+          <w:rFonts w:ascii="Times New Roman" w:hAnsi="Times New Roman" w:cs="Times New Roman"/>
+          <w:i w:val="0"/>
+          <w:iCs w:val="0"/>
+          <w:color w:val="auto"/>
+          <w:sz w:val="20"/>
+          <w:szCs w:val="20"/>
+        </w:rPr>
+        <w:fldChar w:fldCharType="end"/>
+      </w:r>
+      <w:r>
+        <w:rPr>
+          <w:rFonts w:ascii="Times New Roman" w:hAnsi="Times New Roman" w:cs="Times New Roman"/>
+          <w:i w:val="0"/>
+          <w:iCs w:val="0"/>
+          <w:color w:val="auto"/>
+          <w:sz w:val="20"/>
+          <w:szCs w:val="20"/>
+        </w:rPr>
+        <w:t xml:space="preserve">. </w:t>
+      </w:r>
+      <w:r>
+        <w:rPr>
+          <w:rFonts w:ascii="Times New Roman" w:hAnsi="Times New Roman" w:cs="Times New Roman"/>
+          <w:i w:val="0"/>
+          <w:iCs w:val="0"/>
+          <w:color w:val="auto"/>
+          <w:sz w:val="20"/>
+          <w:szCs w:val="20"/>
+        </w:rPr>
+        <w:t xml:space="preserve">Mapa de </w:t>
+      </w:r>
+      <w:proofErr w:type="spellStart"/>
+      <w:r>
+        <w:rPr>
+          <w:rFonts w:ascii="Times New Roman" w:hAnsi="Times New Roman" w:cs="Times New Roman"/>
+          <w:i w:val="0"/>
+          <w:iCs w:val="0"/>
+          <w:color w:val="auto"/>
+          <w:sz w:val="20"/>
+          <w:szCs w:val="20"/>
+        </w:rPr>
+        <w:t>coropletas</w:t>
+      </w:r>
+      <w:proofErr w:type="spellEnd"/>
+      <w:r>
+        <w:rPr>
+          <w:rFonts w:ascii="Times New Roman" w:hAnsi="Times New Roman" w:cs="Times New Roman"/>
+          <w:i w:val="0"/>
+          <w:iCs w:val="0"/>
+          <w:color w:val="auto"/>
+          <w:sz w:val="20"/>
+          <w:szCs w:val="20"/>
+        </w:rPr>
+        <w:t xml:space="preserve"> por </w:t>
+      </w:r>
+      <w:r>
+        <w:rPr>
+          <w:rFonts w:ascii="Times New Roman" w:hAnsi="Times New Roman" w:cs="Times New Roman"/>
+          <w:i w:val="0"/>
+          <w:iCs w:val="0"/>
+          <w:color w:val="auto"/>
+          <w:sz w:val="20"/>
+          <w:szCs w:val="20"/>
+        </w:rPr>
+        <w:t>calificación</w:t>
+      </w:r>
+      <w:r>
+        <w:rPr>
+          <w:rFonts w:ascii="Times New Roman" w:hAnsi="Times New Roman" w:cs="Times New Roman"/>
+          <w:i w:val="0"/>
+          <w:iCs w:val="0"/>
+          <w:color w:val="auto"/>
+          <w:sz w:val="20"/>
+          <w:szCs w:val="20"/>
+        </w:rPr>
+        <w:t xml:space="preserve"> promedio para cada departamento de Colombia</w:t>
+      </w:r>
+    </w:p>
+    <w:p>
+      <w:pPr>
+        <w:jc w:val="center"/>
+        <w:rPr>
+          <w:rFonts w:ascii="Times New Roman" w:hAnsi="Times New Roman" w:cs="Times New Roman"/>
+          <w:sz w:val="24"/>
+          <w:szCs w:val="24"/>
+        </w:rPr>
+      </w:pPr>
+    </w:p>
+    <w:p>
+      <w:pPr>
+        <w:keepNext/>
+        <w:jc w:val="center"/>
+      </w:pPr>
+      <w:r>
+        <w:rPr>
+          <w:rFonts w:ascii="Times New Roman" w:hAnsi="Times New Roman" w:cs="Times New Roman"/>
+          <w:noProof/>
+          <w:sz w:val="24"/>
+          <w:szCs w:val="24"/>
+        </w:rPr>
+        <mc:AlternateContent>
+          <mc:Choice Requires="wpg">
+            <w:drawing>
+              <wp:inline distT="0" distB="0" distL="0" distR="0" wp14:anchorId="6AD4EAB8" wp14:editId="58A76E69">
+                <wp:extent cx="4737100" cy="2735561"/>
+                <wp:effectExtent l="0" t="0" r="6350" b="8255"/>
+                <wp:docPr id="1903822107" name="Grupo 2"/>
+                <wp:cNvGraphicFramePr/>
+                <a:graphic xmlns:a="http://schemas.openxmlformats.org/drawingml/2006/main">
+                  <a:graphicData uri="http://schemas.microsoft.com/office/word/2010/wordprocessingGroup">
+                    <wpg:wgp>
+                      <wpg:cNvGrpSpPr/>
+                      <wpg:grpSpPr>
+                        <a:xfrm>
+                          <a:off x="0" y="0"/>
+                          <a:ext cx="4737100" cy="2735561"/>
+                          <a:chOff x="0" y="6350"/>
+                          <a:chExt cx="5155565" cy="2976880"/>
+                        </a:xfrm>
+                      </wpg:grpSpPr>
+                      <pic:pic xmlns:pic="http://schemas.openxmlformats.org/drawingml/2006/picture">
+                        <pic:nvPicPr>
+                          <pic:cNvPr id="1276747170" name="Imagen 1" descr="Mapa&#10;&#10;Descripción generada automáticamente"/>
+                          <pic:cNvPicPr>
+                            <a:picLocks noChangeAspect="1"/>
+                          </pic:cNvPicPr>
+                        </pic:nvPicPr>
+                        <pic:blipFill>
+                          <a:blip r:embed="rId17">
+                            <a:extLst>
+                              <a:ext uri="{28A0092B-C50C-407E-A947-70E740481C1C}">
+                                <a14:useLocalDpi xmlns:a14="http://schemas.microsoft.com/office/drawing/2010/main" val="0"/>
+                              </a:ext>
+                            </a:extLst>
+                          </a:blip>
+                          <a:stretch>
+                            <a:fillRect/>
+                          </a:stretch>
+                        </pic:blipFill>
+                        <pic:spPr>
+                          <a:xfrm>
+                            <a:off x="0" y="6350"/>
+                            <a:ext cx="2432050" cy="2965450"/>
+                          </a:xfrm>
+                          <a:prstGeom prst="rect">
+                            <a:avLst/>
+                          </a:prstGeom>
+                        </pic:spPr>
+                      </pic:pic>
+                      <pic:pic xmlns:pic="http://schemas.openxmlformats.org/drawingml/2006/picture">
+                        <pic:nvPicPr>
+                          <pic:cNvPr id="1574791473" name="Imagen 1" descr="Mapa&#10;&#10;Descripción generada automáticamente"/>
+                          <pic:cNvPicPr>
+                            <a:picLocks noChangeAspect="1"/>
+                          </pic:cNvPicPr>
+                        </pic:nvPicPr>
+                        <pic:blipFill>
+                          <a:blip r:embed="rId18">
+                            <a:extLst>
+                              <a:ext uri="{28A0092B-C50C-407E-A947-70E740481C1C}">
+                                <a14:useLocalDpi xmlns:a14="http://schemas.microsoft.com/office/drawing/2010/main" val="0"/>
+                              </a:ext>
+                            </a:extLst>
+                          </a:blip>
+                          <a:stretch>
+                            <a:fillRect/>
+                          </a:stretch>
+                        </pic:blipFill>
+                        <pic:spPr>
+                          <a:xfrm>
+                            <a:off x="2482850" y="6350"/>
+                            <a:ext cx="2672715" cy="2976880"/>
+                          </a:xfrm>
+                          <a:prstGeom prst="rect">
+                            <a:avLst/>
+                          </a:prstGeom>
+                        </pic:spPr>
+                      </pic:pic>
+                    </wpg:wgp>
+                  </a:graphicData>
+                </a:graphic>
+              </wp:inline>
+            </w:drawing>
+          </mc:Choice>
+          <mc:Fallback>
+            <w:pict>
+              <v:group w14:anchorId="72454BCC" id="Grupo 2" o:spid="_x0000_s1026" style="width:373pt;height:215.4pt;mso-position-horizontal-relative:char;mso-position-vertical-relative:line" coordorigin=",63" coordsize="51555,29768" o:gfxdata="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">
+                <v:shape id="Imagen 1" o:spid="_x0000_s1027" type="#_x0000_t75" alt="Mapa&#10;&#10;Descripción generada automáticamente" style="position:absolute;top:63;width:24320;height:29655;visibility:visible;mso-wrap-style:square" o:gfxdata="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">
+                  <v:imagedata r:id="rId19" o:title="Mapa&#10;&#10;Descripción generada automáticamente"/>
+                </v:shape>
+                <v:shape id="Imagen 1" o:spid="_x0000_s1028" type="#_x0000_t75" alt="Mapa&#10;&#10;Descripción generada automáticamente" style="position:absolute;left:24828;top:63;width:26727;height:29769;visibility:visible;mso-wrap-style:square" o:gfxdata="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">
+                  <v:imagedata r:id="rId20" o:title="Mapa&#10;&#10;Descripción generada automáticamente"/>
+                </v:shape>
+                <w10:anchorlock/>
+              </v:group>
+            </w:pict>
+          </mc:Fallback>
+        </mc:AlternateContent>
+      </w:r>
+    </w:p>
+    <w:p>
+      <w:pPr>
+        <w:pStyle w:val="Descripcin"/>
+        <w:jc w:val="center"/>
+        <w:rPr>
+          <w:rFonts w:ascii="Times New Roman" w:hAnsi="Times New Roman" w:cs="Times New Roman"/>
+          <w:i w:val="0"/>
+          <w:iCs w:val="0"/>
+          <w:color w:val="auto"/>
+          <w:sz w:val="20"/>
+          <w:szCs w:val="20"/>
+        </w:rPr>
+      </w:pPr>
+      <w:r>
+        <w:rPr>
+          <w:rFonts w:ascii="Times New Roman" w:hAnsi="Times New Roman" w:cs="Times New Roman"/>
+          <w:i w:val="0"/>
+          <w:iCs w:val="0"/>
+          <w:color w:val="auto"/>
+          <w:sz w:val="20"/>
+          <w:szCs w:val="20"/>
+        </w:rPr>
+        <w:t xml:space="preserve">Ilustración </w:t>
+      </w:r>
+      <w:r>
+        <w:rPr>
+          <w:rFonts w:ascii="Times New Roman" w:hAnsi="Times New Roman" w:cs="Times New Roman"/>
+          <w:i w:val="0"/>
+          <w:iCs w:val="0"/>
+          <w:color w:val="auto"/>
+          <w:sz w:val="20"/>
+          <w:szCs w:val="20"/>
+        </w:rPr>
+        <w:fldChar w:fldCharType="begin"/>
+      </w:r>
+      <w:r>
+        <w:rPr>
+          <w:rFonts w:ascii="Times New Roman" w:hAnsi="Times New Roman" w:cs="Times New Roman"/>
+          <w:i w:val="0"/>
+          <w:iCs w:val="0"/>
+          <w:color w:val="auto"/>
+          <w:sz w:val="20"/>
+          <w:szCs w:val="20"/>
+        </w:rPr>
+        <w:instrText xml:space="preserve"> SEQ Ilustración \* ARABIC </w:instrText>
+      </w:r>
+      <w:r>
+        <w:rPr>
+          <w:rFonts w:ascii="Times New Roman" w:hAnsi="Times New Roman" w:cs="Times New Roman"/>
+          <w:i w:val="0"/>
+          <w:iCs w:val="0"/>
+          <w:color w:val="auto"/>
+          <w:sz w:val="20"/>
+          <w:szCs w:val="20"/>
+        </w:rPr>
+        <w:fldChar w:fldCharType="separate"/>
+      </w:r>
+      <w:r>
+        <w:rPr>
+          <w:rFonts w:ascii="Times New Roman" w:hAnsi="Times New Roman" w:cs="Times New Roman"/>
+          <w:i w:val="0"/>
+          <w:iCs w:val="0"/>
+          <w:color w:val="auto"/>
+          <w:sz w:val="20"/>
+          <w:szCs w:val="20"/>
+        </w:rPr>
+        <w:t>9</w:t>
+      </w:r>
+      <w:r>
+        <w:rPr>
+          <w:rFonts w:ascii="Times New Roman" w:hAnsi="Times New Roman" w:cs="Times New Roman"/>
+          <w:i w:val="0"/>
+          <w:iCs w:val="0"/>
+          <w:color w:val="auto"/>
+          <w:sz w:val="20"/>
+          <w:szCs w:val="20"/>
+        </w:rPr>
+        <w:fldChar w:fldCharType="end"/>
+      </w:r>
+      <w:r>
+        <w:rPr>
+          <w:rFonts w:ascii="Times New Roman" w:hAnsi="Times New Roman" w:cs="Times New Roman"/>
+          <w:i w:val="0"/>
+          <w:iCs w:val="0"/>
+          <w:color w:val="auto"/>
+          <w:sz w:val="20"/>
+          <w:szCs w:val="20"/>
+        </w:rPr>
+        <w:t xml:space="preserve">. </w:t>
+      </w:r>
+      <w:proofErr w:type="spellStart"/>
+      <w:r>
+        <w:rPr>
+          <w:rFonts w:ascii="Times New Roman" w:hAnsi="Times New Roman" w:cs="Times New Roman"/>
+          <w:i w:val="0"/>
+          <w:iCs w:val="0"/>
+          <w:color w:val="auto"/>
+          <w:sz w:val="20"/>
+          <w:szCs w:val="20"/>
+        </w:rPr>
+        <w:t>Coropletas</w:t>
+      </w:r>
+      <w:proofErr w:type="spellEnd"/>
+      <w:r>
+        <w:rPr>
+          <w:rFonts w:ascii="Times New Roman" w:hAnsi="Times New Roman" w:cs="Times New Roman"/>
+          <w:i w:val="0"/>
+          <w:iCs w:val="0"/>
+          <w:color w:val="auto"/>
+          <w:sz w:val="20"/>
+          <w:szCs w:val="20"/>
+        </w:rPr>
+        <w:t xml:space="preserve"> con los departamentos de mayor y menor </w:t>
+      </w:r>
+      <w:r>
+        <w:rPr>
+          <w:rFonts w:ascii="Times New Roman" w:hAnsi="Times New Roman" w:cs="Times New Roman"/>
+          <w:i w:val="0"/>
+          <w:iCs w:val="0"/>
+          <w:color w:val="auto"/>
+          <w:sz w:val="20"/>
+          <w:szCs w:val="20"/>
+        </w:rPr>
+        <w:t>calificación</w:t>
+      </w:r>
+      <w:r>
+        <w:rPr>
+          <w:rFonts w:ascii="Times New Roman" w:hAnsi="Times New Roman" w:cs="Times New Roman"/>
+          <w:i w:val="0"/>
+          <w:iCs w:val="0"/>
+          <w:color w:val="auto"/>
+          <w:sz w:val="20"/>
+          <w:szCs w:val="20"/>
+        </w:rPr>
+        <w:t xml:space="preserve"> promedio</w:t>
+      </w:r>
+    </w:p>
+    <w:p>
+      <w:r>
+        <w:br w:type="page"/>
+      </w:r>
+    </w:p>
+    <w:p>
+      <w:pPr>
+        <w:pStyle w:val="Ttulo2"/>
+        <w:rPr>
+          <w:rFonts w:ascii="Times New Roman" w:hAnsi="Times New Roman" w:cs="Times New Roman"/>
+          <w:b/>
+          <w:bCs/>
+          <w:color w:val="auto"/>
+          <w:sz w:val="24"/>
+          <w:szCs w:val="24"/>
+        </w:rPr>
+      </w:pPr>
+      <w:r>
+        <w:rPr>
+          <w:rFonts w:ascii="Times New Roman" w:hAnsi="Times New Roman" w:cs="Times New Roman"/>
+          <w:b/>
+          <w:bCs/>
+          <w:color w:val="auto"/>
+          <w:sz w:val="24"/>
+          <w:szCs w:val="24"/>
+        </w:rPr>
+        <w:lastRenderedPageBreak/>
+        <w:t xml:space="preserve">Gráficos Interactivos y </w:t>
+      </w:r>
+      <w:proofErr w:type="spellStart"/>
+      <w:r>
+        <w:rPr>
+          <w:rFonts w:ascii="Times New Roman" w:hAnsi="Times New Roman" w:cs="Times New Roman"/>
+          <w:b/>
+          <w:bCs/>
+          <w:color w:val="auto"/>
+          <w:sz w:val="24"/>
+          <w:szCs w:val="24"/>
+        </w:rPr>
+        <w:t>Dashboard</w:t>
+      </w:r>
+      <w:proofErr w:type="spellEnd"/>
+      <w:r>
+        <w:rPr>
+          <w:rFonts w:ascii="Times New Roman" w:hAnsi="Times New Roman" w:cs="Times New Roman"/>
+          <w:b/>
+          <w:bCs/>
+          <w:color w:val="auto"/>
+          <w:sz w:val="24"/>
+          <w:szCs w:val="24"/>
+        </w:rPr>
+        <w:t xml:space="preserve"> con </w:t>
+      </w:r>
+      <w:proofErr w:type="spellStart"/>
+      <w:r>
+        <w:rPr>
+          <w:rFonts w:ascii="Times New Roman" w:hAnsi="Times New Roman" w:cs="Times New Roman"/>
+          <w:b/>
+          <w:bCs/>
+          <w:color w:val="auto"/>
+          <w:sz w:val="24"/>
+          <w:szCs w:val="24"/>
+        </w:rPr>
+        <w:t>Plotly</w:t>
+      </w:r>
+      <w:proofErr w:type="spellEnd"/>
+      <w:r>
+        <w:rPr>
+          <w:rFonts w:ascii="Times New Roman" w:hAnsi="Times New Roman" w:cs="Times New Roman"/>
+          <w:b/>
+          <w:bCs/>
+          <w:color w:val="auto"/>
+          <w:sz w:val="24"/>
+          <w:szCs w:val="24"/>
+        </w:rPr>
+        <w:t xml:space="preserve"> y </w:t>
+      </w:r>
+      <w:proofErr w:type="spellStart"/>
+      <w:r>
+        <w:rPr>
+          <w:rFonts w:ascii="Times New Roman" w:hAnsi="Times New Roman" w:cs="Times New Roman"/>
+          <w:b/>
+          <w:bCs/>
+          <w:color w:val="auto"/>
+          <w:sz w:val="24"/>
+          <w:szCs w:val="24"/>
+        </w:rPr>
+        <w:t>Dash</w:t>
+      </w:r>
+      <w:proofErr w:type="spellEnd"/>
+    </w:p>
+    <w:p>
+      <w:pPr>
+        <w:rPr>
+          <w:rFonts w:ascii="Times New Roman" w:hAnsi="Times New Roman" w:cs="Times New Roman"/>
+          <w:sz w:val="24"/>
+          <w:szCs w:val="24"/>
+        </w:rPr>
+      </w:pPr>
+    </w:p>
+    <w:p>
+      <w:r>
+        <w:br w:type="page"/>
+      </w:r>
+    </w:p>
+    <w:p>
+      <w:pPr>
+        <w:pStyle w:val="Ttulo1"/>
+        <w:jc w:val="center"/>
+        <w:rPr>
+          <w:rFonts w:ascii="Times New Roman" w:hAnsi="Times New Roman" w:cs="Times New Roman"/>
+          <w:b/>
+          <w:bCs/>
+          <w:color w:val="auto"/>
+          <w:sz w:val="24"/>
+          <w:szCs w:val="24"/>
+          <w:lang w:val="en-US"/>
+        </w:rPr>
+      </w:pPr>
+      <w:r>
+        <w:rPr>
+          <w:rFonts w:ascii="Times New Roman" w:hAnsi="Times New Roman" w:cs="Times New Roman"/>
+          <w:b/>
+          <w:bCs/>
+          <w:color w:val="auto"/>
+          <w:sz w:val="24"/>
+          <w:szCs w:val="24"/>
+          <w:lang w:val="en-US"/>
+        </w:rPr>
+        <w:lastRenderedPageBreak/>
+        <w:t xml:space="preserve">Anexo 1. </w:t>
+      </w:r>
+      <w:proofErr w:type="spellStart"/>
+      <w:r>
+        <w:rPr>
+          <w:rFonts w:ascii="Times New Roman" w:hAnsi="Times New Roman" w:cs="Times New Roman"/>
+          <w:b/>
+          <w:bCs/>
+          <w:color w:val="auto"/>
+          <w:sz w:val="24"/>
+          <w:szCs w:val="24"/>
+          <w:lang w:val="en-US"/>
+        </w:rPr>
+        <w:t>Certificación</w:t>
+      </w:r>
+      <w:proofErr w:type="spellEnd"/>
+      <w:r>
+        <w:rPr>
+          <w:rFonts w:ascii="Times New Roman" w:hAnsi="Times New Roman" w:cs="Times New Roman"/>
+          <w:b/>
+          <w:bCs/>
+          <w:color w:val="auto"/>
+          <w:sz w:val="24"/>
+          <w:szCs w:val="24"/>
+          <w:lang w:val="en-US"/>
+        </w:rPr>
+        <w:t xml:space="preserve"> IBM Cognitive "Data Visualization with Python"</w:t>
+      </w:r>
+    </w:p>
+    <w:p>
+      <w:r>
+        <w:drawing>
+          <wp:inline distT="0" distB="0" distL="0" distR="0" wp14:anchorId="4BE43F1F" wp14:editId="4F5F9761">
+            <wp:extent cx="5943600" cy="3672840"/>
+            <wp:effectExtent l="0" t="0" r="0" b="3810"/>
+            <wp:docPr id="1570019245" name="Imagen 1"/>
+            <wp:cNvGraphicFramePr>
+              <a:graphicFrameLocks xmlns:a="http://schemas.openxmlformats.org/drawingml/2006/main" noChangeAspect="1"/>
+            </wp:cNvGraphicFramePr>
+            <a:graphic xmlns:a="http://schemas.openxmlformats.org/drawingml/2006/main">
+              <a:graphicData uri="http://schemas.openxmlformats.org/drawingml/2006/picture">
+                <pic:pic xmlns:pic="http://schemas.openxmlformats.org/drawingml/2006/picture">
+                  <pic:nvPicPr>
+                    <pic:cNvPr id="1570019245" name=""/>
+                    <pic:cNvPicPr/>
+                  </pic:nvPicPr>
+                  <pic:blipFill>
+                    <a:blip r:embed="rId21"/>
+                    <a:stretch>
+                      <a:fillRect/>
+                    </a:stretch>
+                  </pic:blipFill>
+                  <pic:spPr>
+                    <a:xfrm>
+                      <a:off x="0" y="0"/>
+                      <a:ext cx="5943600" cy="3672840"/>
+                    </a:xfrm>
+                    <a:prstGeom prst="rect">
+                      <a:avLst/>
+                    </a:prstGeom>
+                  </pic:spPr>
+                </pic:pic>
+              </a:graphicData>
+            </a:graphic>
+          </wp:inline>
+        </w:drawing>
+      </w:r>
+    </w:p>
+    <w:p/>
     <w:sectPr>
       <w:pgSz w:w="12240" w:h="15840"/>
       <w:pgMar w:top="1440" w:right="1440" w:bottom="1440" w:left="1440" w:header="709" w:footer="709" w:gutter="0"/>
@@ -6781,7 +11558,7 @@
   <w:style w:type="paragraph" w:default="1" w:styleId="Normal">
     <w:name w:val="Normal"/>
     <w:qFormat/>
-    <w:rsid w:val="00F43105"/>
+    <w:rsid w:val="0064158F"/>
   </w:style>
   <w:style w:type="paragraph" w:styleId="Ttulo1">
     <w:name w:val="heading 1"/>
@@ -6984,7 +11761,6 @@
   <w:style w:type="character" w:default="1" w:styleId="Fuentedeprrafopredeter">
     <w:name w:val="Default Paragraph Font"/>
     <w:uiPriority w:val="1"/>
-    <w:semiHidden/>
     <w:unhideWhenUsed/>
   </w:style>
   <w:style w:type="table" w:default="1" w:styleId="Tablanormal">

--- a/reporte/Tarea02_RamosJerónimo_G01.docx
+++ b/reporte/Tarea02_RamosJerónimo_G01.docx
@@ -413,7 +413,7 @@
               <w:sz w:val="24"/>
               <w:szCs w:val="24"/>
             </w:rPr>
-            <w:t>Tabla de contenidos</w:t>
+            <w:t>Tabla de contenido</w:t>
           </w:r>
         </w:p>
         <w:p>
@@ -454,7 +454,7 @@
             </w:rPr>
             <w:fldChar w:fldCharType="separate"/>
           </w:r>
-          <w:hyperlink w:anchor="_Toc240125200" w:history="1">
+          <w:hyperlink w:anchor="_Toc240811933" w:history="1">
             <w:r>
               <w:rPr>
                 <w:rStyle w:val="Hipervnculo"/>
@@ -484,7 +484,7 @@
                 <w:noProof/>
                 <w:webHidden/>
               </w:rPr>
-              <w:instrText xml:space="preserve"> PAGEREF _Toc240125200 \h </w:instrText>
+              <w:instrText xml:space="preserve"> PAGEREF _Toc240811933 \h </w:instrText>
             </w:r>
             <w:r>
               <w:rPr>
@@ -529,7 +529,7 @@
               <w:lang w:eastAsia="es-CO"/>
             </w:rPr>
           </w:pPr>
-          <w:hyperlink w:anchor="_Toc240125201" w:history="1">
+          <w:hyperlink w:anchor="_Toc240811934" w:history="1">
             <w:r>
               <w:rPr>
                 <w:rStyle w:val="Hipervnculo"/>
@@ -559,7 +559,7 @@
                 <w:noProof/>
                 <w:webHidden/>
               </w:rPr>
-              <w:instrText xml:space="preserve"> PAGEREF _Toc240125201 \h </w:instrText>
+              <w:instrText xml:space="preserve"> PAGEREF _Toc240811934 \h </w:instrText>
             </w:r>
             <w:r>
               <w:rPr>
@@ -604,7 +604,7 @@
               <w:lang w:eastAsia="es-CO"/>
             </w:rPr>
           </w:pPr>
-          <w:hyperlink w:anchor="_Toc240125202" w:history="1">
+          <w:hyperlink w:anchor="_Toc240811935" w:history="1">
             <w:r>
               <w:rPr>
                 <w:rStyle w:val="Hipervnculo"/>
@@ -634,7 +634,7 @@
                 <w:noProof/>
                 <w:webHidden/>
               </w:rPr>
-              <w:instrText xml:space="preserve"> PAGEREF _Toc240125202 \h </w:instrText>
+              <w:instrText xml:space="preserve"> PAGEREF _Toc240811935 \h </w:instrText>
             </w:r>
             <w:r>
               <w:rPr>
@@ -679,7 +679,7 @@
               <w:lang w:eastAsia="es-CO"/>
             </w:rPr>
           </w:pPr>
-          <w:hyperlink w:anchor="_Toc240125203" w:history="1">
+          <w:hyperlink w:anchor="_Toc240811936" w:history="1">
             <w:r>
               <w:rPr>
                 <w:rStyle w:val="Hipervnculo"/>
@@ -709,7 +709,7 @@
                 <w:noProof/>
                 <w:webHidden/>
               </w:rPr>
-              <w:instrText xml:space="preserve"> PAGEREF _Toc240125203 \h </w:instrText>
+              <w:instrText xml:space="preserve"> PAGEREF _Toc240811936 \h </w:instrText>
             </w:r>
             <w:r>
               <w:rPr>
@@ -754,7 +754,7 @@
               <w:lang w:eastAsia="es-CO"/>
             </w:rPr>
           </w:pPr>
-          <w:hyperlink w:anchor="_Toc240125204" w:history="1">
+          <w:hyperlink w:anchor="_Toc240811937" w:history="1">
             <w:r>
               <w:rPr>
                 <w:rStyle w:val="Hipervnculo"/>
@@ -784,7 +784,7 @@
                 <w:noProof/>
                 <w:webHidden/>
               </w:rPr>
-              <w:instrText xml:space="preserve"> PAGEREF _Toc240125204 \h </w:instrText>
+              <w:instrText xml:space="preserve"> PAGEREF _Toc240811937 \h </w:instrText>
             </w:r>
             <w:r>
               <w:rPr>
@@ -829,7 +829,7 @@
               <w:lang w:eastAsia="es-CO"/>
             </w:rPr>
           </w:pPr>
-          <w:hyperlink w:anchor="_Toc240125205" w:history="1">
+          <w:hyperlink w:anchor="_Toc240811938" w:history="1">
             <w:r>
               <w:rPr>
                 <w:rStyle w:val="Hipervnculo"/>
@@ -859,7 +859,7 @@
                 <w:noProof/>
                 <w:webHidden/>
               </w:rPr>
-              <w:instrText xml:space="preserve"> PAGEREF _Toc240125205 \h </w:instrText>
+              <w:instrText xml:space="preserve"> PAGEREF _Toc240811938 \h </w:instrText>
             </w:r>
             <w:r>
               <w:rPr>
@@ -880,6 +880,251 @@
                 <w:webHidden/>
               </w:rPr>
               <w:t>9</w:t>
+            </w:r>
+            <w:r>
+              <w:rPr>
+                <w:noProof/>
+                <w:webHidden/>
+              </w:rPr>
+              <w:fldChar w:fldCharType="end"/>
+            </w:r>
+          </w:hyperlink>
+        </w:p>
+        <w:p>
+          <w:pPr>
+            <w:pStyle w:val="TDC2"/>
+            <w:tabs>
+              <w:tab w:val="right" w:leader="dot" w:pos="9350"/>
+            </w:tabs>
+            <w:rPr>
+              <w:rFonts w:eastAsiaTheme="minorEastAsia"/>
+              <w:noProof/>
+              <w:sz w:val="24"/>
+              <w:szCs w:val="24"/>
+              <w:lang w:eastAsia="es-CO"/>
+            </w:rPr>
+          </w:pPr>
+          <w:hyperlink w:anchor="_Toc240811939" w:history="1">
+            <w:r>
+              <w:rPr>
+                <w:rStyle w:val="Hipervnculo"/>
+                <w:rFonts w:ascii="Times New Roman" w:hAnsi="Times New Roman" w:cs="Times New Roman"/>
+                <w:b/>
+                <w:bCs/>
+                <w:noProof/>
+              </w:rPr>
+              <w:t>Visualización</w:t>
+            </w:r>
+            <w:r>
+              <w:rPr>
+                <w:rStyle w:val="Hipervnculo"/>
+                <w:rFonts w:ascii="Verdana" w:hAnsi="Verdana" w:cs="Verdana"/>
+                <w:noProof/>
+                <w:kern w:val="0"/>
+              </w:rPr>
+              <w:t xml:space="preserve"> </w:t>
+            </w:r>
+            <w:r>
+              <w:rPr>
+                <w:rStyle w:val="Hipervnculo"/>
+                <w:rFonts w:ascii="Times New Roman" w:hAnsi="Times New Roman" w:cs="Times New Roman"/>
+                <w:b/>
+                <w:bCs/>
+                <w:noProof/>
+              </w:rPr>
+              <w:t>Geoespacial con Folium</w:t>
+            </w:r>
+            <w:r>
+              <w:rPr>
+                <w:noProof/>
+                <w:webHidden/>
+              </w:rPr>
+              <w:tab/>
+            </w:r>
+            <w:r>
+              <w:rPr>
+                <w:noProof/>
+                <w:webHidden/>
+              </w:rPr>
+              <w:fldChar w:fldCharType="begin"/>
+            </w:r>
+            <w:r>
+              <w:rPr>
+                <w:noProof/>
+                <w:webHidden/>
+              </w:rPr>
+              <w:instrText xml:space="preserve"> PAGEREF _Toc240811939 \h </w:instrText>
+            </w:r>
+            <w:r>
+              <w:rPr>
+                <w:noProof/>
+                <w:webHidden/>
+              </w:rPr>
+            </w:r>
+            <w:r>
+              <w:rPr>
+                <w:noProof/>
+                <w:webHidden/>
+              </w:rPr>
+              <w:fldChar w:fldCharType="separate"/>
+            </w:r>
+            <w:r>
+              <w:rPr>
+                <w:noProof/>
+                <w:webHidden/>
+              </w:rPr>
+              <w:t>12</w:t>
+            </w:r>
+            <w:r>
+              <w:rPr>
+                <w:noProof/>
+                <w:webHidden/>
+              </w:rPr>
+              <w:fldChar w:fldCharType="end"/>
+            </w:r>
+          </w:hyperlink>
+        </w:p>
+        <w:p>
+          <w:pPr>
+            <w:pStyle w:val="TDC2"/>
+            <w:tabs>
+              <w:tab w:val="right" w:leader="dot" w:pos="9350"/>
+            </w:tabs>
+            <w:rPr>
+              <w:rFonts w:eastAsiaTheme="minorEastAsia"/>
+              <w:noProof/>
+              <w:sz w:val="24"/>
+              <w:szCs w:val="24"/>
+              <w:lang w:eastAsia="es-CO"/>
+            </w:rPr>
+          </w:pPr>
+          <w:hyperlink w:anchor="_Toc240811940" w:history="1">
+            <w:r>
+              <w:rPr>
+                <w:rStyle w:val="Hipervnculo"/>
+                <w:rFonts w:ascii="Times New Roman" w:hAnsi="Times New Roman" w:cs="Times New Roman"/>
+                <w:b/>
+                <w:bCs/>
+                <w:noProof/>
+              </w:rPr>
+              <w:t>Gráficos Interactivos y Dashboard con Plotly y Dash</w:t>
+            </w:r>
+            <w:r>
+              <w:rPr>
+                <w:noProof/>
+                <w:webHidden/>
+              </w:rPr>
+              <w:tab/>
+            </w:r>
+            <w:r>
+              <w:rPr>
+                <w:noProof/>
+                <w:webHidden/>
+              </w:rPr>
+              <w:fldChar w:fldCharType="begin"/>
+            </w:r>
+            <w:r>
+              <w:rPr>
+                <w:noProof/>
+                <w:webHidden/>
+              </w:rPr>
+              <w:instrText xml:space="preserve"> PAGEREF _Toc240811940 \h </w:instrText>
+            </w:r>
+            <w:r>
+              <w:rPr>
+                <w:noProof/>
+                <w:webHidden/>
+              </w:rPr>
+            </w:r>
+            <w:r>
+              <w:rPr>
+                <w:noProof/>
+                <w:webHidden/>
+              </w:rPr>
+              <w:fldChar w:fldCharType="separate"/>
+            </w:r>
+            <w:r>
+              <w:rPr>
+                <w:noProof/>
+                <w:webHidden/>
+              </w:rPr>
+              <w:t>15</w:t>
+            </w:r>
+            <w:r>
+              <w:rPr>
+                <w:noProof/>
+                <w:webHidden/>
+              </w:rPr>
+              <w:fldChar w:fldCharType="end"/>
+            </w:r>
+          </w:hyperlink>
+        </w:p>
+        <w:p>
+          <w:pPr>
+            <w:pStyle w:val="TDC1"/>
+            <w:tabs>
+              <w:tab w:val="right" w:leader="dot" w:pos="9350"/>
+            </w:tabs>
+            <w:rPr>
+              <w:rFonts w:eastAsiaTheme="minorEastAsia"/>
+              <w:noProof/>
+              <w:sz w:val="24"/>
+              <w:szCs w:val="24"/>
+              <w:lang w:eastAsia="es-CO"/>
+            </w:rPr>
+          </w:pPr>
+          <w:hyperlink w:anchor="_Toc240811941" w:history="1">
+            <w:r>
+              <w:rPr>
+                <w:rStyle w:val="Hipervnculo"/>
+                <w:rFonts w:ascii="Times New Roman" w:hAnsi="Times New Roman" w:cs="Times New Roman"/>
+                <w:b/>
+                <w:bCs/>
+                <w:noProof/>
+                <w:lang w:val="en-US"/>
+              </w:rPr>
+              <w:t>Anexo 1. Certificación IBM Cognitive "Data Visualization with Python"</w:t>
+            </w:r>
+            <w:r>
+              <w:rPr>
+                <w:noProof/>
+                <w:webHidden/>
+              </w:rPr>
+              <w:tab/>
+            </w:r>
+            <w:r>
+              <w:rPr>
+                <w:noProof/>
+                <w:webHidden/>
+              </w:rPr>
+              <w:fldChar w:fldCharType="begin"/>
+            </w:r>
+            <w:r>
+              <w:rPr>
+                <w:noProof/>
+                <w:webHidden/>
+              </w:rPr>
+              <w:instrText xml:space="preserve"> PAGEREF _Toc240811941 \h </w:instrText>
+            </w:r>
+            <w:r>
+              <w:rPr>
+                <w:noProof/>
+                <w:webHidden/>
+              </w:rPr>
+            </w:r>
+            <w:r>
+              <w:rPr>
+                <w:noProof/>
+                <w:webHidden/>
+              </w:rPr>
+              <w:fldChar w:fldCharType="separate"/>
+            </w:r>
+            <w:r>
+              <w:rPr>
+                <w:noProof/>
+                <w:webHidden/>
+              </w:rPr>
+              <w:t>19</w:t>
             </w:r>
             <w:r>
               <w:rPr>
@@ -957,10 +1202,7 @@
           <w:szCs w:val="24"/>
         </w:rPr>
       </w:pPr>
-    </w:p>
-    <w:p/>
-    <w:p>
-      <w:pPr>
+      <w:r>
         <w:rPr>
           <w:rFonts w:ascii="Times New Roman" w:hAnsi="Times New Roman" w:cs="Times New Roman"/>
           <w:b/>
@@ -968,6 +1210,24 @@
           <w:sz w:val="24"/>
           <w:szCs w:val="24"/>
         </w:rPr>
+        <w:lastRenderedPageBreak/>
+        <w:t>Índice de tablas</w:t>
+      </w:r>
+    </w:p>
+    <w:p/>
+    <w:p>
+      <w:pPr>
+        <w:pStyle w:val="Tabladeilustraciones"/>
+        <w:tabs>
+          <w:tab w:val="right" w:leader="dot" w:pos="9350"/>
+        </w:tabs>
+        <w:rPr>
+          <w:rFonts w:eastAsiaTheme="minorEastAsia"/>
+          <w:noProof/>
+          <w:sz w:val="24"/>
+          <w:szCs w:val="24"/>
+          <w:lang w:eastAsia="es-CO"/>
+        </w:rPr>
       </w:pPr>
       <w:r>
         <w:rPr>
@@ -999,17 +1259,286 @@
         </w:rPr>
         <w:fldChar w:fldCharType="separate"/>
       </w:r>
-      <w:r>
-        <w:rPr>
-          <w:rFonts w:ascii="Times New Roman" w:hAnsi="Times New Roman" w:cs="Times New Roman"/>
+      <w:hyperlink w:anchor="_Toc240811942" w:history="1">
+        <w:r>
+          <w:rPr>
+            <w:rStyle w:val="Hipervnculo"/>
+            <w:rFonts w:ascii="Times New Roman" w:hAnsi="Times New Roman" w:cs="Times New Roman"/>
+            <w:noProof/>
+          </w:rPr>
+          <w:t>Tabla 1. Descripción de las librerías usadas en el proyecto</w:t>
+        </w:r>
+        <w:r>
+          <w:rPr>
+            <w:noProof/>
+            <w:webHidden/>
+          </w:rPr>
+          <w:tab/>
+        </w:r>
+        <w:r>
+          <w:rPr>
+            <w:noProof/>
+            <w:webHidden/>
+          </w:rPr>
+          <w:fldChar w:fldCharType="begin"/>
+        </w:r>
+        <w:r>
+          <w:rPr>
+            <w:noProof/>
+            <w:webHidden/>
+          </w:rPr>
+          <w:instrText xml:space="preserve"> PAGEREF _Toc240811942 \h </w:instrText>
+        </w:r>
+        <w:r>
+          <w:rPr>
+            <w:noProof/>
+            <w:webHidden/>
+          </w:rPr>
+        </w:r>
+        <w:r>
+          <w:rPr>
+            <w:noProof/>
+            <w:webHidden/>
+          </w:rPr>
+          <w:fldChar w:fldCharType="separate"/>
+        </w:r>
+        <w:r>
+          <w:rPr>
+            <w:noProof/>
+            <w:webHidden/>
+          </w:rPr>
+          <w:t>6</w:t>
+        </w:r>
+        <w:r>
+          <w:rPr>
+            <w:noProof/>
+            <w:webHidden/>
+          </w:rPr>
+          <w:fldChar w:fldCharType="end"/>
+        </w:r>
+      </w:hyperlink>
+    </w:p>
+    <w:p>
+      <w:pPr>
+        <w:pStyle w:val="Tabladeilustraciones"/>
+        <w:tabs>
+          <w:tab w:val="right" w:leader="dot" w:pos="9350"/>
+        </w:tabs>
+        <w:rPr>
+          <w:rFonts w:eastAsiaTheme="minorEastAsia"/>
           <w:noProof/>
           <w:sz w:val="24"/>
           <w:szCs w:val="24"/>
-          <w:lang w:val="es-ES"/>
-        </w:rPr>
-        <w:t>No se encuentran elementos de tabla de ilustraciones.</w:t>
-      </w:r>
-      <w:r>
+          <w:lang w:eastAsia="es-CO"/>
+        </w:rPr>
+      </w:pPr>
+      <w:hyperlink w:anchor="_Toc240811943" w:history="1">
+        <w:r>
+          <w:rPr>
+            <w:rStyle w:val="Hipervnculo"/>
+            <w:rFonts w:ascii="Times New Roman" w:hAnsi="Times New Roman" w:cs="Times New Roman"/>
+            <w:noProof/>
+          </w:rPr>
+          <w:t>Tabla 2. Variables del dataset de estudio</w:t>
+        </w:r>
+        <w:r>
+          <w:rPr>
+            <w:noProof/>
+            <w:webHidden/>
+          </w:rPr>
+          <w:tab/>
+        </w:r>
+        <w:r>
+          <w:rPr>
+            <w:noProof/>
+            <w:webHidden/>
+          </w:rPr>
+          <w:fldChar w:fldCharType="begin"/>
+        </w:r>
+        <w:r>
+          <w:rPr>
+            <w:noProof/>
+            <w:webHidden/>
+          </w:rPr>
+          <w:instrText xml:space="preserve"> PAGEREF _Toc240811943 \h </w:instrText>
+        </w:r>
+        <w:r>
+          <w:rPr>
+            <w:noProof/>
+            <w:webHidden/>
+          </w:rPr>
+        </w:r>
+        <w:r>
+          <w:rPr>
+            <w:noProof/>
+            <w:webHidden/>
+          </w:rPr>
+          <w:fldChar w:fldCharType="separate"/>
+        </w:r>
+        <w:r>
+          <w:rPr>
+            <w:noProof/>
+            <w:webHidden/>
+          </w:rPr>
+          <w:t>7</w:t>
+        </w:r>
+        <w:r>
+          <w:rPr>
+            <w:noProof/>
+            <w:webHidden/>
+          </w:rPr>
+          <w:fldChar w:fldCharType="end"/>
+        </w:r>
+      </w:hyperlink>
+    </w:p>
+    <w:p>
+      <w:pPr>
+        <w:pStyle w:val="Tabladeilustraciones"/>
+        <w:tabs>
+          <w:tab w:val="right" w:leader="dot" w:pos="9350"/>
+        </w:tabs>
+        <w:rPr>
+          <w:rFonts w:eastAsiaTheme="minorEastAsia"/>
+          <w:noProof/>
+          <w:sz w:val="24"/>
+          <w:szCs w:val="24"/>
+          <w:lang w:eastAsia="es-CO"/>
+        </w:rPr>
+      </w:pPr>
+      <w:hyperlink w:anchor="_Toc240811944" w:history="1">
+        <w:r>
+          <w:rPr>
+            <w:rStyle w:val="Hipervnculo"/>
+            <w:rFonts w:ascii="Times New Roman" w:hAnsi="Times New Roman" w:cs="Times New Roman"/>
+            <w:noProof/>
+          </w:rPr>
+          <w:t>Tabla 3. Análisis descriptivo de las variables de estudio</w:t>
+        </w:r>
+        <w:r>
+          <w:rPr>
+            <w:noProof/>
+            <w:webHidden/>
+          </w:rPr>
+          <w:tab/>
+        </w:r>
+        <w:r>
+          <w:rPr>
+            <w:noProof/>
+            <w:webHidden/>
+          </w:rPr>
+          <w:fldChar w:fldCharType="begin"/>
+        </w:r>
+        <w:r>
+          <w:rPr>
+            <w:noProof/>
+            <w:webHidden/>
+          </w:rPr>
+          <w:instrText xml:space="preserve"> PAGEREF _Toc240811944 \h </w:instrText>
+        </w:r>
+        <w:r>
+          <w:rPr>
+            <w:noProof/>
+            <w:webHidden/>
+          </w:rPr>
+        </w:r>
+        <w:r>
+          <w:rPr>
+            <w:noProof/>
+            <w:webHidden/>
+          </w:rPr>
+          <w:fldChar w:fldCharType="separate"/>
+        </w:r>
+        <w:r>
+          <w:rPr>
+            <w:noProof/>
+            <w:webHidden/>
+          </w:rPr>
+          <w:t>9</w:t>
+        </w:r>
+        <w:r>
+          <w:rPr>
+            <w:noProof/>
+            <w:webHidden/>
+          </w:rPr>
+          <w:fldChar w:fldCharType="end"/>
+        </w:r>
+      </w:hyperlink>
+    </w:p>
+    <w:p>
+      <w:pPr>
+        <w:pStyle w:val="Tabladeilustraciones"/>
+        <w:tabs>
+          <w:tab w:val="right" w:leader="dot" w:pos="9350"/>
+        </w:tabs>
+        <w:rPr>
+          <w:rFonts w:eastAsiaTheme="minorEastAsia"/>
+          <w:noProof/>
+          <w:sz w:val="24"/>
+          <w:szCs w:val="24"/>
+          <w:lang w:eastAsia="es-CO"/>
+        </w:rPr>
+      </w:pPr>
+      <w:hyperlink w:anchor="_Toc240811945" w:history="1">
+        <w:r>
+          <w:rPr>
+            <w:rStyle w:val="Hipervnculo"/>
+            <w:rFonts w:ascii="Times New Roman" w:hAnsi="Times New Roman" w:cs="Times New Roman"/>
+            <w:noProof/>
+          </w:rPr>
+          <w:t>Tabla 4. Análisis de las categorías de comidas</w:t>
+        </w:r>
+        <w:r>
+          <w:rPr>
+            <w:noProof/>
+            <w:webHidden/>
+          </w:rPr>
+          <w:tab/>
+        </w:r>
+        <w:r>
+          <w:rPr>
+            <w:noProof/>
+            <w:webHidden/>
+          </w:rPr>
+          <w:fldChar w:fldCharType="begin"/>
+        </w:r>
+        <w:r>
+          <w:rPr>
+            <w:noProof/>
+            <w:webHidden/>
+          </w:rPr>
+          <w:instrText xml:space="preserve"> PAGEREF _Toc240811945 \h </w:instrText>
+        </w:r>
+        <w:r>
+          <w:rPr>
+            <w:noProof/>
+            <w:webHidden/>
+          </w:rPr>
+        </w:r>
+        <w:r>
+          <w:rPr>
+            <w:noProof/>
+            <w:webHidden/>
+          </w:rPr>
+          <w:fldChar w:fldCharType="separate"/>
+        </w:r>
+        <w:r>
+          <w:rPr>
+            <w:noProof/>
+            <w:webHidden/>
+          </w:rPr>
+          <w:t>10</w:t>
+        </w:r>
+        <w:r>
+          <w:rPr>
+            <w:noProof/>
+            <w:webHidden/>
+          </w:rPr>
+          <w:fldChar w:fldCharType="end"/>
+        </w:r>
+      </w:hyperlink>
+    </w:p>
+    <w:p>
+      <w:pPr>
         <w:rPr>
           <w:rFonts w:ascii="Times New Roman" w:hAnsi="Times New Roman" w:cs="Times New Roman"/>
           <w:b/>
@@ -1017,11 +1546,8 @@
           <w:sz w:val="24"/>
           <w:szCs w:val="24"/>
         </w:rPr>
-        <w:fldChar w:fldCharType="end"/>
-      </w:r>
-    </w:p>
-    <w:p>
-      <w:pPr>
+      </w:pPr>
+      <w:r>
         <w:rPr>
           <w:rFonts w:ascii="Times New Roman" w:hAnsi="Times New Roman" w:cs="Times New Roman"/>
           <w:b/>
@@ -1029,8 +1555,11 @@
           <w:sz w:val="24"/>
           <w:szCs w:val="24"/>
         </w:rPr>
-      </w:pPr>
-      <w:r>
+        <w:fldChar w:fldCharType="end"/>
+      </w:r>
+    </w:p>
+    <w:p>
+      <w:pPr>
         <w:rPr>
           <w:rFonts w:ascii="Times New Roman" w:hAnsi="Times New Roman" w:cs="Times New Roman"/>
           <w:b/>
@@ -1038,6 +1567,1496 @@
           <w:sz w:val="24"/>
           <w:szCs w:val="24"/>
         </w:rPr>
+      </w:pPr>
+    </w:p>
+    <w:p>
+      <w:pPr>
+        <w:rPr>
+          <w:rFonts w:ascii="Times New Roman" w:hAnsi="Times New Roman" w:cs="Times New Roman"/>
+          <w:b/>
+          <w:bCs/>
+          <w:sz w:val="24"/>
+          <w:szCs w:val="24"/>
+        </w:rPr>
+      </w:pPr>
+      <w:r>
+        <w:rPr>
+          <w:rFonts w:ascii="Times New Roman" w:hAnsi="Times New Roman" w:cs="Times New Roman"/>
+          <w:b/>
+          <w:bCs/>
+          <w:sz w:val="24"/>
+          <w:szCs w:val="24"/>
+        </w:rPr>
+        <w:t>Índice de ilustraciones</w:t>
+      </w:r>
+    </w:p>
+    <w:p>
+      <w:pPr>
+        <w:rPr>
+          <w:rFonts w:ascii="Times New Roman" w:hAnsi="Times New Roman" w:cs="Times New Roman"/>
+          <w:b/>
+          <w:bCs/>
+          <w:sz w:val="24"/>
+          <w:szCs w:val="24"/>
+        </w:rPr>
+      </w:pPr>
+    </w:p>
+    <w:p>
+      <w:pPr>
+        <w:pStyle w:val="Tabladeilustraciones"/>
+        <w:tabs>
+          <w:tab w:val="right" w:leader="dot" w:pos="9350"/>
+        </w:tabs>
+        <w:rPr>
+          <w:rFonts w:eastAsiaTheme="minorEastAsia"/>
+          <w:noProof/>
+          <w:sz w:val="24"/>
+          <w:szCs w:val="24"/>
+          <w:lang w:eastAsia="es-CO"/>
+        </w:rPr>
+      </w:pPr>
+      <w:r>
+        <w:rPr>
+          <w:rFonts w:ascii="Times New Roman" w:hAnsi="Times New Roman" w:cs="Times New Roman"/>
+          <w:b/>
+          <w:bCs/>
+          <w:sz w:val="24"/>
+          <w:szCs w:val="24"/>
+        </w:rPr>
+        <w:fldChar w:fldCharType="begin"/>
+      </w:r>
+      <w:r>
+        <w:rPr>
+          <w:rFonts w:ascii="Times New Roman" w:hAnsi="Times New Roman" w:cs="Times New Roman"/>
+          <w:b/>
+          <w:bCs/>
+          <w:sz w:val="24"/>
+          <w:szCs w:val="24"/>
+        </w:rPr>
+        <w:instrText xml:space="preserve"> TOC \h \z \c "Ilustración" </w:instrText>
+      </w:r>
+      <w:r>
+        <w:rPr>
+          <w:rFonts w:ascii="Times New Roman" w:hAnsi="Times New Roman" w:cs="Times New Roman"/>
+          <w:b/>
+          <w:bCs/>
+          <w:sz w:val="24"/>
+          <w:szCs w:val="24"/>
+        </w:rPr>
+        <w:fldChar w:fldCharType="separate"/>
+      </w:r>
+      <w:hyperlink w:anchor="_Toc240811967" w:history="1">
+        <w:r>
+          <w:rPr>
+            <w:rStyle w:val="Hipervnculo"/>
+            <w:rFonts w:ascii="Times New Roman" w:hAnsi="Times New Roman" w:cs="Times New Roman"/>
+            <w:noProof/>
+          </w:rPr>
+          <w:t>Ilustración 1. Gráficas de dispersión de las variables: calificaciones, precios y reseñas</w:t>
+        </w:r>
+        <w:r>
+          <w:rPr>
+            <w:noProof/>
+            <w:webHidden/>
+          </w:rPr>
+          <w:tab/>
+        </w:r>
+        <w:r>
+          <w:rPr>
+            <w:noProof/>
+            <w:webHidden/>
+          </w:rPr>
+          <w:fldChar w:fldCharType="begin"/>
+        </w:r>
+        <w:r>
+          <w:rPr>
+            <w:noProof/>
+            <w:webHidden/>
+          </w:rPr>
+          <w:instrText xml:space="preserve"> PAGEREF _Toc240811967 \h </w:instrText>
+        </w:r>
+        <w:r>
+          <w:rPr>
+            <w:noProof/>
+            <w:webHidden/>
+          </w:rPr>
+        </w:r>
+        <w:r>
+          <w:rPr>
+            <w:noProof/>
+            <w:webHidden/>
+          </w:rPr>
+          <w:fldChar w:fldCharType="separate"/>
+        </w:r>
+        <w:r>
+          <w:rPr>
+            <w:noProof/>
+            <w:webHidden/>
+          </w:rPr>
+          <w:t>10</w:t>
+        </w:r>
+        <w:r>
+          <w:rPr>
+            <w:noProof/>
+            <w:webHidden/>
+          </w:rPr>
+          <w:fldChar w:fldCharType="end"/>
+        </w:r>
+      </w:hyperlink>
+    </w:p>
+    <w:p>
+      <w:pPr>
+        <w:pStyle w:val="Tabladeilustraciones"/>
+        <w:tabs>
+          <w:tab w:val="right" w:leader="dot" w:pos="9350"/>
+        </w:tabs>
+        <w:rPr>
+          <w:rFonts w:eastAsiaTheme="minorEastAsia"/>
+          <w:noProof/>
+          <w:sz w:val="24"/>
+          <w:szCs w:val="24"/>
+          <w:lang w:eastAsia="es-CO"/>
+        </w:rPr>
+      </w:pPr>
+      <w:hyperlink w:anchor="_Toc240811968" w:history="1">
+        <w:r>
+          <w:rPr>
+            <w:rStyle w:val="Hipervnculo"/>
+            <w:rFonts w:ascii="Times New Roman" w:hAnsi="Times New Roman" w:cs="Times New Roman"/>
+            <w:noProof/>
+          </w:rPr>
+          <w:t>Ilustración 2. Cantidad de restaurantes y calificación promedio por categoría</w:t>
+        </w:r>
+        <w:r>
+          <w:rPr>
+            <w:noProof/>
+            <w:webHidden/>
+          </w:rPr>
+          <w:tab/>
+        </w:r>
+        <w:r>
+          <w:rPr>
+            <w:noProof/>
+            <w:webHidden/>
+          </w:rPr>
+          <w:fldChar w:fldCharType="begin"/>
+        </w:r>
+        <w:r>
+          <w:rPr>
+            <w:noProof/>
+            <w:webHidden/>
+          </w:rPr>
+          <w:instrText xml:space="preserve"> PAGEREF _Toc240811968 \h </w:instrText>
+        </w:r>
+        <w:r>
+          <w:rPr>
+            <w:noProof/>
+            <w:webHidden/>
+          </w:rPr>
+        </w:r>
+        <w:r>
+          <w:rPr>
+            <w:noProof/>
+            <w:webHidden/>
+          </w:rPr>
+          <w:fldChar w:fldCharType="separate"/>
+        </w:r>
+        <w:r>
+          <w:rPr>
+            <w:noProof/>
+            <w:webHidden/>
+          </w:rPr>
+          <w:t>11</w:t>
+        </w:r>
+        <w:r>
+          <w:rPr>
+            <w:noProof/>
+            <w:webHidden/>
+          </w:rPr>
+          <w:fldChar w:fldCharType="end"/>
+        </w:r>
+      </w:hyperlink>
+    </w:p>
+    <w:p>
+      <w:pPr>
+        <w:pStyle w:val="Tabladeilustraciones"/>
+        <w:tabs>
+          <w:tab w:val="right" w:leader="dot" w:pos="9350"/>
+        </w:tabs>
+        <w:rPr>
+          <w:rFonts w:eastAsiaTheme="minorEastAsia"/>
+          <w:noProof/>
+          <w:sz w:val="24"/>
+          <w:szCs w:val="24"/>
+          <w:lang w:eastAsia="es-CO"/>
+        </w:rPr>
+      </w:pPr>
+      <w:hyperlink w:anchor="_Toc240811969" w:history="1">
+        <w:r>
+          <w:rPr>
+            <w:rStyle w:val="Hipervnculo"/>
+            <w:rFonts w:ascii="Times New Roman" w:hAnsi="Times New Roman" w:cs="Times New Roman"/>
+            <w:noProof/>
+          </w:rPr>
+          <w:t>Ilustración 3. Concentración de restaurantes por departamento</w:t>
+        </w:r>
+        <w:r>
+          <w:rPr>
+            <w:noProof/>
+            <w:webHidden/>
+          </w:rPr>
+          <w:tab/>
+        </w:r>
+        <w:r>
+          <w:rPr>
+            <w:noProof/>
+            <w:webHidden/>
+          </w:rPr>
+          <w:fldChar w:fldCharType="begin"/>
+        </w:r>
+        <w:r>
+          <w:rPr>
+            <w:noProof/>
+            <w:webHidden/>
+          </w:rPr>
+          <w:instrText xml:space="preserve"> PAGEREF _Toc240811969 \h </w:instrText>
+        </w:r>
+        <w:r>
+          <w:rPr>
+            <w:noProof/>
+            <w:webHidden/>
+          </w:rPr>
+        </w:r>
+        <w:r>
+          <w:rPr>
+            <w:noProof/>
+            <w:webHidden/>
+          </w:rPr>
+          <w:fldChar w:fldCharType="separate"/>
+        </w:r>
+        <w:r>
+          <w:rPr>
+            <w:noProof/>
+            <w:webHidden/>
+          </w:rPr>
+          <w:t>11</w:t>
+        </w:r>
+        <w:r>
+          <w:rPr>
+            <w:noProof/>
+            <w:webHidden/>
+          </w:rPr>
+          <w:fldChar w:fldCharType="end"/>
+        </w:r>
+      </w:hyperlink>
+    </w:p>
+    <w:p>
+      <w:pPr>
+        <w:pStyle w:val="Tabladeilustraciones"/>
+        <w:tabs>
+          <w:tab w:val="right" w:leader="dot" w:pos="9350"/>
+        </w:tabs>
+        <w:rPr>
+          <w:rFonts w:eastAsiaTheme="minorEastAsia"/>
+          <w:noProof/>
+          <w:sz w:val="24"/>
+          <w:szCs w:val="24"/>
+          <w:lang w:eastAsia="es-CO"/>
+        </w:rPr>
+      </w:pPr>
+      <w:hyperlink w:anchor="_Toc240811970" w:history="1">
+        <w:r>
+          <w:rPr>
+            <w:rStyle w:val="Hipervnculo"/>
+            <w:rFonts w:ascii="Times New Roman" w:hAnsi="Times New Roman" w:cs="Times New Roman"/>
+            <w:noProof/>
+          </w:rPr>
+          <w:t>Ilustración 4. Mapa con marcadores de los restaurantes ubicados en el departamento de Antioquia</w:t>
+        </w:r>
+        <w:r>
+          <w:rPr>
+            <w:noProof/>
+            <w:webHidden/>
+          </w:rPr>
+          <w:tab/>
+        </w:r>
+        <w:r>
+          <w:rPr>
+            <w:noProof/>
+            <w:webHidden/>
+          </w:rPr>
+          <w:fldChar w:fldCharType="begin"/>
+        </w:r>
+        <w:r>
+          <w:rPr>
+            <w:noProof/>
+            <w:webHidden/>
+          </w:rPr>
+          <w:instrText xml:space="preserve"> PAGEREF _Toc240811970 \h </w:instrText>
+        </w:r>
+        <w:r>
+          <w:rPr>
+            <w:noProof/>
+            <w:webHidden/>
+          </w:rPr>
+        </w:r>
+        <w:r>
+          <w:rPr>
+            <w:noProof/>
+            <w:webHidden/>
+          </w:rPr>
+          <w:fldChar w:fldCharType="separate"/>
+        </w:r>
+        <w:r>
+          <w:rPr>
+            <w:noProof/>
+            <w:webHidden/>
+          </w:rPr>
+          <w:t>12</w:t>
+        </w:r>
+        <w:r>
+          <w:rPr>
+            <w:noProof/>
+            <w:webHidden/>
+          </w:rPr>
+          <w:fldChar w:fldCharType="end"/>
+        </w:r>
+      </w:hyperlink>
+    </w:p>
+    <w:p>
+      <w:pPr>
+        <w:pStyle w:val="Tabladeilustraciones"/>
+        <w:tabs>
+          <w:tab w:val="right" w:leader="dot" w:pos="9350"/>
+        </w:tabs>
+        <w:rPr>
+          <w:rFonts w:eastAsiaTheme="minorEastAsia"/>
+          <w:noProof/>
+          <w:sz w:val="24"/>
+          <w:szCs w:val="24"/>
+          <w:lang w:eastAsia="es-CO"/>
+        </w:rPr>
+      </w:pPr>
+      <w:hyperlink w:anchor="_Toc240811971" w:history="1">
+        <w:r>
+          <w:rPr>
+            <w:rStyle w:val="Hipervnculo"/>
+            <w:rFonts w:ascii="Times New Roman" w:hAnsi="Times New Roman" w:cs="Times New Roman"/>
+            <w:noProof/>
+          </w:rPr>
+          <w:t>Ilustración 5. Mapa con la representación de los marcadores de los restaurantes del departamento de Antioquia</w:t>
+        </w:r>
+        <w:r>
+          <w:rPr>
+            <w:noProof/>
+            <w:webHidden/>
+          </w:rPr>
+          <w:tab/>
+        </w:r>
+        <w:r>
+          <w:rPr>
+            <w:noProof/>
+            <w:webHidden/>
+          </w:rPr>
+          <w:fldChar w:fldCharType="begin"/>
+        </w:r>
+        <w:r>
+          <w:rPr>
+            <w:noProof/>
+            <w:webHidden/>
+          </w:rPr>
+          <w:instrText xml:space="preserve"> PAGEREF _Toc240811971 \h </w:instrText>
+        </w:r>
+        <w:r>
+          <w:rPr>
+            <w:noProof/>
+            <w:webHidden/>
+          </w:rPr>
+        </w:r>
+        <w:r>
+          <w:rPr>
+            <w:noProof/>
+            <w:webHidden/>
+          </w:rPr>
+          <w:fldChar w:fldCharType="separate"/>
+        </w:r>
+        <w:r>
+          <w:rPr>
+            <w:noProof/>
+            <w:webHidden/>
+          </w:rPr>
+          <w:t>12</w:t>
+        </w:r>
+        <w:r>
+          <w:rPr>
+            <w:noProof/>
+            <w:webHidden/>
+          </w:rPr>
+          <w:fldChar w:fldCharType="end"/>
+        </w:r>
+      </w:hyperlink>
+    </w:p>
+    <w:p>
+      <w:pPr>
+        <w:pStyle w:val="Tabladeilustraciones"/>
+        <w:tabs>
+          <w:tab w:val="right" w:leader="dot" w:pos="9350"/>
+        </w:tabs>
+        <w:rPr>
+          <w:rFonts w:eastAsiaTheme="minorEastAsia"/>
+          <w:noProof/>
+          <w:sz w:val="24"/>
+          <w:szCs w:val="24"/>
+          <w:lang w:eastAsia="es-CO"/>
+        </w:rPr>
+      </w:pPr>
+      <w:hyperlink w:anchor="_Toc240811972" w:history="1">
+        <w:r>
+          <w:rPr>
+            <w:rStyle w:val="Hipervnculo"/>
+            <w:rFonts w:ascii="Times New Roman" w:hAnsi="Times New Roman" w:cs="Times New Roman"/>
+            <w:noProof/>
+          </w:rPr>
+          <w:t>Ilustración 6. Mapa de coropletas por precio promedio para cada departamento de Colombia</w:t>
+        </w:r>
+        <w:r>
+          <w:rPr>
+            <w:noProof/>
+            <w:webHidden/>
+          </w:rPr>
+          <w:tab/>
+        </w:r>
+        <w:r>
+          <w:rPr>
+            <w:noProof/>
+            <w:webHidden/>
+          </w:rPr>
+          <w:fldChar w:fldCharType="begin"/>
+        </w:r>
+        <w:r>
+          <w:rPr>
+            <w:noProof/>
+            <w:webHidden/>
+          </w:rPr>
+          <w:instrText xml:space="preserve"> PAGEREF _Toc240811972 \h </w:instrText>
+        </w:r>
+        <w:r>
+          <w:rPr>
+            <w:noProof/>
+            <w:webHidden/>
+          </w:rPr>
+        </w:r>
+        <w:r>
+          <w:rPr>
+            <w:noProof/>
+            <w:webHidden/>
+          </w:rPr>
+          <w:fldChar w:fldCharType="separate"/>
+        </w:r>
+        <w:r>
+          <w:rPr>
+            <w:noProof/>
+            <w:webHidden/>
+          </w:rPr>
+          <w:t>13</w:t>
+        </w:r>
+        <w:r>
+          <w:rPr>
+            <w:noProof/>
+            <w:webHidden/>
+          </w:rPr>
+          <w:fldChar w:fldCharType="end"/>
+        </w:r>
+      </w:hyperlink>
+    </w:p>
+    <w:p>
+      <w:pPr>
+        <w:pStyle w:val="Tabladeilustraciones"/>
+        <w:tabs>
+          <w:tab w:val="right" w:leader="dot" w:pos="9350"/>
+        </w:tabs>
+        <w:rPr>
+          <w:rFonts w:eastAsiaTheme="minorEastAsia"/>
+          <w:noProof/>
+          <w:sz w:val="24"/>
+          <w:szCs w:val="24"/>
+          <w:lang w:eastAsia="es-CO"/>
+        </w:rPr>
+      </w:pPr>
+      <w:hyperlink w:anchor="_Toc240811973" w:history="1">
+        <w:r>
+          <w:rPr>
+            <w:rStyle w:val="Hipervnculo"/>
+            <w:rFonts w:ascii="Times New Roman" w:hAnsi="Times New Roman" w:cs="Times New Roman"/>
+            <w:noProof/>
+          </w:rPr>
+          <w:t>Ilustración 7. Coropletas con los departamentos de mayor y menor precio promedio (USD)</w:t>
+        </w:r>
+        <w:r>
+          <w:rPr>
+            <w:noProof/>
+            <w:webHidden/>
+          </w:rPr>
+          <w:tab/>
+        </w:r>
+        <w:r>
+          <w:rPr>
+            <w:noProof/>
+            <w:webHidden/>
+          </w:rPr>
+          <w:fldChar w:fldCharType="begin"/>
+        </w:r>
+        <w:r>
+          <w:rPr>
+            <w:noProof/>
+            <w:webHidden/>
+          </w:rPr>
+          <w:instrText xml:space="preserve"> PAGEREF _Toc240811973 \h </w:instrText>
+        </w:r>
+        <w:r>
+          <w:rPr>
+            <w:noProof/>
+            <w:webHidden/>
+          </w:rPr>
+        </w:r>
+        <w:r>
+          <w:rPr>
+            <w:noProof/>
+            <w:webHidden/>
+          </w:rPr>
+          <w:fldChar w:fldCharType="separate"/>
+        </w:r>
+        <w:r>
+          <w:rPr>
+            <w:noProof/>
+            <w:webHidden/>
+          </w:rPr>
+          <w:t>13</w:t>
+        </w:r>
+        <w:r>
+          <w:rPr>
+            <w:noProof/>
+            <w:webHidden/>
+          </w:rPr>
+          <w:fldChar w:fldCharType="end"/>
+        </w:r>
+      </w:hyperlink>
+    </w:p>
+    <w:p>
+      <w:pPr>
+        <w:pStyle w:val="Tabladeilustraciones"/>
+        <w:tabs>
+          <w:tab w:val="right" w:leader="dot" w:pos="9350"/>
+        </w:tabs>
+        <w:rPr>
+          <w:rFonts w:eastAsiaTheme="minorEastAsia"/>
+          <w:noProof/>
+          <w:sz w:val="24"/>
+          <w:szCs w:val="24"/>
+          <w:lang w:eastAsia="es-CO"/>
+        </w:rPr>
+      </w:pPr>
+      <w:hyperlink w:anchor="_Toc240811974" w:history="1">
+        <w:r>
+          <w:rPr>
+            <w:rStyle w:val="Hipervnculo"/>
+            <w:rFonts w:ascii="Times New Roman" w:hAnsi="Times New Roman" w:cs="Times New Roman"/>
+            <w:noProof/>
+          </w:rPr>
+          <w:t>Ilustración 8. Mapa de coropletas por calificación promedio para cada departamento de Colombia</w:t>
+        </w:r>
+        <w:r>
+          <w:rPr>
+            <w:noProof/>
+            <w:webHidden/>
+          </w:rPr>
+          <w:tab/>
+        </w:r>
+        <w:r>
+          <w:rPr>
+            <w:noProof/>
+            <w:webHidden/>
+          </w:rPr>
+          <w:fldChar w:fldCharType="begin"/>
+        </w:r>
+        <w:r>
+          <w:rPr>
+            <w:noProof/>
+            <w:webHidden/>
+          </w:rPr>
+          <w:instrText xml:space="preserve"> PAGEREF _Toc240811974 \h </w:instrText>
+        </w:r>
+        <w:r>
+          <w:rPr>
+            <w:noProof/>
+            <w:webHidden/>
+          </w:rPr>
+        </w:r>
+        <w:r>
+          <w:rPr>
+            <w:noProof/>
+            <w:webHidden/>
+          </w:rPr>
+          <w:fldChar w:fldCharType="separate"/>
+        </w:r>
+        <w:r>
+          <w:rPr>
+            <w:noProof/>
+            <w:webHidden/>
+          </w:rPr>
+          <w:t>14</w:t>
+        </w:r>
+        <w:r>
+          <w:rPr>
+            <w:noProof/>
+            <w:webHidden/>
+          </w:rPr>
+          <w:fldChar w:fldCharType="end"/>
+        </w:r>
+      </w:hyperlink>
+    </w:p>
+    <w:p>
+      <w:pPr>
+        <w:pStyle w:val="Tabladeilustraciones"/>
+        <w:tabs>
+          <w:tab w:val="right" w:leader="dot" w:pos="9350"/>
+        </w:tabs>
+        <w:rPr>
+          <w:rFonts w:eastAsiaTheme="minorEastAsia"/>
+          <w:noProof/>
+          <w:sz w:val="24"/>
+          <w:szCs w:val="24"/>
+          <w:lang w:eastAsia="es-CO"/>
+        </w:rPr>
+      </w:pPr>
+      <w:hyperlink w:anchor="_Toc240811975" w:history="1">
+        <w:r>
+          <w:rPr>
+            <w:rStyle w:val="Hipervnculo"/>
+            <w:rFonts w:ascii="Times New Roman" w:hAnsi="Times New Roman" w:cs="Times New Roman"/>
+            <w:noProof/>
+          </w:rPr>
+          <w:t>Ilustración 9. Coropletas con los departamentos de mayor y menor calificación promedio</w:t>
+        </w:r>
+        <w:r>
+          <w:rPr>
+            <w:noProof/>
+            <w:webHidden/>
+          </w:rPr>
+          <w:tab/>
+        </w:r>
+        <w:r>
+          <w:rPr>
+            <w:noProof/>
+            <w:webHidden/>
+          </w:rPr>
+          <w:fldChar w:fldCharType="begin"/>
+        </w:r>
+        <w:r>
+          <w:rPr>
+            <w:noProof/>
+            <w:webHidden/>
+          </w:rPr>
+          <w:instrText xml:space="preserve"> PAGEREF _Toc240811975 \h </w:instrText>
+        </w:r>
+        <w:r>
+          <w:rPr>
+            <w:noProof/>
+            <w:webHidden/>
+          </w:rPr>
+        </w:r>
+        <w:r>
+          <w:rPr>
+            <w:noProof/>
+            <w:webHidden/>
+          </w:rPr>
+          <w:fldChar w:fldCharType="separate"/>
+        </w:r>
+        <w:r>
+          <w:rPr>
+            <w:noProof/>
+            <w:webHidden/>
+          </w:rPr>
+          <w:t>14</w:t>
+        </w:r>
+        <w:r>
+          <w:rPr>
+            <w:noProof/>
+            <w:webHidden/>
+          </w:rPr>
+          <w:fldChar w:fldCharType="end"/>
+        </w:r>
+      </w:hyperlink>
+    </w:p>
+    <w:p>
+      <w:pPr>
+        <w:pStyle w:val="Tabladeilustraciones"/>
+        <w:tabs>
+          <w:tab w:val="right" w:leader="dot" w:pos="9350"/>
+        </w:tabs>
+        <w:rPr>
+          <w:rFonts w:eastAsiaTheme="minorEastAsia"/>
+          <w:noProof/>
+          <w:sz w:val="24"/>
+          <w:szCs w:val="24"/>
+          <w:lang w:eastAsia="es-CO"/>
+        </w:rPr>
+      </w:pPr>
+      <w:hyperlink w:anchor="_Toc240811976" w:history="1">
+        <w:r>
+          <w:rPr>
+            <w:rStyle w:val="Hipervnculo"/>
+            <w:rFonts w:ascii="Times New Roman" w:hAnsi="Times New Roman" w:cs="Times New Roman"/>
+            <w:noProof/>
+          </w:rPr>
+          <w:t>Ilustración 10. Vista general del reporte</w:t>
+        </w:r>
+        <w:r>
+          <w:rPr>
+            <w:noProof/>
+            <w:webHidden/>
+          </w:rPr>
+          <w:tab/>
+        </w:r>
+        <w:r>
+          <w:rPr>
+            <w:noProof/>
+            <w:webHidden/>
+          </w:rPr>
+          <w:fldChar w:fldCharType="begin"/>
+        </w:r>
+        <w:r>
+          <w:rPr>
+            <w:noProof/>
+            <w:webHidden/>
+          </w:rPr>
+          <w:instrText xml:space="preserve"> PAGEREF _Toc240811976 \h </w:instrText>
+        </w:r>
+        <w:r>
+          <w:rPr>
+            <w:noProof/>
+            <w:webHidden/>
+          </w:rPr>
+        </w:r>
+        <w:r>
+          <w:rPr>
+            <w:noProof/>
+            <w:webHidden/>
+          </w:rPr>
+          <w:fldChar w:fldCharType="separate"/>
+        </w:r>
+        <w:r>
+          <w:rPr>
+            <w:noProof/>
+            <w:webHidden/>
+          </w:rPr>
+          <w:t>15</w:t>
+        </w:r>
+        <w:r>
+          <w:rPr>
+            <w:noProof/>
+            <w:webHidden/>
+          </w:rPr>
+          <w:fldChar w:fldCharType="end"/>
+        </w:r>
+      </w:hyperlink>
+    </w:p>
+    <w:p>
+      <w:pPr>
+        <w:pStyle w:val="Tabladeilustraciones"/>
+        <w:tabs>
+          <w:tab w:val="right" w:leader="dot" w:pos="9350"/>
+        </w:tabs>
+        <w:rPr>
+          <w:rFonts w:eastAsiaTheme="minorEastAsia"/>
+          <w:noProof/>
+          <w:sz w:val="24"/>
+          <w:szCs w:val="24"/>
+          <w:lang w:eastAsia="es-CO"/>
+        </w:rPr>
+      </w:pPr>
+      <w:hyperlink w:anchor="_Toc240811977" w:history="1">
+        <w:r>
+          <w:rPr>
+            <w:rStyle w:val="Hipervnculo"/>
+            <w:rFonts w:ascii="Times New Roman" w:hAnsi="Times New Roman" w:cs="Times New Roman"/>
+            <w:noProof/>
+          </w:rPr>
+          <w:t>Ilustración 11. Vista filtrada por el departamento de Antioquia y Tolima, para la comida colombiana y china con precios entre 0 y  40 USD</w:t>
+        </w:r>
+        <w:r>
+          <w:rPr>
+            <w:noProof/>
+            <w:webHidden/>
+          </w:rPr>
+          <w:tab/>
+        </w:r>
+        <w:r>
+          <w:rPr>
+            <w:noProof/>
+            <w:webHidden/>
+          </w:rPr>
+          <w:fldChar w:fldCharType="begin"/>
+        </w:r>
+        <w:r>
+          <w:rPr>
+            <w:noProof/>
+            <w:webHidden/>
+          </w:rPr>
+          <w:instrText xml:space="preserve"> PAGEREF _Toc240811977 \h </w:instrText>
+        </w:r>
+        <w:r>
+          <w:rPr>
+            <w:noProof/>
+            <w:webHidden/>
+          </w:rPr>
+        </w:r>
+        <w:r>
+          <w:rPr>
+            <w:noProof/>
+            <w:webHidden/>
+          </w:rPr>
+          <w:fldChar w:fldCharType="separate"/>
+        </w:r>
+        <w:r>
+          <w:rPr>
+            <w:noProof/>
+            <w:webHidden/>
+          </w:rPr>
+          <w:t>15</w:t>
+        </w:r>
+        <w:r>
+          <w:rPr>
+            <w:noProof/>
+            <w:webHidden/>
+          </w:rPr>
+          <w:fldChar w:fldCharType="end"/>
+        </w:r>
+      </w:hyperlink>
+    </w:p>
+    <w:p>
+      <w:pPr>
+        <w:pStyle w:val="Tabladeilustraciones"/>
+        <w:tabs>
+          <w:tab w:val="right" w:leader="dot" w:pos="9350"/>
+        </w:tabs>
+        <w:rPr>
+          <w:rFonts w:eastAsiaTheme="minorEastAsia"/>
+          <w:noProof/>
+          <w:sz w:val="24"/>
+          <w:szCs w:val="24"/>
+          <w:lang w:eastAsia="es-CO"/>
+        </w:rPr>
+      </w:pPr>
+      <w:hyperlink w:anchor="_Toc240811978" w:history="1">
+        <w:r>
+          <w:rPr>
+            <w:rStyle w:val="Hipervnculo"/>
+            <w:rFonts w:ascii="Times New Roman" w:hAnsi="Times New Roman" w:cs="Times New Roman"/>
+            <w:noProof/>
+          </w:rPr>
+          <w:t>Ilustración 12. Gráfico de burbujas del precio promedio y la calificación con tamaños definidos por la cantidad de reseñas</w:t>
+        </w:r>
+        <w:r>
+          <w:rPr>
+            <w:noProof/>
+            <w:webHidden/>
+          </w:rPr>
+          <w:tab/>
+        </w:r>
+        <w:r>
+          <w:rPr>
+            <w:noProof/>
+            <w:webHidden/>
+          </w:rPr>
+          <w:fldChar w:fldCharType="begin"/>
+        </w:r>
+        <w:r>
+          <w:rPr>
+            <w:noProof/>
+            <w:webHidden/>
+          </w:rPr>
+          <w:instrText xml:space="preserve"> PAGEREF _Toc240811978 \h </w:instrText>
+        </w:r>
+        <w:r>
+          <w:rPr>
+            <w:noProof/>
+            <w:webHidden/>
+          </w:rPr>
+        </w:r>
+        <w:r>
+          <w:rPr>
+            <w:noProof/>
+            <w:webHidden/>
+          </w:rPr>
+          <w:fldChar w:fldCharType="separate"/>
+        </w:r>
+        <w:r>
+          <w:rPr>
+            <w:noProof/>
+            <w:webHidden/>
+          </w:rPr>
+          <w:t>16</w:t>
+        </w:r>
+        <w:r>
+          <w:rPr>
+            <w:noProof/>
+            <w:webHidden/>
+          </w:rPr>
+          <w:fldChar w:fldCharType="end"/>
+        </w:r>
+      </w:hyperlink>
+    </w:p>
+    <w:p>
+      <w:pPr>
+        <w:pStyle w:val="Tabladeilustraciones"/>
+        <w:tabs>
+          <w:tab w:val="right" w:leader="dot" w:pos="9350"/>
+        </w:tabs>
+        <w:rPr>
+          <w:rFonts w:eastAsiaTheme="minorEastAsia"/>
+          <w:noProof/>
+          <w:sz w:val="24"/>
+          <w:szCs w:val="24"/>
+          <w:lang w:eastAsia="es-CO"/>
+        </w:rPr>
+      </w:pPr>
+      <w:hyperlink w:anchor="_Toc240811979" w:history="1">
+        <w:r>
+          <w:rPr>
+            <w:rStyle w:val="Hipervnculo"/>
+            <w:rFonts w:ascii="Times New Roman" w:hAnsi="Times New Roman" w:cs="Times New Roman"/>
+            <w:noProof/>
+          </w:rPr>
+          <w:t>Ilustración 13. Gráficos con la distribución de las reseñas promedio por categoría con escala de colores por calificación (Izquierda) y categoría por departamento con escala de colores por precio promedio (Derecha)</w:t>
+        </w:r>
+        <w:r>
+          <w:rPr>
+            <w:noProof/>
+            <w:webHidden/>
+          </w:rPr>
+          <w:tab/>
+        </w:r>
+        <w:r>
+          <w:rPr>
+            <w:noProof/>
+            <w:webHidden/>
+          </w:rPr>
+          <w:fldChar w:fldCharType="begin"/>
+        </w:r>
+        <w:r>
+          <w:rPr>
+            <w:noProof/>
+            <w:webHidden/>
+          </w:rPr>
+          <w:instrText xml:space="preserve"> PAGEREF _Toc240811979 \h </w:instrText>
+        </w:r>
+        <w:r>
+          <w:rPr>
+            <w:noProof/>
+            <w:webHidden/>
+          </w:rPr>
+        </w:r>
+        <w:r>
+          <w:rPr>
+            <w:noProof/>
+            <w:webHidden/>
+          </w:rPr>
+          <w:fldChar w:fldCharType="separate"/>
+        </w:r>
+        <w:r>
+          <w:rPr>
+            <w:noProof/>
+            <w:webHidden/>
+          </w:rPr>
+          <w:t>16</w:t>
+        </w:r>
+        <w:r>
+          <w:rPr>
+            <w:noProof/>
+            <w:webHidden/>
+          </w:rPr>
+          <w:fldChar w:fldCharType="end"/>
+        </w:r>
+      </w:hyperlink>
+    </w:p>
+    <w:p>
+      <w:pPr>
+        <w:pStyle w:val="Tabladeilustraciones"/>
+        <w:tabs>
+          <w:tab w:val="right" w:leader="dot" w:pos="9350"/>
+        </w:tabs>
+        <w:rPr>
+          <w:rFonts w:eastAsiaTheme="minorEastAsia"/>
+          <w:noProof/>
+          <w:sz w:val="24"/>
+          <w:szCs w:val="24"/>
+          <w:lang w:eastAsia="es-CO"/>
+        </w:rPr>
+      </w:pPr>
+      <w:hyperlink w:anchor="_Toc240811980" w:history="1">
+        <w:r>
+          <w:rPr>
+            <w:rStyle w:val="Hipervnculo"/>
+            <w:rFonts w:ascii="Times New Roman" w:hAnsi="Times New Roman" w:cs="Times New Roman"/>
+            <w:noProof/>
+          </w:rPr>
+          <w:t>Ilustración 14. Matriz de correlación entre las variables de estudio</w:t>
+        </w:r>
+        <w:r>
+          <w:rPr>
+            <w:noProof/>
+            <w:webHidden/>
+          </w:rPr>
+          <w:tab/>
+        </w:r>
+        <w:r>
+          <w:rPr>
+            <w:noProof/>
+            <w:webHidden/>
+          </w:rPr>
+          <w:fldChar w:fldCharType="begin"/>
+        </w:r>
+        <w:r>
+          <w:rPr>
+            <w:noProof/>
+            <w:webHidden/>
+          </w:rPr>
+          <w:instrText xml:space="preserve"> PAGEREF _Toc240811980 \h </w:instrText>
+        </w:r>
+        <w:r>
+          <w:rPr>
+            <w:noProof/>
+            <w:webHidden/>
+          </w:rPr>
+        </w:r>
+        <w:r>
+          <w:rPr>
+            <w:noProof/>
+            <w:webHidden/>
+          </w:rPr>
+          <w:fldChar w:fldCharType="separate"/>
+        </w:r>
+        <w:r>
+          <w:rPr>
+            <w:noProof/>
+            <w:webHidden/>
+          </w:rPr>
+          <w:t>17</w:t>
+        </w:r>
+        <w:r>
+          <w:rPr>
+            <w:noProof/>
+            <w:webHidden/>
+          </w:rPr>
+          <w:fldChar w:fldCharType="end"/>
+        </w:r>
+      </w:hyperlink>
+    </w:p>
+    <w:p>
+      <w:pPr>
+        <w:pStyle w:val="Tabladeilustraciones"/>
+        <w:tabs>
+          <w:tab w:val="right" w:leader="dot" w:pos="9350"/>
+        </w:tabs>
+        <w:rPr>
+          <w:rFonts w:eastAsiaTheme="minorEastAsia"/>
+          <w:noProof/>
+          <w:sz w:val="24"/>
+          <w:szCs w:val="24"/>
+          <w:lang w:eastAsia="es-CO"/>
+        </w:rPr>
+      </w:pPr>
+      <w:hyperlink w:anchor="_Toc240811981" w:history="1">
+        <w:r>
+          <w:rPr>
+            <w:rStyle w:val="Hipervnculo"/>
+            <w:rFonts w:ascii="Times New Roman" w:hAnsi="Times New Roman" w:cs="Times New Roman"/>
+            <w:noProof/>
+          </w:rPr>
+          <w:t>Ilustración 15. Gráfico de dispersión para las variables de precio promedio y calificación</w:t>
+        </w:r>
+        <w:r>
+          <w:rPr>
+            <w:noProof/>
+            <w:webHidden/>
+          </w:rPr>
+          <w:tab/>
+        </w:r>
+        <w:r>
+          <w:rPr>
+            <w:noProof/>
+            <w:webHidden/>
+          </w:rPr>
+          <w:fldChar w:fldCharType="begin"/>
+        </w:r>
+        <w:r>
+          <w:rPr>
+            <w:noProof/>
+            <w:webHidden/>
+          </w:rPr>
+          <w:instrText xml:space="preserve"> PAGEREF _Toc240811981 \h </w:instrText>
+        </w:r>
+        <w:r>
+          <w:rPr>
+            <w:noProof/>
+            <w:webHidden/>
+          </w:rPr>
+        </w:r>
+        <w:r>
+          <w:rPr>
+            <w:noProof/>
+            <w:webHidden/>
+          </w:rPr>
+          <w:fldChar w:fldCharType="separate"/>
+        </w:r>
+        <w:r>
+          <w:rPr>
+            <w:noProof/>
+            <w:webHidden/>
+          </w:rPr>
+          <w:t>17</w:t>
+        </w:r>
+        <w:r>
+          <w:rPr>
+            <w:noProof/>
+            <w:webHidden/>
+          </w:rPr>
+          <w:fldChar w:fldCharType="end"/>
+        </w:r>
+      </w:hyperlink>
+    </w:p>
+    <w:p>
+      <w:pPr>
+        <w:pStyle w:val="Tabladeilustraciones"/>
+        <w:tabs>
+          <w:tab w:val="right" w:leader="dot" w:pos="9350"/>
+        </w:tabs>
+        <w:rPr>
+          <w:rFonts w:eastAsiaTheme="minorEastAsia"/>
+          <w:noProof/>
+          <w:sz w:val="24"/>
+          <w:szCs w:val="24"/>
+          <w:lang w:eastAsia="es-CO"/>
+        </w:rPr>
+      </w:pPr>
+      <w:hyperlink w:anchor="_Toc240811982" w:history="1">
+        <w:r>
+          <w:rPr>
+            <w:rStyle w:val="Hipervnculo"/>
+            <w:rFonts w:ascii="Times New Roman" w:hAnsi="Times New Roman" w:cs="Times New Roman"/>
+            <w:noProof/>
+          </w:rPr>
+          <w:t>Ilustración 16. Gráfico de dispersión para las variables de número de reseñas y calificación</w:t>
+        </w:r>
+        <w:r>
+          <w:rPr>
+            <w:noProof/>
+            <w:webHidden/>
+          </w:rPr>
+          <w:tab/>
+        </w:r>
+        <w:r>
+          <w:rPr>
+            <w:noProof/>
+            <w:webHidden/>
+          </w:rPr>
+          <w:fldChar w:fldCharType="begin"/>
+        </w:r>
+        <w:r>
+          <w:rPr>
+            <w:noProof/>
+            <w:webHidden/>
+          </w:rPr>
+          <w:instrText xml:space="preserve"> PAGEREF _Toc240811982 \h </w:instrText>
+        </w:r>
+        <w:r>
+          <w:rPr>
+            <w:noProof/>
+            <w:webHidden/>
+          </w:rPr>
+        </w:r>
+        <w:r>
+          <w:rPr>
+            <w:noProof/>
+            <w:webHidden/>
+          </w:rPr>
+          <w:fldChar w:fldCharType="separate"/>
+        </w:r>
+        <w:r>
+          <w:rPr>
+            <w:noProof/>
+            <w:webHidden/>
+          </w:rPr>
+          <w:t>17</w:t>
+        </w:r>
+        <w:r>
+          <w:rPr>
+            <w:noProof/>
+            <w:webHidden/>
+          </w:rPr>
+          <w:fldChar w:fldCharType="end"/>
+        </w:r>
+      </w:hyperlink>
+    </w:p>
+    <w:p>
+      <w:pPr>
+        <w:pStyle w:val="Tabladeilustraciones"/>
+        <w:tabs>
+          <w:tab w:val="right" w:leader="dot" w:pos="9350"/>
+        </w:tabs>
+        <w:rPr>
+          <w:rFonts w:eastAsiaTheme="minorEastAsia"/>
+          <w:noProof/>
+          <w:sz w:val="24"/>
+          <w:szCs w:val="24"/>
+          <w:lang w:eastAsia="es-CO"/>
+        </w:rPr>
+      </w:pPr>
+      <w:hyperlink w:anchor="_Toc240811983" w:history="1">
+        <w:r>
+          <w:rPr>
+            <w:rStyle w:val="Hipervnculo"/>
+            <w:rFonts w:ascii="Times New Roman" w:hAnsi="Times New Roman" w:cs="Times New Roman"/>
+            <w:noProof/>
+          </w:rPr>
+          <w:t>Ilustración 17. Gráfico de dispersión para las variables de precio promedio y número de reseñas</w:t>
+        </w:r>
+        <w:r>
+          <w:rPr>
+            <w:noProof/>
+            <w:webHidden/>
+          </w:rPr>
+          <w:tab/>
+        </w:r>
+        <w:r>
+          <w:rPr>
+            <w:noProof/>
+            <w:webHidden/>
+          </w:rPr>
+          <w:fldChar w:fldCharType="begin"/>
+        </w:r>
+        <w:r>
+          <w:rPr>
+            <w:noProof/>
+            <w:webHidden/>
+          </w:rPr>
+          <w:instrText xml:space="preserve"> PAGEREF _Toc240811983 \h </w:instrText>
+        </w:r>
+        <w:r>
+          <w:rPr>
+            <w:noProof/>
+            <w:webHidden/>
+          </w:rPr>
+        </w:r>
+        <w:r>
+          <w:rPr>
+            <w:noProof/>
+            <w:webHidden/>
+          </w:rPr>
+          <w:fldChar w:fldCharType="separate"/>
+        </w:r>
+        <w:r>
+          <w:rPr>
+            <w:noProof/>
+            <w:webHidden/>
+          </w:rPr>
+          <w:t>17</w:t>
+        </w:r>
+        <w:r>
+          <w:rPr>
+            <w:noProof/>
+            <w:webHidden/>
+          </w:rPr>
+          <w:fldChar w:fldCharType="end"/>
+        </w:r>
+      </w:hyperlink>
+    </w:p>
+    <w:p>
+      <w:pPr>
+        <w:pStyle w:val="Tabladeilustraciones"/>
+        <w:tabs>
+          <w:tab w:val="right" w:leader="dot" w:pos="9350"/>
+        </w:tabs>
+        <w:rPr>
+          <w:rFonts w:eastAsiaTheme="minorEastAsia"/>
+          <w:noProof/>
+          <w:sz w:val="24"/>
+          <w:szCs w:val="24"/>
+          <w:lang w:eastAsia="es-CO"/>
+        </w:rPr>
+      </w:pPr>
+      <w:hyperlink w:anchor="_Toc240811984" w:history="1">
+        <w:r>
+          <w:rPr>
+            <w:rStyle w:val="Hipervnculo"/>
+            <w:rFonts w:ascii="Times New Roman" w:hAnsi="Times New Roman" w:cs="Times New Roman"/>
+            <w:noProof/>
+          </w:rPr>
+          <w:t>Ilustración 18. Vista del mapa con los marcadores interactivos para los departamentos de Antioquia y Tolima</w:t>
+        </w:r>
+        <w:r>
+          <w:rPr>
+            <w:noProof/>
+            <w:webHidden/>
+          </w:rPr>
+          <w:tab/>
+        </w:r>
+        <w:r>
+          <w:rPr>
+            <w:noProof/>
+            <w:webHidden/>
+          </w:rPr>
+          <w:fldChar w:fldCharType="begin"/>
+        </w:r>
+        <w:r>
+          <w:rPr>
+            <w:noProof/>
+            <w:webHidden/>
+          </w:rPr>
+          <w:instrText xml:space="preserve"> PAGEREF _Toc240811984 \h </w:instrText>
+        </w:r>
+        <w:r>
+          <w:rPr>
+            <w:noProof/>
+            <w:webHidden/>
+          </w:rPr>
+        </w:r>
+        <w:r>
+          <w:rPr>
+            <w:noProof/>
+            <w:webHidden/>
+          </w:rPr>
+          <w:fldChar w:fldCharType="separate"/>
+        </w:r>
+        <w:r>
+          <w:rPr>
+            <w:noProof/>
+            <w:webHidden/>
+          </w:rPr>
+          <w:t>18</w:t>
+        </w:r>
+        <w:r>
+          <w:rPr>
+            <w:noProof/>
+            <w:webHidden/>
+          </w:rPr>
+          <w:fldChar w:fldCharType="end"/>
+        </w:r>
+      </w:hyperlink>
+    </w:p>
+    <w:p>
+      <w:pPr>
+        <w:pStyle w:val="Tabladeilustraciones"/>
+        <w:tabs>
+          <w:tab w:val="right" w:leader="dot" w:pos="9350"/>
+        </w:tabs>
+        <w:rPr>
+          <w:rFonts w:eastAsiaTheme="minorEastAsia"/>
+          <w:noProof/>
+          <w:sz w:val="24"/>
+          <w:szCs w:val="24"/>
+          <w:lang w:eastAsia="es-CO"/>
+        </w:rPr>
+      </w:pPr>
+      <w:hyperlink w:anchor="_Toc240811985" w:history="1">
+        <w:r>
+          <w:rPr>
+            <w:rStyle w:val="Hipervnculo"/>
+            <w:rFonts w:ascii="Times New Roman" w:hAnsi="Times New Roman" w:cs="Times New Roman"/>
+            <w:noProof/>
+          </w:rPr>
+          <w:t>Ilustración 19. Ejemplo del funcionamiento del comportamiento de los marcadores para desplegar la información almacenada en ellos</w:t>
+        </w:r>
+        <w:r>
+          <w:rPr>
+            <w:noProof/>
+            <w:webHidden/>
+          </w:rPr>
+          <w:tab/>
+        </w:r>
+        <w:r>
+          <w:rPr>
+            <w:noProof/>
+            <w:webHidden/>
+          </w:rPr>
+          <w:fldChar w:fldCharType="begin"/>
+        </w:r>
+        <w:r>
+          <w:rPr>
+            <w:noProof/>
+            <w:webHidden/>
+          </w:rPr>
+          <w:instrText xml:space="preserve"> PAGEREF _Toc240811985 \h </w:instrText>
+        </w:r>
+        <w:r>
+          <w:rPr>
+            <w:noProof/>
+            <w:webHidden/>
+          </w:rPr>
+        </w:r>
+        <w:r>
+          <w:rPr>
+            <w:noProof/>
+            <w:webHidden/>
+          </w:rPr>
+          <w:fldChar w:fldCharType="separate"/>
+        </w:r>
+        <w:r>
+          <w:rPr>
+            <w:noProof/>
+            <w:webHidden/>
+          </w:rPr>
+          <w:t>18</w:t>
+        </w:r>
+        <w:r>
+          <w:rPr>
+            <w:noProof/>
+            <w:webHidden/>
+          </w:rPr>
+          <w:fldChar w:fldCharType="end"/>
+        </w:r>
+      </w:hyperlink>
+    </w:p>
+    <w:p>
+      <w:pPr>
+        <w:rPr>
+          <w:rFonts w:ascii="Times New Roman" w:hAnsi="Times New Roman" w:cs="Times New Roman"/>
+          <w:b/>
+          <w:bCs/>
+          <w:sz w:val="24"/>
+          <w:szCs w:val="24"/>
+        </w:rPr>
+      </w:pPr>
+      <w:r>
+        <w:rPr>
+          <w:rFonts w:ascii="Times New Roman" w:hAnsi="Times New Roman" w:cs="Times New Roman"/>
+          <w:b/>
+          <w:bCs/>
+          <w:sz w:val="24"/>
+          <w:szCs w:val="24"/>
+        </w:rPr>
+        <w:fldChar w:fldCharType="end"/>
+      </w:r>
+    </w:p>
+    <w:p>
+      <w:pPr>
+        <w:rPr>
+          <w:rFonts w:ascii="Times New Roman" w:hAnsi="Times New Roman" w:cs="Times New Roman"/>
+          <w:b/>
+          <w:bCs/>
+          <w:sz w:val="24"/>
+          <w:szCs w:val="24"/>
+        </w:rPr>
+      </w:pPr>
+      <w:r>
+        <w:rPr>
+          <w:rFonts w:ascii="Times New Roman" w:hAnsi="Times New Roman" w:cs="Times New Roman"/>
+          <w:b/>
+          <w:bCs/>
+          <w:sz w:val="24"/>
+          <w:szCs w:val="24"/>
+        </w:rPr>
         <w:br w:type="page"/>
       </w:r>
     </w:p>
@@ -1054,7 +3073,7 @@
           <w:szCs w:val="24"/>
         </w:rPr>
       </w:pPr>
-      <w:bookmarkStart w:id="0" w:name="_Toc240125200"/>
+      <w:bookmarkStart w:id="0" w:name="_Toc240811933"/>
       <w:r>
         <w:rPr>
           <w:rFonts w:ascii="Times New Roman" w:hAnsi="Times New Roman" w:cs="Times New Roman"/>
@@ -1266,7 +3285,7 @@
           <w:szCs w:val="24"/>
         </w:rPr>
       </w:pPr>
-      <w:bookmarkStart w:id="1" w:name="_Toc240125201"/>
+      <w:bookmarkStart w:id="1" w:name="_Toc240811934"/>
       <w:r>
         <w:rPr>
           <w:rFonts w:ascii="Times New Roman" w:hAnsi="Times New Roman" w:cs="Times New Roman"/>
@@ -1293,7 +3312,7 @@
           <w:szCs w:val="24"/>
         </w:rPr>
       </w:pPr>
-      <w:bookmarkStart w:id="2" w:name="_Toc240125202"/>
+      <w:bookmarkStart w:id="2" w:name="_Toc240811935"/>
       <w:r>
         <w:rPr>
           <w:rFonts w:ascii="Times New Roman" w:hAnsi="Times New Roman" w:cs="Times New Roman"/>
@@ -1385,7 +3404,7 @@
           <w:szCs w:val="24"/>
         </w:rPr>
       </w:pPr>
-      <w:bookmarkStart w:id="3" w:name="_Toc240125203"/>
+      <w:bookmarkStart w:id="3" w:name="_Toc240811936"/>
       <w:r>
         <w:rPr>
           <w:rFonts w:ascii="Times New Roman" w:hAnsi="Times New Roman" w:cs="Times New Roman"/>
@@ -1607,7 +3626,7 @@
           <w:szCs w:val="24"/>
         </w:rPr>
       </w:pPr>
-      <w:bookmarkStart w:id="4" w:name="_Toc240125204"/>
+      <w:bookmarkStart w:id="4" w:name="_Toc240811937"/>
       <w:r>
         <w:rPr>
           <w:rFonts w:ascii="Times New Roman" w:hAnsi="Times New Roman" w:cs="Times New Roman"/>
@@ -1669,6 +3688,7 @@
           <w:szCs w:val="24"/>
         </w:rPr>
       </w:pPr>
+      <w:bookmarkStart w:id="5" w:name="_Toc240811942"/>
       <w:r>
         <w:rPr>
           <w:rFonts w:ascii="Times New Roman" w:hAnsi="Times New Roman" w:cs="Times New Roman"/>
@@ -1747,6 +3767,7 @@
         </w:rPr>
         <w:t>. Descripción de las librerías usadas en el proyecto</w:t>
       </w:r>
+      <w:bookmarkEnd w:id="5"/>
     </w:p>
     <w:tbl>
       <w:tblPr>
@@ -2510,6 +4531,16 @@
                 <w:szCs w:val="24"/>
               </w:rPr>
             </w:pPr>
+            <w:proofErr w:type="spellStart"/>
+            <w:r>
+              <w:rPr>
+                <w:rFonts w:ascii="Times New Roman" w:hAnsi="Times New Roman" w:cs="Times New Roman"/>
+                <w:sz w:val="24"/>
+                <w:szCs w:val="24"/>
+              </w:rPr>
+              <w:t>plotly</w:t>
+            </w:r>
+            <w:proofErr w:type="spellEnd"/>
           </w:p>
         </w:tc>
         <w:tc>
@@ -2525,6 +4556,14 @@
                 <w:szCs w:val="24"/>
               </w:rPr>
             </w:pPr>
+            <w:r>
+              <w:rPr>
+                <w:rFonts w:ascii="Times New Roman" w:hAnsi="Times New Roman" w:cs="Times New Roman"/>
+                <w:sz w:val="24"/>
+                <w:szCs w:val="24"/>
+              </w:rPr>
+              <w:t>7.0.0</w:t>
+            </w:r>
           </w:p>
         </w:tc>
         <w:tc>
@@ -2539,6 +4578,40 @@
                 <w:szCs w:val="24"/>
               </w:rPr>
             </w:pPr>
+            <w:r>
+              <w:rPr>
+                <w:rFonts w:ascii="Times New Roman" w:hAnsi="Times New Roman" w:cs="Times New Roman"/>
+                <w:sz w:val="24"/>
+                <w:szCs w:val="24"/>
+              </w:rPr>
+              <w:t>Genera t</w:t>
+            </w:r>
+            <w:r>
+              <w:rPr>
+                <w:rFonts w:ascii="Times New Roman" w:hAnsi="Times New Roman" w:cs="Times New Roman"/>
+                <w:sz w:val="24"/>
+                <w:szCs w:val="24"/>
+              </w:rPr>
+              <w:t xml:space="preserve">odos los gráficos interactivos: dispersión, burbujas, barras de popularidad, </w:t>
+            </w:r>
+            <w:proofErr w:type="spellStart"/>
+            <w:r>
+              <w:rPr>
+                <w:rFonts w:ascii="Times New Roman" w:hAnsi="Times New Roman" w:cs="Times New Roman"/>
+                <w:sz w:val="24"/>
+                <w:szCs w:val="24"/>
+              </w:rPr>
+              <w:t>heatmap</w:t>
+            </w:r>
+            <w:proofErr w:type="spellEnd"/>
+            <w:r>
+              <w:rPr>
+                <w:rFonts w:ascii="Times New Roman" w:hAnsi="Times New Roman" w:cs="Times New Roman"/>
+                <w:sz w:val="24"/>
+                <w:szCs w:val="24"/>
+              </w:rPr>
+              <w:t xml:space="preserve"> de precios, matriz de correlación</w:t>
+            </w:r>
           </w:p>
         </w:tc>
       </w:tr>
@@ -2555,6 +4628,16 @@
                 <w:szCs w:val="24"/>
               </w:rPr>
             </w:pPr>
+            <w:proofErr w:type="spellStart"/>
+            <w:r>
+              <w:rPr>
+                <w:rFonts w:ascii="Times New Roman" w:hAnsi="Times New Roman" w:cs="Times New Roman"/>
+                <w:sz w:val="24"/>
+                <w:szCs w:val="24"/>
+              </w:rPr>
+              <w:t>dash</w:t>
+            </w:r>
+            <w:proofErr w:type="spellEnd"/>
           </w:p>
         </w:tc>
         <w:tc>
@@ -2570,6 +4653,14 @@
                 <w:szCs w:val="24"/>
               </w:rPr>
             </w:pPr>
+            <w:r>
+              <w:rPr>
+                <w:rFonts w:ascii="Times New Roman" w:hAnsi="Times New Roman" w:cs="Times New Roman"/>
+                <w:sz w:val="24"/>
+                <w:szCs w:val="24"/>
+              </w:rPr>
+              <w:t>4.4.1</w:t>
+            </w:r>
           </w:p>
         </w:tc>
         <w:tc>
@@ -2584,6 +4675,211 @@
                 <w:szCs w:val="24"/>
               </w:rPr>
             </w:pPr>
+            <w:r>
+              <w:rPr>
+                <w:rFonts w:ascii="Times New Roman" w:hAnsi="Times New Roman" w:cs="Times New Roman"/>
+                <w:sz w:val="24"/>
+                <w:szCs w:val="24"/>
+              </w:rPr>
+              <w:t xml:space="preserve">Framework del </w:t>
+            </w:r>
+            <w:proofErr w:type="spellStart"/>
+            <w:r>
+              <w:rPr>
+                <w:rFonts w:ascii="Times New Roman" w:hAnsi="Times New Roman" w:cs="Times New Roman"/>
+                <w:sz w:val="24"/>
+                <w:szCs w:val="24"/>
+              </w:rPr>
+              <w:t>dashboard</w:t>
+            </w:r>
+            <w:proofErr w:type="spellEnd"/>
+            <w:r>
+              <w:rPr>
+                <w:rFonts w:ascii="Times New Roman" w:hAnsi="Times New Roman" w:cs="Times New Roman"/>
+                <w:sz w:val="24"/>
+                <w:szCs w:val="24"/>
+              </w:rPr>
+              <w:t xml:space="preserve">: </w:t>
+            </w:r>
+            <w:proofErr w:type="spellStart"/>
+            <w:r>
+              <w:rPr>
+                <w:rFonts w:ascii="Times New Roman" w:hAnsi="Times New Roman" w:cs="Times New Roman"/>
+                <w:sz w:val="24"/>
+                <w:szCs w:val="24"/>
+              </w:rPr>
+              <w:t>layout</w:t>
+            </w:r>
+            <w:proofErr w:type="spellEnd"/>
+            <w:r>
+              <w:rPr>
+                <w:rFonts w:ascii="Times New Roman" w:hAnsi="Times New Roman" w:cs="Times New Roman"/>
+                <w:sz w:val="24"/>
+                <w:szCs w:val="24"/>
+              </w:rPr>
+              <w:t xml:space="preserve">, pestañas, </w:t>
+            </w:r>
+            <w:proofErr w:type="spellStart"/>
+            <w:r>
+              <w:rPr>
+                <w:rFonts w:ascii="Times New Roman" w:hAnsi="Times New Roman" w:cs="Times New Roman"/>
+                <w:sz w:val="24"/>
+                <w:szCs w:val="24"/>
+              </w:rPr>
+              <w:t>dropdowns</w:t>
+            </w:r>
+            <w:proofErr w:type="spellEnd"/>
+            <w:r>
+              <w:rPr>
+                <w:rFonts w:ascii="Times New Roman" w:hAnsi="Times New Roman" w:cs="Times New Roman"/>
+                <w:sz w:val="24"/>
+                <w:szCs w:val="24"/>
+              </w:rPr>
+              <w:t xml:space="preserve">, slider y </w:t>
+            </w:r>
+            <w:proofErr w:type="spellStart"/>
+            <w:r>
+              <w:rPr>
+                <w:rFonts w:ascii="Times New Roman" w:hAnsi="Times New Roman" w:cs="Times New Roman"/>
+                <w:sz w:val="24"/>
+                <w:szCs w:val="24"/>
+              </w:rPr>
+              <w:t>callbacks</w:t>
+            </w:r>
+            <w:proofErr w:type="spellEnd"/>
+            <w:r>
+              <w:rPr>
+                <w:rFonts w:ascii="Times New Roman" w:hAnsi="Times New Roman" w:cs="Times New Roman"/>
+                <w:sz w:val="24"/>
+                <w:szCs w:val="24"/>
+              </w:rPr>
+              <w:t xml:space="preserve"> que conectan filtros con gráficos</w:t>
+            </w:r>
+          </w:p>
+        </w:tc>
+      </w:tr>
+      <w:tr>
+        <w:tc>
+          <w:tcPr>
+            <w:tcW w:w="1413" w:type="dxa"/>
+          </w:tcPr>
+          <w:p>
+            <w:pPr>
+              <w:rPr>
+                <w:rFonts w:ascii="Times New Roman" w:hAnsi="Times New Roman" w:cs="Times New Roman"/>
+                <w:sz w:val="24"/>
+                <w:szCs w:val="24"/>
+              </w:rPr>
+            </w:pPr>
+            <w:proofErr w:type="spellStart"/>
+            <w:r>
+              <w:rPr>
+                <w:rFonts w:ascii="Times New Roman" w:hAnsi="Times New Roman" w:cs="Times New Roman"/>
+                <w:sz w:val="24"/>
+                <w:szCs w:val="24"/>
+              </w:rPr>
+              <w:t>statsmodels</w:t>
+            </w:r>
+            <w:proofErr w:type="spellEnd"/>
+          </w:p>
+        </w:tc>
+        <w:tc>
+          <w:tcPr>
+            <w:tcW w:w="1417" w:type="dxa"/>
+          </w:tcPr>
+          <w:p>
+            <w:pPr>
+              <w:jc w:val="center"/>
+              <w:rPr>
+                <w:rFonts w:ascii="Times New Roman" w:hAnsi="Times New Roman" w:cs="Times New Roman"/>
+                <w:sz w:val="24"/>
+                <w:szCs w:val="24"/>
+              </w:rPr>
+            </w:pPr>
+            <w:r>
+              <w:rPr>
+                <w:rFonts w:ascii="Times New Roman" w:hAnsi="Times New Roman" w:cs="Times New Roman"/>
+                <w:sz w:val="24"/>
+                <w:szCs w:val="24"/>
+              </w:rPr>
+              <w:t>0.15.0</w:t>
+            </w:r>
+          </w:p>
+        </w:tc>
+        <w:tc>
+          <w:tcPr>
+            <w:tcW w:w="6520" w:type="dxa"/>
+          </w:tcPr>
+          <w:p>
+            <w:pPr>
+              <w:rPr>
+                <w:rFonts w:ascii="Times New Roman" w:hAnsi="Times New Roman" w:cs="Times New Roman"/>
+                <w:sz w:val="24"/>
+                <w:szCs w:val="24"/>
+              </w:rPr>
+            </w:pPr>
+            <w:r>
+              <w:rPr>
+                <w:rFonts w:ascii="Times New Roman" w:hAnsi="Times New Roman" w:cs="Times New Roman"/>
+                <w:sz w:val="24"/>
+                <w:szCs w:val="24"/>
+              </w:rPr>
+              <w:t>Motor de las regresiones OLS (</w:t>
+            </w:r>
+            <w:proofErr w:type="spellStart"/>
+            <w:r>
+              <w:rPr>
+                <w:rFonts w:ascii="Times New Roman" w:hAnsi="Times New Roman" w:cs="Times New Roman"/>
+                <w:sz w:val="24"/>
+                <w:szCs w:val="24"/>
+              </w:rPr>
+              <w:t>trendline</w:t>
+            </w:r>
+            <w:proofErr w:type="spellEnd"/>
+            <w:r>
+              <w:rPr>
+                <w:rFonts w:ascii="Times New Roman" w:hAnsi="Times New Roman" w:cs="Times New Roman"/>
+                <w:sz w:val="24"/>
+                <w:szCs w:val="24"/>
+              </w:rPr>
+              <w:t>="</w:t>
+            </w:r>
+            <w:proofErr w:type="spellStart"/>
+            <w:r>
+              <w:rPr>
+                <w:rFonts w:ascii="Times New Roman" w:hAnsi="Times New Roman" w:cs="Times New Roman"/>
+                <w:sz w:val="24"/>
+                <w:szCs w:val="24"/>
+              </w:rPr>
+              <w:t>ols</w:t>
+            </w:r>
+            <w:proofErr w:type="spellEnd"/>
+            <w:r>
+              <w:rPr>
+                <w:rFonts w:ascii="Times New Roman" w:hAnsi="Times New Roman" w:cs="Times New Roman"/>
+                <w:sz w:val="24"/>
+                <w:szCs w:val="24"/>
+              </w:rPr>
+              <w:t xml:space="preserve">" de </w:t>
+            </w:r>
+            <w:proofErr w:type="spellStart"/>
+            <w:r>
+              <w:rPr>
+                <w:rFonts w:ascii="Times New Roman" w:hAnsi="Times New Roman" w:cs="Times New Roman"/>
+                <w:sz w:val="24"/>
+                <w:szCs w:val="24"/>
+              </w:rPr>
+              <w:t>Plotly</w:t>
+            </w:r>
+            <w:proofErr w:type="spellEnd"/>
+            <w:r>
+              <w:rPr>
+                <w:rFonts w:ascii="Times New Roman" w:hAnsi="Times New Roman" w:cs="Times New Roman"/>
+                <w:sz w:val="24"/>
+                <w:szCs w:val="24"/>
+              </w:rPr>
+              <w:t xml:space="preserve"> no funciona sin ella)</w:t>
+            </w:r>
           </w:p>
         </w:tc>
       </w:tr>
@@ -2628,15 +4924,17 @@
           <w:szCs w:val="24"/>
         </w:rPr>
       </w:pPr>
-      <w:r>
-        <w:rPr>
-          <w:rFonts w:ascii="Times New Roman" w:hAnsi="Times New Roman" w:cs="Times New Roman"/>
-          <w:i w:val="0"/>
-          <w:iCs w:val="0"/>
-          <w:color w:val="auto"/>
-          <w:sz w:val="24"/>
-          <w:szCs w:val="24"/>
-        </w:rPr>
+      <w:bookmarkStart w:id="6" w:name="_Toc240811943"/>
+      <w:r>
+        <w:rPr>
+          <w:rFonts w:ascii="Times New Roman" w:hAnsi="Times New Roman" w:cs="Times New Roman"/>
+          <w:i w:val="0"/>
+          <w:iCs w:val="0"/>
+          <w:color w:val="auto"/>
+          <w:sz w:val="24"/>
+          <w:szCs w:val="24"/>
+        </w:rPr>
+        <w:lastRenderedPageBreak/>
         <w:t xml:space="preserve">Tabla </w:t>
       </w:r>
       <w:r>
@@ -2730,6 +5028,7 @@
         </w:rPr>
         <w:t xml:space="preserve"> de estudio</w:t>
       </w:r>
+      <w:bookmarkEnd w:id="6"/>
     </w:p>
     <w:tbl>
       <w:tblPr>
@@ -2950,7 +5249,6 @@
                 <w:sz w:val="24"/>
                 <w:szCs w:val="24"/>
               </w:rPr>
-              <w:lastRenderedPageBreak/>
               <w:t>Precio promedio (USD)</w:t>
             </w:r>
           </w:p>
@@ -3428,6 +5726,7 @@
           <w:sz w:val="24"/>
           <w:szCs w:val="24"/>
         </w:rPr>
+        <w:lastRenderedPageBreak/>
         <w:t xml:space="preserve">Así mismo, se hizo uso de la librería </w:t>
       </w:r>
       <w:proofErr w:type="spellStart"/>
@@ -3513,7 +5812,6 @@
           <w:sz w:val="24"/>
           <w:szCs w:val="24"/>
         </w:rPr>
-        <w:lastRenderedPageBreak/>
         <w:t xml:space="preserve">Finalmente, se generó un </w:t>
       </w:r>
       <w:proofErr w:type="spellStart"/>
@@ -3570,33 +5868,6 @@
         </w:rPr>
         <w:t xml:space="preserve"> con el fin de contar con un informe interactivo que facilitara la visualización del comportamiento de las variables de interés y dieran respuesta a las preguntas planteadas sobre los datos proporcionados y ejemplificar la usabilidad e importancia de estas técnicas de visualización para la toma de decisiones basadas en datos.</w:t>
       </w:r>
-    </w:p>
-    <w:p>
-      <w:pPr>
-        <w:rPr>
-          <w:rFonts w:ascii="Times New Roman" w:hAnsi="Times New Roman" w:cs="Times New Roman"/>
-          <w:sz w:val="24"/>
-          <w:szCs w:val="24"/>
-        </w:rPr>
-      </w:pPr>
-    </w:p>
-    <w:p>
-      <w:pPr>
-        <w:rPr>
-          <w:rFonts w:ascii="Times New Roman" w:hAnsi="Times New Roman" w:cs="Times New Roman"/>
-          <w:sz w:val="24"/>
-          <w:szCs w:val="24"/>
-        </w:rPr>
-      </w:pPr>
-    </w:p>
-    <w:p>
-      <w:pPr>
-        <w:rPr>
-          <w:rFonts w:ascii="Times New Roman" w:hAnsi="Times New Roman" w:cs="Times New Roman"/>
-          <w:sz w:val="24"/>
-          <w:szCs w:val="24"/>
-        </w:rPr>
-      </w:pPr>
     </w:p>
     <w:p>
       <w:pPr>
@@ -3628,7 +5899,7 @@
           <w:szCs w:val="24"/>
         </w:rPr>
       </w:pPr>
-      <w:bookmarkStart w:id="5" w:name="_Toc240125205"/>
+      <w:bookmarkStart w:id="7" w:name="_Toc240811938"/>
       <w:r>
         <w:rPr>
           <w:rFonts w:ascii="Times New Roman" w:hAnsi="Times New Roman" w:cs="Times New Roman"/>
@@ -3652,7 +5923,7 @@
         </w:rPr>
         <w:t>onclusiones</w:t>
       </w:r>
-      <w:bookmarkEnd w:id="5"/>
+      <w:bookmarkEnd w:id="7"/>
     </w:p>
     <w:p>
       <w:pPr>
@@ -3702,6 +5973,7 @@
           <w:szCs w:val="24"/>
         </w:rPr>
       </w:pPr>
+      <w:bookmarkStart w:id="8" w:name="_Toc240811944"/>
       <w:r>
         <w:rPr>
           <w:rFonts w:ascii="Times New Roman" w:hAnsi="Times New Roman" w:cs="Times New Roman"/>
@@ -3780,6 +6052,7 @@
         </w:rPr>
         <w:t>. Análisis descriptivo de las variables de estudio</w:t>
       </w:r>
+      <w:bookmarkEnd w:id="8"/>
     </w:p>
     <w:tbl>
       <w:tblPr>
@@ -4692,6 +6965,7 @@
           <w:szCs w:val="20"/>
         </w:rPr>
       </w:pPr>
+      <w:bookmarkStart w:id="9" w:name="_Toc240811967"/>
       <w:r>
         <w:rPr>
           <w:rFonts w:ascii="Times New Roman" w:hAnsi="Times New Roman" w:cs="Times New Roman"/>
@@ -4770,6 +7044,7 @@
         </w:rPr>
         <w:t>. Gráficas de dispersión de las variables: calificaciones, precios y reseñas</w:t>
       </w:r>
+      <w:bookmarkEnd w:id="9"/>
     </w:p>
     <w:p>
       <w:pPr>
@@ -4909,6 +7184,7 @@
           <w:szCs w:val="20"/>
         </w:rPr>
       </w:pPr>
+      <w:bookmarkStart w:id="10" w:name="_Toc240811945"/>
       <w:r>
         <w:rPr>
           <w:rFonts w:ascii="Times New Roman" w:hAnsi="Times New Roman" w:cs="Times New Roman"/>
@@ -4987,6 +7263,7 @@
         </w:rPr>
         <w:t>. Análisis de las categorías de comidas</w:t>
       </w:r>
+      <w:bookmarkEnd w:id="10"/>
     </w:p>
     <w:tbl>
       <w:tblPr>
@@ -7120,6 +9397,7 @@
       <w:r>
         <w:rPr>
           <w:rFonts w:ascii="Times New Roman" w:hAnsi="Times New Roman" w:cs="Times New Roman"/>
+          <w:noProof/>
           <w:sz w:val="24"/>
           <w:szCs w:val="24"/>
         </w:rPr>
@@ -7174,6 +9452,7 @@
           <w:szCs w:val="20"/>
         </w:rPr>
       </w:pPr>
+      <w:bookmarkStart w:id="11" w:name="_Toc240811968"/>
       <w:r>
         <w:rPr>
           <w:rFonts w:ascii="Times New Roman" w:hAnsi="Times New Roman" w:cs="Times New Roman"/>
@@ -7252,6 +9531,7 @@
         </w:rPr>
         <w:t>. Cantidad de restaurantes y calificación promedio por categoría</w:t>
       </w:r>
+      <w:bookmarkEnd w:id="11"/>
     </w:p>
     <w:p>
       <w:pPr>
@@ -7326,6 +9606,7 @@
       <w:r>
         <w:rPr>
           <w:rFonts w:ascii="Times New Roman" w:hAnsi="Times New Roman" w:cs="Times New Roman"/>
+          <w:noProof/>
           <w:sz w:val="24"/>
           <w:szCs w:val="24"/>
         </w:rPr>
@@ -7379,6 +9660,7 @@
           <w:szCs w:val="20"/>
         </w:rPr>
       </w:pPr>
+      <w:bookmarkStart w:id="12" w:name="_Toc240811969"/>
       <w:r>
         <w:rPr>
           <w:rFonts w:ascii="Times New Roman" w:hAnsi="Times New Roman" w:cs="Times New Roman"/>
@@ -7457,6 +9739,7 @@
         </w:rPr>
         <w:t>. Concentración de restaurantes por departamento</w:t>
       </w:r>
+      <w:bookmarkEnd w:id="12"/>
     </w:p>
     <w:p>
       <w:pPr>
@@ -7513,6 +9796,7 @@
           <w:szCs w:val="24"/>
         </w:rPr>
       </w:pPr>
+      <w:bookmarkStart w:id="13" w:name="_Toc240811939"/>
       <w:r>
         <w:rPr>
           <w:rFonts w:ascii="Times New Roman" w:hAnsi="Times New Roman" w:cs="Times New Roman"/>
@@ -7558,6 +9842,7 @@
         </w:rPr>
         <w:t>Folium</w:t>
       </w:r>
+      <w:bookmarkEnd w:id="13"/>
       <w:proofErr w:type="spellEnd"/>
     </w:p>
     <w:p>
@@ -7630,6 +9915,7 @@
           <w:rFonts w:ascii="Times New Roman" w:hAnsi="Times New Roman" w:cs="Times New Roman"/>
           <w:i w:val="0"/>
           <w:iCs w:val="0"/>
+          <w:noProof/>
           <w:color w:val="auto"/>
           <w:sz w:val="24"/>
           <w:szCs w:val="24"/>
@@ -7684,6 +9970,7 @@
           <w:szCs w:val="20"/>
         </w:rPr>
       </w:pPr>
+      <w:bookmarkStart w:id="14" w:name="_Toc240811970"/>
       <w:r>
         <w:rPr>
           <w:rFonts w:ascii="Times New Roman" w:hAnsi="Times New Roman" w:cs="Times New Roman"/>
@@ -7762,6 +10049,7 @@
         </w:rPr>
         <w:t>. Mapa con marcadores de los restaurantes ubicados en el departamento de Antioquia</w:t>
       </w:r>
+      <w:bookmarkEnd w:id="14"/>
     </w:p>
     <w:p>
       <w:pPr>
@@ -7814,6 +10102,7 @@
       <w:r>
         <w:rPr>
           <w:rFonts w:ascii="Times New Roman" w:hAnsi="Times New Roman" w:cs="Times New Roman"/>
+          <w:noProof/>
           <w:sz w:val="24"/>
           <w:szCs w:val="24"/>
         </w:rPr>
@@ -7867,6 +10156,7 @@
           <w:szCs w:val="20"/>
         </w:rPr>
       </w:pPr>
+      <w:bookmarkStart w:id="15" w:name="_Toc240811971"/>
       <w:r>
         <w:rPr>
           <w:rFonts w:ascii="Times New Roman" w:hAnsi="Times New Roman" w:cs="Times New Roman"/>
@@ -7945,6 +10235,7 @@
         </w:rPr>
         <w:t>. Mapa con la representación de los marcadores de los restaurantes del departamento de Antioquia</w:t>
       </w:r>
+      <w:bookmarkEnd w:id="15"/>
     </w:p>
     <w:p>
       <w:pPr>
@@ -7995,15 +10286,7 @@
           <w:sz w:val="24"/>
           <w:szCs w:val="24"/>
         </w:rPr>
-        <w:t>Santander</w:t>
-      </w:r>
-      <w:r>
-        <w:rPr>
-          <w:rFonts w:ascii="Times New Roman" w:hAnsi="Times New Roman" w:cs="Times New Roman"/>
-          <w:sz w:val="24"/>
-          <w:szCs w:val="24"/>
-        </w:rPr>
-        <w:t xml:space="preserve">, </w:t>
+        <w:t xml:space="preserve">Santander, </w:t>
       </w:r>
       <w:r>
         <w:rPr>
@@ -8030,6 +10313,7 @@
       <w:r>
         <w:rPr>
           <w:rFonts w:ascii="Times New Roman" w:hAnsi="Times New Roman" w:cs="Times New Roman"/>
+          <w:noProof/>
           <w:sz w:val="24"/>
           <w:szCs w:val="24"/>
         </w:rPr>
@@ -8083,6 +10367,7 @@
           <w:szCs w:val="20"/>
         </w:rPr>
       </w:pPr>
+      <w:bookmarkStart w:id="16" w:name="_Toc240811972"/>
       <w:r>
         <w:rPr>
           <w:rFonts w:ascii="Times New Roman" w:hAnsi="Times New Roman" w:cs="Times New Roman"/>
@@ -8185,6 +10470,7 @@
         </w:rPr>
         <w:t xml:space="preserve"> por precio promedio para cada departamento de Colombia</w:t>
       </w:r>
+      <w:bookmarkEnd w:id="16"/>
     </w:p>
     <w:p>
       <w:pPr>
@@ -8336,6 +10622,7 @@
           <w:szCs w:val="24"/>
         </w:rPr>
       </w:pPr>
+      <w:bookmarkStart w:id="17" w:name="_Toc240811973"/>
       <w:r>
         <w:rPr>
           <w:rFonts w:ascii="Times New Roman" w:hAnsi="Times New Roman" w:cs="Times New Roman"/>
@@ -8438,6 +10725,7 @@
         </w:rPr>
         <w:t xml:space="preserve"> con los departamentos de mayor y menor precio promedio (USD)</w:t>
       </w:r>
+      <w:bookmarkEnd w:id="17"/>
     </w:p>
     <w:p>
       <w:pPr>
@@ -8492,6 +10780,7 @@
       <w:r>
         <w:rPr>
           <w:rFonts w:ascii="Times New Roman" w:hAnsi="Times New Roman" w:cs="Times New Roman"/>
+          <w:noProof/>
           <w:sz w:val="24"/>
           <w:szCs w:val="24"/>
         </w:rPr>
@@ -8545,6 +10834,7 @@
           <w:szCs w:val="20"/>
         </w:rPr>
       </w:pPr>
+      <w:bookmarkStart w:id="18" w:name="_Toc240811974"/>
       <w:r>
         <w:rPr>
           <w:rFonts w:ascii="Times New Roman" w:hAnsi="Times New Roman" w:cs="Times New Roman"/>
@@ -8594,6 +10884,7 @@
           <w:rFonts w:ascii="Times New Roman" w:hAnsi="Times New Roman" w:cs="Times New Roman"/>
           <w:i w:val="0"/>
           <w:iCs w:val="0"/>
+          <w:noProof/>
           <w:color w:val="auto"/>
           <w:sz w:val="20"/>
           <w:szCs w:val="20"/>
@@ -8679,6 +10970,7 @@
         </w:rPr>
         <w:t xml:space="preserve"> promedio para cada departamento de Colombia</w:t>
       </w:r>
+      <w:bookmarkEnd w:id="18"/>
     </w:p>
     <w:p>
       <w:pPr>
@@ -8815,6 +11107,7 @@
           <w:szCs w:val="20"/>
         </w:rPr>
       </w:pPr>
+      <w:bookmarkStart w:id="19" w:name="_Toc240811975"/>
       <w:r>
         <w:rPr>
           <w:rFonts w:ascii="Times New Roman" w:hAnsi="Times New Roman" w:cs="Times New Roman"/>
@@ -8864,6 +11157,7 @@
           <w:rFonts w:ascii="Times New Roman" w:hAnsi="Times New Roman" w:cs="Times New Roman"/>
           <w:i w:val="0"/>
           <w:iCs w:val="0"/>
+          <w:noProof/>
           <w:color w:val="auto"/>
           <w:sz w:val="20"/>
           <w:szCs w:val="20"/>
@@ -8938,6 +11232,7 @@
         </w:rPr>
         <w:t xml:space="preserve"> promedio</w:t>
       </w:r>
+      <w:bookmarkEnd w:id="19"/>
     </w:p>
     <w:p>
       <w:r>
@@ -8956,6 +11251,7 @@
           <w:szCs w:val="24"/>
         </w:rPr>
       </w:pPr>
+      <w:bookmarkStart w:id="20" w:name="_Toc240811940"/>
       <w:r>
         <w:rPr>
           <w:rFonts w:ascii="Times New Roman" w:hAnsi="Times New Roman" w:cs="Times New Roman"/>
@@ -9028,7 +11324,1751 @@
         </w:rPr>
         <w:t>Dash</w:t>
       </w:r>
+      <w:bookmarkEnd w:id="20"/>
       <w:proofErr w:type="spellEnd"/>
+    </w:p>
+    <w:p>
+      <w:pPr>
+        <w:rPr>
+          <w:rFonts w:ascii="Times New Roman" w:hAnsi="Times New Roman" w:cs="Times New Roman"/>
+          <w:sz w:val="24"/>
+          <w:szCs w:val="24"/>
+        </w:rPr>
+      </w:pPr>
+      <w:r>
+        <w:rPr>
+          <w:rFonts w:ascii="Times New Roman" w:hAnsi="Times New Roman" w:cs="Times New Roman"/>
+          <w:sz w:val="24"/>
+          <w:szCs w:val="24"/>
+        </w:rPr>
+        <w:t xml:space="preserve">Finalmente, con el fin de generar gráficos interactivos y un </w:t>
+      </w:r>
+      <w:proofErr w:type="spellStart"/>
+      <w:r>
+        <w:rPr>
+          <w:rFonts w:ascii="Times New Roman" w:hAnsi="Times New Roman" w:cs="Times New Roman"/>
+          <w:sz w:val="24"/>
+          <w:szCs w:val="24"/>
+        </w:rPr>
+        <w:t>dashboard</w:t>
+      </w:r>
+      <w:proofErr w:type="spellEnd"/>
+      <w:r>
+        <w:rPr>
+          <w:rFonts w:ascii="Times New Roman" w:hAnsi="Times New Roman" w:cs="Times New Roman"/>
+          <w:sz w:val="24"/>
+          <w:szCs w:val="24"/>
+        </w:rPr>
+        <w:t xml:space="preserve"> profesional con la ayuda de Python, se generó el siguiente informe que se publica de forma local y que permite visualizar de mejor manera los datos de interés.</w:t>
+      </w:r>
+    </w:p>
+    <w:p>
+      <w:pPr>
+        <w:rPr>
+          <w:rFonts w:ascii="Times New Roman" w:hAnsi="Times New Roman" w:cs="Times New Roman"/>
+          <w:sz w:val="24"/>
+          <w:szCs w:val="24"/>
+        </w:rPr>
+      </w:pPr>
+      <w:r>
+        <w:rPr>
+          <w:rFonts w:ascii="Times New Roman" w:hAnsi="Times New Roman" w:cs="Times New Roman"/>
+          <w:sz w:val="24"/>
+          <w:szCs w:val="24"/>
+        </w:rPr>
+        <w:t xml:space="preserve">Inicialmente, nos encontramos con una vista de resumen que </w:t>
+      </w:r>
+      <w:r>
+        <w:rPr>
+          <w:rFonts w:ascii="Times New Roman" w:hAnsi="Times New Roman" w:cs="Times New Roman"/>
+          <w:sz w:val="24"/>
+          <w:szCs w:val="24"/>
+        </w:rPr>
+        <w:t>permite generar los filtros del tablero, así como los KPI con la información de las variables de interés.</w:t>
+      </w:r>
+    </w:p>
+    <w:p>
+      <w:pPr>
+        <w:keepNext/>
+      </w:pPr>
+      <w:r>
+        <w:rPr>
+          <w:rFonts w:ascii="Times New Roman" w:hAnsi="Times New Roman" w:cs="Times New Roman"/>
+          <w:sz w:val="24"/>
+          <w:szCs w:val="24"/>
+        </w:rPr>
+        <w:drawing>
+          <wp:inline distT="0" distB="0" distL="0" distR="0" wp14:anchorId="2DE1D1B3" wp14:editId="35C5DD87">
+            <wp:extent cx="5943600" cy="1673225"/>
+            <wp:effectExtent l="0" t="0" r="0" b="3175"/>
+            <wp:docPr id="1989282051" name="Imagen 1"/>
+            <wp:cNvGraphicFramePr>
+              <a:graphicFrameLocks xmlns:a="http://schemas.openxmlformats.org/drawingml/2006/main" noChangeAspect="1"/>
+            </wp:cNvGraphicFramePr>
+            <a:graphic xmlns:a="http://schemas.openxmlformats.org/drawingml/2006/main">
+              <a:graphicData uri="http://schemas.openxmlformats.org/drawingml/2006/picture">
+                <pic:pic xmlns:pic="http://schemas.openxmlformats.org/drawingml/2006/picture">
+                  <pic:nvPicPr>
+                    <pic:cNvPr id="1989282051" name=""/>
+                    <pic:cNvPicPr/>
+                  </pic:nvPicPr>
+                  <pic:blipFill>
+                    <a:blip r:embed="rId21"/>
+                    <a:stretch>
+                      <a:fillRect/>
+                    </a:stretch>
+                  </pic:blipFill>
+                  <pic:spPr>
+                    <a:xfrm>
+                      <a:off x="0" y="0"/>
+                      <a:ext cx="5943600" cy="1673225"/>
+                    </a:xfrm>
+                    <a:prstGeom prst="rect">
+                      <a:avLst/>
+                    </a:prstGeom>
+                  </pic:spPr>
+                </pic:pic>
+              </a:graphicData>
+            </a:graphic>
+          </wp:inline>
+        </w:drawing>
+      </w:r>
+    </w:p>
+    <w:p>
+      <w:pPr>
+        <w:pStyle w:val="Descripcin"/>
+        <w:jc w:val="center"/>
+        <w:rPr>
+          <w:rFonts w:ascii="Times New Roman" w:hAnsi="Times New Roman" w:cs="Times New Roman"/>
+          <w:i w:val="0"/>
+          <w:iCs w:val="0"/>
+          <w:color w:val="auto"/>
+          <w:sz w:val="20"/>
+          <w:szCs w:val="20"/>
+        </w:rPr>
+      </w:pPr>
+      <w:bookmarkStart w:id="21" w:name="_Toc240811976"/>
+      <w:r>
+        <w:rPr>
+          <w:rFonts w:ascii="Times New Roman" w:hAnsi="Times New Roman" w:cs="Times New Roman"/>
+          <w:i w:val="0"/>
+          <w:iCs w:val="0"/>
+          <w:color w:val="auto"/>
+          <w:sz w:val="20"/>
+          <w:szCs w:val="20"/>
+        </w:rPr>
+        <w:t xml:space="preserve">Ilustración </w:t>
+      </w:r>
+      <w:r>
+        <w:rPr>
+          <w:rFonts w:ascii="Times New Roman" w:hAnsi="Times New Roman" w:cs="Times New Roman"/>
+          <w:i w:val="0"/>
+          <w:iCs w:val="0"/>
+          <w:color w:val="auto"/>
+          <w:sz w:val="20"/>
+          <w:szCs w:val="20"/>
+        </w:rPr>
+        <w:fldChar w:fldCharType="begin"/>
+      </w:r>
+      <w:r>
+        <w:rPr>
+          <w:rFonts w:ascii="Times New Roman" w:hAnsi="Times New Roman" w:cs="Times New Roman"/>
+          <w:i w:val="0"/>
+          <w:iCs w:val="0"/>
+          <w:color w:val="auto"/>
+          <w:sz w:val="20"/>
+          <w:szCs w:val="20"/>
+        </w:rPr>
+        <w:instrText xml:space="preserve"> SEQ Ilustración \* ARABIC </w:instrText>
+      </w:r>
+      <w:r>
+        <w:rPr>
+          <w:rFonts w:ascii="Times New Roman" w:hAnsi="Times New Roman" w:cs="Times New Roman"/>
+          <w:i w:val="0"/>
+          <w:iCs w:val="0"/>
+          <w:color w:val="auto"/>
+          <w:sz w:val="20"/>
+          <w:szCs w:val="20"/>
+        </w:rPr>
+        <w:fldChar w:fldCharType="separate"/>
+      </w:r>
+      <w:r>
+        <w:rPr>
+          <w:rFonts w:ascii="Times New Roman" w:hAnsi="Times New Roman" w:cs="Times New Roman"/>
+          <w:i w:val="0"/>
+          <w:iCs w:val="0"/>
+          <w:noProof/>
+          <w:color w:val="auto"/>
+          <w:sz w:val="20"/>
+          <w:szCs w:val="20"/>
+        </w:rPr>
+        <w:t>10</w:t>
+      </w:r>
+      <w:r>
+        <w:rPr>
+          <w:rFonts w:ascii="Times New Roman" w:hAnsi="Times New Roman" w:cs="Times New Roman"/>
+          <w:i w:val="0"/>
+          <w:iCs w:val="0"/>
+          <w:color w:val="auto"/>
+          <w:sz w:val="20"/>
+          <w:szCs w:val="20"/>
+        </w:rPr>
+        <w:fldChar w:fldCharType="end"/>
+      </w:r>
+      <w:r>
+        <w:rPr>
+          <w:rFonts w:ascii="Times New Roman" w:hAnsi="Times New Roman" w:cs="Times New Roman"/>
+          <w:i w:val="0"/>
+          <w:iCs w:val="0"/>
+          <w:color w:val="auto"/>
+          <w:sz w:val="20"/>
+          <w:szCs w:val="20"/>
+        </w:rPr>
+        <w:t>. Vista general del reporte</w:t>
+      </w:r>
+      <w:bookmarkEnd w:id="21"/>
+    </w:p>
+    <w:p>
+      <w:pPr>
+        <w:rPr>
+          <w:rFonts w:ascii="Times New Roman" w:hAnsi="Times New Roman" w:cs="Times New Roman"/>
+          <w:sz w:val="24"/>
+          <w:szCs w:val="24"/>
+        </w:rPr>
+      </w:pPr>
+      <w:r>
+        <w:rPr>
+          <w:rFonts w:ascii="Times New Roman" w:hAnsi="Times New Roman" w:cs="Times New Roman"/>
+          <w:sz w:val="24"/>
+          <w:szCs w:val="24"/>
+        </w:rPr>
+        <w:t>Una vez se filtran los datos, las tarjetas y los gráficos se actualizan automáticamente, permitiendo analizar diferentes características de los datos. En este caso, las listas desplegables permiten seleccionar más de una opción de búsqueda y el control deslizante del precio permite establecer un rango de precios.</w:t>
+      </w:r>
+      <w:r>
+        <w:rPr>
+          <w:rFonts w:ascii="Times New Roman" w:hAnsi="Times New Roman" w:cs="Times New Roman"/>
+          <w:sz w:val="24"/>
+          <w:szCs w:val="24"/>
+        </w:rPr>
+        <w:t xml:space="preserve"> A manera de ejemplo, se presentan dos departamentos, Antioquia y </w:t>
+      </w:r>
+      <w:r>
+        <w:rPr>
+          <w:rFonts w:ascii="Times New Roman" w:hAnsi="Times New Roman" w:cs="Times New Roman"/>
+          <w:sz w:val="24"/>
+          <w:szCs w:val="24"/>
+        </w:rPr>
+        <w:t>Tolima</w:t>
+      </w:r>
+      <w:r>
+        <w:rPr>
+          <w:rFonts w:ascii="Times New Roman" w:hAnsi="Times New Roman" w:cs="Times New Roman"/>
+          <w:sz w:val="24"/>
+          <w:szCs w:val="24"/>
+        </w:rPr>
+        <w:t>, en las categorías de comida colombiana y china entre 0 y 40 USD</w:t>
+      </w:r>
+    </w:p>
+    <w:p>
+      <w:pPr>
+        <w:keepNext/>
+      </w:pPr>
+      <w:r>
+        <w:rPr>
+          <w:rFonts w:ascii="Times New Roman" w:hAnsi="Times New Roman" w:cs="Times New Roman"/>
+          <w:sz w:val="24"/>
+          <w:szCs w:val="24"/>
+        </w:rPr>
+        <w:drawing>
+          <wp:inline distT="0" distB="0" distL="0" distR="0" wp14:anchorId="629C83D3" wp14:editId="36BE011D">
+            <wp:extent cx="5943600" cy="1318895"/>
+            <wp:effectExtent l="0" t="0" r="0" b="0"/>
+            <wp:docPr id="1130768615" name="Imagen 1" descr="Interfaz de usuario gráfica, Texto, Aplicación&#10;&#10;Descripción generada automáticamente"/>
+            <wp:cNvGraphicFramePr>
+              <a:graphicFrameLocks xmlns:a="http://schemas.openxmlformats.org/drawingml/2006/main" noChangeAspect="1"/>
+            </wp:cNvGraphicFramePr>
+            <a:graphic xmlns:a="http://schemas.openxmlformats.org/drawingml/2006/main">
+              <a:graphicData uri="http://schemas.openxmlformats.org/drawingml/2006/picture">
+                <pic:pic xmlns:pic="http://schemas.openxmlformats.org/drawingml/2006/picture">
+                  <pic:nvPicPr>
+                    <pic:cNvPr id="1130768615" name="Imagen 1" descr="Interfaz de usuario gráfica, Texto, Aplicación&#10;&#10;Descripción generada automáticamente"/>
+                    <pic:cNvPicPr/>
+                  </pic:nvPicPr>
+                  <pic:blipFill>
+                    <a:blip r:embed="rId22"/>
+                    <a:stretch>
+                      <a:fillRect/>
+                    </a:stretch>
+                  </pic:blipFill>
+                  <pic:spPr>
+                    <a:xfrm>
+                      <a:off x="0" y="0"/>
+                      <a:ext cx="5943600" cy="1318895"/>
+                    </a:xfrm>
+                    <a:prstGeom prst="rect">
+                      <a:avLst/>
+                    </a:prstGeom>
+                  </pic:spPr>
+                </pic:pic>
+              </a:graphicData>
+            </a:graphic>
+          </wp:inline>
+        </w:drawing>
+      </w:r>
+    </w:p>
+    <w:p>
+      <w:pPr>
+        <w:pStyle w:val="Descripcin"/>
+        <w:jc w:val="center"/>
+        <w:rPr>
+          <w:rFonts w:ascii="Times New Roman" w:hAnsi="Times New Roman" w:cs="Times New Roman"/>
+          <w:i w:val="0"/>
+          <w:iCs w:val="0"/>
+          <w:color w:val="auto"/>
+          <w:sz w:val="20"/>
+          <w:szCs w:val="20"/>
+        </w:rPr>
+      </w:pPr>
+      <w:bookmarkStart w:id="22" w:name="_Toc240811977"/>
+      <w:r>
+        <w:rPr>
+          <w:rFonts w:ascii="Times New Roman" w:hAnsi="Times New Roman" w:cs="Times New Roman"/>
+          <w:i w:val="0"/>
+          <w:iCs w:val="0"/>
+          <w:color w:val="auto"/>
+          <w:sz w:val="20"/>
+          <w:szCs w:val="20"/>
+        </w:rPr>
+        <w:t xml:space="preserve">Ilustración </w:t>
+      </w:r>
+      <w:r>
+        <w:rPr>
+          <w:rFonts w:ascii="Times New Roman" w:hAnsi="Times New Roman" w:cs="Times New Roman"/>
+          <w:i w:val="0"/>
+          <w:iCs w:val="0"/>
+          <w:color w:val="auto"/>
+          <w:sz w:val="20"/>
+          <w:szCs w:val="20"/>
+        </w:rPr>
+        <w:fldChar w:fldCharType="begin"/>
+      </w:r>
+      <w:r>
+        <w:rPr>
+          <w:rFonts w:ascii="Times New Roman" w:hAnsi="Times New Roman" w:cs="Times New Roman"/>
+          <w:i w:val="0"/>
+          <w:iCs w:val="0"/>
+          <w:color w:val="auto"/>
+          <w:sz w:val="20"/>
+          <w:szCs w:val="20"/>
+        </w:rPr>
+        <w:instrText xml:space="preserve"> SEQ Ilustración \* ARABIC </w:instrText>
+      </w:r>
+      <w:r>
+        <w:rPr>
+          <w:rFonts w:ascii="Times New Roman" w:hAnsi="Times New Roman" w:cs="Times New Roman"/>
+          <w:i w:val="0"/>
+          <w:iCs w:val="0"/>
+          <w:color w:val="auto"/>
+          <w:sz w:val="20"/>
+          <w:szCs w:val="20"/>
+        </w:rPr>
+        <w:fldChar w:fldCharType="separate"/>
+      </w:r>
+      <w:r>
+        <w:rPr>
+          <w:rFonts w:ascii="Times New Roman" w:hAnsi="Times New Roman" w:cs="Times New Roman"/>
+          <w:i w:val="0"/>
+          <w:iCs w:val="0"/>
+          <w:noProof/>
+          <w:color w:val="auto"/>
+          <w:sz w:val="20"/>
+          <w:szCs w:val="20"/>
+        </w:rPr>
+        <w:t>11</w:t>
+      </w:r>
+      <w:r>
+        <w:rPr>
+          <w:rFonts w:ascii="Times New Roman" w:hAnsi="Times New Roman" w:cs="Times New Roman"/>
+          <w:i w:val="0"/>
+          <w:iCs w:val="0"/>
+          <w:color w:val="auto"/>
+          <w:sz w:val="20"/>
+          <w:szCs w:val="20"/>
+        </w:rPr>
+        <w:fldChar w:fldCharType="end"/>
+      </w:r>
+      <w:r>
+        <w:rPr>
+          <w:rFonts w:ascii="Times New Roman" w:hAnsi="Times New Roman" w:cs="Times New Roman"/>
+          <w:i w:val="0"/>
+          <w:iCs w:val="0"/>
+          <w:color w:val="auto"/>
+          <w:sz w:val="20"/>
+          <w:szCs w:val="20"/>
+        </w:rPr>
+        <w:t xml:space="preserve">. Vista filtrada por el departamento de Antioquia y Tolima, para la comida colombiana y china con precios entre 0 </w:t>
+      </w:r>
+      <w:proofErr w:type="gramStart"/>
+      <w:r>
+        <w:rPr>
+          <w:rFonts w:ascii="Times New Roman" w:hAnsi="Times New Roman" w:cs="Times New Roman"/>
+          <w:i w:val="0"/>
+          <w:iCs w:val="0"/>
+          <w:color w:val="auto"/>
+          <w:sz w:val="20"/>
+          <w:szCs w:val="20"/>
+        </w:rPr>
+        <w:t>y  40</w:t>
+      </w:r>
+      <w:proofErr w:type="gramEnd"/>
+      <w:r>
+        <w:rPr>
+          <w:rFonts w:ascii="Times New Roman" w:hAnsi="Times New Roman" w:cs="Times New Roman"/>
+          <w:i w:val="0"/>
+          <w:iCs w:val="0"/>
+          <w:color w:val="auto"/>
+          <w:sz w:val="20"/>
+          <w:szCs w:val="20"/>
+        </w:rPr>
+        <w:t xml:space="preserve"> USD</w:t>
+      </w:r>
+      <w:bookmarkEnd w:id="22"/>
+    </w:p>
+    <w:p>
+      <w:pPr>
+        <w:rPr>
+          <w:rFonts w:ascii="Times New Roman" w:hAnsi="Times New Roman" w:cs="Times New Roman"/>
+          <w:sz w:val="24"/>
+          <w:szCs w:val="24"/>
+        </w:rPr>
+      </w:pPr>
+    </w:p>
+    <w:p>
+      <w:pPr>
+        <w:rPr>
+          <w:rFonts w:ascii="Times New Roman" w:hAnsi="Times New Roman" w:cs="Times New Roman"/>
+          <w:sz w:val="24"/>
+          <w:szCs w:val="24"/>
+        </w:rPr>
+      </w:pPr>
+      <w:r>
+        <w:rPr>
+          <w:rFonts w:ascii="Times New Roman" w:hAnsi="Times New Roman" w:cs="Times New Roman"/>
+          <w:sz w:val="24"/>
+          <w:szCs w:val="24"/>
+        </w:rPr>
+        <w:t>En la primera pestaña de “Dispersión y Burbujas” podemos observar un gráfico de burbujas donde comparamos el precio promedio (USD) y la calificación recibida; adicionalmente, el tamaño de la burbuja define la cantidad de reseñas recibidas. Podemos observar que no parece existir una relación entre el precio y la calificación recibida. Por otro lado, se puede observar que, a pesar de que hay mayor cantidad de reseñas de comida china, la comida colombiana tiene mayor puntuación promedio. También se observa que la franja de precios se mantiene entre los 8 y 4</w:t>
+      </w:r>
+      <w:r>
+        <w:rPr>
+          <w:rFonts w:ascii="Times New Roman" w:hAnsi="Times New Roman" w:cs="Times New Roman"/>
+          <w:sz w:val="24"/>
+          <w:szCs w:val="24"/>
+        </w:rPr>
+        <w:t>2</w:t>
+      </w:r>
+      <w:r>
+        <w:rPr>
+          <w:rFonts w:ascii="Times New Roman" w:hAnsi="Times New Roman" w:cs="Times New Roman"/>
+          <w:sz w:val="24"/>
+          <w:szCs w:val="24"/>
+        </w:rPr>
+        <w:t xml:space="preserve"> USD aproximadamente.</w:t>
+      </w:r>
+      <w:r>
+        <w:rPr>
+          <w:rFonts w:ascii="Times New Roman" w:hAnsi="Times New Roman" w:cs="Times New Roman"/>
+          <w:sz w:val="24"/>
+          <w:szCs w:val="24"/>
+        </w:rPr>
+        <w:t xml:space="preserve"> </w:t>
+      </w:r>
+      <w:r>
+        <w:rPr>
+          <w:rFonts w:ascii="Times New Roman" w:hAnsi="Times New Roman" w:cs="Times New Roman"/>
+          <w:sz w:val="24"/>
+          <w:szCs w:val="24"/>
+        </w:rPr>
+        <w:t>Finalmente, se puede observar que el precio promedio de la comida colombiana tiende a ser más alto en ambos departamentos en comparación con la comida china.</w:t>
+      </w:r>
+    </w:p>
+    <w:p>
+      <w:pPr>
+        <w:keepNext/>
+      </w:pPr>
+      <w:r>
+        <w:rPr>
+          <w:rFonts w:ascii="Times New Roman" w:hAnsi="Times New Roman" w:cs="Times New Roman"/>
+          <w:sz w:val="24"/>
+          <w:szCs w:val="24"/>
+        </w:rPr>
+        <w:lastRenderedPageBreak/>
+        <w:drawing>
+          <wp:inline distT="0" distB="0" distL="0" distR="0" wp14:anchorId="06F0623F" wp14:editId="659C2FAC">
+            <wp:extent cx="5943600" cy="2018665"/>
+            <wp:effectExtent l="0" t="0" r="0" b="635"/>
+            <wp:docPr id="644402694" name="Imagen 1"/>
+            <wp:cNvGraphicFramePr>
+              <a:graphicFrameLocks xmlns:a="http://schemas.openxmlformats.org/drawingml/2006/main" noChangeAspect="1"/>
+            </wp:cNvGraphicFramePr>
+            <a:graphic xmlns:a="http://schemas.openxmlformats.org/drawingml/2006/main">
+              <a:graphicData uri="http://schemas.openxmlformats.org/drawingml/2006/picture">
+                <pic:pic xmlns:pic="http://schemas.openxmlformats.org/drawingml/2006/picture">
+                  <pic:nvPicPr>
+                    <pic:cNvPr id="644402694" name=""/>
+                    <pic:cNvPicPr/>
+                  </pic:nvPicPr>
+                  <pic:blipFill>
+                    <a:blip r:embed="rId23"/>
+                    <a:stretch>
+                      <a:fillRect/>
+                    </a:stretch>
+                  </pic:blipFill>
+                  <pic:spPr>
+                    <a:xfrm>
+                      <a:off x="0" y="0"/>
+                      <a:ext cx="5943600" cy="2018665"/>
+                    </a:xfrm>
+                    <a:prstGeom prst="rect">
+                      <a:avLst/>
+                    </a:prstGeom>
+                  </pic:spPr>
+                </pic:pic>
+              </a:graphicData>
+            </a:graphic>
+          </wp:inline>
+        </w:drawing>
+      </w:r>
+    </w:p>
+    <w:p>
+      <w:pPr>
+        <w:pStyle w:val="Descripcin"/>
+        <w:jc w:val="center"/>
+        <w:rPr>
+          <w:rFonts w:ascii="Times New Roman" w:hAnsi="Times New Roman" w:cs="Times New Roman"/>
+          <w:i w:val="0"/>
+          <w:iCs w:val="0"/>
+          <w:color w:val="auto"/>
+          <w:sz w:val="20"/>
+          <w:szCs w:val="20"/>
+        </w:rPr>
+      </w:pPr>
+      <w:bookmarkStart w:id="23" w:name="_Toc240811978"/>
+      <w:r>
+        <w:rPr>
+          <w:rFonts w:ascii="Times New Roman" w:hAnsi="Times New Roman" w:cs="Times New Roman"/>
+          <w:i w:val="0"/>
+          <w:iCs w:val="0"/>
+          <w:color w:val="auto"/>
+          <w:sz w:val="20"/>
+          <w:szCs w:val="20"/>
+        </w:rPr>
+        <w:t xml:space="preserve">Ilustración </w:t>
+      </w:r>
+      <w:r>
+        <w:rPr>
+          <w:rFonts w:ascii="Times New Roman" w:hAnsi="Times New Roman" w:cs="Times New Roman"/>
+          <w:i w:val="0"/>
+          <w:iCs w:val="0"/>
+          <w:color w:val="auto"/>
+          <w:sz w:val="20"/>
+          <w:szCs w:val="20"/>
+        </w:rPr>
+        <w:fldChar w:fldCharType="begin"/>
+      </w:r>
+      <w:r>
+        <w:rPr>
+          <w:rFonts w:ascii="Times New Roman" w:hAnsi="Times New Roman" w:cs="Times New Roman"/>
+          <w:i w:val="0"/>
+          <w:iCs w:val="0"/>
+          <w:color w:val="auto"/>
+          <w:sz w:val="20"/>
+          <w:szCs w:val="20"/>
+        </w:rPr>
+        <w:instrText xml:space="preserve"> SEQ Ilustración \* ARABIC </w:instrText>
+      </w:r>
+      <w:r>
+        <w:rPr>
+          <w:rFonts w:ascii="Times New Roman" w:hAnsi="Times New Roman" w:cs="Times New Roman"/>
+          <w:i w:val="0"/>
+          <w:iCs w:val="0"/>
+          <w:color w:val="auto"/>
+          <w:sz w:val="20"/>
+          <w:szCs w:val="20"/>
+        </w:rPr>
+        <w:fldChar w:fldCharType="separate"/>
+      </w:r>
+      <w:r>
+        <w:rPr>
+          <w:rFonts w:ascii="Times New Roman" w:hAnsi="Times New Roman" w:cs="Times New Roman"/>
+          <w:i w:val="0"/>
+          <w:iCs w:val="0"/>
+          <w:noProof/>
+          <w:color w:val="auto"/>
+          <w:sz w:val="20"/>
+          <w:szCs w:val="20"/>
+        </w:rPr>
+        <w:t>12</w:t>
+      </w:r>
+      <w:r>
+        <w:rPr>
+          <w:rFonts w:ascii="Times New Roman" w:hAnsi="Times New Roman" w:cs="Times New Roman"/>
+          <w:i w:val="0"/>
+          <w:iCs w:val="0"/>
+          <w:color w:val="auto"/>
+          <w:sz w:val="20"/>
+          <w:szCs w:val="20"/>
+        </w:rPr>
+        <w:fldChar w:fldCharType="end"/>
+      </w:r>
+      <w:r>
+        <w:rPr>
+          <w:rFonts w:ascii="Times New Roman" w:hAnsi="Times New Roman" w:cs="Times New Roman"/>
+          <w:i w:val="0"/>
+          <w:iCs w:val="0"/>
+          <w:color w:val="auto"/>
+          <w:sz w:val="20"/>
+          <w:szCs w:val="20"/>
+        </w:rPr>
+        <w:t>. Gráfico de burbujas del precio promedio y la calificación con tamaños definidos por la cantidad de reseñas</w:t>
+      </w:r>
+      <w:bookmarkEnd w:id="23"/>
+    </w:p>
+    <w:p>
+      <w:pPr>
+        <w:keepNext/>
+      </w:pPr>
+      <w:r>
+        <w:rPr>
+          <w:rFonts w:ascii="Times New Roman" w:hAnsi="Times New Roman" w:cs="Times New Roman"/>
+          <w:sz w:val="24"/>
+          <w:szCs w:val="24"/>
+        </w:rPr>
+        <w:drawing>
+          <wp:inline distT="0" distB="0" distL="0" distR="0" wp14:anchorId="4E2F1163" wp14:editId="3B70DB78">
+            <wp:extent cx="5943600" cy="1612265"/>
+            <wp:effectExtent l="0" t="0" r="0" b="6985"/>
+            <wp:docPr id="268807120" name="Imagen 1" descr="Gráfico&#10;&#10;Descripción generada automáticamente"/>
+            <wp:cNvGraphicFramePr>
+              <a:graphicFrameLocks xmlns:a="http://schemas.openxmlformats.org/drawingml/2006/main" noChangeAspect="1"/>
+            </wp:cNvGraphicFramePr>
+            <a:graphic xmlns:a="http://schemas.openxmlformats.org/drawingml/2006/main">
+              <a:graphicData uri="http://schemas.openxmlformats.org/drawingml/2006/picture">
+                <pic:pic xmlns:pic="http://schemas.openxmlformats.org/drawingml/2006/picture">
+                  <pic:nvPicPr>
+                    <pic:cNvPr id="268807120" name="Imagen 1" descr="Gráfico&#10;&#10;Descripción generada automáticamente"/>
+                    <pic:cNvPicPr/>
+                  </pic:nvPicPr>
+                  <pic:blipFill>
+                    <a:blip r:embed="rId24"/>
+                    <a:stretch>
+                      <a:fillRect/>
+                    </a:stretch>
+                  </pic:blipFill>
+                  <pic:spPr>
+                    <a:xfrm>
+                      <a:off x="0" y="0"/>
+                      <a:ext cx="5943600" cy="1612265"/>
+                    </a:xfrm>
+                    <a:prstGeom prst="rect">
+                      <a:avLst/>
+                    </a:prstGeom>
+                  </pic:spPr>
+                </pic:pic>
+              </a:graphicData>
+            </a:graphic>
+          </wp:inline>
+        </w:drawing>
+      </w:r>
+    </w:p>
+    <w:p>
+      <w:pPr>
+        <w:pStyle w:val="Descripcin"/>
+        <w:jc w:val="center"/>
+        <w:rPr>
+          <w:rFonts w:ascii="Times New Roman" w:hAnsi="Times New Roman" w:cs="Times New Roman"/>
+          <w:i w:val="0"/>
+          <w:iCs w:val="0"/>
+          <w:color w:val="auto"/>
+          <w:sz w:val="20"/>
+          <w:szCs w:val="20"/>
+        </w:rPr>
+      </w:pPr>
+      <w:bookmarkStart w:id="24" w:name="_Toc240811979"/>
+      <w:r>
+        <w:rPr>
+          <w:rFonts w:ascii="Times New Roman" w:hAnsi="Times New Roman" w:cs="Times New Roman"/>
+          <w:i w:val="0"/>
+          <w:iCs w:val="0"/>
+          <w:color w:val="auto"/>
+          <w:sz w:val="20"/>
+          <w:szCs w:val="20"/>
+        </w:rPr>
+        <w:t xml:space="preserve">Ilustración </w:t>
+      </w:r>
+      <w:r>
+        <w:rPr>
+          <w:rFonts w:ascii="Times New Roman" w:hAnsi="Times New Roman" w:cs="Times New Roman"/>
+          <w:i w:val="0"/>
+          <w:iCs w:val="0"/>
+          <w:color w:val="auto"/>
+          <w:sz w:val="20"/>
+          <w:szCs w:val="20"/>
+        </w:rPr>
+        <w:fldChar w:fldCharType="begin"/>
+      </w:r>
+      <w:r>
+        <w:rPr>
+          <w:rFonts w:ascii="Times New Roman" w:hAnsi="Times New Roman" w:cs="Times New Roman"/>
+          <w:i w:val="0"/>
+          <w:iCs w:val="0"/>
+          <w:color w:val="auto"/>
+          <w:sz w:val="20"/>
+          <w:szCs w:val="20"/>
+        </w:rPr>
+        <w:instrText xml:space="preserve"> SEQ Ilustración \* ARABIC </w:instrText>
+      </w:r>
+      <w:r>
+        <w:rPr>
+          <w:rFonts w:ascii="Times New Roman" w:hAnsi="Times New Roman" w:cs="Times New Roman"/>
+          <w:i w:val="0"/>
+          <w:iCs w:val="0"/>
+          <w:color w:val="auto"/>
+          <w:sz w:val="20"/>
+          <w:szCs w:val="20"/>
+        </w:rPr>
+        <w:fldChar w:fldCharType="separate"/>
+      </w:r>
+      <w:r>
+        <w:rPr>
+          <w:rFonts w:ascii="Times New Roman" w:hAnsi="Times New Roman" w:cs="Times New Roman"/>
+          <w:i w:val="0"/>
+          <w:iCs w:val="0"/>
+          <w:noProof/>
+          <w:color w:val="auto"/>
+          <w:sz w:val="20"/>
+          <w:szCs w:val="20"/>
+        </w:rPr>
+        <w:t>13</w:t>
+      </w:r>
+      <w:r>
+        <w:rPr>
+          <w:rFonts w:ascii="Times New Roman" w:hAnsi="Times New Roman" w:cs="Times New Roman"/>
+          <w:i w:val="0"/>
+          <w:iCs w:val="0"/>
+          <w:color w:val="auto"/>
+          <w:sz w:val="20"/>
+          <w:szCs w:val="20"/>
+        </w:rPr>
+        <w:fldChar w:fldCharType="end"/>
+      </w:r>
+      <w:r>
+        <w:rPr>
+          <w:rFonts w:ascii="Times New Roman" w:hAnsi="Times New Roman" w:cs="Times New Roman"/>
+          <w:i w:val="0"/>
+          <w:iCs w:val="0"/>
+          <w:color w:val="auto"/>
+          <w:sz w:val="20"/>
+          <w:szCs w:val="20"/>
+        </w:rPr>
+        <w:t>. Gráficos con la distribución de las reseñas promedio por categoría con escala de colores por calificación (Izquierda) y categoría por departamento con escala de colores por precio promedio (Derecha)</w:t>
+      </w:r>
+      <w:bookmarkEnd w:id="24"/>
+    </w:p>
+    <w:p>
+      <w:pPr>
+        <w:rPr>
+          <w:rFonts w:ascii="Times New Roman" w:hAnsi="Times New Roman" w:cs="Times New Roman"/>
+          <w:sz w:val="24"/>
+          <w:szCs w:val="24"/>
+        </w:rPr>
+      </w:pPr>
+    </w:p>
+    <w:p>
+      <w:pPr>
+        <w:rPr>
+          <w:rFonts w:ascii="Times New Roman" w:hAnsi="Times New Roman" w:cs="Times New Roman"/>
+          <w:sz w:val="24"/>
+          <w:szCs w:val="24"/>
+        </w:rPr>
+      </w:pPr>
+      <w:r>
+        <w:rPr>
+          <w:rFonts w:ascii="Times New Roman" w:hAnsi="Times New Roman" w:cs="Times New Roman"/>
+          <w:sz w:val="24"/>
+          <w:szCs w:val="24"/>
+        </w:rPr>
+        <w:t>En la segunda pestaña de “Correlaciones” podemos observar las posibles relaciones que hay entre las diferentes variables de análisis. Inicialmente, en la matriz de correlación, podemos observar que no hay una correlación entre las variables, Calificación, Número de reseñas y Precio promedio.</w:t>
+      </w:r>
+    </w:p>
+    <w:p>
+      <w:pPr>
+        <w:rPr>
+          <w:rFonts w:ascii="Times New Roman" w:hAnsi="Times New Roman" w:cs="Times New Roman"/>
+          <w:sz w:val="24"/>
+          <w:szCs w:val="24"/>
+        </w:rPr>
+      </w:pPr>
+    </w:p>
+    <w:p>
+      <w:pPr>
+        <w:rPr>
+          <w:rFonts w:ascii="Times New Roman" w:hAnsi="Times New Roman" w:cs="Times New Roman"/>
+          <w:sz w:val="24"/>
+          <w:szCs w:val="24"/>
+        </w:rPr>
+      </w:pPr>
+      <w:r>
+        <w:rPr>
+          <w:rFonts w:ascii="Times New Roman" w:hAnsi="Times New Roman" w:cs="Times New Roman"/>
+          <w:sz w:val="24"/>
+          <w:szCs w:val="24"/>
+        </w:rPr>
+        <w:t>Si bien hay una posible relación inversamente proporcional entre el precio promedio y la calificación, se puede observar con el R</w:t>
+      </w:r>
+      <w:r>
+        <w:rPr>
+          <w:rFonts w:ascii="Times New Roman" w:hAnsi="Times New Roman" w:cs="Times New Roman"/>
+          <w:sz w:val="24"/>
+          <w:szCs w:val="24"/>
+          <w:vertAlign w:val="superscript"/>
+        </w:rPr>
+        <w:t>2</w:t>
+      </w:r>
+      <w:r>
+        <w:rPr>
+          <w:rFonts w:ascii="Times New Roman" w:hAnsi="Times New Roman" w:cs="Times New Roman"/>
+          <w:sz w:val="24"/>
+          <w:szCs w:val="24"/>
+        </w:rPr>
+        <w:t xml:space="preserve"> de la ecuación de la línea de regresión que nos indica que no hay una relación lineal entre estas dos variables.</w:t>
+      </w:r>
+    </w:p>
+    <w:p>
+      <w:pPr>
+        <w:keepNext/>
+      </w:pPr>
+      <w:r>
+        <w:rPr>
+          <w:rFonts w:ascii="Times New Roman" w:hAnsi="Times New Roman" w:cs="Times New Roman"/>
+          <w:sz w:val="24"/>
+          <w:szCs w:val="24"/>
+        </w:rPr>
+        <w:lastRenderedPageBreak/>
+        <w:drawing>
+          <wp:inline distT="0" distB="0" distL="0" distR="0" wp14:anchorId="7674A920" wp14:editId="2F0FBD39">
+            <wp:extent cx="5943600" cy="1692275"/>
+            <wp:effectExtent l="0" t="0" r="0" b="3175"/>
+            <wp:docPr id="689783541" name="Imagen 1" descr="Interfaz de usuario gráfica, Aplicación, Teams&#10;&#10;Descripción generada automáticamente"/>
+            <wp:cNvGraphicFramePr>
+              <a:graphicFrameLocks xmlns:a="http://schemas.openxmlformats.org/drawingml/2006/main" noChangeAspect="1"/>
+            </wp:cNvGraphicFramePr>
+            <a:graphic xmlns:a="http://schemas.openxmlformats.org/drawingml/2006/main">
+              <a:graphicData uri="http://schemas.openxmlformats.org/drawingml/2006/picture">
+                <pic:pic xmlns:pic="http://schemas.openxmlformats.org/drawingml/2006/picture">
+                  <pic:nvPicPr>
+                    <pic:cNvPr id="689783541" name="Imagen 1" descr="Interfaz de usuario gráfica, Aplicación, Teams&#10;&#10;Descripción generada automáticamente"/>
+                    <pic:cNvPicPr/>
+                  </pic:nvPicPr>
+                  <pic:blipFill>
+                    <a:blip r:embed="rId25"/>
+                    <a:stretch>
+                      <a:fillRect/>
+                    </a:stretch>
+                  </pic:blipFill>
+                  <pic:spPr>
+                    <a:xfrm>
+                      <a:off x="0" y="0"/>
+                      <a:ext cx="5943600" cy="1692275"/>
+                    </a:xfrm>
+                    <a:prstGeom prst="rect">
+                      <a:avLst/>
+                    </a:prstGeom>
+                  </pic:spPr>
+                </pic:pic>
+              </a:graphicData>
+            </a:graphic>
+          </wp:inline>
+        </w:drawing>
+      </w:r>
+    </w:p>
+    <w:p>
+      <w:pPr>
+        <w:pStyle w:val="Descripcin"/>
+        <w:jc w:val="center"/>
+        <w:rPr>
+          <w:rFonts w:ascii="Times New Roman" w:hAnsi="Times New Roman" w:cs="Times New Roman"/>
+          <w:i w:val="0"/>
+          <w:iCs w:val="0"/>
+          <w:color w:val="auto"/>
+          <w:sz w:val="20"/>
+          <w:szCs w:val="20"/>
+        </w:rPr>
+      </w:pPr>
+      <w:bookmarkStart w:id="25" w:name="_Toc240811980"/>
+      <w:r>
+        <w:rPr>
+          <w:rFonts w:ascii="Times New Roman" w:hAnsi="Times New Roman" w:cs="Times New Roman"/>
+          <w:i w:val="0"/>
+          <w:iCs w:val="0"/>
+          <w:color w:val="auto"/>
+          <w:sz w:val="20"/>
+          <w:szCs w:val="20"/>
+        </w:rPr>
+        <w:t xml:space="preserve">Ilustración </w:t>
+      </w:r>
+      <w:r>
+        <w:rPr>
+          <w:rFonts w:ascii="Times New Roman" w:hAnsi="Times New Roman" w:cs="Times New Roman"/>
+          <w:i w:val="0"/>
+          <w:iCs w:val="0"/>
+          <w:color w:val="auto"/>
+          <w:sz w:val="20"/>
+          <w:szCs w:val="20"/>
+        </w:rPr>
+        <w:fldChar w:fldCharType="begin"/>
+      </w:r>
+      <w:r>
+        <w:rPr>
+          <w:rFonts w:ascii="Times New Roman" w:hAnsi="Times New Roman" w:cs="Times New Roman"/>
+          <w:i w:val="0"/>
+          <w:iCs w:val="0"/>
+          <w:color w:val="auto"/>
+          <w:sz w:val="20"/>
+          <w:szCs w:val="20"/>
+        </w:rPr>
+        <w:instrText xml:space="preserve"> SEQ Ilustración \* ARABIC </w:instrText>
+      </w:r>
+      <w:r>
+        <w:rPr>
+          <w:rFonts w:ascii="Times New Roman" w:hAnsi="Times New Roman" w:cs="Times New Roman"/>
+          <w:i w:val="0"/>
+          <w:iCs w:val="0"/>
+          <w:color w:val="auto"/>
+          <w:sz w:val="20"/>
+          <w:szCs w:val="20"/>
+        </w:rPr>
+        <w:fldChar w:fldCharType="separate"/>
+      </w:r>
+      <w:r>
+        <w:rPr>
+          <w:rFonts w:ascii="Times New Roman" w:hAnsi="Times New Roman" w:cs="Times New Roman"/>
+          <w:i w:val="0"/>
+          <w:iCs w:val="0"/>
+          <w:noProof/>
+          <w:color w:val="auto"/>
+          <w:sz w:val="20"/>
+          <w:szCs w:val="20"/>
+        </w:rPr>
+        <w:t>14</w:t>
+      </w:r>
+      <w:r>
+        <w:rPr>
+          <w:rFonts w:ascii="Times New Roman" w:hAnsi="Times New Roman" w:cs="Times New Roman"/>
+          <w:i w:val="0"/>
+          <w:iCs w:val="0"/>
+          <w:color w:val="auto"/>
+          <w:sz w:val="20"/>
+          <w:szCs w:val="20"/>
+        </w:rPr>
+        <w:fldChar w:fldCharType="end"/>
+      </w:r>
+      <w:r>
+        <w:rPr>
+          <w:rFonts w:ascii="Times New Roman" w:hAnsi="Times New Roman" w:cs="Times New Roman"/>
+          <w:i w:val="0"/>
+          <w:iCs w:val="0"/>
+          <w:color w:val="auto"/>
+          <w:sz w:val="20"/>
+          <w:szCs w:val="20"/>
+        </w:rPr>
+        <w:t>. Matriz de correlación entre las variables de estudio</w:t>
+      </w:r>
+      <w:bookmarkEnd w:id="25"/>
+    </w:p>
+    <w:p>
+      <w:pPr>
+        <w:keepNext/>
+      </w:pPr>
+      <w:r>
+        <w:rPr>
+          <w:rFonts w:ascii="Times New Roman" w:hAnsi="Times New Roman" w:cs="Times New Roman"/>
+          <w:sz w:val="24"/>
+          <w:szCs w:val="24"/>
+        </w:rPr>
+        <w:drawing>
+          <wp:inline distT="0" distB="0" distL="0" distR="0" wp14:anchorId="32622A13" wp14:editId="79367C11">
+            <wp:extent cx="5943600" cy="1462405"/>
+            <wp:effectExtent l="0" t="0" r="0" b="4445"/>
+            <wp:docPr id="551755886" name="Imagen 1" descr="Interfaz de usuario gráfica, Aplicación&#10;&#10;Descripción generada automáticamente"/>
+            <wp:cNvGraphicFramePr>
+              <a:graphicFrameLocks xmlns:a="http://schemas.openxmlformats.org/drawingml/2006/main" noChangeAspect="1"/>
+            </wp:cNvGraphicFramePr>
+            <a:graphic xmlns:a="http://schemas.openxmlformats.org/drawingml/2006/main">
+              <a:graphicData uri="http://schemas.openxmlformats.org/drawingml/2006/picture">
+                <pic:pic xmlns:pic="http://schemas.openxmlformats.org/drawingml/2006/picture">
+                  <pic:nvPicPr>
+                    <pic:cNvPr id="551755886" name="Imagen 1" descr="Interfaz de usuario gráfica, Aplicación&#10;&#10;Descripción generada automáticamente"/>
+                    <pic:cNvPicPr/>
+                  </pic:nvPicPr>
+                  <pic:blipFill>
+                    <a:blip r:embed="rId26"/>
+                    <a:stretch>
+                      <a:fillRect/>
+                    </a:stretch>
+                  </pic:blipFill>
+                  <pic:spPr>
+                    <a:xfrm>
+                      <a:off x="0" y="0"/>
+                      <a:ext cx="5943600" cy="1462405"/>
+                    </a:xfrm>
+                    <a:prstGeom prst="rect">
+                      <a:avLst/>
+                    </a:prstGeom>
+                  </pic:spPr>
+                </pic:pic>
+              </a:graphicData>
+            </a:graphic>
+          </wp:inline>
+        </w:drawing>
+      </w:r>
+    </w:p>
+    <w:p>
+      <w:pPr>
+        <w:pStyle w:val="Descripcin"/>
+        <w:jc w:val="center"/>
+        <w:rPr>
+          <w:rFonts w:ascii="Times New Roman" w:hAnsi="Times New Roman" w:cs="Times New Roman"/>
+          <w:i w:val="0"/>
+          <w:iCs w:val="0"/>
+          <w:color w:val="auto"/>
+          <w:sz w:val="20"/>
+          <w:szCs w:val="20"/>
+        </w:rPr>
+      </w:pPr>
+      <w:bookmarkStart w:id="26" w:name="_Toc240811981"/>
+      <w:r>
+        <w:rPr>
+          <w:rFonts w:ascii="Times New Roman" w:hAnsi="Times New Roman" w:cs="Times New Roman"/>
+          <w:i w:val="0"/>
+          <w:iCs w:val="0"/>
+          <w:color w:val="auto"/>
+          <w:sz w:val="20"/>
+          <w:szCs w:val="20"/>
+        </w:rPr>
+        <w:t xml:space="preserve">Ilustración </w:t>
+      </w:r>
+      <w:r>
+        <w:rPr>
+          <w:rFonts w:ascii="Times New Roman" w:hAnsi="Times New Roman" w:cs="Times New Roman"/>
+          <w:i w:val="0"/>
+          <w:iCs w:val="0"/>
+          <w:color w:val="auto"/>
+          <w:sz w:val="20"/>
+          <w:szCs w:val="20"/>
+        </w:rPr>
+        <w:fldChar w:fldCharType="begin"/>
+      </w:r>
+      <w:r>
+        <w:rPr>
+          <w:rFonts w:ascii="Times New Roman" w:hAnsi="Times New Roman" w:cs="Times New Roman"/>
+          <w:i w:val="0"/>
+          <w:iCs w:val="0"/>
+          <w:color w:val="auto"/>
+          <w:sz w:val="20"/>
+          <w:szCs w:val="20"/>
+        </w:rPr>
+        <w:instrText xml:space="preserve"> SEQ Ilustración \* ARABIC </w:instrText>
+      </w:r>
+      <w:r>
+        <w:rPr>
+          <w:rFonts w:ascii="Times New Roman" w:hAnsi="Times New Roman" w:cs="Times New Roman"/>
+          <w:i w:val="0"/>
+          <w:iCs w:val="0"/>
+          <w:color w:val="auto"/>
+          <w:sz w:val="20"/>
+          <w:szCs w:val="20"/>
+        </w:rPr>
+        <w:fldChar w:fldCharType="separate"/>
+      </w:r>
+      <w:r>
+        <w:rPr>
+          <w:rFonts w:ascii="Times New Roman" w:hAnsi="Times New Roman" w:cs="Times New Roman"/>
+          <w:i w:val="0"/>
+          <w:iCs w:val="0"/>
+          <w:noProof/>
+          <w:color w:val="auto"/>
+          <w:sz w:val="20"/>
+          <w:szCs w:val="20"/>
+        </w:rPr>
+        <w:t>15</w:t>
+      </w:r>
+      <w:r>
+        <w:rPr>
+          <w:rFonts w:ascii="Times New Roman" w:hAnsi="Times New Roman" w:cs="Times New Roman"/>
+          <w:i w:val="0"/>
+          <w:iCs w:val="0"/>
+          <w:color w:val="auto"/>
+          <w:sz w:val="20"/>
+          <w:szCs w:val="20"/>
+        </w:rPr>
+        <w:fldChar w:fldCharType="end"/>
+      </w:r>
+      <w:r>
+        <w:rPr>
+          <w:rFonts w:ascii="Times New Roman" w:hAnsi="Times New Roman" w:cs="Times New Roman"/>
+          <w:i w:val="0"/>
+          <w:iCs w:val="0"/>
+          <w:color w:val="auto"/>
+          <w:sz w:val="20"/>
+          <w:szCs w:val="20"/>
+        </w:rPr>
+        <w:t>. Gráfico de dispersión para las variables de precio promedio y calificación</w:t>
+      </w:r>
+      <w:bookmarkEnd w:id="26"/>
+    </w:p>
+    <w:p>
+      <w:pPr>
+        <w:rPr>
+          <w:rFonts w:ascii="Times New Roman" w:hAnsi="Times New Roman" w:cs="Times New Roman"/>
+          <w:sz w:val="24"/>
+          <w:szCs w:val="24"/>
+        </w:rPr>
+      </w:pPr>
+    </w:p>
+    <w:p>
+      <w:pPr>
+        <w:keepNext/>
+      </w:pPr>
+      <w:r>
+        <w:rPr>
+          <w:rFonts w:ascii="Times New Roman" w:hAnsi="Times New Roman" w:cs="Times New Roman"/>
+          <w:sz w:val="24"/>
+          <w:szCs w:val="24"/>
+        </w:rPr>
+        <w:drawing>
+          <wp:inline distT="0" distB="0" distL="0" distR="0" wp14:anchorId="3220C01C" wp14:editId="2F01D553">
+            <wp:extent cx="5943600" cy="1433195"/>
+            <wp:effectExtent l="0" t="0" r="0" b="0"/>
+            <wp:docPr id="2126311207" name="Imagen 1" descr="Aplicación&#10;&#10;Descripción generada automáticamente con confianza media"/>
+            <wp:cNvGraphicFramePr>
+              <a:graphicFrameLocks xmlns:a="http://schemas.openxmlformats.org/drawingml/2006/main" noChangeAspect="1"/>
+            </wp:cNvGraphicFramePr>
+            <a:graphic xmlns:a="http://schemas.openxmlformats.org/drawingml/2006/main">
+              <a:graphicData uri="http://schemas.openxmlformats.org/drawingml/2006/picture">
+                <pic:pic xmlns:pic="http://schemas.openxmlformats.org/drawingml/2006/picture">
+                  <pic:nvPicPr>
+                    <pic:cNvPr id="2126311207" name="Imagen 1" descr="Aplicación&#10;&#10;Descripción generada automáticamente con confianza media"/>
+                    <pic:cNvPicPr/>
+                  </pic:nvPicPr>
+                  <pic:blipFill>
+                    <a:blip r:embed="rId27"/>
+                    <a:stretch>
+                      <a:fillRect/>
+                    </a:stretch>
+                  </pic:blipFill>
+                  <pic:spPr>
+                    <a:xfrm>
+                      <a:off x="0" y="0"/>
+                      <a:ext cx="5943600" cy="1433195"/>
+                    </a:xfrm>
+                    <a:prstGeom prst="rect">
+                      <a:avLst/>
+                    </a:prstGeom>
+                  </pic:spPr>
+                </pic:pic>
+              </a:graphicData>
+            </a:graphic>
+          </wp:inline>
+        </w:drawing>
+      </w:r>
+    </w:p>
+    <w:p>
+      <w:pPr>
+        <w:pStyle w:val="Descripcin"/>
+        <w:jc w:val="center"/>
+        <w:rPr>
+          <w:rFonts w:ascii="Times New Roman" w:hAnsi="Times New Roman" w:cs="Times New Roman"/>
+          <w:i w:val="0"/>
+          <w:iCs w:val="0"/>
+          <w:color w:val="auto"/>
+          <w:sz w:val="20"/>
+          <w:szCs w:val="20"/>
+        </w:rPr>
+      </w:pPr>
+      <w:bookmarkStart w:id="27" w:name="_Toc240811982"/>
+      <w:r>
+        <w:rPr>
+          <w:rFonts w:ascii="Times New Roman" w:hAnsi="Times New Roman" w:cs="Times New Roman"/>
+          <w:i w:val="0"/>
+          <w:iCs w:val="0"/>
+          <w:color w:val="auto"/>
+          <w:sz w:val="20"/>
+          <w:szCs w:val="20"/>
+        </w:rPr>
+        <w:t xml:space="preserve">Ilustración </w:t>
+      </w:r>
+      <w:r>
+        <w:rPr>
+          <w:rFonts w:ascii="Times New Roman" w:hAnsi="Times New Roman" w:cs="Times New Roman"/>
+          <w:i w:val="0"/>
+          <w:iCs w:val="0"/>
+          <w:color w:val="auto"/>
+          <w:sz w:val="20"/>
+          <w:szCs w:val="20"/>
+        </w:rPr>
+        <w:fldChar w:fldCharType="begin"/>
+      </w:r>
+      <w:r>
+        <w:rPr>
+          <w:rFonts w:ascii="Times New Roman" w:hAnsi="Times New Roman" w:cs="Times New Roman"/>
+          <w:i w:val="0"/>
+          <w:iCs w:val="0"/>
+          <w:color w:val="auto"/>
+          <w:sz w:val="20"/>
+          <w:szCs w:val="20"/>
+        </w:rPr>
+        <w:instrText xml:space="preserve"> SEQ Ilustración \* ARABIC </w:instrText>
+      </w:r>
+      <w:r>
+        <w:rPr>
+          <w:rFonts w:ascii="Times New Roman" w:hAnsi="Times New Roman" w:cs="Times New Roman"/>
+          <w:i w:val="0"/>
+          <w:iCs w:val="0"/>
+          <w:color w:val="auto"/>
+          <w:sz w:val="20"/>
+          <w:szCs w:val="20"/>
+        </w:rPr>
+        <w:fldChar w:fldCharType="separate"/>
+      </w:r>
+      <w:r>
+        <w:rPr>
+          <w:rFonts w:ascii="Times New Roman" w:hAnsi="Times New Roman" w:cs="Times New Roman"/>
+          <w:i w:val="0"/>
+          <w:iCs w:val="0"/>
+          <w:noProof/>
+          <w:color w:val="auto"/>
+          <w:sz w:val="20"/>
+          <w:szCs w:val="20"/>
+        </w:rPr>
+        <w:t>16</w:t>
+      </w:r>
+      <w:r>
+        <w:rPr>
+          <w:rFonts w:ascii="Times New Roman" w:hAnsi="Times New Roman" w:cs="Times New Roman"/>
+          <w:i w:val="0"/>
+          <w:iCs w:val="0"/>
+          <w:color w:val="auto"/>
+          <w:sz w:val="20"/>
+          <w:szCs w:val="20"/>
+        </w:rPr>
+        <w:fldChar w:fldCharType="end"/>
+      </w:r>
+      <w:r>
+        <w:rPr>
+          <w:rFonts w:ascii="Times New Roman" w:hAnsi="Times New Roman" w:cs="Times New Roman"/>
+          <w:i w:val="0"/>
+          <w:iCs w:val="0"/>
+          <w:color w:val="auto"/>
+          <w:sz w:val="20"/>
+          <w:szCs w:val="20"/>
+        </w:rPr>
+        <w:t>. Gráfico de dispersión para las variables de número de reseñas y calificación</w:t>
+      </w:r>
+      <w:bookmarkEnd w:id="27"/>
+    </w:p>
+    <w:p>
+      <w:pPr>
+        <w:rPr>
+          <w:rFonts w:ascii="Times New Roman" w:hAnsi="Times New Roman" w:cs="Times New Roman"/>
+          <w:sz w:val="24"/>
+          <w:szCs w:val="24"/>
+        </w:rPr>
+      </w:pPr>
+    </w:p>
+    <w:p>
+      <w:pPr>
+        <w:keepNext/>
+      </w:pPr>
+      <w:r>
+        <w:rPr>
+          <w:rFonts w:ascii="Times New Roman" w:hAnsi="Times New Roman" w:cs="Times New Roman"/>
+          <w:sz w:val="24"/>
+          <w:szCs w:val="24"/>
+        </w:rPr>
+        <w:drawing>
+          <wp:inline distT="0" distB="0" distL="0" distR="0" wp14:anchorId="1117D7A1" wp14:editId="3C8E70BA">
+            <wp:extent cx="5943600" cy="1497330"/>
+            <wp:effectExtent l="0" t="0" r="0" b="7620"/>
+            <wp:docPr id="1821785759" name="Imagen 1" descr="Interfaz de usuario gráfica, Aplicación&#10;&#10;Descripción generada automáticamente"/>
+            <wp:cNvGraphicFramePr>
+              <a:graphicFrameLocks xmlns:a="http://schemas.openxmlformats.org/drawingml/2006/main" noChangeAspect="1"/>
+            </wp:cNvGraphicFramePr>
+            <a:graphic xmlns:a="http://schemas.openxmlformats.org/drawingml/2006/main">
+              <a:graphicData uri="http://schemas.openxmlformats.org/drawingml/2006/picture">
+                <pic:pic xmlns:pic="http://schemas.openxmlformats.org/drawingml/2006/picture">
+                  <pic:nvPicPr>
+                    <pic:cNvPr id="1821785759" name="Imagen 1" descr="Interfaz de usuario gráfica, Aplicación&#10;&#10;Descripción generada automáticamente"/>
+                    <pic:cNvPicPr/>
+                  </pic:nvPicPr>
+                  <pic:blipFill>
+                    <a:blip r:embed="rId28"/>
+                    <a:stretch>
+                      <a:fillRect/>
+                    </a:stretch>
+                  </pic:blipFill>
+                  <pic:spPr>
+                    <a:xfrm>
+                      <a:off x="0" y="0"/>
+                      <a:ext cx="5943600" cy="1497330"/>
+                    </a:xfrm>
+                    <a:prstGeom prst="rect">
+                      <a:avLst/>
+                    </a:prstGeom>
+                  </pic:spPr>
+                </pic:pic>
+              </a:graphicData>
+            </a:graphic>
+          </wp:inline>
+        </w:drawing>
+      </w:r>
+    </w:p>
+    <w:p>
+      <w:pPr>
+        <w:pStyle w:val="Descripcin"/>
+        <w:jc w:val="center"/>
+        <w:rPr>
+          <w:rFonts w:ascii="Times New Roman" w:hAnsi="Times New Roman" w:cs="Times New Roman"/>
+          <w:i w:val="0"/>
+          <w:iCs w:val="0"/>
+          <w:color w:val="auto"/>
+          <w:sz w:val="20"/>
+          <w:szCs w:val="20"/>
+        </w:rPr>
+      </w:pPr>
+      <w:bookmarkStart w:id="28" w:name="_Toc240811983"/>
+      <w:r>
+        <w:rPr>
+          <w:rFonts w:ascii="Times New Roman" w:hAnsi="Times New Roman" w:cs="Times New Roman"/>
+          <w:i w:val="0"/>
+          <w:iCs w:val="0"/>
+          <w:color w:val="auto"/>
+          <w:sz w:val="20"/>
+          <w:szCs w:val="20"/>
+        </w:rPr>
+        <w:t xml:space="preserve">Ilustración </w:t>
+      </w:r>
+      <w:r>
+        <w:rPr>
+          <w:rFonts w:ascii="Times New Roman" w:hAnsi="Times New Roman" w:cs="Times New Roman"/>
+          <w:i w:val="0"/>
+          <w:iCs w:val="0"/>
+          <w:color w:val="auto"/>
+          <w:sz w:val="20"/>
+          <w:szCs w:val="20"/>
+        </w:rPr>
+        <w:fldChar w:fldCharType="begin"/>
+      </w:r>
+      <w:r>
+        <w:rPr>
+          <w:rFonts w:ascii="Times New Roman" w:hAnsi="Times New Roman" w:cs="Times New Roman"/>
+          <w:i w:val="0"/>
+          <w:iCs w:val="0"/>
+          <w:color w:val="auto"/>
+          <w:sz w:val="20"/>
+          <w:szCs w:val="20"/>
+        </w:rPr>
+        <w:instrText xml:space="preserve"> SEQ Ilustración \* ARABIC </w:instrText>
+      </w:r>
+      <w:r>
+        <w:rPr>
+          <w:rFonts w:ascii="Times New Roman" w:hAnsi="Times New Roman" w:cs="Times New Roman"/>
+          <w:i w:val="0"/>
+          <w:iCs w:val="0"/>
+          <w:color w:val="auto"/>
+          <w:sz w:val="20"/>
+          <w:szCs w:val="20"/>
+        </w:rPr>
+        <w:fldChar w:fldCharType="separate"/>
+      </w:r>
+      <w:r>
+        <w:rPr>
+          <w:rFonts w:ascii="Times New Roman" w:hAnsi="Times New Roman" w:cs="Times New Roman"/>
+          <w:i w:val="0"/>
+          <w:iCs w:val="0"/>
+          <w:noProof/>
+          <w:color w:val="auto"/>
+          <w:sz w:val="20"/>
+          <w:szCs w:val="20"/>
+        </w:rPr>
+        <w:t>17</w:t>
+      </w:r>
+      <w:r>
+        <w:rPr>
+          <w:rFonts w:ascii="Times New Roman" w:hAnsi="Times New Roman" w:cs="Times New Roman"/>
+          <w:i w:val="0"/>
+          <w:iCs w:val="0"/>
+          <w:color w:val="auto"/>
+          <w:sz w:val="20"/>
+          <w:szCs w:val="20"/>
+        </w:rPr>
+        <w:fldChar w:fldCharType="end"/>
+      </w:r>
+      <w:r>
+        <w:rPr>
+          <w:rFonts w:ascii="Times New Roman" w:hAnsi="Times New Roman" w:cs="Times New Roman"/>
+          <w:i w:val="0"/>
+          <w:iCs w:val="0"/>
+          <w:color w:val="auto"/>
+          <w:sz w:val="20"/>
+          <w:szCs w:val="20"/>
+        </w:rPr>
+        <w:t>. Gráfico de dispersión para las variables de precio promedio y número de reseñas</w:t>
+      </w:r>
+      <w:bookmarkEnd w:id="28"/>
+    </w:p>
+    <w:p>
+      <w:pPr>
+        <w:rPr>
+          <w:rFonts w:ascii="Times New Roman" w:hAnsi="Times New Roman" w:cs="Times New Roman"/>
+          <w:sz w:val="24"/>
+          <w:szCs w:val="24"/>
+        </w:rPr>
+      </w:pPr>
+    </w:p>
+    <w:p>
+      <w:pPr>
+        <w:rPr>
+          <w:rFonts w:ascii="Times New Roman" w:hAnsi="Times New Roman" w:cs="Times New Roman"/>
+          <w:sz w:val="24"/>
+          <w:szCs w:val="24"/>
+        </w:rPr>
+      </w:pPr>
+      <w:r>
+        <w:rPr>
+          <w:rFonts w:ascii="Times New Roman" w:hAnsi="Times New Roman" w:cs="Times New Roman"/>
+          <w:sz w:val="24"/>
+          <w:szCs w:val="24"/>
+        </w:rPr>
+        <w:t>Finalmente, en la última pestaña, se puede observar el “Mapa Geoespacial”</w:t>
+      </w:r>
+      <w:r>
+        <w:rPr>
+          <w:rFonts w:ascii="Times New Roman" w:hAnsi="Times New Roman" w:cs="Times New Roman"/>
+          <w:sz w:val="24"/>
+          <w:szCs w:val="24"/>
+        </w:rPr>
+        <w:t xml:space="preserve"> que, similar al ejemplo anterior con la librería </w:t>
+      </w:r>
+      <w:proofErr w:type="spellStart"/>
+      <w:r>
+        <w:rPr>
+          <w:rFonts w:ascii="Times New Roman" w:hAnsi="Times New Roman" w:cs="Times New Roman"/>
+          <w:sz w:val="24"/>
+          <w:szCs w:val="24"/>
+        </w:rPr>
+        <w:t>Folium</w:t>
+      </w:r>
+      <w:proofErr w:type="spellEnd"/>
+      <w:r>
+        <w:rPr>
+          <w:rFonts w:ascii="Times New Roman" w:hAnsi="Times New Roman" w:cs="Times New Roman"/>
+          <w:sz w:val="24"/>
+          <w:szCs w:val="24"/>
+        </w:rPr>
+        <w:t>, permite observar marcadores en una vista de mapa y acceder a la información almacenada en cada uno de estos.</w:t>
+      </w:r>
+    </w:p>
+    <w:p>
+      <w:pPr>
+        <w:keepNext/>
+      </w:pPr>
+      <w:r>
+        <w:rPr>
+          <w:rFonts w:ascii="Times New Roman" w:hAnsi="Times New Roman" w:cs="Times New Roman"/>
+          <w:sz w:val="24"/>
+          <w:szCs w:val="24"/>
+        </w:rPr>
+        <w:drawing>
+          <wp:inline distT="0" distB="0" distL="0" distR="0" wp14:anchorId="0D6278BB" wp14:editId="60537152">
+            <wp:extent cx="5943600" cy="2509520"/>
+            <wp:effectExtent l="0" t="0" r="0" b="5080"/>
+            <wp:docPr id="921969564" name="Imagen 1"/>
+            <wp:cNvGraphicFramePr>
+              <a:graphicFrameLocks xmlns:a="http://schemas.openxmlformats.org/drawingml/2006/main" noChangeAspect="1"/>
+            </wp:cNvGraphicFramePr>
+            <a:graphic xmlns:a="http://schemas.openxmlformats.org/drawingml/2006/main">
+              <a:graphicData uri="http://schemas.openxmlformats.org/drawingml/2006/picture">
+                <pic:pic xmlns:pic="http://schemas.openxmlformats.org/drawingml/2006/picture">
+                  <pic:nvPicPr>
+                    <pic:cNvPr id="921969564" name=""/>
+                    <pic:cNvPicPr/>
+                  </pic:nvPicPr>
+                  <pic:blipFill>
+                    <a:blip r:embed="rId29"/>
+                    <a:stretch>
+                      <a:fillRect/>
+                    </a:stretch>
+                  </pic:blipFill>
+                  <pic:spPr>
+                    <a:xfrm>
+                      <a:off x="0" y="0"/>
+                      <a:ext cx="5943600" cy="2509520"/>
+                    </a:xfrm>
+                    <a:prstGeom prst="rect">
+                      <a:avLst/>
+                    </a:prstGeom>
+                  </pic:spPr>
+                </pic:pic>
+              </a:graphicData>
+            </a:graphic>
+          </wp:inline>
+        </w:drawing>
+      </w:r>
+    </w:p>
+    <w:p>
+      <w:pPr>
+        <w:pStyle w:val="Descripcin"/>
+        <w:jc w:val="center"/>
+        <w:rPr>
+          <w:rFonts w:ascii="Times New Roman" w:hAnsi="Times New Roman" w:cs="Times New Roman"/>
+          <w:i w:val="0"/>
+          <w:iCs w:val="0"/>
+          <w:color w:val="auto"/>
+          <w:sz w:val="20"/>
+          <w:szCs w:val="20"/>
+        </w:rPr>
+      </w:pPr>
+      <w:bookmarkStart w:id="29" w:name="_Toc240811984"/>
+      <w:r>
+        <w:rPr>
+          <w:rFonts w:ascii="Times New Roman" w:hAnsi="Times New Roman" w:cs="Times New Roman"/>
+          <w:i w:val="0"/>
+          <w:iCs w:val="0"/>
+          <w:color w:val="auto"/>
+          <w:sz w:val="20"/>
+          <w:szCs w:val="20"/>
+        </w:rPr>
+        <w:t xml:space="preserve">Ilustración </w:t>
+      </w:r>
+      <w:r>
+        <w:rPr>
+          <w:rFonts w:ascii="Times New Roman" w:hAnsi="Times New Roman" w:cs="Times New Roman"/>
+          <w:i w:val="0"/>
+          <w:iCs w:val="0"/>
+          <w:color w:val="auto"/>
+          <w:sz w:val="20"/>
+          <w:szCs w:val="20"/>
+        </w:rPr>
+        <w:fldChar w:fldCharType="begin"/>
+      </w:r>
+      <w:r>
+        <w:rPr>
+          <w:rFonts w:ascii="Times New Roman" w:hAnsi="Times New Roman" w:cs="Times New Roman"/>
+          <w:i w:val="0"/>
+          <w:iCs w:val="0"/>
+          <w:color w:val="auto"/>
+          <w:sz w:val="20"/>
+          <w:szCs w:val="20"/>
+        </w:rPr>
+        <w:instrText xml:space="preserve"> SEQ Ilustración \* ARABIC </w:instrText>
+      </w:r>
+      <w:r>
+        <w:rPr>
+          <w:rFonts w:ascii="Times New Roman" w:hAnsi="Times New Roman" w:cs="Times New Roman"/>
+          <w:i w:val="0"/>
+          <w:iCs w:val="0"/>
+          <w:color w:val="auto"/>
+          <w:sz w:val="20"/>
+          <w:szCs w:val="20"/>
+        </w:rPr>
+        <w:fldChar w:fldCharType="separate"/>
+      </w:r>
+      <w:r>
+        <w:rPr>
+          <w:rFonts w:ascii="Times New Roman" w:hAnsi="Times New Roman" w:cs="Times New Roman"/>
+          <w:i w:val="0"/>
+          <w:iCs w:val="0"/>
+          <w:noProof/>
+          <w:color w:val="auto"/>
+          <w:sz w:val="20"/>
+          <w:szCs w:val="20"/>
+        </w:rPr>
+        <w:t>18</w:t>
+      </w:r>
+      <w:r>
+        <w:rPr>
+          <w:rFonts w:ascii="Times New Roman" w:hAnsi="Times New Roman" w:cs="Times New Roman"/>
+          <w:i w:val="0"/>
+          <w:iCs w:val="0"/>
+          <w:color w:val="auto"/>
+          <w:sz w:val="20"/>
+          <w:szCs w:val="20"/>
+        </w:rPr>
+        <w:fldChar w:fldCharType="end"/>
+      </w:r>
+      <w:r>
+        <w:rPr>
+          <w:rFonts w:ascii="Times New Roman" w:hAnsi="Times New Roman" w:cs="Times New Roman"/>
+          <w:i w:val="0"/>
+          <w:iCs w:val="0"/>
+          <w:color w:val="auto"/>
+          <w:sz w:val="20"/>
+          <w:szCs w:val="20"/>
+        </w:rPr>
+        <w:t>. Vista del mapa con los marcadores interactivos para los departamentos de Antioquia y Tolima</w:t>
+      </w:r>
+      <w:bookmarkEnd w:id="29"/>
+    </w:p>
+    <w:p>
+      <w:pPr>
+        <w:rPr>
+          <w:rFonts w:ascii="Times New Roman" w:hAnsi="Times New Roman" w:cs="Times New Roman"/>
+          <w:sz w:val="24"/>
+          <w:szCs w:val="24"/>
+        </w:rPr>
+      </w:pPr>
+    </w:p>
+    <w:p>
+      <w:pPr>
+        <w:keepNext/>
+      </w:pPr>
+      <w:r>
+        <w:rPr>
+          <w:rFonts w:ascii="Times New Roman" w:hAnsi="Times New Roman" w:cs="Times New Roman"/>
+          <w:sz w:val="24"/>
+          <w:szCs w:val="24"/>
+        </w:rPr>
+        <w:drawing>
+          <wp:inline distT="0" distB="0" distL="0" distR="0" wp14:anchorId="6ED3E558" wp14:editId="5F817670">
+            <wp:extent cx="5943600" cy="2519680"/>
+            <wp:effectExtent l="0" t="0" r="0" b="0"/>
+            <wp:docPr id="154907136" name="Imagen 1"/>
+            <wp:cNvGraphicFramePr>
+              <a:graphicFrameLocks xmlns:a="http://schemas.openxmlformats.org/drawingml/2006/main" noChangeAspect="1"/>
+            </wp:cNvGraphicFramePr>
+            <a:graphic xmlns:a="http://schemas.openxmlformats.org/drawingml/2006/main">
+              <a:graphicData uri="http://schemas.openxmlformats.org/drawingml/2006/picture">
+                <pic:pic xmlns:pic="http://schemas.openxmlformats.org/drawingml/2006/picture">
+                  <pic:nvPicPr>
+                    <pic:cNvPr id="154907136" name=""/>
+                    <pic:cNvPicPr/>
+                  </pic:nvPicPr>
+                  <pic:blipFill>
+                    <a:blip r:embed="rId30"/>
+                    <a:stretch>
+                      <a:fillRect/>
+                    </a:stretch>
+                  </pic:blipFill>
+                  <pic:spPr>
+                    <a:xfrm>
+                      <a:off x="0" y="0"/>
+                      <a:ext cx="5943600" cy="2519680"/>
+                    </a:xfrm>
+                    <a:prstGeom prst="rect">
+                      <a:avLst/>
+                    </a:prstGeom>
+                  </pic:spPr>
+                </pic:pic>
+              </a:graphicData>
+            </a:graphic>
+          </wp:inline>
+        </w:drawing>
+      </w:r>
+    </w:p>
+    <w:p>
+      <w:pPr>
+        <w:pStyle w:val="Descripcin"/>
+        <w:jc w:val="center"/>
+        <w:rPr>
+          <w:rFonts w:ascii="Times New Roman" w:hAnsi="Times New Roman" w:cs="Times New Roman"/>
+          <w:i w:val="0"/>
+          <w:iCs w:val="0"/>
+          <w:color w:val="auto"/>
+          <w:sz w:val="20"/>
+          <w:szCs w:val="20"/>
+        </w:rPr>
+      </w:pPr>
+      <w:bookmarkStart w:id="30" w:name="_Toc240811985"/>
+      <w:r>
+        <w:rPr>
+          <w:rFonts w:ascii="Times New Roman" w:hAnsi="Times New Roman" w:cs="Times New Roman"/>
+          <w:i w:val="0"/>
+          <w:iCs w:val="0"/>
+          <w:color w:val="auto"/>
+          <w:sz w:val="20"/>
+          <w:szCs w:val="20"/>
+        </w:rPr>
+        <w:t xml:space="preserve">Ilustración </w:t>
+      </w:r>
+      <w:r>
+        <w:rPr>
+          <w:rFonts w:ascii="Times New Roman" w:hAnsi="Times New Roman" w:cs="Times New Roman"/>
+          <w:i w:val="0"/>
+          <w:iCs w:val="0"/>
+          <w:color w:val="auto"/>
+          <w:sz w:val="20"/>
+          <w:szCs w:val="20"/>
+        </w:rPr>
+        <w:fldChar w:fldCharType="begin"/>
+      </w:r>
+      <w:r>
+        <w:rPr>
+          <w:rFonts w:ascii="Times New Roman" w:hAnsi="Times New Roman" w:cs="Times New Roman"/>
+          <w:i w:val="0"/>
+          <w:iCs w:val="0"/>
+          <w:color w:val="auto"/>
+          <w:sz w:val="20"/>
+          <w:szCs w:val="20"/>
+        </w:rPr>
+        <w:instrText xml:space="preserve"> SEQ Ilustración \* ARABIC </w:instrText>
+      </w:r>
+      <w:r>
+        <w:rPr>
+          <w:rFonts w:ascii="Times New Roman" w:hAnsi="Times New Roman" w:cs="Times New Roman"/>
+          <w:i w:val="0"/>
+          <w:iCs w:val="0"/>
+          <w:color w:val="auto"/>
+          <w:sz w:val="20"/>
+          <w:szCs w:val="20"/>
+        </w:rPr>
+        <w:fldChar w:fldCharType="separate"/>
+      </w:r>
+      <w:r>
+        <w:rPr>
+          <w:rFonts w:ascii="Times New Roman" w:hAnsi="Times New Roman" w:cs="Times New Roman"/>
+          <w:i w:val="0"/>
+          <w:iCs w:val="0"/>
+          <w:noProof/>
+          <w:color w:val="auto"/>
+          <w:sz w:val="20"/>
+          <w:szCs w:val="20"/>
+        </w:rPr>
+        <w:t>19</w:t>
+      </w:r>
+      <w:r>
+        <w:rPr>
+          <w:rFonts w:ascii="Times New Roman" w:hAnsi="Times New Roman" w:cs="Times New Roman"/>
+          <w:i w:val="0"/>
+          <w:iCs w:val="0"/>
+          <w:color w:val="auto"/>
+          <w:sz w:val="20"/>
+          <w:szCs w:val="20"/>
+        </w:rPr>
+        <w:fldChar w:fldCharType="end"/>
+      </w:r>
+      <w:r>
+        <w:rPr>
+          <w:rFonts w:ascii="Times New Roman" w:hAnsi="Times New Roman" w:cs="Times New Roman"/>
+          <w:i w:val="0"/>
+          <w:iCs w:val="0"/>
+          <w:color w:val="auto"/>
+          <w:sz w:val="20"/>
+          <w:szCs w:val="20"/>
+        </w:rPr>
+        <w:t>. Ejemplo del funcionamiento del comportamiento de los marcadores para desplegar la información almacenada en ellos</w:t>
+      </w:r>
+      <w:bookmarkEnd w:id="30"/>
     </w:p>
     <w:p>
       <w:pPr>
@@ -9058,6 +13098,7 @@
           <w:lang w:val="en-US"/>
         </w:rPr>
       </w:pPr>
+      <w:bookmarkStart w:id="31" w:name="_Toc240811941"/>
       <w:r>
         <w:rPr>
           <w:rFonts w:ascii="Times New Roman" w:hAnsi="Times New Roman" w:cs="Times New Roman"/>
@@ -9097,9 +13138,13 @@
         </w:rPr>
         <w:t xml:space="preserve"> IBM Cognitive "Data Visualization with Python"</w:t>
       </w:r>
-    </w:p>
-    <w:p>
-      <w:r>
+      <w:bookmarkEnd w:id="31"/>
+    </w:p>
+    <w:p>
+      <w:r>
+        <w:rPr>
+          <w:noProof/>
+        </w:rPr>
         <w:drawing>
           <wp:inline distT="0" distB="0" distL="0" distR="0" wp14:anchorId="4BE43F1F" wp14:editId="4F5F9761">
             <wp:extent cx="5943600" cy="3672840"/>
@@ -9116,7 +13161,7 @@
                     <pic:cNvPicPr/>
                   </pic:nvPicPr>
                   <pic:blipFill>
-                    <a:blip r:embed="rId21"/>
+                    <a:blip r:embed="rId31"/>
                     <a:stretch>
                       <a:fillRect/>
                     </a:stretch>
@@ -11761,6 +15806,7 @@
   <w:style w:type="character" w:default="1" w:styleId="Fuentedeprrafopredeter">
     <w:name w:val="Default Paragraph Font"/>
     <w:uiPriority w:val="1"/>
+    <w:semiHidden/>
     <w:unhideWhenUsed/>
   </w:style>
   <w:style w:type="table" w:default="1" w:styleId="Tablanormal">
@@ -12208,6 +16254,17 @@
       <w:szCs w:val="20"/>
     </w:rPr>
   </w:style>
+  <w:style w:type="character" w:styleId="Textoennegrita">
+    <w:name w:val="Strong"/>
+    <w:basedOn w:val="Fuentedeprrafopredeter"/>
+    <w:uiPriority w:val="22"/>
+    <w:qFormat/>
+    <w:rsid w:val="00A12F28"/>
+    <w:rPr>
+      <w:b/>
+      <w:bCs/>
+    </w:rPr>
+  </w:style>
 </w:styles>
 </file>
 
